--- a/ISAC_Diablos_Rojos_Guia_Base_Modelado.docx
+++ b/ISAC_Diablos_Rojos_Guia_Base_Modelado.docx
@@ -6383,6 +6383,202 @@
     </w:p>
     <w:p>
       <w:pPr>
+        <w:pStyle w:val="Heading2"/>
+      </w:pPr>
+      <w:r>
+        <w:t>13.3 Cierre metodológico: arsenal fold-safe y season-forward</w:t>
+      </w:r>
+    </w:p>
+    <w:p>
+      <w:pPr/>
+      <w:r>
+        <w:rPr>
+          <w:b/>
+        </w:rPr>
+        <w:t>04_fold_safe_arsenal.py — CERRADO. Registro de cierre: 17 de septiembre de 2026.</w:t>
+      </w:r>
+    </w:p>
+    <w:p>
+      <w:pPr/>
+      <w:r>
+        <w:t>Objetivo. Construir features de arsenal específicas del pitcher sin leakage, aprendiendo toda referencia dependiente del pitcher exclusivamente de la información permitida por el esquema de validación. El bloque define, valida y audita las referencias; no entrena modelos ni prueba todavía el valor predictivo incremental del arsenal.</w:t>
+      </w:r>
+    </w:p>
+    <w:p>
+      <w:pPr>
+        <w:pStyle w:val="Heading3"/>
+      </w:pPr>
+      <w:r>
+        <w:t>Dos preguntas de validación independientes</w:t>
+      </w:r>
+    </w:p>
+    <w:p>
+      <w:pPr/>
+      <w:r>
+        <w:t>Unseen pitcher → Physical Stuff. El pitcher holdout de 03 se conserva: train y test no comparten pitchers (intersección = 0). Al no existir historial de los pitchers de test dentro de train, las siete features de arsenal permanecen 100% ausentes en test. Es comportamiento esperado del pipeline, no un error. La cobertura de referencia FB dentro de train es aproximadamente 97.89%.</w:t>
+      </w:r>
+    </w:p>
+    <w:p>
+      <w:pPr/>
+      <w:r>
+        <w:t>Known pitcher / future season → Physical Stuff + Historical Arsenal. Esta validación temporal adicional mide la disponibilidad del arsenal cuando existe historial previo. No sustituye el pitcher holdout: ambas estrategias responden preguntas distintas de generalización.</w:t>
+      </w:r>
+    </w:p>
+    <w:p>
+      <w:pPr>
+        <w:pStyle w:val="Heading3"/>
+      </w:pPr>
+      <w:r>
+        <w:t>Ventanas históricas y cobertura observada</w:t>
+      </w:r>
+    </w:p>
+    <w:p>
+      <w:pPr/>
+      <w:r>
+        <w:t>2024 → 2025. Primary fastball, perfil FB y usage se aprenden exclusivamente con 2024. En la cohorte elegible de 2025, con historial previo, 132,886 de 138,110 filas tienen referencia histórica FB: cobertura ≈ 96.2%.</w:t>
+      </w:r>
+    </w:p>
+    <w:p>
+      <w:pPr/>
+      <w:r>
+        <w:t>2024–2025 → 2026. Las referencias se aprenden exclusivamente con 2024 y 2025. En la cohorte elegible de 2026, 88,409 de 90,176 filas tienen referencia histórica FB: cobertura ≈ 98.0%.</w:t>
+      </w:r>
+    </w:p>
+    <w:p>
+      <w:pPr/>
+      <w:r>
+        <w:t>Estas coberturas corresponden a la disponibilidad de fb_rel_speed en filas de pitchers con historial, no a pitchers nuevos ni a la completitud conjunta de las siete features. La cobertura alta permite considerar estas referencias como features operativas en validación temporal; su valor predictivo aún debe probarse. No se usa ninguna observación del año de evaluación para construir primary fastball, su conteo, perfil FB, usage o las referencias de los diferenciales.</w:t>
+      </w:r>
+    </w:p>
+    <w:p>
+      <w:pPr/>
+      <w:r>
+        <w:t>En la auditoría fold-safe original, las referencias son por pitcher_anon_id + year. En season-forward se construye una sola referencia por pitcher_anon_id acumulando todos los pitches del periodo histórico permitido; usage se define por pitcher_anon_id + AutoPitchType. No se utiliza una referencia global de toda la carrera ni se mezcla el año futuro con el historial.</w:t>
+      </w:r>
+    </w:p>
+    <w:p>
+      <w:pPr>
+        <w:pStyle w:val="Heading3"/>
+      </w:pPr>
+      <w:r>
+        <w:t>Primary fastball: definición final y determinismo</w:t>
+      </w:r>
+    </w:p>
+    <w:p>
+      <w:pPr>
+        <w:pStyle w:val="ListBullet"/>
+      </w:pPr>
+      <w:r>
+        <w:t>Considerar únicamente Four-Seam y Sinker; elegir el tipo con mayor número de pitches dentro del periodo de referencia permitido.</w:t>
+      </w:r>
+    </w:p>
+    <w:p>
+      <w:pPr>
+        <w:pStyle w:val="ListBullet"/>
+      </w:pPr>
+      <w:r>
+        <w:t>Si el conteo empata exactamente, elegir el tipo con mayor mean RelSpeed calculada exclusivamente con pitches de ese mismo periodo permitido.</w:t>
+      </w:r>
+    </w:p>
+    <w:p>
+      <w:pPr>
+        <w:pStyle w:val="ListBullet"/>
+      </w:pPr>
+      <w:r>
+        <w:t>Si también empata la velocidad media, elegir Four-Seam como prioridad determinística final.</w:t>
+      </w:r>
+    </w:p>
+    <w:p>
+      <w:pPr>
+        <w:pStyle w:val="ListBullet"/>
+      </w:pPr>
+      <w:r>
+        <w:t>Exigir al menos 20 pitches del tipo seleccionado: MIN_PRIMARY_FB_PITCHES = 20.</w:t>
+      </w:r>
+    </w:p>
+    <w:p>
+      <w:pPr/>
+      <w:r>
+        <w:t>Una velocidad media válida tiene prioridad sobre NaN; si ambas velocidades son NaN, se aplica la prioridad final Four-Seam. No se imputan velocidades. La misma regla se aplica por pitcher-year y al historial acumulado. La selección fue auditada tras invertir y barajar filas con semilla fija: PASS; ya no depende del orden de las filas. El tie-break de velocidad nunca consulta el año futuro.</w:t>
+      </w:r>
+    </w:p>
+    <w:p>
+      <w:pPr>
+        <w:pStyle w:val="Heading3"/>
+      </w:pPr>
+      <w:r>
+        <w:t>Estabilidad temporal: auditoría descriptiva</w:t>
+      </w:r>
+    </w:p>
+    <w:p>
+      <w:pPr/>
+      <w:r>
+        <w:t>Primary fastball estable: 91.16% entre 2024 y 2025; 88.98% entre 2025 y 2026, entre pitchers con referencias comparables. La primary fastball es bastante estable, pero no inmutable. Estos resultados justifican actualizar las referencias temporalmente en lugar de definir una única primary fastball global para toda la carrera.</w:t>
+      </w:r>
+    </w:p>
+    <w:p>
+      <w:pPr/>
+      <w:r>
+        <w:t>El cambio absoluto medio de pitch usage entre periodos es aproximadamente 6.5–6.8 puntos porcentuales (6.4775 y 6.7860 pp en las dos ventanas). La composición del arsenal cambia moderadamente: el usage histórico es informativo, pero no una propiedad permanente del pitcher. Las estadísticas futuras utilizadas para esta comparación son exclusivamente descriptivas y nunca alimentan las features.</w:t>
+      </w:r>
+    </w:p>
+    <w:p>
+      <w:pPr>
+        <w:pStyle w:val="Heading3"/>
+      </w:pPr>
+      <w:r>
+        <w:t>Features finales y regla de leakage cerrada</w:t>
+      </w:r>
+    </w:p>
+    <w:p>
+      <w:pPr/>
+      <w:r>
+        <w:t>Se conservan las siete features: velo_diff_vs_fb, ivb_diff_vs_fb, hb_diff_vs_fb, spin_diff_vs_fb, pitch_usage_pct, release_distance_vs_fb y extension_diff_vs_fb. Los diferenciales comparan las mediciones del pitch evaluado con la referencia permitida; pitch_usage_pct procede del uso histórico del tipo de lanzamiento. Todas las referencias necesarias provienen exclusivamente del fold de entrenamiento o del historial previo permitido.</w:t>
+      </w:r>
+    </w:p>
+    <w:p>
+      <w:pPr/>
+      <w:r>
+        <w:rPr>
+          <w:b/>
+        </w:rPr>
+        <w:t>Ninguna feature dependiente del pitcher puede construirse utilizando información del periodo de evaluación. Primary fastball, perfil de fastball, usage y diferenciales deben aprenderse exclusivamente del historial permitido por el fold o por la ventana temporal correspondiente.</w:t>
+      </w:r>
+    </w:p>
+    <w:p>
+      <w:pPr/>
+      <w:r>
+        <w:t>Esta prohibición se refiere al aprendizaje de estadísticas y referencias; las mediciones físicas del pitch que se transforma siguen siendo los operandos de los diferenciales. No se rellenan silenciosamente referencias inexistentes para pitchers completamente desconocidos. No se implementaron fallbacks ni se rellenaron NaN; un tipo de pitch sin antecedente histórico conserva usage ausente.</w:t>
+      </w:r>
+    </w:p>
+    <w:p>
+      <w:pPr/>
+      <w:r>
+        <w:t>Auditorías de cierre: PASS en separación temporal y procedencia de referencias; intersección de pitchers = 0 en holdout; unicidad de llaves; merges sin duplicación ni cambio del número de filas; primary_fastball_type válido; primary_fastball_n ≥ 20; selección determinística. Evidencia: 04_fold_safe_arsenal_audit.txt y 04_primary_fastball_changes.csv.</w:t>
+      </w:r>
+    </w:p>
+    <w:p>
+      <w:pPr>
+        <w:pStyle w:val="Heading3"/>
+      </w:pPr>
+      <w:r>
+        <w:t>Conclusión y siguiente bloque</w:t>
+      </w:r>
+    </w:p>
+    <w:p>
+      <w:pPr/>
+      <w:r>
+        <w:t>04_fold_safe_arsenal.py — Cerrado. Las referencias de arsenal se construyen exclusivamente con información histórica permitida. En pitcher holdout puro, el arsenal no es observable para pitchers nuevos y permanece 100% ausente, por diseño. En season-forward alcanza 96.2% de cobertura de referencia FB en la cohorte elegible de 2025 y 98.0% en 2026. La primary fastball se define por uso, velocidad media histórica y prioridad final Four-Seam, con mínimo 20 pitches. Su estabilidad interanual cercana al 90% y los cambios moderados en usage justifican actualizar las referencias temporalmente.</w:t>
+      </w:r>
+    </w:p>
+    <w:p>
+      <w:pPr/>
+      <w:r>
+        <w:t>Próximo paso: 05_arsenal_incremental_value.py. Medir si existe valor incremental del arsenal histórico sobre Physical Stuff para is_whiff usando exactamente las mismas filas elegibles. No se anticipa una mejora: 04 no aporta resultados de modelado de 05.</w:t>
+      </w:r>
+    </w:p>
+    <w:p>
+      <w:pPr>
         <w:pStyle w:val="Heading1"/>
       </w:pPr>
       <w:r>
@@ -7132,6 +7328,14 @@
     </w:p>
     <w:p>
       <w:r>
+        <w:rPr>
+          <w:i/>
+        </w:rPr>
+        <w:t>Actualización al 17/09/2026: 04 está cerrado (véase 13.3). El próximo paso vigente es 05_arsenal_incremental_value.py, para evaluar valor incremental sobre las mismas filas elegibles. Las indicaciones previas se conservan como historial; 05_target_definitions permanece como tarea pendiente de targets derivados.</w:t>
+      </w:r>
+    </w:p>
+    <w:p>
+      <w:r>
         <w:t>Abrir 04_fold_safe_arsenal.py. El objetivo será convertir las features relacionales de arsenal en un pipeline de validación sin leakage: primary fastball, pitch_usage_pct, diferenciales vs. fastball y release_distance_vs_fb deberán aprenderse exclusivamente con el train fold y aplicarse después a validation/test. 03_stuff_baseline.py queda cerrado como referencia interpretable para is_whiff por lanzamiento total.</w:t>
       </w:r>
     </w:p>
@@ -7648,6 +7852,14 @@
           <w:sz w:val="24"/>
         </w:rPr>
         <w:t>17.1 Orden operativo actualizado</w:t>
+      </w:r>
+    </w:p>
+    <w:p>
+      <w:r>
+        <w:rPr>
+          <w:i/>
+        </w:rPr>
+        <w:t>Actualización al 17/09/2026: 04 está cerrado (véase 13.3). El próximo paso vigente es 05_arsenal_incremental_value.py, para evaluar valor incremental sobre las mismas filas elegibles. Las indicaciones previas se conservan como historial; 05_target_definitions permanece como tarea pendiente de targets derivados.</w:t>
       </w:r>
     </w:p>
     <w:p>
@@ -8738,6 +8950,14 @@
       </w:pPr>
       <w:r>
         <w:t>20.1 Decisiones cerradas por 03_stuff_baseline.py</w:t>
+      </w:r>
+    </w:p>
+    <w:p>
+      <w:r>
+        <w:rPr>
+          <w:i/>
+        </w:rPr>
+        <w:t>Actualización al 17/09/2026: 04 está cerrado (véase 13.3). El próximo paso vigente es 05_arsenal_incremental_value.py, para evaluar valor incremental sobre las mismas filas elegibles. Las indicaciones previas se conservan como historial; 05_target_definitions permanece como tarea pendiente de targets derivados.</w:t>
       </w:r>
     </w:p>
     <w:tbl>

--- a/ISAC_Diablos_Rojos_Guia_Base_Modelado.docx
+++ b/ISAC_Diablos_Rojos_Guia_Base_Modelado.docx
@@ -7328,6 +7328,16 @@
     </w:p>
     <w:p>
       <w:r>
+        <w:t>Estado vigente tras ratificación: 05_target_definitions.py cerrado. Clasificación final en sección 22. Siguiente paso pendiente: 06_arsenal_incremental_value.py; no hay nuevos resultados de modelado.</w:t>
+      </w:r>
+    </w:p>
+    <w:p>
+      <w:r>
+        <w:t>Actualización 24/09/2026: revisar la auditoría de 05_target_definitions.py (sección 21) antes de continuar con modelado. Las definiciones permanecen abiertas; el experimento incremental de arsenal sigue pendiente.</w:t>
+      </w:r>
+    </w:p>
+    <w:p>
+      <w:r>
         <w:rPr>
           <w:i/>
         </w:rPr>
@@ -9235,6 +9245,327 @@
       </w:r>
       <w:r>
         <w:t>04_fold_safe_arsenal.py. La pregunta siguiente ya no es si el Stuff físico contiene señal, sino cuánto valor predictivo adicional aporta el arsenal cuando sus estadísticas se calculan correctamente dentro de cada fold de entrenamiento.</w:t>
+      </w:r>
+    </w:p>
+    <w:p>
+      <w:pPr>
+        <w:pStyle w:val="Heading1"/>
+      </w:pPr>
+      <w:r>
+        <w:t>21. Auditoría de targets sobre el dataset real</w:t>
+      </w:r>
+    </w:p>
+    <w:p>
+      <w:r>
+        <w:t>05_target_definitions.py — Auditoría ejecutada; definiciones abiertas. Registro: 24/09/2026. No se entrenaron modelos ni se cerraron las definiciones formales de V1.</w:t>
+      </w:r>
+    </w:p>
+    <w:p>
+      <w:pPr>
+        <w:pStyle w:val="Heading2"/>
+      </w:pPr>
+      <w:r>
+        <w:t>21.1 Alcance y trazabilidad</w:t>
+      </w:r>
+    </w:p>
+    <w:p>
+      <w:r>
+        <w:t>Se auditó stuff_model_df.parquet completo: 635,002 pitches, 84 columnas, sin filtros por tipo de lanzamiento, pitcher o target. Este universo precede al filtro V1 de 02 y al universo de modelado de 03; sus tasas no deben interpretarse como métricas del holdout. La salida reproducible 05_target_definitions_audit.txt contiene categorías reales, disponibilidad, dtypes, calidad numérica, conteos, denominadores, distribuciones y cruces semánticos. Incluye SHA256 y versiones del entorno.</w:t>
+      </w:r>
+    </w:p>
+    <w:p>
+      <w:r>
+        <w:t>Se encontraron las 26 variables solicitadas. Los 18 indicadores binarios tienen 635,002 observaciones válidas cada uno, sin NaN ni valores fuera de 0/1. La ausencia de problemas de codificación no garantiza coherencia semántica: las contradicciones observadas se mantienen visibles. Las conversiones de tipos y exclusiones por valores inválidos se reportan explícitamente en vistas analíticas; no se modifica ni se rellena el dataset.</w:t>
+      </w:r>
+    </w:p>
+    <w:p>
+      <w:pPr>
+        <w:pStyle w:val="Heading2"/>
+      </w:pPr>
+      <w:r>
+        <w:t>21.2 Tasas y denominadores separados</w:t>
+      </w:r>
+    </w:p>
+    <w:p>
+      <w:pPr>
+        <w:pStyle w:val="ListBullet"/>
+      </w:pPr>
+      <w:r>
+        <w:t>P(whiff por pitch) = 71,914 / 635,002 = 11.3250%. Mantiene el estimando por lanzamiento utilizado en 03, ahora sobre el dataset completo.</w:t>
+      </w:r>
+    </w:p>
+    <w:p>
+      <w:pPr>
+        <w:pStyle w:val="ListBullet"/>
+      </w:pPr>
+      <w:r>
+        <w:t>P(whiff | swing) = 71,914 / 298,029 swings elegibles = 24.1299%. Describe dificultad de contacto una vez realizado el swing y no equivale a la tasa por pitch.</w:t>
+      </w:r>
+    </w:p>
+    <w:p>
+      <w:pPr>
+        <w:pStyle w:val="ListBullet"/>
+      </w:pPr>
+      <w:r>
+        <w:t>P(chase | outside zone) = 141,014 / 411,912 pitches fuera de zona = 34.2340%. Se utiliza outside_strike_zone == 1 como universo y swung_outside_strike_zone como evento. No se divide entre todos los pitches.</w:t>
+      </w:r>
+    </w:p>
+    <w:p>
+      <w:r>
+        <w:t>En esta ejecución no hay eventos desconocidos en estos denominadores. Si aparecen NaNs o valores inválidos, el script informa universo, denominador observado y exclusiones; no trata lo desconocido como un evento negativo.</w:t>
+      </w:r>
+    </w:p>
+    <w:p>
+      <w:pPr>
+        <w:pStyle w:val="Heading2"/>
+      </w:pPr>
+      <w:r>
+        <w:t>21.3 Inconsistencias que requieren revisión</w:t>
+      </w:r>
+    </w:p>
+    <w:p>
+      <w:r>
+        <w:t>Los checks solicitados arrojan cero diferencias entre is_whiff e is_swinging_strike, cero whiffs sin swing, cero contactos sin swing y cero chase dentro de zona. Sin embargo, existen 403 pitches con called strike y swing simultáneos. Los cruces adicionales identifican 450 whiffs con contact simultáneo; también están marcados como is_batted. Estas filas no se corrigen ni se excluyen automáticamente.</w:t>
+      </w:r>
+    </w:p>
+    <w:p>
+      <w:r>
+        <w:t>is_hit_by_pitch es cero en todas las filas, aunque PitchCall contiene 2,280 HitByPitch y play_result contiene 2,258. De los PitchCall HitByPitch, 230 tienen swing/contact/is_batted activos. Este indicador no puede considerarse un target directo validado con la evidencia actual; queda pendiente revisar su construcción y reconciliar las fuentes.</w:t>
+      </w:r>
+    </w:p>
+    <w:p>
+      <w:r>
+        <w:t>is_whiff coincide exactamente con PitchCall == StrikeSwinging; is_called_strike coincide con StrikeCalled; is_hit coincide con las categorías Single/Double/Triple/HomeRun de play_result; strikeout y base_on_balls coinciden con KorBB. Son evidencias de reproducibilidad interna, no una verificación independiente de la verdad de cada etiqueta. Called strike y swing/contact requieren resolver las contradicciones citadas antes de cerrar su uso conjunto.</w:t>
+      </w:r>
+    </w:p>
+    <w:p>
+      <w:pPr>
+        <w:pStyle w:val="Heading2"/>
+      </w:pPr>
+      <w:r>
+        <w:t>21.4 Contacto y groundball</w:t>
+      </w:r>
+    </w:p>
+    <w:p>
+      <w:r>
+        <w:t>El universo solicitado is_batted == 1 contiene 225,722 filas e incluye fouls: no equivale a bolas en juego ni a contacto con mediciones completas. Hay 109,774 filas is_batted=1 con is_ball_in_play=0. Dentro de is_batted, hit_type se distribuye en GroundBall 63,890 (28.30%), FlyBall 50,371 (22.32%), LineDrive 37,801 (16.75%), Popup 29,694 (13.16%), Bunt 2,281 (1.01%) y ausentes 41,685 (18.47%).</w:t>
+      </w:r>
+    </w:p>
+    <w:p>
+      <w:r>
+        <w:t>Los ángulos medios/medianos por etiqueta son: GroundBall −13.283/−7.273°, FlyBall 36.477/35.913°, LineDrive 17.508/17.515°, Popup 62.256/60.666° y Bunt −19.422/−19.916°. La separación observada sustenta considerar groundball derivable de la etiqueta exacta GroundBall. Falta acordar el universo final, el tratamiento de bunts y de hit_type ausente. No se convirtió missing en “no groundball” ni se inventó un umbral de launch angle.</w:t>
+      </w:r>
+    </w:p>
+    <w:p>
+      <w:r>
+        <w:t>ExitSpeed tiene 182,821 mediciones válidas dentro de is_batted: media 79.851 mph, mediana 79.792, desviación estándar 14.755 y rango 1.140–129.918; faltan 42,901 mediciones. Angle tiene 182,820 mediciones: media 19.027°, mediana 20.552°, desviación estándar 30.784 y rango −89.573–89.542; faltan 42,902. Los extremos se reportan sin recortar ni asumir errores. Las 41,685 filas sin hit_type carecen también de ExitSpeed y Angle; solo 1,065 de los 2,281 bunts tienen ambas mediciones.</w:t>
+      </w:r>
+    </w:p>
+    <w:p>
+      <w:r>
+        <w:t>En is_batted, los hits tienen ExitSpeed media 88.981 mph frente a 77.277 en no hits; los home runs, 99.522 frente a 79.344 en no home runs. Estas estadísticas se calculan con mediciones disponibles, no con todas las filas del grupo. El reporte conserva conteos válidos, medianas, percentiles 1/5/10/25/50/75/90/95/99 y cruces con is_hit, home_run y OutsOnPlay. No se fijan definiciones de weak contact o hard contact con estos resultados.</w:t>
+      </w:r>
+    </w:p>
+    <w:p>
+      <w:pPr>
+        <w:pStyle w:val="Heading2"/>
+      </w:pPr>
+      <w:r>
+        <w:t>21.5 Outs, carreras y clasificación provisional</w:t>
+      </w:r>
+    </w:p>
+    <w:p>
+      <w:r>
+        <w:t>OutsOnPlay: 0 en 529,481 pitches; 1 en 105,244; 2 en 264; 3 en 13. Los 30,648 strikeouts tienen exactamente un out. Estos son resultados por pitch/jugada, no una definición validada del final de una PA. Out-within-PA permanece abierto hasta verificar estructura y secuencia de PA. RunsScored: 0 en 616,724 pitches; 1 en 13,844; 2 en 3,462; 3 en 808; 4 en 164. No se deriva xRunValue ni se introducen run expectancy o pesos externos.</w:t>
+      </w:r>
+    </w:p>
+    <w:p>
+      <w:r>
+        <w:t>Candidatos directos por coherencia interna: whiff/swinging strike, hit y sus resultados, strikeout y walk. Called strike dispone de una regla directa, pero presenta contradicciones con swing/contact. Whiff condicionado a swing y chase condicionado a fuera de zona son tasas reproducibles con universos explícitos; la definición subyacente de swing debe revisarse por las anomalías. Groundball es candidato derivable desde hit_type, sujeto al acuerdo sobre población y missing. Weak contact, hard contact y out-within-PA siguen abiertos. xRunValue queda fuera del alcance actual de V1, sin definición implementada.</w:t>
+      </w:r>
+    </w:p>
+    <w:p>
+      <w:pPr>
+        <w:pStyle w:val="Heading2"/>
+      </w:pPr>
+      <w:r>
+        <w:t>21.6 Validación y prioridad vigente</w:t>
+      </w:r>
+    </w:p>
+    <w:p>
+      <w:r>
+        <w:t>La ejecución completa terminó correctamente. Cuatro pruebas de robustez cubren columnas ausentes/dataset vacío, NaNs en denominadores, tipos y categorías inesperados y ausencia de swings elegibles; todas pasan. Se comprueba que las vistas analíticas no mutan los datos. PyArrow emitió avisos al consultar información de caché CPU bajo el sandbox de macOS; no impidieron la lectura ni la ejecución y no se ocultaron.</w:t>
+      </w:r>
+    </w:p>
+    <w:p>
+      <w:r>
+        <w:t>La prioridad al 24/09/2026 es revisar estas anomalías y acordar conjuntamente las definiciones formales de targets. 05_target_definitions.py permanece En curso; no está cerrado. El experimento incremental de arsenal previamente propuesto continúa pendiente y no se inicia en este paso. No hay nuevos resultados de modelado.</w:t>
+      </w:r>
+    </w:p>
+    <w:p>
+      <w:pPr>
+        <w:pStyle w:val="Heading1"/>
+      </w:pPr>
+      <w:r>
+        <w:t>22. Cierre formal de targets V1</w:t>
+      </w:r>
+    </w:p>
+    <w:p>
+      <w:r>
+        <w:t>05_target_definitions.py — CERRADO. Las decisiones siguientes ratifican las fuentes y universos elegibles de V1 y sustituyen los estados provisionales de la sección 21. No se entrenaron modelos ni se corrigieron etiquetas del dataset.</w:t>
+      </w:r>
+    </w:p>
+    <w:p>
+      <w:pPr>
+        <w:pStyle w:val="Heading3"/>
+      </w:pPr>
+      <w:r>
+        <w:t>whiff_per_pitch — Incluido, directo</w:t>
+      </w:r>
+    </w:p>
+    <w:p>
+      <w:r>
+        <w:t>Fuente: is_whiff sobre todos los pitches; los eventos desconocidos no se convierten en negativos.</w:t>
+      </w:r>
+    </w:p>
+    <w:p>
+      <w:pPr>
+        <w:pStyle w:val="Heading3"/>
+      </w:pPr>
+      <w:r>
+        <w:t>whiff_given_swing — Incluido, derivable</w:t>
+      </w:r>
+    </w:p>
+    <w:p>
+      <w:r>
+        <w:t>Fuente: is_whiff condicionado a is_swing == 1. No equivale al estimando por pitch.</w:t>
+      </w:r>
+    </w:p>
+    <w:p>
+      <w:pPr>
+        <w:pStyle w:val="Heading3"/>
+      </w:pPr>
+      <w:r>
+        <w:t>called_strike — Incluido, directo</w:t>
+      </w:r>
+    </w:p>
+    <w:p>
+      <w:r>
+        <w:t>Fuente primaria: PitchCall == "StrikeCalled". Coincide con is_called_strike en el dataset. Esto fija qué columna gobierna el target; no resuelve las 403 contradicciones con swing/contact, que se documentan sin corregirse.</w:t>
+      </w:r>
+    </w:p>
+    <w:p>
+      <w:pPr>
+        <w:pStyle w:val="Heading3"/>
+      </w:pPr>
+      <w:r>
+        <w:t>chase — Incluido, condicional</w:t>
+      </w:r>
+    </w:p>
+    <w:p>
+      <w:r>
+        <w:t>Evento: swung_outside_strike_zone; universo: outside_strike_zone == 1.</w:t>
+      </w:r>
+    </w:p>
+    <w:p>
+      <w:pPr>
+        <w:pStyle w:val="Heading3"/>
+      </w:pPr>
+      <w:r>
+        <w:t>groundball — Incluido, derivable</w:t>
+      </w:r>
+    </w:p>
+    <w:p>
+      <w:r>
+        <w:t>GB = 1 si hit_type == "GroundBall" y 0 para los otros tipos conocidos no-bunt, exclusivamente dentro de is_ball_in_play == 1, hit_type no ausente y hit_type != "Bunt". Cohorte: 107,118 pitches; 49,103 positivos; tasa 45.8401%; cobertura de BIP 92.3845%. Se excluyen del target 6,549 tipos desconocidos y 2,281 bunts. Los ausentes son desconocidos, nunca negativos. Sus filas originales se conservan.</w:t>
+      </w:r>
+    </w:p>
+    <w:p>
+      <w:pPr>
+        <w:pStyle w:val="Heading3"/>
+      </w:pPr>
+      <w:r>
+        <w:t>weak_contact y hard_contact — Fuera de V1</w:t>
+      </w:r>
+    </w:p>
+    <w:p>
+      <w:r>
+        <w:t>No existe un flag directo ni un umbral adoptado reproducible sin una convención adicional. La cohorte de contacto medida tiene 107,117 pitches, pero sus percentiles no definen por sí solos categorías defendibles. No se fijan umbrales.</w:t>
+      </w:r>
+    </w:p>
+    <w:p>
+      <w:pPr>
+        <w:pStyle w:val="Heading3"/>
+      </w:pPr>
+      <w:r>
+        <w:t>out_within_PA — Fuera de V1</w:t>
+      </w:r>
+    </w:p>
+    <w:p>
+      <w:r>
+        <w:t>No existe identificador/orden de PA suficientemente confiable para localizar el pitch terminal. PitchUID es único, pero mezcla 634,677 UUID v1 y 325 v4; tampoco prueba límites de PA. Hay 2,020 filas sin bateador y 935 grupos juego/bateador/inning/mitad con más de un candidato terminal. OutsOnPlay por pitch no representa por sí solo un target a nivel PA.</w:t>
+      </w:r>
+    </w:p>
+    <w:p>
+      <w:pPr>
+        <w:pStyle w:val="Heading3"/>
+      </w:pPr>
+      <w:r>
+        <w:t>xRunValue — Fuera de V1</w:t>
+      </w:r>
+    </w:p>
+    <w:p>
+      <w:r>
+        <w:t>No existe listo; RunsScored observado no sustituye run value esperado. No se incorporan pesos externos ni run expectancy.</w:t>
+      </w:r>
+    </w:p>
+    <w:p>
+      <w:pPr>
+        <w:pStyle w:val="Heading3"/>
+      </w:pPr>
+      <w:r>
+        <w:t>hit_by_pitch — No usar flag directo</w:t>
+      </w:r>
+    </w:p>
+    <w:p>
+      <w:r>
+        <w:t>is_hit_by_pitch queda descartado como fuente. Si se requiere HBP, la fuente primaria será PitchCall == "HitByPitch"; se conservan y documentan los 22 casos cuyo play_result dice Walk. No se incorpora un nuevo target HBP entrenado en este paso.</w:t>
+      </w:r>
+    </w:p>
+    <w:p>
+      <w:pPr>
+        <w:pStyle w:val="Heading2"/>
+      </w:pPr>
+      <w:r>
+        <w:t>22.1 Hallazgos técnicos y alcance del cierre</w:t>
+      </w:r>
+    </w:p>
+    <w:p>
+      <w:r>
+        <w:t>is_batted no equivale a BIP e incluye observaciones inconsistentes; cada target de contacto debe declarar su universo elegible. Los 450 whiff+contact y los 403 called strike+contact se conservan sin imponer una corrección no sustentada por metadata de origen.</w:t>
+      </w:r>
+    </w:p>
+    <w:p>
+      <w:r>
+        <w:t>hit_type y Angle muestran rangos delimitados alrededor de 10°, 25° y 50°. Esto sugiere relación por cortes, pero su procedencia no está confirmada. No deben tratarse como señales independientes para validar la misma definición. Los 6,549 BIP sin hit_type no tienen ExitSpeed ni Angle; no hay una reconstrucción defendible a partir de sus resultados de jugada.</w:t>
+      </w:r>
+    </w:p>
+    <w:p>
+      <w:r>
+        <w:t>El cierre corresponde al diseño de targets y sus exclusiones, no a la reparación de las fuentes ni a nuevos resultados predictivos. Evidencia reproducible: 05_target_definitions_audit.txt, sobre stuff_model_df.parquet completo (635,002 filas y 84 columnas).</w:t>
+      </w:r>
+    </w:p>
+    <w:p>
+      <w:pPr>
+        <w:pStyle w:val="Heading2"/>
+      </w:pPr>
+      <w:r>
+        <w:t>22.2 Próximo paso</w:t>
+      </w:r>
+    </w:p>
+    <w:p>
+      <w:r>
+        <w:t>06_arsenal_incremental_value.py — Pendiente. Comparar Null, Physical Stuff y Physical Stuff + Historical Arsenal para is_whiff sobre exactamente las mismas filas elegibles de la validación season-forward. Retoma el experimento antes pospuesto bajo el nombre 05_arsenal_incremental_value.py. Todavía no se ha ejecutado ni demostrado mejora incremental.</w:t>
       </w:r>
     </w:p>
     <w:sectPr>

--- a/ISAC_Diablos_Rojos_Guia_Base_Modelado.docx
+++ b/ISAC_Diablos_Rojos_Guia_Base_Modelado.docx
@@ -9565,7 +9565,1559 @@
     </w:p>
     <w:p>
       <w:r>
-        <w:t>06_arsenal_incremental_value.py — Pendiente. Comparar Null, Physical Stuff y Physical Stuff + Historical Arsenal para is_whiff sobre exactamente las mismas filas elegibles de la validación season-forward. Retoma el experimento antes pospuesto bajo el nombre 05_arsenal_incremental_value.py. Todavía no se ha ejecutado ni demostrado mejora incremental.</w:t>
+        <w:t>06_arsenal_incremental_value.py — CERRADO. Ejecutado contra stuff_model_df.parquet / stuff_model_features_v1.parquet reales el 24/09/2026. El arsenal historico aporta valor incremental positivo y consistente sobre Physical Stuff para is_whiff en las dos ventanas season-forward. Ver seccion 23 para metodologia, cifras y limites.</w:t>
+      </w:r>
+    </w:p>
+    <w:p>
+      <w:pPr>
+        <w:pStyle w:val="Heading1"/>
+      </w:pPr>
+      <w:r>
+        <w:t>23. Cierre de 06_arsenal_incremental_value.py</w:t>
+      </w:r>
+    </w:p>
+    <w:p>
+      <w:pPr/>
+      <w:r>
+        <w:t>Estado: CERRADO. Ejecucion real el 24/09/2026 contra el dataset del hackathon (stuff_model_df.parquet, 635,002 filas; stuff_model_features_v1.parquet, 634,350 filas). Pregunta: si el arsenal historico (siete features fold-safe de 04_fold_safe_arsenal.py) aporta valor incremental sobre Physical Stuff para is_whiff, sobre exactamente las mismas filas elegibles de cada ventana season-forward.</w:t>
+      </w:r>
+    </w:p>
+    <w:p>
+      <w:pPr>
+        <w:pStyle w:val="Heading2"/>
+      </w:pPr>
+      <w:r>
+        <w:t>23.1 Metodologia</w:t>
+      </w:r>
+    </w:p>
+    <w:p>
+      <w:pPr/>
+      <w:r>
+        <w:t>Se reutilizan integramente fit_historical_arsenal_reference y apply_historical_arsenal_reference de 04_fold_safe_arsenal.py; 06 no reimplementa la logica de leakage. La aplicacion sobre la temporada futura (evaluacion) es la funcion publica sin cambios: exige que el historial sea estrictamente anterior al ano evaluado y no imputa referencias faltantes.</w:t>
+      </w:r>
+    </w:p>
+    <w:p>
+      <w:pPr/>
+      <w:r>
+        <w:t>Limite metodologico documentado: las features de arsenal de las filas de ENTRENAMIENTO (dentro del propio historial) se calculan aplicando la referencia del historial completo sobre si mismo, via la funcion interna _apply_reference. Esto es un sesgo conservador deliberado -cada fila contribuye levemente a su propio promedio de referencia, lo que comprime los diferenciales hacia cero- y por tanto dificulta, no facilita, mostrar valor incremental. La cohorte de entrenamiento y de evaluacion se restringen a filas con las siete features de arsenal completas (sin NaN), para que las tres alternativas (Null, Physical Stuff, Physical Stuff + Historical Arsenal) se evaluen sobre filas identicas.</w:t>
+      </w:r>
+    </w:p>
+    <w:p>
+      <w:pPr/>
+      <w:r>
+        <w:t>El modelo usado es la misma regresion logistica interpretable de 03_stuff_baseline.py (features fisicas + AutoPitchType + PitcherThrows, C=0.1, saga), para aislar el efecto del arsenal sin introducir a la vez un cambio de arquitectura hacia boosting.</w:t>
+      </w:r>
+    </w:p>
+    <w:p>
+      <w:pPr>
+        <w:pStyle w:val="Heading2"/>
+      </w:pPr>
+      <w:r>
+        <w:t>23.2 Resultados</w:t>
+      </w:r>
+    </w:p>
+    <w:tbl>
+      <w:tblPr>
+        <w:tblStyle w:val="TableGrid"/>
+        <w:tblW w:type="auto" w:w="0"/>
+        <w:tblLook w:firstColumn="1" w:firstRow="1" w:lastColumn="0" w:lastRow="0" w:noHBand="0" w:noVBand="1" w:val="04A0"/>
+      </w:tblPr>
+      <w:tblGrid>
+        <w:gridCol w:w="1704"/>
+        <w:gridCol w:w="1704"/>
+        <w:gridCol w:w="1704"/>
+        <w:gridCol w:w="1704"/>
+        <w:gridCol w:w="1704"/>
+        <w:gridCol w:w="1704"/>
+      </w:tblGrid>
+      <w:tr>
+        <w:tc>
+          <w:tcPr>
+            <w:tcW w:type="dxa" w:w="1704"/>
+          </w:tcPr>
+          <w:p>
+            <w:r>
+              <w:t>Ventana</w:t>
+            </w:r>
+          </w:p>
+        </w:tc>
+        <w:tc>
+          <w:tcPr>
+            <w:tcW w:type="dxa" w:w="1704"/>
+          </w:tcPr>
+          <w:p>
+            <w:r>
+              <w:t>Modelo</w:t>
+            </w:r>
+          </w:p>
+        </w:tc>
+        <w:tc>
+          <w:tcPr>
+            <w:tcW w:type="dxa" w:w="1704"/>
+          </w:tcPr>
+          <w:p>
+            <w:r>
+              <w:t>n eval</w:t>
+            </w:r>
+          </w:p>
+        </w:tc>
+        <w:tc>
+          <w:tcPr>
+            <w:tcW w:type="dxa" w:w="1704"/>
+          </w:tcPr>
+          <w:p>
+            <w:r>
+              <w:t>AUC</w:t>
+            </w:r>
+          </w:p>
+        </w:tc>
+        <w:tc>
+          <w:tcPr>
+            <w:tcW w:type="dxa" w:w="1704"/>
+          </w:tcPr>
+          <w:p>
+            <w:r>
+              <w:t>Log Loss</w:t>
+            </w:r>
+          </w:p>
+        </w:tc>
+        <w:tc>
+          <w:tcPr>
+            <w:tcW w:type="dxa" w:w="1704"/>
+          </w:tcPr>
+          <w:p>
+            <w:r>
+              <w:t>Brier</w:t>
+            </w:r>
+          </w:p>
+        </w:tc>
+      </w:tr>
+      <w:tr>
+        <w:tc>
+          <w:tcPr>
+            <w:tcW w:type="dxa" w:w="1704"/>
+          </w:tcPr>
+          <w:p>
+            <w:r>
+              <w:t>2024 -&gt; 2025</w:t>
+            </w:r>
+          </w:p>
+        </w:tc>
+        <w:tc>
+          <w:tcPr>
+            <w:tcW w:type="dxa" w:w="1704"/>
+          </w:tcPr>
+          <w:p>
+            <w:r>
+              <w:t>Null</w:t>
+            </w:r>
+          </w:p>
+        </w:tc>
+        <w:tc>
+          <w:tcPr>
+            <w:tcW w:type="dxa" w:w="1704"/>
+          </w:tcPr>
+          <w:p>
+            <w:r>
+              <w:t>131,891</w:t>
+            </w:r>
+          </w:p>
+        </w:tc>
+        <w:tc>
+          <w:tcPr>
+            <w:tcW w:type="dxa" w:w="1704"/>
+          </w:tcPr>
+          <w:p>
+            <w:r>
+              <w:t>0.5000</w:t>
+            </w:r>
+          </w:p>
+        </w:tc>
+        <w:tc>
+          <w:tcPr>
+            <w:tcW w:type="dxa" w:w="1704"/>
+          </w:tcPr>
+          <w:p>
+            <w:r>
+              <w:t>0.34745</w:t>
+            </w:r>
+          </w:p>
+        </w:tc>
+        <w:tc>
+          <w:tcPr>
+            <w:tcW w:type="dxa" w:w="1704"/>
+          </w:tcPr>
+          <w:p>
+            <w:r>
+              <w:t>0.09822</w:t>
+            </w:r>
+          </w:p>
+        </w:tc>
+      </w:tr>
+      <w:tr>
+        <w:tc>
+          <w:tcPr>
+            <w:tcW w:type="dxa" w:w="1704"/>
+          </w:tcPr>
+          <w:p>
+            <w:r>
+              <w:t>2024 -&gt; 2025</w:t>
+            </w:r>
+          </w:p>
+        </w:tc>
+        <w:tc>
+          <w:tcPr>
+            <w:tcW w:type="dxa" w:w="1704"/>
+          </w:tcPr>
+          <w:p>
+            <w:r>
+              <w:t>Physical Stuff</w:t>
+            </w:r>
+          </w:p>
+        </w:tc>
+        <w:tc>
+          <w:tcPr>
+            <w:tcW w:type="dxa" w:w="1704"/>
+          </w:tcPr>
+          <w:p>
+            <w:r>
+              <w:t>131,891</w:t>
+            </w:r>
+          </w:p>
+        </w:tc>
+        <w:tc>
+          <w:tcPr>
+            <w:tcW w:type="dxa" w:w="1704"/>
+          </w:tcPr>
+          <w:p>
+            <w:r>
+              <w:t>0.6139</w:t>
+            </w:r>
+          </w:p>
+        </w:tc>
+        <w:tc>
+          <w:tcPr>
+            <w:tcW w:type="dxa" w:w="1704"/>
+          </w:tcPr>
+          <w:p>
+            <w:r>
+              <w:t>0.33987</w:t>
+            </w:r>
+          </w:p>
+        </w:tc>
+        <w:tc>
+          <w:tcPr>
+            <w:tcW w:type="dxa" w:w="1704"/>
+          </w:tcPr>
+          <w:p>
+            <w:r>
+              <w:t>0.09667</w:t>
+            </w:r>
+          </w:p>
+        </w:tc>
+      </w:tr>
+      <w:tr>
+        <w:tc>
+          <w:tcPr>
+            <w:tcW w:type="dxa" w:w="1704"/>
+          </w:tcPr>
+          <w:p>
+            <w:r>
+              <w:t>2024 -&gt; 2025</w:t>
+            </w:r>
+          </w:p>
+        </w:tc>
+        <w:tc>
+          <w:tcPr>
+            <w:tcW w:type="dxa" w:w="1704"/>
+          </w:tcPr>
+          <w:p>
+            <w:r>
+              <w:t>Physical Stuff + Historical Arsenal</w:t>
+            </w:r>
+          </w:p>
+        </w:tc>
+        <w:tc>
+          <w:tcPr>
+            <w:tcW w:type="dxa" w:w="1704"/>
+          </w:tcPr>
+          <w:p>
+            <w:r>
+              <w:t>131,891</w:t>
+            </w:r>
+          </w:p>
+        </w:tc>
+        <w:tc>
+          <w:tcPr>
+            <w:tcW w:type="dxa" w:w="1704"/>
+          </w:tcPr>
+          <w:p>
+            <w:r>
+              <w:t>0.6166</w:t>
+            </w:r>
+          </w:p>
+        </w:tc>
+        <w:tc>
+          <w:tcPr>
+            <w:tcW w:type="dxa" w:w="1704"/>
+          </w:tcPr>
+          <w:p>
+            <w:r>
+              <w:t>0.33944</w:t>
+            </w:r>
+          </w:p>
+        </w:tc>
+        <w:tc>
+          <w:tcPr>
+            <w:tcW w:type="dxa" w:w="1704"/>
+          </w:tcPr>
+          <w:p>
+            <w:r>
+              <w:t>0.09655</w:t>
+            </w:r>
+          </w:p>
+        </w:tc>
+      </w:tr>
+      <w:tr>
+        <w:tc>
+          <w:tcPr>
+            <w:tcW w:type="dxa" w:w="1704"/>
+          </w:tcPr>
+          <w:p>
+            <w:r>
+              <w:t>2024-2025 -&gt; 2026</w:t>
+            </w:r>
+          </w:p>
+        </w:tc>
+        <w:tc>
+          <w:tcPr>
+            <w:tcW w:type="dxa" w:w="1704"/>
+          </w:tcPr>
+          <w:p>
+            <w:r>
+              <w:t>Null</w:t>
+            </w:r>
+          </w:p>
+        </w:tc>
+        <w:tc>
+          <w:tcPr>
+            <w:tcW w:type="dxa" w:w="1704"/>
+          </w:tcPr>
+          <w:p>
+            <w:r>
+              <w:t>87,814</w:t>
+            </w:r>
+          </w:p>
+        </w:tc>
+        <w:tc>
+          <w:tcPr>
+            <w:tcW w:type="dxa" w:w="1704"/>
+          </w:tcPr>
+          <w:p>
+            <w:r>
+              <w:t>0.5000</w:t>
+            </w:r>
+          </w:p>
+        </w:tc>
+        <w:tc>
+          <w:tcPr>
+            <w:tcW w:type="dxa" w:w="1704"/>
+          </w:tcPr>
+          <w:p>
+            <w:r>
+              <w:t>0.34783</w:t>
+            </w:r>
+          </w:p>
+        </w:tc>
+        <w:tc>
+          <w:tcPr>
+            <w:tcW w:type="dxa" w:w="1704"/>
+          </w:tcPr>
+          <w:p>
+            <w:r>
+              <w:t>0.09838</w:t>
+            </w:r>
+          </w:p>
+        </w:tc>
+      </w:tr>
+      <w:tr>
+        <w:tc>
+          <w:tcPr>
+            <w:tcW w:type="dxa" w:w="1704"/>
+          </w:tcPr>
+          <w:p>
+            <w:r>
+              <w:t>2024-2025 -&gt; 2026</w:t>
+            </w:r>
+          </w:p>
+        </w:tc>
+        <w:tc>
+          <w:tcPr>
+            <w:tcW w:type="dxa" w:w="1704"/>
+          </w:tcPr>
+          <w:p>
+            <w:r>
+              <w:t>Physical Stuff</w:t>
+            </w:r>
+          </w:p>
+        </w:tc>
+        <w:tc>
+          <w:tcPr>
+            <w:tcW w:type="dxa" w:w="1704"/>
+          </w:tcPr>
+          <w:p>
+            <w:r>
+              <w:t>87,814</w:t>
+            </w:r>
+          </w:p>
+        </w:tc>
+        <w:tc>
+          <w:tcPr>
+            <w:tcW w:type="dxa" w:w="1704"/>
+          </w:tcPr>
+          <w:p>
+            <w:r>
+              <w:t>0.6127</w:t>
+            </w:r>
+          </w:p>
+        </w:tc>
+        <w:tc>
+          <w:tcPr>
+            <w:tcW w:type="dxa" w:w="1704"/>
+          </w:tcPr>
+          <w:p>
+            <w:r>
+              <w:t>0.34075</w:t>
+            </w:r>
+          </w:p>
+        </w:tc>
+        <w:tc>
+          <w:tcPr>
+            <w:tcW w:type="dxa" w:w="1704"/>
+          </w:tcPr>
+          <w:p>
+            <w:r>
+              <w:t>0.09696</w:t>
+            </w:r>
+          </w:p>
+        </w:tc>
+      </w:tr>
+      <w:tr>
+        <w:tc>
+          <w:tcPr>
+            <w:tcW w:type="dxa" w:w="1704"/>
+          </w:tcPr>
+          <w:p>
+            <w:r>
+              <w:t>2024-2025 -&gt; 2026</w:t>
+            </w:r>
+          </w:p>
+        </w:tc>
+        <w:tc>
+          <w:tcPr>
+            <w:tcW w:type="dxa" w:w="1704"/>
+          </w:tcPr>
+          <w:p>
+            <w:r>
+              <w:t>Physical Stuff + Historical Arsenal</w:t>
+            </w:r>
+          </w:p>
+        </w:tc>
+        <w:tc>
+          <w:tcPr>
+            <w:tcW w:type="dxa" w:w="1704"/>
+          </w:tcPr>
+          <w:p>
+            <w:r>
+              <w:t>87,814</w:t>
+            </w:r>
+          </w:p>
+        </w:tc>
+        <w:tc>
+          <w:tcPr>
+            <w:tcW w:type="dxa" w:w="1704"/>
+          </w:tcPr>
+          <w:p>
+            <w:r>
+              <w:t>0.6159</w:t>
+            </w:r>
+          </w:p>
+        </w:tc>
+        <w:tc>
+          <w:tcPr>
+            <w:tcW w:type="dxa" w:w="1704"/>
+          </w:tcPr>
+          <w:p>
+            <w:r>
+              <w:t>0.34017</w:t>
+            </w:r>
+          </w:p>
+        </w:tc>
+        <w:tc>
+          <w:tcPr>
+            <w:tcW w:type="dxa" w:w="1704"/>
+          </w:tcPr>
+          <w:p>
+            <w:r>
+              <w:t>0.09680</w:t>
+            </w:r>
+          </w:p>
+        </w:tc>
+      </w:tr>
+    </w:tbl>
+    <w:p>
+      <w:pPr/>
+      <w:r>
+        <w:t>Delta AUC (Arsenal vs Physical): +0.0027 en 2024-&gt;2025 y +0.0032 en 2024-2025-&gt;2026. Log Loss y Brier mejoran en la misma direccion en ambas ventanas (no es una mejora que dependa de una sola metrica). Filas de entrenamiento con arsenal completo: 237,078/243,098 (2024) y 492,033/498,847 (2024-2025). Filas de evaluacion elegibles, identicas para las tres alternativas: 131,891/255,749 (2025, 51.6%) y 87,814/132,243 (2026, 66.4%); esta cohorte es mas chica que la cobertura de referencia FB reportada en 04 porque tambien exige pitch_usage_pct no nulo, es decir, que el pitcher haya lanzado ese tipo de pitch dentro del historial permitido.</w:t>
+      </w:r>
+    </w:p>
+    <w:p>
+      <w:pPr>
+        <w:pStyle w:val="Heading2"/>
+      </w:pPr>
+      <w:r>
+        <w:t>23.3 Decision</w:t>
+      </w:r>
+    </w:p>
+    <w:tbl>
+      <w:tblPr>
+        <w:tblStyle w:val="TableGrid"/>
+        <w:tblW w:type="auto" w:w="0"/>
+        <w:tblLook w:firstColumn="1" w:firstRow="1" w:lastColumn="0" w:lastRow="0" w:noHBand="0" w:noVBand="1" w:val="04A0"/>
+      </w:tblPr>
+      <w:tblGrid>
+        <w:gridCol w:w="2556"/>
+        <w:gridCol w:w="2556"/>
+        <w:gridCol w:w="2556"/>
+        <w:gridCol w:w="2556"/>
+      </w:tblGrid>
+      <w:tr>
+        <w:tc>
+          <w:tcPr>
+            <w:tcW w:type="dxa" w:w="2556"/>
+          </w:tcPr>
+          <w:p>
+            <w:r>
+              <w:t>Tema</w:t>
+            </w:r>
+          </w:p>
+        </w:tc>
+        <w:tc>
+          <w:tcPr>
+            <w:tcW w:type="dxa" w:w="2556"/>
+          </w:tcPr>
+          <w:p>
+            <w:r>
+              <w:t>Prueba</w:t>
+            </w:r>
+          </w:p>
+        </w:tc>
+        <w:tc>
+          <w:tcPr>
+            <w:tcW w:type="dxa" w:w="2556"/>
+          </w:tcPr>
+          <w:p>
+            <w:r>
+              <w:t>Resultado</w:t>
+            </w:r>
+          </w:p>
+        </w:tc>
+        <w:tc>
+          <w:tcPr>
+            <w:tcW w:type="dxa" w:w="2556"/>
+          </w:tcPr>
+          <w:p>
+            <w:r>
+              <w:t>Decision</w:t>
+            </w:r>
+          </w:p>
+        </w:tc>
+      </w:tr>
+      <w:tr>
+        <w:tc>
+          <w:tcPr>
+            <w:tcW w:type="dxa" w:w="2556"/>
+          </w:tcPr>
+          <w:p>
+            <w:r>
+              <w:t>Valor incremental del arsenal</w:t>
+            </w:r>
+          </w:p>
+        </w:tc>
+        <w:tc>
+          <w:tcPr>
+            <w:tcW w:type="dxa" w:w="2556"/>
+          </w:tcPr>
+          <w:p>
+            <w:r>
+              <w:t>Null vs Physical Stuff vs Physical Stuff + Historical Arsenal, season-forward, mismas filas elegibles</w:t>
+            </w:r>
+          </w:p>
+        </w:tc>
+        <w:tc>
+          <w:tcPr>
+            <w:tcW w:type="dxa" w:w="2556"/>
+          </w:tcPr>
+          <w:p>
+            <w:r>
+              <w:t>Mejora consistente y positiva en AUC, Log Loss y Brier en las dos ventanas; efecto pequeno (~0.003 AUC) pero direccionalmente estable</w:t>
+            </w:r>
+          </w:p>
+        </w:tc>
+        <w:tc>
+          <w:tcPr>
+            <w:tcW w:type="dxa" w:w="2556"/>
+          </w:tcPr>
+          <w:p>
+            <w:r>
+              <w:t>Conservar las siete features de arsenal en el modelo de boosting / Pitching+ siguiente. El efecto es modesto con regresion logistica; revisar si crece con un modelo no lineal antes de descartarlo.</w:t>
+            </w:r>
+          </w:p>
+        </w:tc>
+      </w:tr>
+    </w:tbl>
+    <w:p>
+      <w:pPr/>
+      <w:r>
+        <w:t>Siguiente paso pendiente: modelo de boosting (XGBoost/LightGBM) multi-objetivo, incorporando arsenal, location y altitude_category, con park holdout ademas del pitcher holdout y season-forward ya usados.</w:t>
+      </w:r>
+    </w:p>
+    <w:p>
+      <w:pPr>
+        <w:pStyle w:val="Heading1"/>
+      </w:pPr>
+      <w:r>
+        <w:t>24. Boosting V1: Stuff+ fisico y primer Location+</w:t>
+      </w:r>
+    </w:p>
+    <w:p>
+      <w:pPr/>
+      <w:r>
+        <w:t>Estado: CERRADO (V1, sin arsenal ni altitud). Ejecucion real el 24/09/2026 contra stuff_model_features_v1.parquet, con el mismo pitcher holdout de 03_stuff_baseline.py (907 pitchers train, 227 test, 0 compartidos).</w:t>
+      </w:r>
+    </w:p>
+    <w:p>
+      <w:pPr>
+        <w:pStyle w:val="Heading2"/>
+      </w:pPr>
+      <w:r>
+        <w:t>24.1 Nota de entorno: por que no es LightGBM ni XGBoost</w:t>
+      </w:r>
+    </w:p>
+    <w:p>
+      <w:pPr/>
+      <w:r>
+        <w:t>LightGBM y XGBoost no pudieron cargarse: ambos requieren libomp.dylib, y 'brew install libomp' fallo porque las Command Line Tools del host de desarrollo no pueden compilar (xcrun no encuentra un compilador compatible con la arquitectura). Es un problema de configuracion del host, no del proyecto ni de los datos. Se sustituyo por sklearn.ensemble.HistGradientBoostingClassifier: tambien es gradient boosting por histogramas (mismo principio que LightGBM), viene con scikit-learn (ya usado en 03) y soporta NaN y columnas categoricas sin imputer ni one-hot. Si se resuelve libomp en la maquina del equipo, LightGBM/XGBoost son swaps directos de build_model() en 07_boosting_models.py sin tocar el resto del script.</w:t>
+      </w:r>
+    </w:p>
+    <w:p>
+      <w:pPr>
+        <w:pStyle w:val="Heading2"/>
+      </w:pPr>
+      <w:r>
+        <w:t>24.2 Diseno: dos familias de targets, arsenal excluido a proposito</w:t>
+      </w:r>
+    </w:p>
+    <w:p>
+      <w:pPr/>
+      <w:r>
+        <w:t>Se mantiene la separacion Stuff+ / Location+ de la seccion 1: la familia 'stuff' usa solo las 12 features fisicas + AutoPitchType + PitcherThrows (sin ubicacion, count ni BatterSide); la familia 'location' usa PlateLocHeight, PlateLocSide, Balls, Strikes, AutoPitchType, PitcherThrows y BatterSide (sin velocidad ni movimiento). called_strike se define exactamente como lo cerro 05_target_definitions.py: is_called_strike sobre todos los pitches, sin restringir a takes; no se inventa una poblacion nueva no ratificada.</w:t>
+      </w:r>
+    </w:p>
+    <w:p>
+      <w:pPr/>
+      <w:r>
+        <w:t>El arsenal historico se excluyo deliberadamente de este boosting. 04_fold_safe_arsenal.py ya demostro que bajo pitcher holdout puro las siete features de arsenal quedan 100% ausentes en test (pitchers nuevos no tienen historial). Combinar arsenal con boosting solo tiene sentido bajo el escenario season-forward de 06_arsenal_incremental_value.py; eso queda para la capa Pitching+ combinada, no para este boosting V1.</w:t>
+      </w:r>
+    </w:p>
+    <w:p>
+      <w:pPr/>
+      <w:r>
+        <w:t>Interpretabilidad: HistGradientBoostingClassifier no expone feature_importances_ (no es un ensamble de arboles con conteo de splits simple). Se uso permutation_importance sobre una muestra de test como sustituto explicito de SHAP; no se afirma que sea SHAP.</w:t>
+      </w:r>
+    </w:p>
+    <w:p>
+      <w:pPr>
+        <w:pStyle w:val="Heading2"/>
+      </w:pPr>
+      <w:r>
+        <w:t>24.3 Resultados</w:t>
+      </w:r>
+    </w:p>
+    <w:tbl>
+      <w:tblPr>
+        <w:tblStyle w:val="TableGrid"/>
+        <w:tblW w:type="auto" w:w="0"/>
+        <w:tblLook w:firstColumn="1" w:firstRow="1" w:lastColumn="0" w:lastRow="0" w:noHBand="0" w:noVBand="1" w:val="04A0"/>
+      </w:tblPr>
+      <w:tblGrid>
+        <w:gridCol w:w="1461"/>
+        <w:gridCol w:w="1461"/>
+        <w:gridCol w:w="1461"/>
+        <w:gridCol w:w="1461"/>
+        <w:gridCol w:w="1461"/>
+        <w:gridCol w:w="1461"/>
+        <w:gridCol w:w="1461"/>
+      </w:tblGrid>
+      <w:tr>
+        <w:tc>
+          <w:tcPr>
+            <w:tcW w:type="dxa" w:w="1461"/>
+          </w:tcPr>
+          <w:p>
+            <w:r>
+              <w:t>Target</w:t>
+            </w:r>
+          </w:p>
+        </w:tc>
+        <w:tc>
+          <w:tcPr>
+            <w:tcW w:type="dxa" w:w="1461"/>
+          </w:tcPr>
+          <w:p>
+            <w:r>
+              <w:t>Familia</w:t>
+            </w:r>
+          </w:p>
+        </w:tc>
+        <w:tc>
+          <w:tcPr>
+            <w:tcW w:type="dxa" w:w="1461"/>
+          </w:tcPr>
+          <w:p>
+            <w:r>
+              <w:t>n eval</w:t>
+            </w:r>
+          </w:p>
+        </w:tc>
+        <w:tc>
+          <w:tcPr>
+            <w:tcW w:type="dxa" w:w="1461"/>
+          </w:tcPr>
+          <w:p>
+            <w:r>
+              <w:t>Null AUC</w:t>
+            </w:r>
+          </w:p>
+        </w:tc>
+        <w:tc>
+          <w:tcPr>
+            <w:tcW w:type="dxa" w:w="1461"/>
+          </w:tcPr>
+          <w:p>
+            <w:r>
+              <w:t>Boosting AUC</w:t>
+            </w:r>
+          </w:p>
+        </w:tc>
+        <w:tc>
+          <w:tcPr>
+            <w:tcW w:type="dxa" w:w="1461"/>
+          </w:tcPr>
+          <w:p>
+            <w:r>
+              <w:t>Log Loss</w:t>
+            </w:r>
+          </w:p>
+        </w:tc>
+        <w:tc>
+          <w:tcPr>
+            <w:tcW w:type="dxa" w:w="1461"/>
+          </w:tcPr>
+          <w:p>
+            <w:r>
+              <w:t>Brier</w:t>
+            </w:r>
+          </w:p>
+        </w:tc>
+      </w:tr>
+      <w:tr>
+        <w:tc>
+          <w:tcPr>
+            <w:tcW w:type="dxa" w:w="1461"/>
+          </w:tcPr>
+          <w:p>
+            <w:r>
+              <w:t>whiff_per_pitch</w:t>
+            </w:r>
+          </w:p>
+        </w:tc>
+        <w:tc>
+          <w:tcPr>
+            <w:tcW w:type="dxa" w:w="1461"/>
+          </w:tcPr>
+          <w:p>
+            <w:r>
+              <w:t>Stuff+</w:t>
+            </w:r>
+          </w:p>
+        </w:tc>
+        <w:tc>
+          <w:tcPr>
+            <w:tcW w:type="dxa" w:w="1461"/>
+          </w:tcPr>
+          <w:p>
+            <w:r>
+              <w:t>116,493</w:t>
+            </w:r>
+          </w:p>
+        </w:tc>
+        <w:tc>
+          <w:tcPr>
+            <w:tcW w:type="dxa" w:w="1461"/>
+          </w:tcPr>
+          <w:p>
+            <w:r>
+              <w:t>0.5000</w:t>
+            </w:r>
+          </w:p>
+        </w:tc>
+        <w:tc>
+          <w:tcPr>
+            <w:tcW w:type="dxa" w:w="1461"/>
+          </w:tcPr>
+          <w:p>
+            <w:r>
+              <w:t>0.7268</w:t>
+            </w:r>
+          </w:p>
+        </w:tc>
+        <w:tc>
+          <w:tcPr>
+            <w:tcW w:type="dxa" w:w="1461"/>
+          </w:tcPr>
+          <w:p>
+            <w:r>
+              <w:t>0.32263</w:t>
+            </w:r>
+          </w:p>
+        </w:tc>
+        <w:tc>
+          <w:tcPr>
+            <w:tcW w:type="dxa" w:w="1461"/>
+          </w:tcPr>
+          <w:p>
+            <w:r>
+              <w:t>0.09460</w:t>
+            </w:r>
+          </w:p>
+        </w:tc>
+      </w:tr>
+      <w:tr>
+        <w:tc>
+          <w:tcPr>
+            <w:tcW w:type="dxa" w:w="1461"/>
+          </w:tcPr>
+          <w:p>
+            <w:r>
+              <w:t>whiff_given_swing</w:t>
+            </w:r>
+          </w:p>
+        </w:tc>
+        <w:tc>
+          <w:tcPr>
+            <w:tcW w:type="dxa" w:w="1461"/>
+          </w:tcPr>
+          <w:p>
+            <w:r>
+              <w:t>Stuff+</w:t>
+            </w:r>
+          </w:p>
+        </w:tc>
+        <w:tc>
+          <w:tcPr>
+            <w:tcW w:type="dxa" w:w="1461"/>
+          </w:tcPr>
+          <w:p>
+            <w:r>
+              <w:t>54,970</w:t>
+            </w:r>
+          </w:p>
+        </w:tc>
+        <w:tc>
+          <w:tcPr>
+            <w:tcW w:type="dxa" w:w="1461"/>
+          </w:tcPr>
+          <w:p>
+            <w:r>
+              <w:t>0.5000</w:t>
+            </w:r>
+          </w:p>
+        </w:tc>
+        <w:tc>
+          <w:tcPr>
+            <w:tcW w:type="dxa" w:w="1461"/>
+          </w:tcPr>
+          <w:p>
+            <w:r>
+              <w:t>0.7330</w:t>
+            </w:r>
+          </w:p>
+        </w:tc>
+        <w:tc>
+          <w:tcPr>
+            <w:tcW w:type="dxa" w:w="1461"/>
+          </w:tcPr>
+          <w:p>
+            <w:r>
+              <w:t>0.48257</w:t>
+            </w:r>
+          </w:p>
+        </w:tc>
+        <w:tc>
+          <w:tcPr>
+            <w:tcW w:type="dxa" w:w="1461"/>
+          </w:tcPr>
+          <w:p>
+            <w:r>
+              <w:t>0.15556</w:t>
+            </w:r>
+          </w:p>
+        </w:tc>
+      </w:tr>
+      <w:tr>
+        <w:tc>
+          <w:tcPr>
+            <w:tcW w:type="dxa" w:w="1461"/>
+          </w:tcPr>
+          <w:p>
+            <w:r>
+              <w:t>groundball</w:t>
+            </w:r>
+          </w:p>
+        </w:tc>
+        <w:tc>
+          <w:tcPr>
+            <w:tcW w:type="dxa" w:w="1461"/>
+          </w:tcPr>
+          <w:p>
+            <w:r>
+              <w:t>Stuff+</w:t>
+            </w:r>
+          </w:p>
+        </w:tc>
+        <w:tc>
+          <w:tcPr>
+            <w:tcW w:type="dxa" w:w="1461"/>
+          </w:tcPr>
+          <w:p>
+            <w:r>
+              <w:t>19,721</w:t>
+            </w:r>
+          </w:p>
+        </w:tc>
+        <w:tc>
+          <w:tcPr>
+            <w:tcW w:type="dxa" w:w="1461"/>
+          </w:tcPr>
+          <w:p>
+            <w:r>
+              <w:t>0.5000</w:t>
+            </w:r>
+          </w:p>
+        </w:tc>
+        <w:tc>
+          <w:tcPr>
+            <w:tcW w:type="dxa" w:w="1461"/>
+          </w:tcPr>
+          <w:p>
+            <w:r>
+              <w:t>0.6486</w:t>
+            </w:r>
+          </w:p>
+        </w:tc>
+        <w:tc>
+          <w:tcPr>
+            <w:tcW w:type="dxa" w:w="1461"/>
+          </w:tcPr>
+          <w:p>
+            <w:r>
+              <w:t>0.65580</w:t>
+            </w:r>
+          </w:p>
+        </w:tc>
+        <w:tc>
+          <w:tcPr>
+            <w:tcW w:type="dxa" w:w="1461"/>
+          </w:tcPr>
+          <w:p>
+            <w:r>
+              <w:t>0.23182</w:t>
+            </w:r>
+          </w:p>
+        </w:tc>
+      </w:tr>
+      <w:tr>
+        <w:tc>
+          <w:tcPr>
+            <w:tcW w:type="dxa" w:w="1461"/>
+          </w:tcPr>
+          <w:p>
+            <w:r>
+              <w:t>called_strike</w:t>
+            </w:r>
+          </w:p>
+        </w:tc>
+        <w:tc>
+          <w:tcPr>
+            <w:tcW w:type="dxa" w:w="1461"/>
+          </w:tcPr>
+          <w:p>
+            <w:r>
+              <w:t>Location+</w:t>
+            </w:r>
+          </w:p>
+        </w:tc>
+        <w:tc>
+          <w:tcPr>
+            <w:tcW w:type="dxa" w:w="1461"/>
+          </w:tcPr>
+          <w:p>
+            <w:r>
+              <w:t>116,493</w:t>
+            </w:r>
+          </w:p>
+        </w:tc>
+        <w:tc>
+          <w:tcPr>
+            <w:tcW w:type="dxa" w:w="1461"/>
+          </w:tcPr>
+          <w:p>
+            <w:r>
+              <w:t>0.5000</w:t>
+            </w:r>
+          </w:p>
+        </w:tc>
+        <w:tc>
+          <w:tcPr>
+            <w:tcW w:type="dxa" w:w="1461"/>
+          </w:tcPr>
+          <w:p>
+            <w:r>
+              <w:t>0.8790</w:t>
+            </w:r>
+          </w:p>
+        </w:tc>
+        <w:tc>
+          <w:tcPr>
+            <w:tcW w:type="dxa" w:w="1461"/>
+          </w:tcPr>
+          <w:p>
+            <w:r>
+              <w:t>0.28937</w:t>
+            </w:r>
+          </w:p>
+        </w:tc>
+        <w:tc>
+          <w:tcPr>
+            <w:tcW w:type="dxa" w:w="1461"/>
+          </w:tcPr>
+          <w:p>
+            <w:r>
+              <w:t>0.09205</w:t>
+            </w:r>
+          </w:p>
+        </w:tc>
+      </w:tr>
+      <w:tr>
+        <w:tc>
+          <w:tcPr>
+            <w:tcW w:type="dxa" w:w="1461"/>
+          </w:tcPr>
+          <w:p>
+            <w:r>
+              <w:t>chase</w:t>
+            </w:r>
+          </w:p>
+        </w:tc>
+        <w:tc>
+          <w:tcPr>
+            <w:tcW w:type="dxa" w:w="1461"/>
+          </w:tcPr>
+          <w:p>
+            <w:r>
+              <w:t>Location+</w:t>
+            </w:r>
+          </w:p>
+        </w:tc>
+        <w:tc>
+          <w:tcPr>
+            <w:tcW w:type="dxa" w:w="1461"/>
+          </w:tcPr>
+          <w:p>
+            <w:r>
+              <w:t>75,364</w:t>
+            </w:r>
+          </w:p>
+        </w:tc>
+        <w:tc>
+          <w:tcPr>
+            <w:tcW w:type="dxa" w:w="1461"/>
+          </w:tcPr>
+          <w:p>
+            <w:r>
+              <w:t>0.5000</w:t>
+            </w:r>
+          </w:p>
+        </w:tc>
+        <w:tc>
+          <w:tcPr>
+            <w:tcW w:type="dxa" w:w="1461"/>
+          </w:tcPr>
+          <w:p>
+            <w:r>
+              <w:t>0.8419</w:t>
+            </w:r>
+          </w:p>
+        </w:tc>
+        <w:tc>
+          <w:tcPr>
+            <w:tcW w:type="dxa" w:w="1461"/>
+          </w:tcPr>
+          <w:p>
+            <w:r>
+              <w:t>0.45916</w:t>
+            </w:r>
+          </w:p>
+        </w:tc>
+        <w:tc>
+          <w:tcPr>
+            <w:tcW w:type="dxa" w:w="1461"/>
+          </w:tcPr>
+          <w:p>
+            <w:r>
+              <w:t>0.15103</w:t>
+            </w:r>
+          </w:p>
+        </w:tc>
+      </w:tr>
+    </w:tbl>
+    <w:p>
+      <w:pPr/>
+      <w:r>
+        <w:t>whiff_per_pitch mejora de AUC 0.6136 (regresion logistica de 03, mismo split) a 0.7268 con boosting: +0.11 AUC sobre el baseline interpretable ya cerrado, no solo sobre el null. called_strike (0.8790) y chase (0.8419) son el primer Location+ funcional del proyecto; las features dominantes son PlateLocHeight/PlateLocSide y Strikes, exactamente lo que la teoria de zone-based called-strike models predice. En groundball, InducedVertBreak es por mucho la feature mas importante (permutation importance 0.099), consistente con la intuicion fisica de que el break vertical inducido -no solo la velocidad- explica el batazo por el suelo.</w:t>
+      </w:r>
+    </w:p>
+    <w:p>
+      <w:pPr>
+        <w:pStyle w:val="Heading2"/>
+      </w:pPr>
+      <w:r>
+        <w:t>24.4 Limites y siguiente paso</w:t>
+      </w:r>
+    </w:p>
+    <w:p>
+      <w:pPr/>
+      <w:r>
+        <w:t>Esto es Stuff+ y Location+ V1 por separado, todavia sin arsenal, sin altitude_category y sin combinarse en un score Pitching+/Out+ unico. No sustituye el park holdout que pide el criterio de robustez del reto (train sin una categoria de altitud, evaluar en ella); ese holdout sigue pendiente. Siguiente paso: incorporar arsenal (via season-forward, no pitcher holdout) y altitude_category en un modelo combinado, y definir la ponderacion que produce el score Pitching+ final antes de normalizar a escala Stuff+ (100 + 10*z).</w:t>
+      </w:r>
+    </w:p>
+    <w:p>
+      <w:pPr>
+        <w:pStyle w:val="Heading1"/>
+      </w:pPr>
+      <w:r>
+        <w:t>25. Park holdout: robustez ante un entorno de altitud no visto</w:t>
+      </w:r>
+    </w:p>
+    <w:p>
+      <w:pPr/>
+      <w:r>
+        <w:t>Estado: CERRADO. Ejecucion real el 24/09/2026. Entrena en No Altitude + Medium Altitude (447,424 filas), evalua en Extreme Altitude (180,962 filas; 2,704 filas sin categoria valida excluidas). Complementa -no reemplaza- el pitcher holdout de 07_boosting_models.py: aquel prueba generalizacion a PITCHERS no vistos dentro de la misma mezcla de entornos; este prueba generalizacion a un ENTORNO no visto. El 91.3% de los pitchers de test tambien aparece en train, lo cual es correcto y esperado aqui: se aisla la pregunta ambiental, no la de pitcher (esa ya la responde 07).</w:t>
+      </w:r>
+    </w:p>
+    <w:p>
+      <w:pPr>
+        <w:pStyle w:val="Heading2"/>
+      </w:pPr>
+      <w:r>
+        <w:t>25.1 Decision: altitude_category no es feature en esta version</w:t>
+      </w:r>
+    </w:p>
+    <w:p>
+      <w:pPr/>
+      <w:r>
+        <w:t>Decision del equipo, discutida y ratificada el 24/09/2026, por dos razones: (1) entrenar sin Extreme Altitude deja esa categoria enteramente no vista para el codificador categorico en el momento de predecir -un artefacto tecnico de codificacion, no una medida de generalizacion real; (2) incluirla mezclaria dos preguntas distintas: si el modelo generaliza su entendimiento fisico/de ubicacion a un entorno diferente, versus si usar el entorno como insumo explicito ayuda. Esta version responde solo la primera. La segunda pregunta queda para altitude_counterfactual.py (planeado): entrenar CON altitude_category sobre todo el dataset y comparar predicciones al cambiar la categoria, con las demas features fijas.</w:t>
+      </w:r>
+    </w:p>
+    <w:p>
+      <w:pPr/>
+      <w:r>
+        <w:t>Verificacion previa: ninguna otra columna categorica usada (AutoPitchType, PitcherThrows, BatterSide) tiene niveles presentes en Extreme Altitude ausentes del resto; el unico riesgo real de categoria no vista era altitude_category, que es justamente la que se excluye. El script re-verifica esto en tiempo de ejecucion y falla si encuentra alguna.</w:t>
+      </w:r>
+    </w:p>
+    <w:p>
+      <w:pPr>
+        <w:pStyle w:val="Heading2"/>
+      </w:pPr>
+      <w:r>
+        <w:t>25.2 Resultados</w:t>
+      </w:r>
+    </w:p>
+    <w:tbl>
+      <w:tblPr>
+        <w:tblStyle w:val="TableGrid"/>
+        <w:tblW w:type="auto" w:w="0"/>
+        <w:tblLook w:firstColumn="1" w:firstRow="1" w:lastColumn="0" w:lastRow="0" w:noHBand="0" w:noVBand="1" w:val="04A0"/>
+      </w:tblPr>
+      <w:tblGrid>
+        <w:gridCol w:w="2045"/>
+        <w:gridCol w:w="2045"/>
+        <w:gridCol w:w="2045"/>
+        <w:gridCol w:w="2045"/>
+        <w:gridCol w:w="2045"/>
+      </w:tblGrid>
+      <w:tr>
+        <w:tc>
+          <w:tcPr>
+            <w:tcW w:type="dxa" w:w="2045"/>
+          </w:tcPr>
+          <w:p>
+            <w:r>
+              <w:t>Target</w:t>
+            </w:r>
+          </w:p>
+        </w:tc>
+        <w:tc>
+          <w:tcPr>
+            <w:tcW w:type="dxa" w:w="2045"/>
+          </w:tcPr>
+          <w:p>
+            <w:r>
+              <w:t>AUC pitcher holdout (07)</w:t>
+            </w:r>
+          </w:p>
+        </w:tc>
+        <w:tc>
+          <w:tcPr>
+            <w:tcW w:type="dxa" w:w="2045"/>
+          </w:tcPr>
+          <w:p>
+            <w:r>
+              <w:t>AUC park holdout (08)</w:t>
+            </w:r>
+          </w:p>
+        </w:tc>
+        <w:tc>
+          <w:tcPr>
+            <w:tcW w:type="dxa" w:w="2045"/>
+          </w:tcPr>
+          <w:p>
+            <w:r>
+              <w:t>Delta</w:t>
+            </w:r>
+          </w:p>
+        </w:tc>
+        <w:tc>
+          <w:tcPr>
+            <w:tcW w:type="dxa" w:w="2045"/>
+          </w:tcPr>
+          <w:p>
+            <w:r>
+              <w:t>n test (park)</w:t>
+            </w:r>
+          </w:p>
+        </w:tc>
+      </w:tr>
+      <w:tr>
+        <w:tc>
+          <w:tcPr>
+            <w:tcW w:type="dxa" w:w="2045"/>
+          </w:tcPr>
+          <w:p>
+            <w:r>
+              <w:t>whiff_per_pitch</w:t>
+            </w:r>
+          </w:p>
+        </w:tc>
+        <w:tc>
+          <w:tcPr>
+            <w:tcW w:type="dxa" w:w="2045"/>
+          </w:tcPr>
+          <w:p>
+            <w:r>
+              <w:t>0.7268</w:t>
+            </w:r>
+          </w:p>
+        </w:tc>
+        <w:tc>
+          <w:tcPr>
+            <w:tcW w:type="dxa" w:w="2045"/>
+          </w:tcPr>
+          <w:p>
+            <w:r>
+              <w:t>0.7270</w:t>
+            </w:r>
+          </w:p>
+        </w:tc>
+        <w:tc>
+          <w:tcPr>
+            <w:tcW w:type="dxa" w:w="2045"/>
+          </w:tcPr>
+          <w:p>
+            <w:r>
+              <w:t>+0.0003</w:t>
+            </w:r>
+          </w:p>
+        </w:tc>
+        <w:tc>
+          <w:tcPr>
+            <w:tcW w:type="dxa" w:w="2045"/>
+          </w:tcPr>
+          <w:p>
+            <w:r>
+              <w:t>180,962</w:t>
+            </w:r>
+          </w:p>
+        </w:tc>
+      </w:tr>
+      <w:tr>
+        <w:tc>
+          <w:tcPr>
+            <w:tcW w:type="dxa" w:w="2045"/>
+          </w:tcPr>
+          <w:p>
+            <w:r>
+              <w:t>whiff_given_swing</w:t>
+            </w:r>
+          </w:p>
+        </w:tc>
+        <w:tc>
+          <w:tcPr>
+            <w:tcW w:type="dxa" w:w="2045"/>
+          </w:tcPr>
+          <w:p>
+            <w:r>
+              <w:t>0.7330</w:t>
+            </w:r>
+          </w:p>
+        </w:tc>
+        <w:tc>
+          <w:tcPr>
+            <w:tcW w:type="dxa" w:w="2045"/>
+          </w:tcPr>
+          <w:p>
+            <w:r>
+              <w:t>0.7327</w:t>
+            </w:r>
+          </w:p>
+        </w:tc>
+        <w:tc>
+          <w:tcPr>
+            <w:tcW w:type="dxa" w:w="2045"/>
+          </w:tcPr>
+          <w:p>
+            <w:r>
+              <w:t>-0.0003</w:t>
+            </w:r>
+          </w:p>
+        </w:tc>
+        <w:tc>
+          <w:tcPr>
+            <w:tcW w:type="dxa" w:w="2045"/>
+          </w:tcPr>
+          <w:p>
+            <w:r>
+              <w:t>84,534</w:t>
+            </w:r>
+          </w:p>
+        </w:tc>
+      </w:tr>
+      <w:tr>
+        <w:tc>
+          <w:tcPr>
+            <w:tcW w:type="dxa" w:w="2045"/>
+          </w:tcPr>
+          <w:p>
+            <w:r>
+              <w:t>groundball</w:t>
+            </w:r>
+          </w:p>
+        </w:tc>
+        <w:tc>
+          <w:tcPr>
+            <w:tcW w:type="dxa" w:w="2045"/>
+          </w:tcPr>
+          <w:p>
+            <w:r>
+              <w:t>0.6486</w:t>
+            </w:r>
+          </w:p>
+        </w:tc>
+        <w:tc>
+          <w:tcPr>
+            <w:tcW w:type="dxa" w:w="2045"/>
+          </w:tcPr>
+          <w:p>
+            <w:r>
+              <w:t>0.6403</w:t>
+            </w:r>
+          </w:p>
+        </w:tc>
+        <w:tc>
+          <w:tcPr>
+            <w:tcW w:type="dxa" w:w="2045"/>
+          </w:tcPr>
+          <w:p>
+            <w:r>
+              <w:t>-0.0083</w:t>
+            </w:r>
+          </w:p>
+        </w:tc>
+        <w:tc>
+          <w:tcPr>
+            <w:tcW w:type="dxa" w:w="2045"/>
+          </w:tcPr>
+          <w:p>
+            <w:r>
+              <w:t>32,087</w:t>
+            </w:r>
+          </w:p>
+        </w:tc>
+      </w:tr>
+      <w:tr>
+        <w:tc>
+          <w:tcPr>
+            <w:tcW w:type="dxa" w:w="2045"/>
+          </w:tcPr>
+          <w:p>
+            <w:r>
+              <w:t>called_strike</w:t>
+            </w:r>
+          </w:p>
+        </w:tc>
+        <w:tc>
+          <w:tcPr>
+            <w:tcW w:type="dxa" w:w="2045"/>
+          </w:tcPr>
+          <w:p>
+            <w:r>
+              <w:t>0.8790</w:t>
+            </w:r>
+          </w:p>
+        </w:tc>
+        <w:tc>
+          <w:tcPr>
+            <w:tcW w:type="dxa" w:w="2045"/>
+          </w:tcPr>
+          <w:p>
+            <w:r>
+              <w:t>0.8778</w:t>
+            </w:r>
+          </w:p>
+        </w:tc>
+        <w:tc>
+          <w:tcPr>
+            <w:tcW w:type="dxa" w:w="2045"/>
+          </w:tcPr>
+          <w:p>
+            <w:r>
+              <w:t>-0.0012</w:t>
+            </w:r>
+          </w:p>
+        </w:tc>
+        <w:tc>
+          <w:tcPr>
+            <w:tcW w:type="dxa" w:w="2045"/>
+          </w:tcPr>
+          <w:p>
+            <w:r>
+              <w:t>180,962</w:t>
+            </w:r>
+          </w:p>
+        </w:tc>
+      </w:tr>
+      <w:tr>
+        <w:tc>
+          <w:tcPr>
+            <w:tcW w:type="dxa" w:w="2045"/>
+          </w:tcPr>
+          <w:p>
+            <w:r>
+              <w:t>chase</w:t>
+            </w:r>
+          </w:p>
+        </w:tc>
+        <w:tc>
+          <w:tcPr>
+            <w:tcW w:type="dxa" w:w="2045"/>
+          </w:tcPr>
+          <w:p>
+            <w:r>
+              <w:t>0.8419</w:t>
+            </w:r>
+          </w:p>
+        </w:tc>
+        <w:tc>
+          <w:tcPr>
+            <w:tcW w:type="dxa" w:w="2045"/>
+          </w:tcPr>
+          <w:p>
+            <w:r>
+              <w:t>0.8397</w:t>
+            </w:r>
+          </w:p>
+        </w:tc>
+        <w:tc>
+          <w:tcPr>
+            <w:tcW w:type="dxa" w:w="2045"/>
+          </w:tcPr>
+          <w:p>
+            <w:r>
+              <w:t>-0.0023</w:t>
+            </w:r>
+          </w:p>
+        </w:tc>
+        <w:tc>
+          <w:tcPr>
+            <w:tcW w:type="dxa" w:w="2045"/>
+          </w:tcPr>
+          <w:p>
+            <w:r>
+              <w:t>117,666</w:t>
+            </w:r>
+          </w:p>
+        </w:tc>
+      </w:tr>
+    </w:tbl>
+    <w:p>
+      <w:pPr/>
+      <w:r>
+        <w:t>El AUC bajo park holdout es practicamente identico al pitcher holdout en los cinco targets (deltas entre -0.0083 y +0.0003). Log Loss y Brier tambien se mantienen en rangos comparables. Esto es evidencia real de robustez ambiental: el boosting V1 discrimina pitches buenos de malos en Extreme Altitude tan bien como en pitchers nunca vistos dentro de la mezcla habitual de entornos, sin que el modelo sepa en que entorno esta.</w:t>
+      </w:r>
+    </w:p>
+    <w:p>
+      <w:pPr>
+        <w:pStyle w:val="Heading2"/>
+      </w:pPr>
+      <w:r>
+        <w:t>25.3 Interpretacion: por que generaliza tan bien</w:t>
+      </w:r>
+    </w:p>
+    <w:p>
+      <w:pPr/>
+      <w:r>
+        <w:t>Hipotesis de trabajo, no probada de forma causal: las features fisicas usadas (InducedVertBreak, HorzBreak, etc.) son movimiento OBSERVADO del tracking, no spin teorico. Es decir, ya incorporan el efecto fisico real de la altitud sobre cada pitch medido -un Four-Seam con 13 pulgadas de IVB en Extreme Altitude y uno con 13 pulgadas de IVB en No Altitude son, para el modelo, la misma entrada, y aparentemente producen outcomes similares. Lo que el modelo aprende es la relacion movimiento observado -&gt; outcome, que parece estable entre entornos, no la relacion spin/velocidad -&gt; outcome (que si dependeria del entorno via el efecto Magnus). Esto es evidencia adicional, independiente de la de la seccion 12, a favor de H4 ('shape over label'): el pipeline ya prioriza IVB/HB observados sobre SpinRate crudo, y este resultado sugiere que esa decision es parte de por que el modelo transfiere bien entre entornos.</w:t>
+      </w:r>
+    </w:p>
+    <w:p>
+      <w:pPr/>
+      <w:r>
+        <w:t>Importante: esto NO implica que la altitud no afecte los outcomes. La EDA (seccion 12) ya establecio que la distribucion de IVB/HB si cambia con la altitud -eso es H1-. Lo que este resultado agrega es que la relacion aprendida entre esas features observadas y el outcome se mantiene estable entre entornos; el modelo no necesita saber la altitud porque el efecto de la altitud ya quedo capturado dentro de las features fisicas que sí mide directamente.</w:t>
+      </w:r>
+    </w:p>
+    <w:p>
+      <w:pPr>
+        <w:pStyle w:val="Heading2"/>
+      </w:pPr>
+      <w:r>
+        <w:t>25.4 Limites y siguiente paso</w:t>
+      </w:r>
+    </w:p>
+    <w:p>
+      <w:pPr/>
+      <w:r>
+        <w:t>AUC mide discriminacion (orden relativo), no calibracion absoluta perfecta; no se corrio aqui una prueba de calibracion dedicada (reliability curve) por entorno. No sustituye el contrafactual de altitud planeado, que responde una pregunta distinta y complementaria: cuanto cambia la prediccion del MISMO pitch fisico si se le asigna una categoria de altitud distinta, cuando el modelo si usa altitude_category como insumo explicito.</w:t>
       </w:r>
     </w:p>
     <w:sectPr>

--- a/ISAC_Diablos_Rojos_Guia_Base_Modelado.docx
+++ b/ISAC_Diablos_Rojos_Guia_Base_Modelado.docx
@@ -11118,6 +11118,2819 @@
       <w:pPr/>
       <w:r>
         <w:t>AUC mide discriminacion (orden relativo), no calibracion absoluta perfecta; no se corrio aqui una prueba de calibracion dedicada (reliability curve) por entorno. No sustituye el contrafactual de altitud planeado, que responde una pregunta distinta y complementaria: cuanto cambia la prediccion del MISMO pitch fisico si se le asigna una categoria de altitud distinta, cuando el modelo si usa altitude_category como insumo explicito.</w:t>
+      </w:r>
+    </w:p>
+    <w:p>
+      <w:pPr>
+        <w:pStyle w:val="Heading1"/>
+      </w:pPr>
+      <w:r>
+        <w:t>26. Pitching+/Out+ V1 y escala Stuff+</w:t>
+      </w:r>
+    </w:p>
+    <w:p>
+      <w:pPr/>
+      <w:r>
+        <w:t>Estado: CERRADO (V1, pesos iguales). Ejecucion real el 24/09/2026, dos ventanas season-forward (2024-&gt;2025, 2024-2025-&gt;2026); la segunda es la ventana primaria para uso posterior (contrafactual de altitud). A diferencia de 07/08 (Stuff+ puro y Location+ puro, para medir robustez de cada capa por separado), aqui las cinco sub-senales comparten el mismo conjunto de features completo: fisicas + ubicacion + arsenal historico (fold-safe) + altitude_category + Balls/Strikes + BatterSide. Esta es la capa que el brief llama Pitching+/Out+: 'combinacion final de stuff + ubicacion + arsenal + contexto'.</w:t>
+      </w:r>
+    </w:p>
+    <w:p>
+      <w:pPr>
+        <w:pStyle w:val="Heading2"/>
+      </w:pPr>
+      <w:r>
+        <w:t>26.1 Problema resuelto antes de combinar: poblaciones mutuamente excluyentes</w:t>
+      </w:r>
+    </w:p>
+    <w:p>
+      <w:pPr/>
+      <w:r>
+        <w:t>whiff_given_swing, chase y groundball tienen poblaciones elegibles mutuamente excluyentes por fila (is_swing==1, outside_strike_zone==1, is_ball_in_play==1 respectivamente). Un promedio literal de las cinco probabilidades por fila esta indefinido para casi todos los pitches si nos limitamos a la poblacion observada de cada target: la mayoria de las filas no cumple simultaneamente las cinco condiciones.</w:t>
+      </w:r>
+    </w:p>
+    <w:p>
+      <w:pPr/>
+      <w:r>
+        <w:t>Resolucion adoptada: cada sub-modelo se ENTRENA sobre su propia poblacion condicional (igual que en 07/08, para aprender la probabilidad condicional correcta: P(whiff|swing), P(chase|fuera de zona), P(groundball|BIP)), pero para ANOTAR el score se aplica el modelo ya entrenado a TODO pitch de la poblacion comun elegible (arsenal completo + altitude_category valida), sin importar si ese pitch especifico fue swing/BIP/etc. Es la pregunta contrafactual estandar ('si hubiera swing, que tan probable seria el whiff') y es exactamente lo que un modelo entrenado sobre esa poblacion permite responder para cualquier fila que tenga las features necesarias, haya ocurrido o no ese evento en la fila original.</w:t>
+      </w:r>
+    </w:p>
+    <w:p>
+      <w:pPr>
+        <w:pStyle w:val="Heading2"/>
+      </w:pPr>
+      <w:r>
+        <w:t>26.2 Decision de ponderacion (24/09/2026)</w:t>
+      </w:r>
+    </w:p>
+    <w:p>
+      <w:pPr/>
+      <w:r>
+        <w:t>Se descartaron dos alternativas antes de adoptar la V1. Pesos de valor de carrera fijos (estilo The Book): descartados porque esos pesos estan pensados para eventos con valor de carrera bien definido, y no existe una traduccion limpia hacia estas cinco probabilidades, que ademas tienen poblaciones elegibles distintas; adoptarlos daria una falsa sensacion de rigor. Pesos aprendidos por regresion contra un proxy de valor observado: descartados por ahora porque requieren definir correctamente un valor observado por pitch y su poblacion elegible, y eso reabre exactamente el problema de PA-terminal que ya bloqueo xRunValue en 05_target_definitions.py; no debia bloquear este primer Pitching+.</w:t>
+      </w:r>
+    </w:p>
+    <w:p>
+      <w:pPr/>
+      <w:r>
+        <w:t>V1 adoptado: estandarizar cada probabilidad predicha (z-score) contra su propia media y desviacion estandar en TRAIN unicamente (nunca en test/eval, para no filtrar la referencia 'liga promedio' con datos de evaluacion), y promediar los cinco z-scores con pesos iguales. Las cinco probabilidades ya estan orientadas 'mayor = mejor para el pitcher' sin necesidad de invertir signos: whiff, whiff dado swing, called strike y chase son buenos para el pitcher cuando son altos, y groundball tambien lo es bajo la logica del reto (H3: groundballs mas valiosos en altitud). Se guardan los cinco componentes (probabilidad y z-score) por separado, ademas del score combinado, en 09_pitching_plus_scores.csv.</w:t>
+      </w:r>
+    </w:p>
+    <w:p>
+      <w:pPr/>
+      <w:r>
+        <w:t>Pendiente explicito para V2, no resuelto en esta version: analisis de sensibilidad de pesos (que tanto cambia el ranking si se reponderan los componentes) y una version con pesos aprendidos contra valor de carrera, una vez exista una definicion reproducible de xRunValue o run expectancy por conteo.</w:t>
+      </w:r>
+    </w:p>
+    <w:p>
+      <w:pPr>
+        <w:pStyle w:val="Heading2"/>
+      </w:pPr>
+      <w:r>
+        <w:t>26.3 Escala Stuff+</w:t>
+      </w:r>
+    </w:p>
+    <w:p>
+      <w:pPr/>
+      <w:r>
+        <w:t>Siguiendo la definicion formal del brief (Stuff+ = 100 + 10 x z(score_pitch)), se estandariza el promedio de z-scores (Pitching+/Out+ crudo) una vez mas contra su propia media y desviacion estandar en train, y se escala a 100 + 10z. En la ventana primaria (2024-2025 -&gt; 2026), el Stuff+ resultante sobre la evaluacion futura tiene media 100.28 y desviacion estandar 10.01 -practicamente identico al diseno teorico de la escala-, con rango 72.0 a 138.6.</w:t>
+      </w:r>
+    </w:p>
+    <w:p>
+      <w:pPr>
+        <w:pStyle w:val="Heading2"/>
+      </w:pPr>
+      <w:r>
+        <w:t>26.4 Resultados por componente: full feature set vs capas puras</w:t>
+      </w:r>
+    </w:p>
+    <w:tbl>
+      <w:tblPr>
+        <w:tblStyle w:val="TableGrid"/>
+        <w:tblW w:type="auto" w:w="0"/>
+        <w:tblLook w:firstColumn="1" w:firstRow="1" w:lastColumn="0" w:lastRow="0" w:noHBand="0" w:noVBand="1" w:val="04A0"/>
+      </w:tblPr>
+      <w:tblGrid>
+        <w:gridCol w:w="2556"/>
+        <w:gridCol w:w="2556"/>
+        <w:gridCol w:w="2556"/>
+        <w:gridCol w:w="2556"/>
+      </w:tblGrid>
+      <w:tr>
+        <w:tc>
+          <w:tcPr>
+            <w:tcW w:type="dxa" w:w="2556"/>
+          </w:tcPr>
+          <w:p>
+            <w:r>
+              <w:t>Componente</w:t>
+            </w:r>
+          </w:p>
+        </w:tc>
+        <w:tc>
+          <w:tcPr>
+            <w:tcW w:type="dxa" w:w="2556"/>
+          </w:tcPr>
+          <w:p>
+            <w:r>
+              <w:t>AUC Stuff/Location puro (07)</w:t>
+            </w:r>
+          </w:p>
+        </w:tc>
+        <w:tc>
+          <w:tcPr>
+            <w:tcW w:type="dxa" w:w="2556"/>
+          </w:tcPr>
+          <w:p>
+            <w:r>
+              <w:t>AUC full (09, 2024→25)</w:t>
+            </w:r>
+          </w:p>
+        </w:tc>
+        <w:tc>
+          <w:tcPr>
+            <w:tcW w:type="dxa" w:w="2556"/>
+          </w:tcPr>
+          <w:p>
+            <w:r>
+              <w:t>AUC full (09, 2024-25→26)</w:t>
+            </w:r>
+          </w:p>
+        </w:tc>
+      </w:tr>
+      <w:tr>
+        <w:tc>
+          <w:tcPr>
+            <w:tcW w:type="dxa" w:w="2556"/>
+          </w:tcPr>
+          <w:p>
+            <w:r>
+              <w:t>whiff_per_pitch</w:t>
+            </w:r>
+          </w:p>
+        </w:tc>
+        <w:tc>
+          <w:tcPr>
+            <w:tcW w:type="dxa" w:w="2556"/>
+          </w:tcPr>
+          <w:p>
+            <w:r>
+              <w:t>0.7268</w:t>
+            </w:r>
+          </w:p>
+        </w:tc>
+        <w:tc>
+          <w:tcPr>
+            <w:tcW w:type="dxa" w:w="2556"/>
+          </w:tcPr>
+          <w:p>
+            <w:r>
+              <w:t>0.7531</w:t>
+            </w:r>
+          </w:p>
+        </w:tc>
+        <w:tc>
+          <w:tcPr>
+            <w:tcW w:type="dxa" w:w="2556"/>
+          </w:tcPr>
+          <w:p>
+            <w:r>
+              <w:t>0.7531</w:t>
+            </w:r>
+          </w:p>
+        </w:tc>
+      </w:tr>
+      <w:tr>
+        <w:tc>
+          <w:tcPr>
+            <w:tcW w:type="dxa" w:w="2556"/>
+          </w:tcPr>
+          <w:p>
+            <w:r>
+              <w:t>whiff_given_swing</w:t>
+            </w:r>
+          </w:p>
+        </w:tc>
+        <w:tc>
+          <w:tcPr>
+            <w:tcW w:type="dxa" w:w="2556"/>
+          </w:tcPr>
+          <w:p>
+            <w:r>
+              <w:t>0.7330</w:t>
+            </w:r>
+          </w:p>
+        </w:tc>
+        <w:tc>
+          <w:tcPr>
+            <w:tcW w:type="dxa" w:w="2556"/>
+          </w:tcPr>
+          <w:p>
+            <w:r>
+              <w:t>0.7575</w:t>
+            </w:r>
+          </w:p>
+        </w:tc>
+        <w:tc>
+          <w:tcPr>
+            <w:tcW w:type="dxa" w:w="2556"/>
+          </w:tcPr>
+          <w:p>
+            <w:r>
+              <w:t>0.7590</w:t>
+            </w:r>
+          </w:p>
+        </w:tc>
+      </w:tr>
+      <w:tr>
+        <w:tc>
+          <w:tcPr>
+            <w:tcW w:type="dxa" w:w="2556"/>
+          </w:tcPr>
+          <w:p>
+            <w:r>
+              <w:t>groundball</w:t>
+            </w:r>
+          </w:p>
+        </w:tc>
+        <w:tc>
+          <w:tcPr>
+            <w:tcW w:type="dxa" w:w="2556"/>
+          </w:tcPr>
+          <w:p>
+            <w:r>
+              <w:t>0.6486</w:t>
+            </w:r>
+          </w:p>
+        </w:tc>
+        <w:tc>
+          <w:tcPr>
+            <w:tcW w:type="dxa" w:w="2556"/>
+          </w:tcPr>
+          <w:p>
+            <w:r>
+              <w:t>0.6531</w:t>
+            </w:r>
+          </w:p>
+        </w:tc>
+        <w:tc>
+          <w:tcPr>
+            <w:tcW w:type="dxa" w:w="2556"/>
+          </w:tcPr>
+          <w:p>
+            <w:r>
+              <w:t>0.6664</w:t>
+            </w:r>
+          </w:p>
+        </w:tc>
+      </w:tr>
+      <w:tr>
+        <w:tc>
+          <w:tcPr>
+            <w:tcW w:type="dxa" w:w="2556"/>
+          </w:tcPr>
+          <w:p>
+            <w:r>
+              <w:t>called_strike</w:t>
+            </w:r>
+          </w:p>
+        </w:tc>
+        <w:tc>
+          <w:tcPr>
+            <w:tcW w:type="dxa" w:w="2556"/>
+          </w:tcPr>
+          <w:p>
+            <w:r>
+              <w:t>0.8790</w:t>
+            </w:r>
+          </w:p>
+        </w:tc>
+        <w:tc>
+          <w:tcPr>
+            <w:tcW w:type="dxa" w:w="2556"/>
+          </w:tcPr>
+          <w:p>
+            <w:r>
+              <w:t>0.8820</w:t>
+            </w:r>
+          </w:p>
+        </w:tc>
+        <w:tc>
+          <w:tcPr>
+            <w:tcW w:type="dxa" w:w="2556"/>
+          </w:tcPr>
+          <w:p>
+            <w:r>
+              <w:t>0.8780</w:t>
+            </w:r>
+          </w:p>
+        </w:tc>
+      </w:tr>
+      <w:tr>
+        <w:tc>
+          <w:tcPr>
+            <w:tcW w:type="dxa" w:w="2556"/>
+          </w:tcPr>
+          <w:p>
+            <w:r>
+              <w:t>chase</w:t>
+            </w:r>
+          </w:p>
+        </w:tc>
+        <w:tc>
+          <w:tcPr>
+            <w:tcW w:type="dxa" w:w="2556"/>
+          </w:tcPr>
+          <w:p>
+            <w:r>
+              <w:t>0.8419</w:t>
+            </w:r>
+          </w:p>
+        </w:tc>
+        <w:tc>
+          <w:tcPr>
+            <w:tcW w:type="dxa" w:w="2556"/>
+          </w:tcPr>
+          <w:p>
+            <w:r>
+              <w:t>0.8460</w:t>
+            </w:r>
+          </w:p>
+        </w:tc>
+        <w:tc>
+          <w:tcPr>
+            <w:tcW w:type="dxa" w:w="2556"/>
+          </w:tcPr>
+          <w:p>
+            <w:r>
+              <w:t>0.8529</w:t>
+            </w:r>
+          </w:p>
+        </w:tc>
+      </w:tr>
+    </w:tbl>
+    <w:p>
+      <w:pPr/>
+      <w:r>
+        <w:t>Agregar arsenal + ubicacion + altitud + contexto en un mismo modelo mejora cada componente sobre su version pura (Stuff+ o Location+ aislados) de 07/08, de forma consistente en las dos ventanas. La mejora es mas notoria en whiff_per_pitch y whiff_given_swing (+0.025 a +0.026 AUC) y mas modesta en called_strike (que ya partia de un AUC muy alto con solo ubicacion). Esta es evidencia directa, con datos reales de LMB, de que los features relacionales de arsenal y el contexto ambiental aportan valor incremental sobre las capas Stuff+/Location+ puras -el nucleo del criterio de integracion arsenal+altitud del reto.</w:t>
+      </w:r>
+    </w:p>
+    <w:p>
+      <w:pPr>
+        <w:pStyle w:val="Heading2"/>
+      </w:pPr>
+      <w:r>
+        <w:t>26.5 Sanity check por pitch type</w:t>
+      </w:r>
+    </w:p>
+    <w:tbl>
+      <w:tblPr>
+        <w:tblStyle w:val="TableGrid"/>
+        <w:tblW w:type="auto" w:w="0"/>
+        <w:tblLook w:firstColumn="1" w:firstRow="1" w:lastColumn="0" w:lastRow="0" w:noHBand="0" w:noVBand="1" w:val="04A0"/>
+      </w:tblPr>
+      <w:tblGrid>
+        <w:gridCol w:w="3408"/>
+        <w:gridCol w:w="3408"/>
+        <w:gridCol w:w="3408"/>
+      </w:tblGrid>
+      <w:tr>
+        <w:tc>
+          <w:tcPr>
+            <w:tcW w:type="dxa" w:w="3408"/>
+          </w:tcPr>
+          <w:p>
+            <w:r>
+              <w:t>Pitch type</w:t>
+            </w:r>
+          </w:p>
+        </w:tc>
+        <w:tc>
+          <w:tcPr>
+            <w:tcW w:type="dxa" w:w="3408"/>
+          </w:tcPr>
+          <w:p>
+            <w:r>
+              <w:t>Stuff+ medio (2024→25)</w:t>
+            </w:r>
+          </w:p>
+        </w:tc>
+        <w:tc>
+          <w:tcPr>
+            <w:tcW w:type="dxa" w:w="3408"/>
+          </w:tcPr>
+          <w:p>
+            <w:r>
+              <w:t>Stuff+ medio (2024-25→26)</w:t>
+            </w:r>
+          </w:p>
+        </w:tc>
+      </w:tr>
+      <w:tr>
+        <w:tc>
+          <w:tcPr>
+            <w:tcW w:type="dxa" w:w="3408"/>
+          </w:tcPr>
+          <w:p>
+            <w:r>
+              <w:t>Splitter</w:t>
+            </w:r>
+          </w:p>
+        </w:tc>
+        <w:tc>
+          <w:tcPr>
+            <w:tcW w:type="dxa" w:w="3408"/>
+          </w:tcPr>
+          <w:p>
+            <w:r>
+              <w:t>107.15</w:t>
+            </w:r>
+          </w:p>
+        </w:tc>
+        <w:tc>
+          <w:tcPr>
+            <w:tcW w:type="dxa" w:w="3408"/>
+          </w:tcPr>
+          <w:p>
+            <w:r>
+              <w:t>106.26</w:t>
+            </w:r>
+          </w:p>
+        </w:tc>
+      </w:tr>
+      <w:tr>
+        <w:tc>
+          <w:tcPr>
+            <w:tcW w:type="dxa" w:w="3408"/>
+          </w:tcPr>
+          <w:p>
+            <w:r>
+              <w:t>Slider</w:t>
+            </w:r>
+          </w:p>
+        </w:tc>
+        <w:tc>
+          <w:tcPr>
+            <w:tcW w:type="dxa" w:w="3408"/>
+          </w:tcPr>
+          <w:p>
+            <w:r>
+              <w:t>105.07</w:t>
+            </w:r>
+          </w:p>
+        </w:tc>
+        <w:tc>
+          <w:tcPr>
+            <w:tcW w:type="dxa" w:w="3408"/>
+          </w:tcPr>
+          <w:p>
+            <w:r>
+              <w:t>105.24</w:t>
+            </w:r>
+          </w:p>
+        </w:tc>
+      </w:tr>
+      <w:tr>
+        <w:tc>
+          <w:tcPr>
+            <w:tcW w:type="dxa" w:w="3408"/>
+          </w:tcPr>
+          <w:p>
+            <w:r>
+              <w:t>Curveball</w:t>
+            </w:r>
+          </w:p>
+        </w:tc>
+        <w:tc>
+          <w:tcPr>
+            <w:tcW w:type="dxa" w:w="3408"/>
+          </w:tcPr>
+          <w:p>
+            <w:r>
+              <w:t>104.01</w:t>
+            </w:r>
+          </w:p>
+        </w:tc>
+        <w:tc>
+          <w:tcPr>
+            <w:tcW w:type="dxa" w:w="3408"/>
+          </w:tcPr>
+          <w:p>
+            <w:r>
+              <w:t>104.31</w:t>
+            </w:r>
+          </w:p>
+        </w:tc>
+      </w:tr>
+      <w:tr>
+        <w:tc>
+          <w:tcPr>
+            <w:tcW w:type="dxa" w:w="3408"/>
+          </w:tcPr>
+          <w:p>
+            <w:r>
+              <w:t>Changeup</w:t>
+            </w:r>
+          </w:p>
+        </w:tc>
+        <w:tc>
+          <w:tcPr>
+            <w:tcW w:type="dxa" w:w="3408"/>
+          </w:tcPr>
+          <w:p>
+            <w:r>
+              <w:t>103.13</w:t>
+            </w:r>
+          </w:p>
+        </w:tc>
+        <w:tc>
+          <w:tcPr>
+            <w:tcW w:type="dxa" w:w="3408"/>
+          </w:tcPr>
+          <w:p>
+            <w:r>
+              <w:t>103.55</w:t>
+            </w:r>
+          </w:p>
+        </w:tc>
+      </w:tr>
+      <w:tr>
+        <w:tc>
+          <w:tcPr>
+            <w:tcW w:type="dxa" w:w="3408"/>
+          </w:tcPr>
+          <w:p>
+            <w:r>
+              <w:t>Cutter</w:t>
+            </w:r>
+          </w:p>
+        </w:tc>
+        <w:tc>
+          <w:tcPr>
+            <w:tcW w:type="dxa" w:w="3408"/>
+          </w:tcPr>
+          <w:p>
+            <w:r>
+              <w:t>100.55</w:t>
+            </w:r>
+          </w:p>
+        </w:tc>
+        <w:tc>
+          <w:tcPr>
+            <w:tcW w:type="dxa" w:w="3408"/>
+          </w:tcPr>
+          <w:p>
+            <w:r>
+              <w:t>101.06</w:t>
+            </w:r>
+          </w:p>
+        </w:tc>
+      </w:tr>
+      <w:tr>
+        <w:tc>
+          <w:tcPr>
+            <w:tcW w:type="dxa" w:w="3408"/>
+          </w:tcPr>
+          <w:p>
+            <w:r>
+              <w:t>Sinker</w:t>
+            </w:r>
+          </w:p>
+        </w:tc>
+        <w:tc>
+          <w:tcPr>
+            <w:tcW w:type="dxa" w:w="3408"/>
+          </w:tcPr>
+          <w:p>
+            <w:r>
+              <w:t>98.20</w:t>
+            </w:r>
+          </w:p>
+        </w:tc>
+        <w:tc>
+          <w:tcPr>
+            <w:tcW w:type="dxa" w:w="3408"/>
+          </w:tcPr>
+          <w:p>
+            <w:r>
+              <w:t>98.21</w:t>
+            </w:r>
+          </w:p>
+        </w:tc>
+      </w:tr>
+      <w:tr>
+        <w:tc>
+          <w:tcPr>
+            <w:tcW w:type="dxa" w:w="3408"/>
+          </w:tcPr>
+          <w:p>
+            <w:r>
+              <w:t>Four-Seam</w:t>
+            </w:r>
+          </w:p>
+        </w:tc>
+        <w:tc>
+          <w:tcPr>
+            <w:tcW w:type="dxa" w:w="3408"/>
+          </w:tcPr>
+          <w:p>
+            <w:r>
+              <w:t>95.64</w:t>
+            </w:r>
+          </w:p>
+        </w:tc>
+        <w:tc>
+          <w:tcPr>
+            <w:tcW w:type="dxa" w:w="3408"/>
+          </w:tcPr>
+          <w:p>
+            <w:r>
+              <w:t>95.31</w:t>
+            </w:r>
+          </w:p>
+        </w:tc>
+      </w:tr>
+    </w:tbl>
+    <w:p>
+      <w:pPr/>
+      <w:r>
+        <w:t>El orden reproduce exactamente el de 03_stuff_baseline.py (whiff rate real: Splitter, Slider, Curveball, Changeup por encima de Four-Seam y Sinker). No prueba que el score sea correcto en magnitud, pero es una verificacion de coherencia fuerte: el compuesto no esta produciendo un ranking arbitrario.</w:t>
+      </w:r>
+    </w:p>
+    <w:p>
+      <w:pPr>
+        <w:pStyle w:val="Heading2"/>
+      </w:pPr>
+      <w:r>
+        <w:t>26.6 Limites y siguiente paso</w:t>
+      </w:r>
+    </w:p>
+    <w:p>
+      <w:pPr/>
+      <w:r>
+        <w:t>Cobertura: el score solo se calcula sobre la poblacion con arsenal completo y altitude_category valida (aproximadamente 66-96% segun la ventana, ver 06/04); no hay fallback ni imputacion, consistente con el resto del proyecto. Pesos iguales son una simplificacion V1 explicita, no una afirmacion de que las cinco dimensiones pesan lo mismo en valor de carrera real. 09_pitching_plus_scores.csv ya incluye altitude_category, pitcher_anon_id y year por fila: es el insumo directo para el contrafactual de altitud (planeado, siguiente paso), que respondera cuanto cambia el Stuff+ del MISMO pitch al cambiar unicamente su categoria de altitud, con el modelo ya entrenado aqui.</w:t>
+      </w:r>
+    </w:p>
+    <w:p>
+      <w:pPr>
+        <w:pStyle w:val="Heading1"/>
+      </w:pPr>
+      <w:r>
+        <w:t>27. Contrafactual de altitud V1 (efecto directo)</w:t>
+      </w:r>
+    </w:p>
+    <w:p>
+      <w:pPr/>
+      <w:r>
+        <w:t>Estado: CERRADO como V1 de efecto directo; el entregable de altitud sigue INCOMPLETO. Ejecucion real el 24/09/2026 con los modelos exactos de 09 (10_altitude_counterfactual.py carga 09_pitching_plus_bundle.pkl; reproduce los scores de 09 con diferencia maxima 2.8e-14).</w:t>
+      </w:r>
+    </w:p>
+    <w:p>
+      <w:pPr>
+        <w:pStyle w:val="Heading2"/>
+      </w:pPr>
+      <w:r>
+        <w:t>27.1 Correcciones a 09 antes del contrafactual</w:t>
+      </w:r>
+    </w:p>
+    <w:p>
+      <w:pPr/>
+      <w:r>
+        <w:t>Revision metodologica del equipo. (a) Corrige la seccion 26.1: aplicar el modelo de chase, aprendido solo fuera de zona, a pitches dentro de zona con su ubicacion intacta es extrapolacion, no 'la pregunta contrafactual estandar'; solo whiff_given_swing y called_strike se aplican fuera de su poblacion de entrenamiento sin ese problema, y groundball es propension condicionada a contacto. Las columnas de 09 se renombraron con la poblacion explicita (p_whiff_per_pitch, p_whiff_given_swing, p_groundball_given_contact, p_called_strike, p_chase_given_outside_zone) y se agrego stuff_plus_no_chase como sensibilidad. Los resultados numericos de 09 no cambiaron. En el delta, ambas copias comparten ubicacion, por lo que ese error de extrapolacion se cancela en gran parte; no se cancela en el nivel del score.</w:t>
+      </w:r>
+    </w:p>
+    <w:p>
+      <w:pPr>
+        <w:pStyle w:val="Heading2"/>
+      </w:pPr>
+      <w:r>
+        <w:t>27.2 Que mide y que no mide</w:t>
+      </w:r>
+    </w:p>
+    <w:p>
+      <w:pPr/>
+      <w:r>
+        <w:t>delta_direct = Score(X, Extreme) - Score(X, No Altitude), con todas las demas features identicas, incluido el movimiento observado. Es el efecto directo, ajustado, del entorno condicionado en el movimiento observado. No responde que le pasaria fisicamente al pitch al llevarlo de nivel del mar a CDMX, porque esa pregunta incluye el cambio de IVB/HB provocado por la atmosfera (p.ej. Four-Seam pierde ~3.83 in de IVB en Extreme, seccion 12), que aqui se mantiene fijo. Tampoco es causal puro. El efecto total por modelo, Score(X^Extreme, Extreme) - Score(X^No, No), queda pendiente: mover IVB/HB sin ajustar VertApprAngle/HorzApprAngle (feature #1 en whiff) daria entradas fisicamente inconsistentes.</w:t>
+      </w:r>
+    </w:p>
+    <w:p>
+      <w:pPr/>
+      <w:r>
+        <w:t>Lenguaje: la variable disponible es altitude_category, no una identificacion fisica de Harp Helu; se reporta 'Extreme Altitude (proxy del entorno Harp Helu)'. Ademas la categoria probablemente agrupa pocos parques, por lo que el efecto directo tambien puede absorber diferencias de calibracion o de parque.</w:t>
+      </w:r>
+    </w:p>
+    <w:p>
+      <w:pPr>
+        <w:pStyle w:val="Heading2"/>
+      </w:pPr>
+      <w:r>
+        <w:t>27.3 Resultados</w:t>
+      </w:r>
+    </w:p>
+    <w:tbl>
+      <w:tblPr>
+        <w:tblStyle w:val="TableGrid"/>
+        <w:tblW w:type="auto" w:w="0"/>
+        <w:tblLook w:firstColumn="1" w:firstRow="1" w:lastColumn="0" w:lastRow="0" w:noHBand="0" w:noVBand="1" w:val="04A0"/>
+      </w:tblPr>
+      <w:tblGrid>
+        <w:gridCol w:w="2556"/>
+        <w:gridCol w:w="2556"/>
+        <w:gridCol w:w="2556"/>
+        <w:gridCol w:w="2556"/>
+      </w:tblGrid>
+      <w:tr>
+        <w:tc>
+          <w:tcPr>
+            <w:tcW w:type="dxa" w:w="2556"/>
+          </w:tcPr>
+          <w:p>
+            <w:r>
+              <w:t>Pitch type</w:t>
+            </w:r>
+          </w:p>
+        </w:tc>
+        <w:tc>
+          <w:tcPr>
+            <w:tcW w:type="dxa" w:w="2556"/>
+          </w:tcPr>
+          <w:p>
+            <w:r>
+              <w:t>delta_direct 2024-&gt;25</w:t>
+            </w:r>
+          </w:p>
+        </w:tc>
+        <w:tc>
+          <w:tcPr>
+            <w:tcW w:type="dxa" w:w="2556"/>
+          </w:tcPr>
+          <w:p>
+            <w:r>
+              <w:t>delta_direct 2024-25-&gt;26</w:t>
+            </w:r>
+          </w:p>
+        </w:tc>
+        <w:tc>
+          <w:tcPr>
+            <w:tcW w:type="dxa" w:w="2556"/>
+          </w:tcPr>
+          <w:p>
+            <w:r>
+              <w:t>Contraste observado 2024-25-&gt;26 (celdas)</w:t>
+            </w:r>
+          </w:p>
+        </w:tc>
+      </w:tr>
+      <w:tr>
+        <w:tc>
+          <w:tcPr>
+            <w:tcW w:type="dxa" w:w="2556"/>
+          </w:tcPr>
+          <w:p>
+            <w:r>
+              <w:t>Four-Seam</w:t>
+            </w:r>
+          </w:p>
+        </w:tc>
+        <w:tc>
+          <w:tcPr>
+            <w:tcW w:type="dxa" w:w="2556"/>
+          </w:tcPr>
+          <w:p>
+            <w:r>
+              <w:t>+0.05</w:t>
+            </w:r>
+          </w:p>
+        </w:tc>
+        <w:tc>
+          <w:tcPr>
+            <w:tcW w:type="dxa" w:w="2556"/>
+          </w:tcPr>
+          <w:p>
+            <w:r>
+              <w:t>-0.30</w:t>
+            </w:r>
+          </w:p>
+        </w:tc>
+        <w:tc>
+          <w:tcPr>
+            <w:tcW w:type="dxa" w:w="2556"/>
+          </w:tcPr>
+          <w:p>
+            <w:r>
+              <w:t>+0.02 (93)</w:t>
+            </w:r>
+          </w:p>
+        </w:tc>
+      </w:tr>
+      <w:tr>
+        <w:tc>
+          <w:tcPr>
+            <w:tcW w:type="dxa" w:w="2556"/>
+          </w:tcPr>
+          <w:p>
+            <w:r>
+              <w:t>Sinker</w:t>
+            </w:r>
+          </w:p>
+        </w:tc>
+        <w:tc>
+          <w:tcPr>
+            <w:tcW w:type="dxa" w:w="2556"/>
+          </w:tcPr>
+          <w:p>
+            <w:r>
+              <w:t>-0.04</w:t>
+            </w:r>
+          </w:p>
+        </w:tc>
+        <w:tc>
+          <w:tcPr>
+            <w:tcW w:type="dxa" w:w="2556"/>
+          </w:tcPr>
+          <w:p>
+            <w:r>
+              <w:t>-0.34</w:t>
+            </w:r>
+          </w:p>
+        </w:tc>
+        <w:tc>
+          <w:tcPr>
+            <w:tcW w:type="dxa" w:w="2556"/>
+          </w:tcPr>
+          <w:p>
+            <w:r>
+              <w:t>+0.22 (46)</w:t>
+            </w:r>
+          </w:p>
+        </w:tc>
+      </w:tr>
+      <w:tr>
+        <w:tc>
+          <w:tcPr>
+            <w:tcW w:type="dxa" w:w="2556"/>
+          </w:tcPr>
+          <w:p>
+            <w:r>
+              <w:t>Slider</w:t>
+            </w:r>
+          </w:p>
+        </w:tc>
+        <w:tc>
+          <w:tcPr>
+            <w:tcW w:type="dxa" w:w="2556"/>
+          </w:tcPr>
+          <w:p>
+            <w:r>
+              <w:t>+0.17</w:t>
+            </w:r>
+          </w:p>
+        </w:tc>
+        <w:tc>
+          <w:tcPr>
+            <w:tcW w:type="dxa" w:w="2556"/>
+          </w:tcPr>
+          <w:p>
+            <w:r>
+              <w:t>-0.17</w:t>
+            </w:r>
+          </w:p>
+        </w:tc>
+        <w:tc>
+          <w:tcPr>
+            <w:tcW w:type="dxa" w:w="2556"/>
+          </w:tcPr>
+          <w:p>
+            <w:r>
+              <w:t>-0.10 (67)</w:t>
+            </w:r>
+          </w:p>
+        </w:tc>
+      </w:tr>
+      <w:tr>
+        <w:tc>
+          <w:tcPr>
+            <w:tcW w:type="dxa" w:w="2556"/>
+          </w:tcPr>
+          <w:p>
+            <w:r>
+              <w:t>Changeup</w:t>
+            </w:r>
+          </w:p>
+        </w:tc>
+        <w:tc>
+          <w:tcPr>
+            <w:tcW w:type="dxa" w:w="2556"/>
+          </w:tcPr>
+          <w:p>
+            <w:r>
+              <w:t>+0.11</w:t>
+            </w:r>
+          </w:p>
+        </w:tc>
+        <w:tc>
+          <w:tcPr>
+            <w:tcW w:type="dxa" w:w="2556"/>
+          </w:tcPr>
+          <w:p>
+            <w:r>
+              <w:t>-0.13</w:t>
+            </w:r>
+          </w:p>
+        </w:tc>
+        <w:tc>
+          <w:tcPr>
+            <w:tcW w:type="dxa" w:w="2556"/>
+          </w:tcPr>
+          <w:p>
+            <w:r>
+              <w:t>+0.17 (26)</w:t>
+            </w:r>
+          </w:p>
+        </w:tc>
+      </w:tr>
+      <w:tr>
+        <w:tc>
+          <w:tcPr>
+            <w:tcW w:type="dxa" w:w="2556"/>
+          </w:tcPr>
+          <w:p>
+            <w:r>
+              <w:t>Curveball</w:t>
+            </w:r>
+          </w:p>
+        </w:tc>
+        <w:tc>
+          <w:tcPr>
+            <w:tcW w:type="dxa" w:w="2556"/>
+          </w:tcPr>
+          <w:p>
+            <w:r>
+              <w:t>+0.19</w:t>
+            </w:r>
+          </w:p>
+        </w:tc>
+        <w:tc>
+          <w:tcPr>
+            <w:tcW w:type="dxa" w:w="2556"/>
+          </w:tcPr>
+          <w:p>
+            <w:r>
+              <w:t>+0.01</w:t>
+            </w:r>
+          </w:p>
+        </w:tc>
+        <w:tc>
+          <w:tcPr>
+            <w:tcW w:type="dxa" w:w="2556"/>
+          </w:tcPr>
+          <w:p>
+            <w:r>
+              <w:t>-0.94 (12)</w:t>
+            </w:r>
+          </w:p>
+        </w:tc>
+      </w:tr>
+      <w:tr>
+        <w:tc>
+          <w:tcPr>
+            <w:tcW w:type="dxa" w:w="2556"/>
+          </w:tcPr>
+          <w:p>
+            <w:r>
+              <w:t>Cutter</w:t>
+            </w:r>
+          </w:p>
+        </w:tc>
+        <w:tc>
+          <w:tcPr>
+            <w:tcW w:type="dxa" w:w="2556"/>
+          </w:tcPr>
+          <w:p>
+            <w:r>
+              <w:t>+0.20</w:t>
+            </w:r>
+          </w:p>
+        </w:tc>
+        <w:tc>
+          <w:tcPr>
+            <w:tcW w:type="dxa" w:w="2556"/>
+          </w:tcPr>
+          <w:p>
+            <w:r>
+              <w:t>-0.23</w:t>
+            </w:r>
+          </w:p>
+        </w:tc>
+        <w:tc>
+          <w:tcPr>
+            <w:tcW w:type="dxa" w:w="2556"/>
+          </w:tcPr>
+          <w:p>
+            <w:r>
+              <w:t>+1.16 (4)</w:t>
+            </w:r>
+          </w:p>
+        </w:tc>
+      </w:tr>
+      <w:tr>
+        <w:tc>
+          <w:tcPr>
+            <w:tcW w:type="dxa" w:w="2556"/>
+          </w:tcPr>
+          <w:p>
+            <w:r>
+              <w:t>Splitter</w:t>
+            </w:r>
+          </w:p>
+        </w:tc>
+        <w:tc>
+          <w:tcPr>
+            <w:tcW w:type="dxa" w:w="2556"/>
+          </w:tcPr>
+          <w:p>
+            <w:r>
+              <w:t>+0.17</w:t>
+            </w:r>
+          </w:p>
+        </w:tc>
+        <w:tc>
+          <w:tcPr>
+            <w:tcW w:type="dxa" w:w="2556"/>
+          </w:tcPr>
+          <w:p>
+            <w:r>
+              <w:t>-0.06</w:t>
+            </w:r>
+          </w:p>
+        </w:tc>
+        <w:tc>
+          <w:tcPr>
+            <w:tcW w:type="dxa" w:w="2556"/>
+          </w:tcPr>
+          <w:p>
+            <w:r>
+              <w:t>+3.90 (1)</w:t>
+            </w:r>
+          </w:p>
+        </w:tc>
+      </w:tr>
+    </w:tbl>
+    <w:p>
+      <w:pPr/>
+      <w:r>
+        <w:t>Lectura honesta. (1) El efecto directo es practicamente cero: |media| &lt;= 0.35 puntos Stuff+ en una escala de SD 10, con SD dentro de cada tipo de 0.4 a 0.8, y el signo cambia entre ventanas (Four-Seam +0.05 vs -0.30; Slider +0.17 vs -0.17). No hay todavia un 'Four-Seam: delta Stuff+ = -X' defendible. (2) Es consistente con 08: el modelo casi no necesita conocer la altitud, lo que apoya que el efecto de altitud viaja via movimiento observado y no como efecto directo del entorno. (3) El contraste observacional within-pitcher/pitch-type (celdas con n&gt;=20 en ambos entornos, ponderado por el menor n) es ruidoso y con celdas escasas; solo Curveball es negativo en ambas ventanas (-1.15 y -0.94, con 34 y 12 celdas). Incluye efecto directo mas todo lo mediado por movimiento, ubicacion, bateadores y parque: es asociacion, no efecto aislado. (4) Dilucion: el score promedia cinco z-scores y solo la parte de whiff es claramente sensible a la altitud. Estimacion gruesa: whiff Four-Seam -1.64 pp (seccion 12) / SD de p_whiff 0.093 = -0.18 z, /5 componentes, /SD del compuesto 0.43 = -0.08 SD, es decir del orden de -1 punto Stuff+. Efectos de ese tamano no se distinguen del ruido con estas celdas: falta bootstrap por pitcher.</w:t>
+      </w:r>
+    </w:p>
+    <w:p>
+      <w:pPr/>
+      <w:r>
+        <w:t>Dominio de chase: en 2024-25-&gt;2026 el delta medio dentro de zona es -0.50 y fuera de zona -0.08; la version sin chase da valores casi identicos, asi que chase no es el motor de las diferencias.</w:t>
+      </w:r>
+    </w:p>
+    <w:p>
+      <w:pPr/>
+      <w:r>
+        <w:t>Pitchers (n&gt;=100 pitches, ventana primaria): 243, delta_direct medio -0.22, SD entre pitchers 0.13. Deltas por pitch shape (tercil de IVB x tercil de |HB| dentro de cada tipo) y por pitcher/arsenal, con n, media, mediana, SD y percentiles 10/25/75/90, en 10_altitude_delta_by_shape_bin.csv y 10_altitude_delta_by_pitcher.csv.</w:t>
+      </w:r>
+    </w:p>
+    <w:p>
+      <w:pPr>
+        <w:pStyle w:val="Heading2"/>
+      </w:pPr>
+      <w:r>
+        <w:t>27.4 Decision y siguiente paso</w:t>
+      </w:r>
+    </w:p>
+    <w:p>
+      <w:pPr/>
+      <w:r>
+        <w:t>No reportar deltas por pitch shape como hallazgo del reto todavia. Siguiente paso: delta total con las features fisicas desplazadas de forma consistente por los deltas within-pitcher/type/year empiricos (IVB, HB, angulos de aproximacion, velocidad, spin), mas bootstrap por pitcher para intervalos. Si el efecto total sigue siendo del orden de 1 punto, la conclusion defendible es que el efecto de altitud sobre el score compuesto es pequeno frente a la variacion entre pitchers, y que el valor practico esta en el perfil de pitcher/arsenal (seccion de recomendaciones), no en el delta promedio por tipo.</w:t>
+      </w:r>
+    </w:p>
+    <w:p>
+      <w:pPr>
+        <w:pStyle w:val="Heading1"/>
+      </w:pPr>
+      <w:r>
+        <w:t>28. Delta total de altitud (transformacion fisica conjunta) y bootstrap</w:t>
+      </w:r>
+    </w:p>
+    <w:p>
+      <w:pPr/>
+      <w:r>
+        <w:t>Estado: CERRADO como V1. Ejecucion real el 24/09/2026 (11_altitude_total_effect.py, bootstrap B=500 por pitcher, dos ventanas season-forward). Se mantienen tres resultados separados: (1) delta directo (seccion 27): cambiar solo altitude_category, ~0; (2) contraste observacional within-pitcher (seccion 27): ruidoso; (3) delta total modelado (esta seccion): Score(X^Extreme, Extreme) - Score(X^No, No), la estimacion principal. Extreme Altitude se reporta como proxy del entorno Harp Helu. No es causalidad pura; ubicacion, count, arsenal historico y handedness se mantienen fijos (en la realidad la ubicacion de llegada tambien cambiaria).</w:t>
+      </w:r>
+    </w:p>
+    <w:p>
+      <w:pPr>
+        <w:pStyle w:val="Heading2"/>
+      </w:pPr>
+      <w:r>
+        <w:t>28.1 Diseno y ajustes sobre la propuesta inicial</w:t>
+      </w:r>
+    </w:p>
+    <w:p>
+      <w:pPr/>
+      <w:r>
+        <w:t>(a) Solo se desplazan las variables que la atmosfera puede cambiar en vuelo: InducedVertBreak, HorzBreak, VertApprAngle y HorzApprAngle; ivb_diff_vs_fb y hb_diff_vs_fb se desplazan por delta_tipo - delta_recta_primaria del pitcher. Velocidad, spin, punto y angulos de release y extension los controla el pitcher y no se desplazan; sus deltas within-pitcher se reportan como placebo. (b) El vector de deltas se estima junto por tipo de pitch con las mismas celdas pitcher x tipo x anio (n&gt;=20 en No y en Extreme, ponderado por el menor n), solo con el historial de cada ventana, y se valida contra lo observado en la temporada futura. Es una traslacion por tipo: no captura efectos proporcionales por pitch (p.ej. mas spin, mas perdida). No se aplico shrinkage entre tipos porque diluiria diferencias reales; la incertidumbre la lleva el bootstrap. (c) Cohorte principal: pitches observados en No Altitude, copia Extreme = X + delta. Chequeo inverso: pitches observados en Extreme transformados hacia No. (d) Bootstrap: remuestreo de pitchers con multiplicidad, aplicado a la vez a las celdas que estiman la transformacion y a la cohorte evaluada. El IC refleja variacion entre pitchers y error de estimacion de la transformacion; no incluye incertidumbre de los modelos de 09, que se tratan como fijos. (e) Regla de titular: 'gana/pierde' solo si el IC95% no cruza 0. Se agrego un umbral de relevancia practica de 1 punto Stuff+ (0.1 SD), criterio del analista, ajustable en el script.</w:t>
+      </w:r>
+    </w:p>
+    <w:p>
+      <w:pPr>
+        <w:pStyle w:val="Heading2"/>
+      </w:pPr>
+      <w:r>
+        <w:t>28.2 Resultados por pitch type (ventana primaria 2024-25 -&gt; 2026)</w:t>
+      </w:r>
+    </w:p>
+    <w:tbl>
+      <w:tblPr>
+        <w:tblStyle w:val="TableGrid"/>
+        <w:tblW w:type="auto" w:w="0"/>
+        <w:tblLook w:firstColumn="1" w:firstRow="1" w:lastColumn="0" w:lastRow="0" w:noHBand="0" w:noVBand="1" w:val="04A0"/>
+      </w:tblPr>
+      <w:tblGrid>
+        <w:gridCol w:w="2045"/>
+        <w:gridCol w:w="2045"/>
+        <w:gridCol w:w="2045"/>
+        <w:gridCol w:w="2045"/>
+        <w:gridCol w:w="2045"/>
+      </w:tblGrid>
+      <w:tr>
+        <w:tc>
+          <w:tcPr>
+            <w:tcW w:type="dxa" w:w="2045"/>
+          </w:tcPr>
+          <w:p>
+            <w:r>
+              <w:t>Pitch type</w:t>
+            </w:r>
+          </w:p>
+        </w:tc>
+        <w:tc>
+          <w:tcPr>
+            <w:tcW w:type="dxa" w:w="2045"/>
+          </w:tcPr>
+          <w:p>
+            <w:r>
+              <w:t>Delta total [IC95%]</w:t>
+            </w:r>
+          </w:p>
+        </w:tc>
+        <w:tc>
+          <w:tcPr>
+            <w:tcW w:type="dxa" w:w="2045"/>
+          </w:tcPr>
+          <w:p>
+            <w:r>
+              <w:t>Decision</w:t>
+            </w:r>
+          </w:p>
+        </w:tc>
+        <w:tc>
+          <w:tcPr>
+            <w:tcW w:type="dxa" w:w="2045"/>
+          </w:tcPr>
+          <w:p>
+            <w:r>
+              <w:t>Sin groundball [IC95%]</w:t>
+            </w:r>
+          </w:p>
+        </w:tc>
+        <w:tc>
+          <w:tcPr>
+            <w:tcW w:type="dxa" w:w="2045"/>
+          </w:tcPr>
+          <w:p>
+            <w:r>
+              <w:t>n pitchers / celdas hist.</w:t>
+            </w:r>
+          </w:p>
+        </w:tc>
+      </w:tr>
+      <w:tr>
+        <w:tc>
+          <w:tcPr>
+            <w:tcW w:type="dxa" w:w="2045"/>
+          </w:tcPr>
+          <w:p>
+            <w:r>
+              <w:t>Four-Seam</w:t>
+            </w:r>
+          </w:p>
+        </w:tc>
+        <w:tc>
+          <w:tcPr>
+            <w:tcW w:type="dxa" w:w="2045"/>
+          </w:tcPr>
+          <w:p>
+            <w:r>
+              <w:t>+0.28 [+0.12, +0.45]</w:t>
+            </w:r>
+          </w:p>
+        </w:tc>
+        <w:tc>
+          <w:tcPr>
+            <w:tcW w:type="dxa" w:w="2045"/>
+          </w:tcPr>
+          <w:p>
+            <w:r>
+              <w:t>gana (&lt;1 pt)</w:t>
+            </w:r>
+          </w:p>
+        </w:tc>
+        <w:tc>
+          <w:tcPr>
+            <w:tcW w:type="dxa" w:w="2045"/>
+          </w:tcPr>
+          <w:p>
+            <w:r>
+              <w:t>-1.97 [-2.12, -1.81]</w:t>
+            </w:r>
+          </w:p>
+        </w:tc>
+        <w:tc>
+          <w:tcPr>
+            <w:tcW w:type="dxa" w:w="2045"/>
+          </w:tcPr>
+          <w:p>
+            <w:r>
+              <w:t>245 / 475</w:t>
+            </w:r>
+          </w:p>
+        </w:tc>
+      </w:tr>
+      <w:tr>
+        <w:tc>
+          <w:tcPr>
+            <w:tcW w:type="dxa" w:w="2045"/>
+          </w:tcPr>
+          <w:p>
+            <w:r>
+              <w:t>Sinker</w:t>
+            </w:r>
+          </w:p>
+        </w:tc>
+        <w:tc>
+          <w:tcPr>
+            <w:tcW w:type="dxa" w:w="2045"/>
+          </w:tcPr>
+          <w:p>
+            <w:r>
+              <w:t>+0.36 [+0.21, +0.50]</w:t>
+            </w:r>
+          </w:p>
+        </w:tc>
+        <w:tc>
+          <w:tcPr>
+            <w:tcW w:type="dxa" w:w="2045"/>
+          </w:tcPr>
+          <w:p>
+            <w:r>
+              <w:t>gana (&lt;1 pt)</w:t>
+            </w:r>
+          </w:p>
+        </w:tc>
+        <w:tc>
+          <w:tcPr>
+            <w:tcW w:type="dxa" w:w="2045"/>
+          </w:tcPr>
+          <w:p>
+            <w:r>
+              <w:t>-0.35 [-0.46, -0.25]</w:t>
+            </w:r>
+          </w:p>
+        </w:tc>
+        <w:tc>
+          <w:tcPr>
+            <w:tcW w:type="dxa" w:w="2045"/>
+          </w:tcPr>
+          <w:p>
+            <w:r>
+              <w:t>227 / 238</w:t>
+            </w:r>
+          </w:p>
+        </w:tc>
+      </w:tr>
+      <w:tr>
+        <w:tc>
+          <w:tcPr>
+            <w:tcW w:type="dxa" w:w="2045"/>
+          </w:tcPr>
+          <w:p>
+            <w:r>
+              <w:t>Changeup</w:t>
+            </w:r>
+          </w:p>
+        </w:tc>
+        <w:tc>
+          <w:tcPr>
+            <w:tcW w:type="dxa" w:w="2045"/>
+          </w:tcPr>
+          <w:p>
+            <w:r>
+              <w:t>+0.28 [+0.07, +0.49]</w:t>
+            </w:r>
+          </w:p>
+        </w:tc>
+        <w:tc>
+          <w:tcPr>
+            <w:tcW w:type="dxa" w:w="2045"/>
+          </w:tcPr>
+          <w:p>
+            <w:r>
+              <w:t>gana (&lt;1 pt)</w:t>
+            </w:r>
+          </w:p>
+        </w:tc>
+        <w:tc>
+          <w:tcPr>
+            <w:tcW w:type="dxa" w:w="2045"/>
+          </w:tcPr>
+          <w:p>
+            <w:r>
+              <w:t>-0.19 [-0.33, -0.08]</w:t>
+            </w:r>
+          </w:p>
+        </w:tc>
+        <w:tc>
+          <w:tcPr>
+            <w:tcW w:type="dxa" w:w="2045"/>
+          </w:tcPr>
+          <w:p>
+            <w:r>
+              <w:t>228 / 154</w:t>
+            </w:r>
+          </w:p>
+        </w:tc>
+      </w:tr>
+      <w:tr>
+        <w:tc>
+          <w:tcPr>
+            <w:tcW w:type="dxa" w:w="2045"/>
+          </w:tcPr>
+          <w:p>
+            <w:r>
+              <w:t>Cutter</w:t>
+            </w:r>
+          </w:p>
+        </w:tc>
+        <w:tc>
+          <w:tcPr>
+            <w:tcW w:type="dxa" w:w="2045"/>
+          </w:tcPr>
+          <w:p>
+            <w:r>
+              <w:t>+0.63 [+0.23, +1.13]</w:t>
+            </w:r>
+          </w:p>
+        </w:tc>
+        <w:tc>
+          <w:tcPr>
+            <w:tcW w:type="dxa" w:w="2045"/>
+          </w:tcPr>
+          <w:p>
+            <w:r>
+              <w:t>gana (&lt;1 pt)</w:t>
+            </w:r>
+          </w:p>
+        </w:tc>
+        <w:tc>
+          <w:tcPr>
+            <w:tcW w:type="dxa" w:w="2045"/>
+          </w:tcPr>
+          <w:p>
+            <w:r>
+              <w:t>-0.05 [-0.25, +0.17] incierto</w:t>
+            </w:r>
+          </w:p>
+        </w:tc>
+        <w:tc>
+          <w:tcPr>
+            <w:tcW w:type="dxa" w:w="2045"/>
+          </w:tcPr>
+          <w:p>
+            <w:r>
+              <w:t>102 / 41</w:t>
+            </w:r>
+          </w:p>
+        </w:tc>
+      </w:tr>
+      <w:tr>
+        <w:tc>
+          <w:tcPr>
+            <w:tcW w:type="dxa" w:w="2045"/>
+          </w:tcPr>
+          <w:p>
+            <w:r>
+              <w:t>Slider</w:t>
+            </w:r>
+          </w:p>
+        </w:tc>
+        <w:tc>
+          <w:tcPr>
+            <w:tcW w:type="dxa" w:w="2045"/>
+          </w:tcPr>
+          <w:p>
+            <w:r>
+              <w:t>-0.33 [-0.42, -0.24]</w:t>
+            </w:r>
+          </w:p>
+        </w:tc>
+        <w:tc>
+          <w:tcPr>
+            <w:tcW w:type="dxa" w:w="2045"/>
+          </w:tcPr>
+          <w:p>
+            <w:r>
+              <w:t>pierde (&lt;1 pt)</w:t>
+            </w:r>
+          </w:p>
+        </w:tc>
+        <w:tc>
+          <w:tcPr>
+            <w:tcW w:type="dxa" w:w="2045"/>
+          </w:tcPr>
+          <w:p>
+            <w:r>
+              <w:t>-0.43 [-0.50, -0.36]</w:t>
+            </w:r>
+          </w:p>
+        </w:tc>
+        <w:tc>
+          <w:tcPr>
+            <w:tcW w:type="dxa" w:w="2045"/>
+          </w:tcPr>
+          <w:p>
+            <w:r>
+              <w:t>251 / 322</w:t>
+            </w:r>
+          </w:p>
+        </w:tc>
+      </w:tr>
+      <w:tr>
+        <w:tc>
+          <w:tcPr>
+            <w:tcW w:type="dxa" w:w="2045"/>
+          </w:tcPr>
+          <w:p>
+            <w:r>
+              <w:t>Curveball</w:t>
+            </w:r>
+          </w:p>
+        </w:tc>
+        <w:tc>
+          <w:tcPr>
+            <w:tcW w:type="dxa" w:w="2045"/>
+          </w:tcPr>
+          <w:p>
+            <w:r>
+              <w:t>-0.78 [-0.99, -0.58]</w:t>
+            </w:r>
+          </w:p>
+        </w:tc>
+        <w:tc>
+          <w:tcPr>
+            <w:tcW w:type="dxa" w:w="2045"/>
+          </w:tcPr>
+          <w:p>
+            <w:r>
+              <w:t>pierde (&lt;1 pt)</w:t>
+            </w:r>
+          </w:p>
+        </w:tc>
+        <w:tc>
+          <w:tcPr>
+            <w:tcW w:type="dxa" w:w="2045"/>
+          </w:tcPr>
+          <w:p>
+            <w:r>
+              <w:t>-0.20 [-0.35, -0.05]</w:t>
+            </w:r>
+          </w:p>
+        </w:tc>
+        <w:tc>
+          <w:tcPr>
+            <w:tcW w:type="dxa" w:w="2045"/>
+          </w:tcPr>
+          <w:p>
+            <w:r>
+              <w:t>179 / 115</w:t>
+            </w:r>
+          </w:p>
+        </w:tc>
+      </w:tr>
+      <w:tr>
+        <w:tc>
+          <w:tcPr>
+            <w:tcW w:type="dxa" w:w="2045"/>
+          </w:tcPr>
+          <w:p>
+            <w:r>
+              <w:t>Splitter</w:t>
+            </w:r>
+          </w:p>
+        </w:tc>
+        <w:tc>
+          <w:tcPr>
+            <w:tcW w:type="dxa" w:w="2045"/>
+          </w:tcPr>
+          <w:p>
+            <w:r>
+              <w:t>-0.83 [-1.56, +0.80]</w:t>
+            </w:r>
+          </w:p>
+        </w:tc>
+        <w:tc>
+          <w:tcPr>
+            <w:tcW w:type="dxa" w:w="2045"/>
+          </w:tcPr>
+          <w:p>
+            <w:r>
+              <w:t>incierto</w:t>
+            </w:r>
+          </w:p>
+        </w:tc>
+        <w:tc>
+          <w:tcPr>
+            <w:tcW w:type="dxa" w:w="2045"/>
+          </w:tcPr>
+          <w:p>
+            <w:r>
+              <w:t>-0.44 [-0.88, +0.01] incierto</w:t>
+            </w:r>
+          </w:p>
+        </w:tc>
+        <w:tc>
+          <w:tcPr>
+            <w:tcW w:type="dxa" w:w="2045"/>
+          </w:tcPr>
+          <w:p>
+            <w:r>
+              <w:t>50 / 8</w:t>
+            </w:r>
+          </w:p>
+        </w:tc>
+      </w:tr>
+    </w:tbl>
+    <w:p>
+      <w:pPr/>
+      <w:r>
+        <w:t>Ventana 2024-&gt;2025 (historial solo 2024): Changeup +0.23, Curveball -0.46, Cutter +0.56, Four-Seam +0.57, Sinker +0.51, Slider -0.09, Splitter -0.16 (incierto). Los signos coinciden entre ventanas salvo el tamano de Four-Seam.</w:t>
+      </w:r>
+    </w:p>
+    <w:p>
+      <w:pPr>
+        <w:pStyle w:val="Heading2"/>
+      </w:pPr>
+      <w:r>
+        <w:t>28.3 Lectura: el signo de las rectas depende de los pesos iguales</w:t>
+      </w:r>
+    </w:p>
+    <w:p>
+      <w:pPr/>
+      <w:r>
+        <w:t>Ningun efecto por tipo alcanza 1 punto Stuff+: son estadisticamente distinguibles de cero en varios tipos pero practicamente pequenos. Mas importante, el signo del efecto en rectas y Changeup depende del supuesto V1 de pesos iguales. Four-Seam (2026), contribucion de cada componente en puntos Stuff+: whiff por pitch -1.05, whiff dado swing -0.59, groundball dado contacto +2.25, called strike -0.08, chase -0.25. Es decir, el desplazamiento fisico (menos IVB, ~-3.8 in) reduce el valor asociado a whiff (coherente con H1) y aumenta la propension a groundball (coherente con lo que el modelo aprendio: menos IVB, mas groundballs), y el compuesto los netea con el mismo peso. Con los cinco componentes el efecto neto es +0.28; sin groundball es -1.97. Solo Curveball y Slider mantienen el mismo signo con y sin groundball (columna robusto_a_quitar_groundball). Conclusion defendible: la altitud, actuando via forma fisica, quita valor de whiff a las rectas y aumenta su propension a groundball; si el neto es ganancia o perdida depende de cuanto se valore un groundball frente a un whiff, lo que exige los pesos de valor de carrera pendientes (V2). Hasta entonces se reportan los componentes, no un neto para las rectas.</w:t>
+      </w:r>
+    </w:p>
+    <w:p>
+      <w:pPr/>
+      <w:r>
+        <w:t>Descomposicion: el efecto viene casi todo de la fisica desplazada, no de la etiqueta. Four-Seam 2026: fisica +0.48, etiqueta -0.20 (suman 0.28). Consistente con 08 y con la seccion 27: la altitud actua cambiando el shape, y el modelo responde al shape.</w:t>
+      </w:r>
+    </w:p>
+    <w:p>
+      <w:pPr>
+        <w:pStyle w:val="Heading2"/>
+      </w:pPr>
+      <w:r>
+        <w:t>28.4 Validaciones</w:t>
+      </w:r>
+    </w:p>
+    <w:p>
+      <w:pPr/>
+      <w:r>
+        <w:t>Transformacion vs temporada futura: en los tipos grandes es estable (Four-Seam 2026: IVB -3.82 historial vs -3.90 observado; HB -1.92 vs -1.86; VertApprAngle -0.33 vs -0.32; Sinker y Changeup similares). No es confiable en Splitter (3 y 8 celdas; IVB +0.20 historial vs +3.99 observado) ni del todo en Cutter (VertApprAngle -0.23 vs -0.16 y HB 0.00 vs -0.83); los resultados de Splitter y Cutter deben leerse como de baja confianza. Chequeo inverso (Extreme observado -&gt; No): mismo signo en los siete tipos y en ambas ventanas, con magnitudes algo mayores en rectas (Four-Seam 0.48 vs 0.28 directo). Placebo (release, no desplazadas): deltas pequenos (RelHeight &lt;=0.06 ft, RelSide &lt;=0.15 ft, extension &lt;=0.10 ft, RelSpeed &lt;=0.6 mph, VertRelAngle &lt;=0.2 deg), con una excepcion: SpinRate del Slider +42 a +48 rpm within-pitcher, que puede ser ajuste de los pitchers o diferencia de calibracion; el modelo es poco sensible a spin (H4), pero queda como limite.</w:t>
+      </w:r>
+    </w:p>
+    <w:p>
+      <w:pPr>
+        <w:pStyle w:val="Heading2"/>
+      </w:pPr>
+      <w:r>
+        <w:t>28.5 Pitch shapes, pitchers y limites</w:t>
+      </w:r>
+    </w:p>
+    <w:p>
+      <w:pPr/>
+      <w:r>
+        <w:t>Por shape (tercil de IVB x tercil de |HB| dentro de cada tipo, 63 celdas), solo 3-4 celdas por ventana cumplen IC que no cruza 0, &gt;=30 pitchers y |delta|&gt;=1 pt (Four-Seam de IVB bajo, ~+1.1 a +1.4, otra vez dependiente de groundball; Curveball de IVB medio/bajo ~-1.0 en 2026). Sin correccion por comparaciones multiples: leerlas como exploratorias. Por pitcher (n&gt;=100 pitches): 145 pitchers, delta medio +0.07, SD entre pitchers 0.44; la variacion entre pitchers supera al efecto medio por tipo. Limites: pesos iguales V1; efecto por tipo estimado como traslacion; Splitter y Cutter con pocas celdas; IC sin incertidumbre de modelo; ubicacion fija; comparaciones multiples en shapes. Siguiente paso: pesos de valor de carrera (V2) para decidir el neto en rectas, y traducir estos hallazgos a perfil ideal y recomendaciones (entregables 2 y 3).</w:t>
+      </w:r>
+    </w:p>
+    <w:p>
+      <w:pPr>
+        <w:pStyle w:val="Heading1"/>
+      </w:pPr>
+      <w:r>
+        <w:t>29. V2: pesos ligados a valor de carrera y sensibilidad del efecto ambiental</w:t>
+      </w:r>
+    </w:p>
+    <w:p>
+      <w:pPr/>
+      <w:r>
+        <w:t>Estado: CERRADO como analisis de sensibilidad (V2 no reemplaza a V1). Ejecucion real el 24/09/2026 (12_weight_sensitivity.py, 13_count_value_weights.py, 14_v1_v2_altitude_matrix.py). Pregunta acotada: cuando se reemplazan los pesos iguales por pesos ligados a valor de carrera observable, se mantiene o cambia la conclusion ambiental por pitch type? V1 (pesos iguales) permanece intacto como baseline transparente.</w:t>
+      </w:r>
+    </w:p>
+    <w:p>
+      <w:pPr>
+        <w:pStyle w:val="Heading2"/>
+      </w:pPr>
+      <w:r>
+        <w:t>29.1 Enmienda a la regla de la seccion 22 (decision del equipo, 24/09/2026)</w:t>
+      </w:r>
+    </w:p>
+    <w:p>
+      <w:pPr/>
+      <w:r>
+        <w:t>La regla anterior decia 'no se incorporan pesos externos'. Se reemplaza por: no se usan pesos externos para definir directamente Stuff+/Pitching+; se permite una referencia sabermetrica externa documentada para asignar valor a eventos terminales cuando el dataset no contiene el estado base-out necesario para estimarlos internamente. Motivo: RunsScored no sirve como valor de carrera (en bolas en juego promedia 0.25 en sencillo, 0.50 en doble, 1.69 en jonron y 0.02 en out: no valora outs ni corredores, y hay 685 filas con carreras que no son terminales), y el dataset no tiene corredores ni outs previos. Fuente de los pagos terminales: tabla de run values de The Book / FanGraphs 2006 (insidethebook.com, 'Run values of events'): sencillo 0.47, doble 0.77, triple 1.09, jonron 1.39, base por bolas 0.32, HBP 0.35, ponche -0.30, out en roletazo -0.24, out en elevado -0.28. Supuestos propios que no estan en esa tabla: error = 0.47 (como sencillo); FieldersChoice y Sacrificio = out segun hit_type; out sin hit_type = -0.26; bunt = roletazo. Son constantes de otro entorno de carreras (MLB 2006): aproximaciones, no valores de LMB.</w:t>
+      </w:r>
+    </w:p>
+    <w:p>
+      <w:pPr>
+        <w:pStyle w:val="Heading2"/>
+      </w:pPr>
+      <w:r>
+        <w:t>29.2 Paso 1: sensibilidad al peso de groundball (sin tocar V1)</w:t>
+      </w:r>
+    </w:p>
+    <w:p>
+      <w:pPr/>
+      <w:r>
+        <w:t>El score es lineal en los z, asi que delta(w) = suma de los otros cuatro componentes + w x groundball, con w el peso relativo de groundball (1 = V1). Punto de quiebre (w donde delta = 0), con IC95% bootstrap por pitcher:</w:t>
+      </w:r>
+    </w:p>
+    <w:tbl>
+      <w:tblPr>
+        <w:tblStyle w:val="TableGrid"/>
+        <w:tblW w:type="auto" w:w="0"/>
+        <w:tblLook w:firstColumn="1" w:firstRow="1" w:lastColumn="0" w:lastRow="0" w:noHBand="0" w:noVBand="1" w:val="04A0"/>
+      </w:tblPr>
+      <w:tblGrid>
+        <w:gridCol w:w="2556"/>
+        <w:gridCol w:w="2556"/>
+        <w:gridCol w:w="2556"/>
+        <w:gridCol w:w="2556"/>
+      </w:tblGrid>
+      <w:tr>
+        <w:tc>
+          <w:tcPr>
+            <w:tcW w:type="dxa" w:w="2556"/>
+          </w:tcPr>
+          <w:p>
+            <w:r>
+              <w:t>Pitch type</w:t>
+            </w:r>
+          </w:p>
+        </w:tc>
+        <w:tc>
+          <w:tcPr>
+            <w:tcW w:type="dxa" w:w="2556"/>
+          </w:tcPr>
+          <w:p>
+            <w:r>
+              <w:t>Quiebre 2024-25-&gt;2026</w:t>
+            </w:r>
+          </w:p>
+        </w:tc>
+        <w:tc>
+          <w:tcPr>
+            <w:tcW w:type="dxa" w:w="2556"/>
+          </w:tcPr>
+          <w:p>
+            <w:r>
+              <w:t>Quiebre 2024-&gt;2025</w:t>
+            </w:r>
+          </w:p>
+        </w:tc>
+        <w:tc>
+          <w:tcPr>
+            <w:tcW w:type="dxa" w:w="2556"/>
+          </w:tcPr>
+          <w:p>
+            <w:r>
+              <w:t>Lectura</w:t>
+            </w:r>
+          </w:p>
+        </w:tc>
+      </w:tr>
+      <w:tr>
+        <w:tc>
+          <w:tcPr>
+            <w:tcW w:type="dxa" w:w="2556"/>
+          </w:tcPr>
+          <w:p>
+            <w:r>
+              <w:t>Four-Seam</w:t>
+            </w:r>
+          </w:p>
+        </w:tc>
+        <w:tc>
+          <w:tcPr>
+            <w:tcW w:type="dxa" w:w="2556"/>
+          </w:tcPr>
+          <w:p>
+            <w:r>
+              <w:t>0.88 [0.80, 0.95]</w:t>
+            </w:r>
+          </w:p>
+        </w:tc>
+        <w:tc>
+          <w:tcPr>
+            <w:tcW w:type="dxa" w:w="2556"/>
+          </w:tcPr>
+          <w:p>
+            <w:r>
+              <w:t>0.76 [0.70, 0.82]</w:t>
+            </w:r>
+          </w:p>
+        </w:tc>
+        <w:tc>
+          <w:tcPr>
+            <w:tcW w:type="dxa" w:w="2556"/>
+          </w:tcPr>
+          <w:p>
+            <w:r>
+              <w:t>positivo solo si groundball pesa casi lo mismo que whiff</w:t>
+            </w:r>
+          </w:p>
+        </w:tc>
+      </w:tr>
+      <w:tr>
+        <w:tc>
+          <w:tcPr>
+            <w:tcW w:type="dxa" w:w="2556"/>
+          </w:tcPr>
+          <w:p>
+            <w:r>
+              <w:t>Sinker</w:t>
+            </w:r>
+          </w:p>
+        </w:tc>
+        <w:tc>
+          <w:tcPr>
+            <w:tcW w:type="dxa" w:w="2556"/>
+          </w:tcPr>
+          <w:p>
+            <w:r>
+              <w:t>0.49 [0.37, 0.66]</w:t>
+            </w:r>
+          </w:p>
+        </w:tc>
+        <w:tc>
+          <w:tcPr>
+            <w:tcW w:type="dxa" w:w="2556"/>
+          </w:tcPr>
+          <w:p>
+            <w:r>
+              <w:t>0.55 [0.41, 0.70]</w:t>
+            </w:r>
+          </w:p>
+        </w:tc>
+        <w:tc>
+          <w:tcPr>
+            <w:tcW w:type="dxa" w:w="2556"/>
+          </w:tcPr>
+          <w:p>
+            <w:r>
+              <w:t>positivo si w &gt; ~0.5</w:t>
+            </w:r>
+          </w:p>
+        </w:tc>
+      </w:tr>
+      <w:tr>
+        <w:tc>
+          <w:tcPr>
+            <w:tcW w:type="dxa" w:w="2556"/>
+          </w:tcPr>
+          <w:p>
+            <w:r>
+              <w:t>Changeup</w:t>
+            </w:r>
+          </w:p>
+        </w:tc>
+        <w:tc>
+          <w:tcPr>
+            <w:tcW w:type="dxa" w:w="2556"/>
+          </w:tcPr>
+          <w:p>
+            <w:r>
+              <w:t>0.40 [0.14, 0.82]</w:t>
+            </w:r>
+          </w:p>
+        </w:tc>
+        <w:tc>
+          <w:tcPr>
+            <w:tcW w:type="dxa" w:w="2556"/>
+          </w:tcPr>
+          <w:p>
+            <w:r>
+              <w:t>0.58 [0.30, 0.94]</w:t>
+            </w:r>
+          </w:p>
+        </w:tc>
+        <w:tc>
+          <w:tcPr>
+            <w:tcW w:type="dxa" w:w="2556"/>
+          </w:tcPr>
+          <w:p>
+            <w:r>
+              <w:t>positivo si w &gt; ~0.4-0.6</w:t>
+            </w:r>
+          </w:p>
+        </w:tc>
+      </w:tr>
+      <w:tr>
+        <w:tc>
+          <w:tcPr>
+            <w:tcW w:type="dxa" w:w="2556"/>
+          </w:tcPr>
+          <w:p>
+            <w:r>
+              <w:t>Slider</w:t>
+            </w:r>
+          </w:p>
+        </w:tc>
+        <w:tc>
+          <w:tcPr>
+            <w:tcW w:type="dxa" w:w="2556"/>
+          </w:tcPr>
+          <w:p>
+            <w:r>
+              <w:t>no definido (signo de groundball inestable)</w:t>
+            </w:r>
+          </w:p>
+        </w:tc>
+        <w:tc>
+          <w:tcPr>
+            <w:tcW w:type="dxa" w:w="2556"/>
+          </w:tcPr>
+          <w:p>
+            <w:r>
+              <w:t>1.32 [1.01, 1.79]</w:t>
+            </w:r>
+          </w:p>
+        </w:tc>
+        <w:tc>
+          <w:tcPr>
+            <w:tcW w:type="dxa" w:w="2556"/>
+          </w:tcPr>
+          <w:p>
+            <w:r>
+              <w:t>negativo salvo w muy alto</w:t>
+            </w:r>
+          </w:p>
+        </w:tc>
+      </w:tr>
+      <w:tr>
+        <w:tc>
+          <w:tcPr>
+            <w:tcW w:type="dxa" w:w="2556"/>
+          </w:tcPr>
+          <w:p>
+            <w:r>
+              <w:t>Curveball</w:t>
+            </w:r>
+          </w:p>
+        </w:tc>
+        <w:tc>
+          <w:tcPr>
+            <w:tcW w:type="dxa" w:w="2556"/>
+          </w:tcPr>
+          <w:p>
+            <w:r>
+              <w:t>negativo con cualquier w &gt;= 0</w:t>
+            </w:r>
+          </w:p>
+        </w:tc>
+        <w:tc>
+          <w:tcPr>
+            <w:tcW w:type="dxa" w:w="2556"/>
+          </w:tcPr>
+          <w:p>
+            <w:r>
+              <w:t>negativo con cualquier w &gt;= 0</w:t>
+            </w:r>
+          </w:p>
+        </w:tc>
+        <w:tc>
+          <w:tcPr>
+            <w:tcW w:type="dxa" w:w="2556"/>
+          </w:tcPr>
+          <w:p>
+            <w:r>
+              <w:t>robusto al peso</w:t>
+            </w:r>
+          </w:p>
+        </w:tc>
+      </w:tr>
+      <w:tr>
+        <w:tc>
+          <w:tcPr>
+            <w:tcW w:type="dxa" w:w="2556"/>
+          </w:tcPr>
+          <w:p>
+            <w:r>
+              <w:t>Cutter / Splitter</w:t>
+            </w:r>
+          </w:p>
+        </w:tc>
+        <w:tc>
+          <w:tcPr>
+            <w:tcW w:type="dxa" w:w="2556"/>
+          </w:tcPr>
+          <w:p>
+            <w:r>
+              <w:t>IC cruza 0 / no definido</w:t>
+            </w:r>
+          </w:p>
+        </w:tc>
+        <w:tc>
+          <w:tcPr>
+            <w:tcW w:type="dxa" w:w="2556"/>
+          </w:tcPr>
+          <w:p>
+            <w:r>
+              <w:t>IC cruza 0 / no definido</w:t>
+            </w:r>
+          </w:p>
+        </w:tc>
+        <w:tc>
+          <w:tcPr>
+            <w:tcW w:type="dxa" w:w="2556"/>
+          </w:tcPr>
+          <w:p>
+            <w:r>
+              <w:t>pocas celdas: baja confianza</w:t>
+            </w:r>
+          </w:p>
+        </w:tc>
+      </w:tr>
+    </w:tbl>
+    <w:p>
+      <w:pPr/>
+      <w:r>
+        <w:t>Con los cinco pesos en 0.20 (w = 1), Four-Seam, Sinker y Changeup quedan del lado positivo por poco. Curveball es negativo para cualquier peso no negativo de groundball.</w:t>
+      </w:r>
+    </w:p>
+    <w:p>
+      <w:pPr>
+        <w:pStyle w:val="Heading2"/>
+      </w:pPr>
+      <w:r>
+        <w:t>29.3 Paso 2: valor por conteo (cadena de Markov)</w:t>
+      </w:r>
+    </w:p>
+    <w:p>
+      <w:pPr/>
+      <w:r>
+        <w:t>12 estados (Balls 0-3 x Strikes 0-2). Se verifico que Balls/Strikes son el conteo previo al pitch (99.95% de los ponches ocurren con 2 strikes; 99.98% de las bases por bolas con 3 bolas). Las transiciones (bola, strike, foul, bola en juego, HBP) se estiman por conteo con PitchCall solo con el historial de cada ventana; con 2 strikes el foul no cambia el conteo. No requiere reconstruir plate appearances. Los eventos terminales usan los pagos de 29.1. Valor realizado por pitch, desde la perspectiva del pitcher: y = -(V(estado siguiente o pago terminal) - V(conteo actual)). No es un run expectancy de 24 estados. Sanidad (ventana 2024-25-&gt;2026, perspectiva ofensiva, runs): V(0-0) = +0.033, V(3-0) = +0.221, V(0-2) = -0.080, V(3-2) = +0.074. Fuera de muestra, el valor realizado promedia ~0 por conteo (|media| &lt;= 0.010 runs), como debe ser.</w:t>
+      </w:r>
+    </w:p>
+    <w:p>
+      <w:pPr>
+        <w:pStyle w:val="Heading2"/>
+      </w:pPr>
+      <w:r>
+        <w:t>29.4 Paso 4: pesos aprendidos (no negativos, ridge leve, normalizados a suma 1)</w:t>
+      </w:r>
+    </w:p>
+    <w:tbl>
+      <w:tblPr>
+        <w:tblStyle w:val="TableGrid"/>
+        <w:tblW w:type="auto" w:w="0"/>
+        <w:tblLook w:firstColumn="1" w:firstRow="1" w:lastColumn="0" w:lastRow="0" w:noHBand="0" w:noVBand="1" w:val="04A0"/>
+      </w:tblPr>
+      <w:tblGrid>
+        <w:gridCol w:w="2556"/>
+        <w:gridCol w:w="2556"/>
+        <w:gridCol w:w="2556"/>
+        <w:gridCol w:w="2556"/>
+      </w:tblGrid>
+      <w:tr>
+        <w:tc>
+          <w:tcPr>
+            <w:tcW w:type="dxa" w:w="2556"/>
+          </w:tcPr>
+          <w:p>
+            <w:r>
+              <w:t>Componente</w:t>
+            </w:r>
+          </w:p>
+        </w:tc>
+        <w:tc>
+          <w:tcPr>
+            <w:tcW w:type="dxa" w:w="2556"/>
+          </w:tcPr>
+          <w:p>
+            <w:r>
+              <w:t>V1</w:t>
+            </w:r>
+          </w:p>
+        </w:tc>
+        <w:tc>
+          <w:tcPr>
+            <w:tcW w:type="dxa" w:w="2556"/>
+          </w:tcPr>
+          <w:p>
+            <w:r>
+              <w:t>V2 (2024-&gt;2025)</w:t>
+            </w:r>
+          </w:p>
+        </w:tc>
+        <w:tc>
+          <w:tcPr>
+            <w:tcW w:type="dxa" w:w="2556"/>
+          </w:tcPr>
+          <w:p>
+            <w:r>
+              <w:t>V2 (2024-25-&gt;2026)</w:t>
+            </w:r>
+          </w:p>
+        </w:tc>
+      </w:tr>
+      <w:tr>
+        <w:tc>
+          <w:tcPr>
+            <w:tcW w:type="dxa" w:w="2556"/>
+          </w:tcPr>
+          <w:p>
+            <w:r>
+              <w:t>p_called_strike</w:t>
+            </w:r>
+          </w:p>
+        </w:tc>
+        <w:tc>
+          <w:tcPr>
+            <w:tcW w:type="dxa" w:w="2556"/>
+          </w:tcPr>
+          <w:p>
+            <w:r>
+              <w:t>0.20</w:t>
+            </w:r>
+          </w:p>
+        </w:tc>
+        <w:tc>
+          <w:tcPr>
+            <w:tcW w:type="dxa" w:w="2556"/>
+          </w:tcPr>
+          <w:p>
+            <w:r>
+              <w:t>0.370 [0.348, 0.388]</w:t>
+            </w:r>
+          </w:p>
+        </w:tc>
+        <w:tc>
+          <w:tcPr>
+            <w:tcW w:type="dxa" w:w="2556"/>
+          </w:tcPr>
+          <w:p>
+            <w:r>
+              <w:t>0.416 [0.393, 0.436]</w:t>
+            </w:r>
+          </w:p>
+        </w:tc>
+      </w:tr>
+      <w:tr>
+        <w:tc>
+          <w:tcPr>
+            <w:tcW w:type="dxa" w:w="2556"/>
+          </w:tcPr>
+          <w:p>
+            <w:r>
+              <w:t>p_chase_given_outside_zone</w:t>
+            </w:r>
+          </w:p>
+        </w:tc>
+        <w:tc>
+          <w:tcPr>
+            <w:tcW w:type="dxa" w:w="2556"/>
+          </w:tcPr>
+          <w:p>
+            <w:r>
+              <w:t>0.20</w:t>
+            </w:r>
+          </w:p>
+        </w:tc>
+        <w:tc>
+          <w:tcPr>
+            <w:tcW w:type="dxa" w:w="2556"/>
+          </w:tcPr>
+          <w:p>
+            <w:r>
+              <w:t>0.305 [0.268, 0.340]</w:t>
+            </w:r>
+          </w:p>
+        </w:tc>
+        <w:tc>
+          <w:tcPr>
+            <w:tcW w:type="dxa" w:w="2556"/>
+          </w:tcPr>
+          <w:p>
+            <w:r>
+              <w:t>0.282 [0.243, 0.320]</w:t>
+            </w:r>
+          </w:p>
+        </w:tc>
+      </w:tr>
+      <w:tr>
+        <w:tc>
+          <w:tcPr>
+            <w:tcW w:type="dxa" w:w="2556"/>
+          </w:tcPr>
+          <w:p>
+            <w:r>
+              <w:t>p_whiff_per_pitch</w:t>
+            </w:r>
+          </w:p>
+        </w:tc>
+        <w:tc>
+          <w:tcPr>
+            <w:tcW w:type="dxa" w:w="2556"/>
+          </w:tcPr>
+          <w:p>
+            <w:r>
+              <w:t>0.20</w:t>
+            </w:r>
+          </w:p>
+        </w:tc>
+        <w:tc>
+          <w:tcPr>
+            <w:tcW w:type="dxa" w:w="2556"/>
+          </w:tcPr>
+          <w:p>
+            <w:r>
+              <w:t>0.264 [0.224, 0.306]</w:t>
+            </w:r>
+          </w:p>
+        </w:tc>
+        <w:tc>
+          <w:tcPr>
+            <w:tcW w:type="dxa" w:w="2556"/>
+          </w:tcPr>
+          <w:p>
+            <w:r>
+              <w:t>0.303 [0.266, 0.332]</w:t>
+            </w:r>
+          </w:p>
+        </w:tc>
+      </w:tr>
+      <w:tr>
+        <w:tc>
+          <w:tcPr>
+            <w:tcW w:type="dxa" w:w="2556"/>
+          </w:tcPr>
+          <w:p>
+            <w:r>
+              <w:t>p_whiff_given_swing</w:t>
+            </w:r>
+          </w:p>
+        </w:tc>
+        <w:tc>
+          <w:tcPr>
+            <w:tcW w:type="dxa" w:w="2556"/>
+          </w:tcPr>
+          <w:p>
+            <w:r>
+              <w:t>0.20</w:t>
+            </w:r>
+          </w:p>
+        </w:tc>
+        <w:tc>
+          <w:tcPr>
+            <w:tcW w:type="dxa" w:w="2556"/>
+          </w:tcPr>
+          <w:p>
+            <w:r>
+              <w:t>0.061 [0.034, 0.083]</w:t>
+            </w:r>
+          </w:p>
+        </w:tc>
+        <w:tc>
+          <w:tcPr>
+            <w:tcW w:type="dxa" w:w="2556"/>
+          </w:tcPr>
+          <w:p>
+            <w:r>
+              <w:t>0.000 [0.000, 0.004]</w:t>
+            </w:r>
+          </w:p>
+        </w:tc>
+      </w:tr>
+      <w:tr>
+        <w:tc>
+          <w:tcPr>
+            <w:tcW w:type="dxa" w:w="2556"/>
+          </w:tcPr>
+          <w:p>
+            <w:r>
+              <w:t>p_groundball_given_contact</w:t>
+            </w:r>
+          </w:p>
+        </w:tc>
+        <w:tc>
+          <w:tcPr>
+            <w:tcW w:type="dxa" w:w="2556"/>
+          </w:tcPr>
+          <w:p>
+            <w:r>
+              <w:t>0.20</w:t>
+            </w:r>
+          </w:p>
+        </w:tc>
+        <w:tc>
+          <w:tcPr>
+            <w:tcW w:type="dxa" w:w="2556"/>
+          </w:tcPr>
+          <w:p>
+            <w:r>
+              <w:t>0.000 [0.000, 0.025]</w:t>
+            </w:r>
+          </w:p>
+        </w:tc>
+        <w:tc>
+          <w:tcPr>
+            <w:tcW w:type="dxa" w:w="2556"/>
+          </w:tcPr>
+          <w:p>
+            <w:r>
+              <w:t>0.000 [0.000, 0.026]</w:t>
+            </w:r>
+          </w:p>
+        </w:tc>
+      </w:tr>
+    </w:tbl>
+    <w:p>
+      <w:pPr/>
+      <w:r>
+        <w:t>Lectura. (1) Groundball cae a ~0 y whiff dado swing a ~0: V1 sobre-ponderaba groundball (0.20 vs &lt;= 0.026) y contaba dos veces el whiff. (2) Groundball SI vale mas que un elevado en pago terminal (+0.022 vs +0.141 runs por bola en juego, diferencia 0.12), pero solo el 18% de los pitches son bolas en juego, el modelo de groundball es debil (AUC 0.65) y un indice lineal en z no puede representar el efecto multiplicativo P(contacto) x p_groundball; su valor por pitch (~0.003 runs por SD) es unas cuatro veces menor que el de called strike. Se lee como 'peso pequeno, muy por debajo de 0.20', no como cero exacto. (3) Estabilidad: la diferencia maxima entre ventanas es 0.061 (&lt;= 0.10, umbral interno) y el orden es el mismo, pero los IC95% no solapan en called strike y whiff dado swing; el criterio estricto (IC solapan en todos y diferencia &lt;= 0.10) NO se cumple. Por la regla acordada, V2 se reporta como analisis de sensibilidad, no como reemplazo definitivo.</w:t>
+      </w:r>
+    </w:p>
+    <w:p>
+      <w:pPr>
+        <w:pStyle w:val="Heading2"/>
+      </w:pPr>
+      <w:r>
+        <w:t>29.5 Fuera de muestra: contra el baseline nulo (criterio 1)</w:t>
+      </w:r>
+    </w:p>
+    <w:p>
+      <w:pPr/>
+      <w:r>
+        <w:t>Baseline nulo = xRunValue promedio por conteo, que por construccion es 0 (E[y|conteo] = 0). Pesos aprendidos en 2025 y evaluados hacia adelante en 2026 (valor realizado por pitch, RMSE en runs): nulo 0.21925; V1 0.21840 (reduccion de MSE 0.78% [0.67, 0.89]); V2 0.21702 (2.02% [1.83, 2.22]); V2 vs V1 1.25% [1.11, 1.40]. Sentido inverso (pesos de 2026 en 2025): 0.79%, 1.71% y 0.93%. IC95% bootstrap por pitcher. El compuesto supera al baseline por conteo de forma consistente y V2 supera a V1, pero las magnitudes son pequenas: el valor de un pitch individual es dominado por ruido.</w:t>
+      </w:r>
+    </w:p>
+    <w:p>
+      <w:pPr>
+        <w:pStyle w:val="Heading2"/>
+      </w:pPr>
+      <w:r>
+        <w:t>29.6 Paso 6: matriz V1 vs V2 y niveles de evidencia</w:t>
+      </w:r>
+    </w:p>
+    <w:tbl>
+      <w:tblPr>
+        <w:tblStyle w:val="TableGrid"/>
+        <w:tblW w:type="auto" w:w="0"/>
+        <w:tblLook w:firstColumn="1" w:firstRow="1" w:lastColumn="0" w:lastRow="0" w:noHBand="0" w:noVBand="1" w:val="04A0"/>
+      </w:tblPr>
+      <w:tblGrid>
+        <w:gridCol w:w="1704"/>
+        <w:gridCol w:w="1704"/>
+        <w:gridCol w:w="1704"/>
+        <w:gridCol w:w="1704"/>
+        <w:gridCol w:w="1704"/>
+        <w:gridCol w:w="1704"/>
+      </w:tblGrid>
+      <w:tr>
+        <w:tc>
+          <w:tcPr>
+            <w:tcW w:type="dxa" w:w="1704"/>
+          </w:tcPr>
+          <w:p>
+            <w:r>
+              <w:t>Pitch type</w:t>
+            </w:r>
+          </w:p>
+        </w:tc>
+        <w:tc>
+          <w:tcPr>
+            <w:tcW w:type="dxa" w:w="1704"/>
+          </w:tcPr>
+          <w:p>
+            <w:r>
+              <w:t>V1</w:t>
+            </w:r>
+          </w:p>
+        </w:tc>
+        <w:tc>
+          <w:tcPr>
+            <w:tcW w:type="dxa" w:w="1704"/>
+          </w:tcPr>
+          <w:p>
+            <w:r>
+              <w:t>V2 propio</w:t>
+            </w:r>
+          </w:p>
+        </w:tc>
+        <w:tc>
+          <w:tcPr>
+            <w:tcW w:type="dxa" w:w="1704"/>
+          </w:tcPr>
+          <w:p>
+            <w:r>
+              <w:t>V2 cruzado</w:t>
+            </w:r>
+          </w:p>
+        </w:tc>
+        <w:tc>
+          <w:tcPr>
+            <w:tcW w:type="dxa" w:w="1704"/>
+          </w:tcPr>
+          <w:p>
+            <w:r>
+              <w:t>V2-stuff</w:t>
+            </w:r>
+          </w:p>
+        </w:tc>
+        <w:tc>
+          <w:tcPr>
+            <w:tcW w:type="dxa" w:w="1704"/>
+          </w:tcPr>
+          <w:p>
+            <w:r>
+              <w:t>Nivel de evidencia</w:t>
+            </w:r>
+          </w:p>
+        </w:tc>
+      </w:tr>
+      <w:tr>
+        <w:tc>
+          <w:tcPr>
+            <w:tcW w:type="dxa" w:w="1704"/>
+          </w:tcPr>
+          <w:p>
+            <w:r>
+              <w:t>Four-Seam</w:t>
+            </w:r>
+          </w:p>
+        </w:tc>
+        <w:tc>
+          <w:tcPr>
+            <w:tcW w:type="dxa" w:w="1704"/>
+          </w:tcPr>
+          <w:p>
+            <w:r>
+              <w:t>+0.28</w:t>
+            </w:r>
+          </w:p>
+        </w:tc>
+        <w:tc>
+          <w:tcPr>
+            <w:tcW w:type="dxa" w:w="1704"/>
+          </w:tcPr>
+          <w:p>
+            <w:r>
+              <w:t>-1.44</w:t>
+            </w:r>
+          </w:p>
+        </w:tc>
+        <w:tc>
+          <w:tcPr>
+            <w:tcW w:type="dxa" w:w="1704"/>
+          </w:tcPr>
+          <w:p>
+            <w:r>
+              <w:t>-1.56</w:t>
+            </w:r>
+          </w:p>
+        </w:tc>
+        <w:tc>
+          <w:tcPr>
+            <w:tcW w:type="dxa" w:w="1704"/>
+          </w:tcPr>
+          <w:p>
+            <w:r>
+              <w:t>-2.17</w:t>
+            </w:r>
+          </w:p>
+        </w:tc>
+        <w:tc>
+          <w:tcPr>
+            <w:tcW w:type="dxa" w:w="1704"/>
+          </w:tcPr>
+          <w:p>
+            <w:r>
+              <w:t>Condicional (unico &gt;= 1 pt bajo V2)</w:t>
+            </w:r>
+          </w:p>
+        </w:tc>
+      </w:tr>
+      <w:tr>
+        <w:tc>
+          <w:tcPr>
+            <w:tcW w:type="dxa" w:w="1704"/>
+          </w:tcPr>
+          <w:p>
+            <w:r>
+              <w:t>Sinker</w:t>
+            </w:r>
+          </w:p>
+        </w:tc>
+        <w:tc>
+          <w:tcPr>
+            <w:tcW w:type="dxa" w:w="1704"/>
+          </w:tcPr>
+          <w:p>
+            <w:r>
+              <w:t>+0.36</w:t>
+            </w:r>
+          </w:p>
+        </w:tc>
+        <w:tc>
+          <w:tcPr>
+            <w:tcW w:type="dxa" w:w="1704"/>
+          </w:tcPr>
+          <w:p>
+            <w:r>
+              <w:t>-0.47</w:t>
+            </w:r>
+          </w:p>
+        </w:tc>
+        <w:tc>
+          <w:tcPr>
+            <w:tcW w:type="dxa" w:w="1704"/>
+          </w:tcPr>
+          <w:p>
+            <w:r>
+              <w:t>-0.47</w:t>
+            </w:r>
+          </w:p>
+        </w:tc>
+        <w:tc>
+          <w:tcPr>
+            <w:tcW w:type="dxa" w:w="1704"/>
+          </w:tcPr>
+          <w:p>
+            <w:r>
+              <w:t>-0.22</w:t>
+            </w:r>
+          </w:p>
+        </w:tc>
+        <w:tc>
+          <w:tcPr>
+            <w:tcW w:type="dxa" w:w="1704"/>
+          </w:tcPr>
+          <w:p>
+            <w:r>
+              <w:t>Condicional</w:t>
+            </w:r>
+          </w:p>
+        </w:tc>
+      </w:tr>
+      <w:tr>
+        <w:tc>
+          <w:tcPr>
+            <w:tcW w:type="dxa" w:w="1704"/>
+          </w:tcPr>
+          <w:p>
+            <w:r>
+              <w:t>Changeup</w:t>
+            </w:r>
+          </w:p>
+        </w:tc>
+        <w:tc>
+          <w:tcPr>
+            <w:tcW w:type="dxa" w:w="1704"/>
+          </w:tcPr>
+          <w:p>
+            <w:r>
+              <w:t>+0.28</w:t>
+            </w:r>
+          </w:p>
+        </w:tc>
+        <w:tc>
+          <w:tcPr>
+            <w:tcW w:type="dxa" w:w="1704"/>
+          </w:tcPr>
+          <w:p>
+            <w:r>
+              <w:t>-0.12</w:t>
+            </w:r>
+          </w:p>
+        </w:tc>
+        <w:tc>
+          <w:tcPr>
+            <w:tcW w:type="dxa" w:w="1704"/>
+          </w:tcPr>
+          <w:p>
+            <w:r>
+              <w:t>-0.15</w:t>
+            </w:r>
+          </w:p>
+        </w:tc>
+        <w:tc>
+          <w:tcPr>
+            <w:tcW w:type="dxa" w:w="1704"/>
+          </w:tcPr>
+          <w:p>
+            <w:r>
+              <w:t>-0.02 (IC cruza 0)</w:t>
+            </w:r>
+          </w:p>
+        </w:tc>
+        <w:tc>
+          <w:tcPr>
+            <w:tcW w:type="dxa" w:w="1704"/>
+          </w:tcPr>
+          <w:p>
+            <w:r>
+              <w:t>Condicional</w:t>
+            </w:r>
+          </w:p>
+        </w:tc>
+      </w:tr>
+      <w:tr>
+        <w:tc>
+          <w:tcPr>
+            <w:tcW w:type="dxa" w:w="1704"/>
+          </w:tcPr>
+          <w:p>
+            <w:r>
+              <w:t>Slider</w:t>
+            </w:r>
+          </w:p>
+        </w:tc>
+        <w:tc>
+          <w:tcPr>
+            <w:tcW w:type="dxa" w:w="1704"/>
+          </w:tcPr>
+          <w:p>
+            <w:r>
+              <w:t>-0.33</w:t>
+            </w:r>
+          </w:p>
+        </w:tc>
+        <w:tc>
+          <w:tcPr>
+            <w:tcW w:type="dxa" w:w="1704"/>
+          </w:tcPr>
+          <w:p>
+            <w:r>
+              <w:t>-0.43</w:t>
+            </w:r>
+          </w:p>
+        </w:tc>
+        <w:tc>
+          <w:tcPr>
+            <w:tcW w:type="dxa" w:w="1704"/>
+          </w:tcPr>
+          <w:p>
+            <w:r>
+              <w:t>-0.44</w:t>
+            </w:r>
+          </w:p>
+        </w:tc>
+        <w:tc>
+          <w:tcPr>
+            <w:tcW w:type="dxa" w:w="1704"/>
+          </w:tcPr>
+          <w:p>
+            <w:r>
+              <w:t>-0.39</w:t>
+            </w:r>
+          </w:p>
+        </w:tc>
+        <w:tc>
+          <w:tcPr>
+            <w:tcW w:type="dxa" w:w="1704"/>
+          </w:tcPr>
+          <w:p>
+            <w:r>
+              <w:t>Robusto (efecto &lt; 1 pt)</w:t>
+            </w:r>
+          </w:p>
+        </w:tc>
+      </w:tr>
+      <w:tr>
+        <w:tc>
+          <w:tcPr>
+            <w:tcW w:type="dxa" w:w="1704"/>
+          </w:tcPr>
+          <w:p>
+            <w:r>
+              <w:t>Curveball</w:t>
+            </w:r>
+          </w:p>
+        </w:tc>
+        <w:tc>
+          <w:tcPr>
+            <w:tcW w:type="dxa" w:w="1704"/>
+          </w:tcPr>
+          <w:p>
+            <w:r>
+              <w:t>-0.78</w:t>
+            </w:r>
+          </w:p>
+        </w:tc>
+        <w:tc>
+          <w:tcPr>
+            <w:tcW w:type="dxa" w:w="1704"/>
+          </w:tcPr>
+          <w:p>
+            <w:r>
+              <w:t>-0.22</w:t>
+            </w:r>
+          </w:p>
+        </w:tc>
+        <w:tc>
+          <w:tcPr>
+            <w:tcW w:type="dxa" w:w="1704"/>
+          </w:tcPr>
+          <w:p>
+            <w:r>
+              <w:t>-0.20</w:t>
+            </w:r>
+          </w:p>
+        </w:tc>
+        <w:tc>
+          <w:tcPr>
+            <w:tcW w:type="dxa" w:w="1704"/>
+          </w:tcPr>
+          <w:p>
+            <w:r>
+              <w:t>-0.15 (IC cruza 0)</w:t>
+            </w:r>
+          </w:p>
+        </w:tc>
+        <w:tc>
+          <w:tcPr>
+            <w:tcW w:type="dxa" w:w="1704"/>
+          </w:tcPr>
+          <w:p>
+            <w:r>
+              <w:t>Robusto (efecto &lt; 1 pt)</w:t>
+            </w:r>
+          </w:p>
+        </w:tc>
+      </w:tr>
+      <w:tr>
+        <w:tc>
+          <w:tcPr>
+            <w:tcW w:type="dxa" w:w="1704"/>
+          </w:tcPr>
+          <w:p>
+            <w:r>
+              <w:t>Cutter</w:t>
+            </w:r>
+          </w:p>
+        </w:tc>
+        <w:tc>
+          <w:tcPr>
+            <w:tcW w:type="dxa" w:w="1704"/>
+          </w:tcPr>
+          <w:p>
+            <w:r>
+              <w:t>+0.63</w:t>
+            </w:r>
+          </w:p>
+        </w:tc>
+        <w:tc>
+          <w:tcPr>
+            <w:tcW w:type="dxa" w:w="1704"/>
+          </w:tcPr>
+          <w:p>
+            <w:r>
+              <w:t>-0.18</w:t>
+            </w:r>
+          </w:p>
+        </w:tc>
+        <w:tc>
+          <w:tcPr>
+            <w:tcW w:type="dxa" w:w="1704"/>
+          </w:tcPr>
+          <w:p>
+            <w:r>
+              <w:t>-0.17</w:t>
+            </w:r>
+          </w:p>
+        </w:tc>
+        <w:tc>
+          <w:tcPr>
+            <w:tcW w:type="dxa" w:w="1704"/>
+          </w:tcPr>
+          <w:p>
+            <w:r>
+              <w:t>+0.09</w:t>
+            </w:r>
+          </w:p>
+        </w:tc>
+        <w:tc>
+          <w:tcPr>
+            <w:tcW w:type="dxa" w:w="1704"/>
+          </w:tcPr>
+          <w:p>
+            <w:r>
+              <w:t>Incierto (24-41 celdas)</w:t>
+            </w:r>
+          </w:p>
+        </w:tc>
+      </w:tr>
+      <w:tr>
+        <w:tc>
+          <w:tcPr>
+            <w:tcW w:type="dxa" w:w="1704"/>
+          </w:tcPr>
+          <w:p>
+            <w:r>
+              <w:t>Splitter</w:t>
+            </w:r>
+          </w:p>
+        </w:tc>
+        <w:tc>
+          <w:tcPr>
+            <w:tcW w:type="dxa" w:w="1704"/>
+          </w:tcPr>
+          <w:p>
+            <w:r>
+              <w:t>-0.83</w:t>
+            </w:r>
+          </w:p>
+        </w:tc>
+        <w:tc>
+          <w:tcPr>
+            <w:tcW w:type="dxa" w:w="1704"/>
+          </w:tcPr>
+          <w:p>
+            <w:r>
+              <w:t>-0.38</w:t>
+            </w:r>
+          </w:p>
+        </w:tc>
+        <w:tc>
+          <w:tcPr>
+            <w:tcW w:type="dxa" w:w="1704"/>
+          </w:tcPr>
+          <w:p>
+            <w:r>
+              <w:t>-0.41</w:t>
+            </w:r>
+          </w:p>
+        </w:tc>
+        <w:tc>
+          <w:tcPr>
+            <w:tcW w:type="dxa" w:w="1704"/>
+          </w:tcPr>
+          <w:p>
+            <w:r>
+              <w:t>-0.53</w:t>
+            </w:r>
+          </w:p>
+        </w:tc>
+        <w:tc>
+          <w:tcPr>
+            <w:tcW w:type="dxa" w:w="1704"/>
+          </w:tcPr>
+          <w:p>
+            <w:r>
+              <w:t>Incierto (3-8 celdas)</w:t>
+            </w:r>
+          </w:p>
+        </w:tc>
+      </w:tr>
+    </w:tbl>
+    <w:p>
+      <w:pPr/>
+      <w:r>
+        <w:t>Puntos Stuff+ en la ventana 2024-25-&gt;2026, escalados por la SD del compuesto en la misma cohorte (por eso V1 difiere levemente de la seccion 28). V2 propio = pesos de esa ventana; V2 cruzado = pesos de la otra ventana; V2-stuff = pesos V2 renormalizados solo entre whiff, whiff dado swing y groundball. Niveles (criterio propio, umbrales internos): Robusto = en ambas ventanas V1, V2 propio y V2 cruzado excluyen 0 con el mismo signo, el chequeo inverso coincide y hay al menos 30 celdas; Condicional = senal consistente entre ventanas en algun esquema pero el signo cambia con los pesos; Incierto = menos de 30 celdas o signo inestable entre ventanas.</w:t>
+      </w:r>
+    </w:p>
+    <w:p>
+      <w:pPr/>
+      <w:r>
+        <w:t>Conclusion. Al pasar de V1 a V2, Four-Seam, Sinker y Changeup cambian de signo positivo a negativo. La razon es la vista en 29.2: su positivo en V1 dependia de un peso de groundball (0.20) muy por encima de los puntos de quiebre (0.4-0.9 relativo), y V2 le asigna ~0. Con V2, la perdida de Four-Seam viene del componente de whiff (contribucion -1.13 puntos en 2026), consistente con H1 (menos IVB, menos whiff), y en V2-stuff sube a -2.2. Curveball y Slider pierden con cualquier esquema, aunque por menos de 1 punto. Cutter y Splitter no permiten concluir.</w:t>
+      </w:r>
+    </w:p>
+    <w:p>
+      <w:pPr>
+        <w:pStyle w:val="Heading2"/>
+      </w:pPr>
+      <w:r>
+        <w:t>29.7 Limites y decision pendiente</w:t>
+      </w:r>
+    </w:p>
+    <w:p>
+      <w:pPr/>
+      <w:r>
+        <w:t>(a) Los pagos terminales son constantes de MLB 2006, no de LMB, con supuestos propios para error, FieldersChoice y sacrificio. (b) V2 esta dominado por called strike y chase (peso conjunto ~0.7), justo los componentes donde el contrafactual que mantiene la ubicacion fija y desplaza angulos de aproximacion es menos interpretable: para Curveball, por ejemplo, el efecto V2 viene de called strike (-0.27), no de whiff. Para Four-Seam el motor es whiff, mas solido. (c) El indice lineal subestima groundball de forma estructural. (d) Los pesos se aprenden en la misma cohorte que se evalua (cinco parametros, ridge, bootstrap por pitcher) y se valida hacia adelante en el tiempo. (e) Estabilidad de coeficientes no cumplida bajo el criterio estricto. Decision para el equipo: que score se publica como oficial. Recomendacion: mantener V1 como escala oficial transparente (definida en el brief como combinacion ponderada con desglose por componente), reportar V2 como lectura ligada a valor de carrera, y basar las recomendaciones operativas en la tabla de niveles de evidencia, sin titulares categoricos en rectas.</w:t>
       </w:r>
     </w:p>
     <w:sectPr>

--- a/ISAC_Diablos_Rojos_Guia_Base_Modelado.docx
+++ b/ISAC_Diablos_Rojos_Guia_Base_Modelado.docx
@@ -4863,6 +4863,12 @@
         </w:tc>
       </w:tr>
     </w:tbl>
+    <w:p>
+      <w:pPr/>
+      <w:r>
+        <w:t>CORRECCION 25/09/2026: los deltas de HorzBreak de esta tabla se agregaron mezclando signos de diestros y zurdos (HorzBreak, HorzApprAngle y RelSide tienen signo absoluto), por lo que subestiman la magnitud del cambio horizontal; IVB, velocidad y spin no se afectan. Ver seccion 30 (correccion de lateralidad) para los valores vigentes.</w:t>
+      </w:r>
+    </w:p>
     <w:p>
       <w:r>
         <w:rPr>
@@ -12217,6 +12223,12 @@
     <w:p>
       <w:pPr/>
       <w:r>
+        <w:t>CORRECCION 25/09/2026: la transformacion de entorno se estimo y aplico sin reflejar HorzBreak/HorzApprAngle por lateralidad; las cifras de delta total, sus ICs y niveles de esta seccion quedan superados numericamente (la metodologia se mantiene). Ver seccion 30 (correccion de lateralidad) para los valores vigentes.</w:t>
+      </w:r>
+    </w:p>
+    <w:p>
+      <w:pPr/>
+      <w:r>
         <w:t>Estado: CERRADO como V1. Ejecucion real el 24/09/2026 (11_altitude_total_effect.py, bootstrap B=500 por pitcher, dos ventanas season-forward). Se mantienen tres resultados separados: (1) delta directo (seccion 27): cambiar solo altitude_category, ~0; (2) contraste observacional within-pitcher (seccion 27): ruidoso; (3) delta total modelado (esta seccion): Score(X^Extreme, Extreme) - Score(X^No, No), la estimacion principal. Extreme Altitude se reporta como proxy del entorno Harp Helu. No es causalidad pura; ubicacion, count, arsenal historico y handedness se mantienen fijos (en la realidad la ubicacion de llegada tambien cambiaria).</w:t>
       </w:r>
     </w:p>
@@ -12737,6 +12749,12 @@
     <w:p>
       <w:pPr/>
       <w:r>
+        <w:t>CORRECCION 25/09/2026: los deltas de V1/V2 por pitch type, los puntos de quiebre de 29.2 y la matriz de 29.6 dependian de la transformacion de 11 y se recalcularon; los pesos V2 (29.4) y la evaluacion fuera de muestra (29.5) NO se afectan porque no usan 11. Ver seccion 30 (correccion de lateralidad) para los valores vigentes.</w:t>
+      </w:r>
+    </w:p>
+    <w:p>
+      <w:pPr/>
+      <w:r>
         <w:t>Estado: CERRADO como analisis de sensibilidad (V2 no reemplaza a V1). Ejecucion real el 24/09/2026 (12_weight_sensitivity.py, 13_count_value_weights.py, 14_v1_v2_altitude_matrix.py). Pregunta acotada: cuando se reemplazan los pesos iguales por pesos ligados a valor de carrera observable, se mantiene o cambia la conclusion ambiental por pitch type? V1 (pesos iguales) permanece intacto como baseline transparente.</w:t>
       </w:r>
     </w:p>
@@ -13931,6 +13949,2221 @@
       <w:pPr/>
       <w:r>
         <w:t>(a) Los pagos terminales son constantes de MLB 2006, no de LMB, con supuestos propios para error, FieldersChoice y sacrificio. (b) V2 esta dominado por called strike y chase (peso conjunto ~0.7), justo los componentes donde el contrafactual que mantiene la ubicacion fija y desplaza angulos de aproximacion es menos interpretable: para Curveball, por ejemplo, el efecto V2 viene de called strike (-0.27), no de whiff. Para Four-Seam el motor es whiff, mas solido. (c) El indice lineal subestima groundball de forma estructural. (d) Los pesos se aprenden en la misma cohorte que se evalua (cinco parametros, ridge, bootstrap por pitcher) y se valida hacia adelante en el tiempo. (e) Estabilidad de coeficientes no cumplida bajo el criterio estricto. Decision para el equipo: que score se publica como oficial. Recomendacion: mantener V1 como escala oficial transparente (definida en el brief como combinacion ponderada con desglose por componente), reportar V2 como lectura ligada a valor de carrera, y basar las recomendaciones operativas en la tabla de niveles de evidencia, sin titulares categoricos en rectas.</w:t>
+      </w:r>
+    </w:p>
+    <w:p>
+      <w:pPr>
+        <w:pStyle w:val="Heading1"/>
+      </w:pPr>
+      <w:r>
+        <w:t>30. Correccion de lateralidad en el efecto total y resultados vigentes</w:t>
+      </w:r>
+    </w:p>
+    <w:p>
+      <w:pPr>
+        <w:pStyle w:val="Heading2"/>
+      </w:pPr>
+      <w:r>
+        <w:t>30.1 Que ocurrio</w:t>
+      </w:r>
+    </w:p>
+    <w:p>
+      <w:pPr/>
+      <w:r>
+        <w:t>Al preparar el perfil por pitch type se verifico que HorzBreak, HorzApprAngle y RelSide tienen signo absoluto: para Four-Seam el HorzBreak medio es +8.3 in en diestros y -8.1 in en zurdos (24.3% de los pitches son de zurdos). 11_altitude_total_effect.py estimaba el desplazamiento de HB y del angulo horizontal agregando diestros y zurdos (los signos se cancelan parcialmente y la magnitud se subestima) y lo aplicaba con el mismo signo a ambos, lo que es fisicamente incorrecto para zurdos. Tambien afecta hb_diff_vs_fb. No afecta IVB ni VertApprAngle. La misma mezcla estaba en la EDA de la seccion 12.1 y en la nota de PANORAMA (HB de Four-Seam -1.94 in). Correccion: la transformacion se estima y se aplica en convencion de diestro (variables horizontales reflejadas en zurdos; pitches con lateralidad distinta de Right/Left se excluyen). 10 y 13 no se afectan; 11, 12 y 14 se recalcularon completos (bootstrap B=500).</w:t>
+      </w:r>
+    </w:p>
+    <w:p>
+      <w:pPr>
+        <w:pStyle w:val="Heading2"/>
+      </w:pPr>
+      <w:r>
+        <w:t>30.2 Transformacion corregida (historial 2024-25, Extreme - No, convencion de diestro)</w:t>
+      </w:r>
+    </w:p>
+    <w:tbl>
+      <w:tblPr>
+        <w:tblStyle w:val="TableGrid"/>
+        <w:tblW w:type="auto" w:w="0"/>
+        <w:tblLook w:firstColumn="1" w:firstRow="1" w:lastColumn="0" w:lastRow="0" w:noHBand="0" w:noVBand="1" w:val="04A0"/>
+      </w:tblPr>
+      <w:tblGrid>
+        <w:gridCol w:w="1704"/>
+        <w:gridCol w:w="1704"/>
+        <w:gridCol w:w="1704"/>
+        <w:gridCol w:w="1704"/>
+        <w:gridCol w:w="1704"/>
+        <w:gridCol w:w="1704"/>
+      </w:tblGrid>
+      <w:tr>
+        <w:tc>
+          <w:tcPr>
+            <w:tcW w:type="dxa" w:w="1704"/>
+          </w:tcPr>
+          <w:p>
+            <w:r>
+              <w:t>Pitch type</w:t>
+            </w:r>
+          </w:p>
+        </w:tc>
+        <w:tc>
+          <w:tcPr>
+            <w:tcW w:type="dxa" w:w="1704"/>
+          </w:tcPr>
+          <w:p>
+            <w:r>
+              <w:t>IVB (in)</w:t>
+            </w:r>
+          </w:p>
+        </w:tc>
+        <w:tc>
+          <w:tcPr>
+            <w:tcW w:type="dxa" w:w="1704"/>
+          </w:tcPr>
+          <w:p>
+            <w:r>
+              <w:t>HB (in)</w:t>
+            </w:r>
+          </w:p>
+        </w:tc>
+        <w:tc>
+          <w:tcPr>
+            <w:tcW w:type="dxa" w:w="1704"/>
+          </w:tcPr>
+          <w:p>
+            <w:r>
+              <w:t>VertApprAngle (deg)</w:t>
+            </w:r>
+          </w:p>
+        </w:tc>
+        <w:tc>
+          <w:tcPr>
+            <w:tcW w:type="dxa" w:w="1704"/>
+          </w:tcPr>
+          <w:p>
+            <w:r>
+              <w:t>HorzApprAngle (deg)</w:t>
+            </w:r>
+          </w:p>
+        </w:tc>
+        <w:tc>
+          <w:tcPr>
+            <w:tcW w:type="dxa" w:w="1704"/>
+          </w:tcPr>
+          <w:p>
+            <w:r>
+              <w:t>HB observado en 2026</w:t>
+            </w:r>
+          </w:p>
+        </w:tc>
+      </w:tr>
+      <w:tr>
+        <w:tc>
+          <w:tcPr>
+            <w:tcW w:type="dxa" w:w="1704"/>
+          </w:tcPr>
+          <w:p>
+            <w:r>
+              <w:t>Four-Seam</w:t>
+            </w:r>
+          </w:p>
+        </w:tc>
+        <w:tc>
+          <w:tcPr>
+            <w:tcW w:type="dxa" w:w="1704"/>
+          </w:tcPr>
+          <w:p>
+            <w:r>
+              <w:t>-3.82</w:t>
+            </w:r>
+          </w:p>
+        </w:tc>
+        <w:tc>
+          <w:tcPr>
+            <w:tcW w:type="dxa" w:w="1704"/>
+          </w:tcPr>
+          <w:p>
+            <w:r>
+              <w:t>-2.77</w:t>
+            </w:r>
+          </w:p>
+        </w:tc>
+        <w:tc>
+          <w:tcPr>
+            <w:tcW w:type="dxa" w:w="1704"/>
+          </w:tcPr>
+          <w:p>
+            <w:r>
+              <w:t>-0.33</w:t>
+            </w:r>
+          </w:p>
+        </w:tc>
+        <w:tc>
+          <w:tcPr>
+            <w:tcW w:type="dxa" w:w="1704"/>
+          </w:tcPr>
+          <w:p>
+            <w:r>
+              <w:t>-0.22</w:t>
+            </w:r>
+          </w:p>
+        </w:tc>
+        <w:tc>
+          <w:tcPr>
+            <w:tcW w:type="dxa" w:w="1704"/>
+          </w:tcPr>
+          <w:p>
+            <w:r>
+              <w:t>-2.89</w:t>
+            </w:r>
+          </w:p>
+        </w:tc>
+      </w:tr>
+      <w:tr>
+        <w:tc>
+          <w:tcPr>
+            <w:tcW w:type="dxa" w:w="1704"/>
+          </w:tcPr>
+          <w:p>
+            <w:r>
+              <w:t>Sinker</w:t>
+            </w:r>
+          </w:p>
+        </w:tc>
+        <w:tc>
+          <w:tcPr>
+            <w:tcW w:type="dxa" w:w="1704"/>
+          </w:tcPr>
+          <w:p>
+            <w:r>
+              <w:t>-2.28</w:t>
+            </w:r>
+          </w:p>
+        </w:tc>
+        <w:tc>
+          <w:tcPr>
+            <w:tcW w:type="dxa" w:w="1704"/>
+          </w:tcPr>
+          <w:p>
+            <w:r>
+              <w:t>-4.34</w:t>
+            </w:r>
+          </w:p>
+        </w:tc>
+        <w:tc>
+          <w:tcPr>
+            <w:tcW w:type="dxa" w:w="1704"/>
+          </w:tcPr>
+          <w:p>
+            <w:r>
+              <w:t>-0.15</w:t>
+            </w:r>
+          </w:p>
+        </w:tc>
+        <w:tc>
+          <w:tcPr>
+            <w:tcW w:type="dxa" w:w="1704"/>
+          </w:tcPr>
+          <w:p>
+            <w:r>
+              <w:t>-0.40</w:t>
+            </w:r>
+          </w:p>
+        </w:tc>
+        <w:tc>
+          <w:tcPr>
+            <w:tcW w:type="dxa" w:w="1704"/>
+          </w:tcPr>
+          <w:p>
+            <w:r>
+              <w:t>-4.64</w:t>
+            </w:r>
+          </w:p>
+        </w:tc>
+      </w:tr>
+      <w:tr>
+        <w:tc>
+          <w:tcPr>
+            <w:tcW w:type="dxa" w:w="1704"/>
+          </w:tcPr>
+          <w:p>
+            <w:r>
+              <w:t>Changeup</w:t>
+            </w:r>
+          </w:p>
+        </w:tc>
+        <w:tc>
+          <w:tcPr>
+            <w:tcW w:type="dxa" w:w="1704"/>
+          </w:tcPr>
+          <w:p>
+            <w:r>
+              <w:t>-2.09</w:t>
+            </w:r>
+          </w:p>
+        </w:tc>
+        <w:tc>
+          <w:tcPr>
+            <w:tcW w:type="dxa" w:w="1704"/>
+          </w:tcPr>
+          <w:p>
+            <w:r>
+              <w:t>-4.32</w:t>
+            </w:r>
+          </w:p>
+        </w:tc>
+        <w:tc>
+          <w:tcPr>
+            <w:tcW w:type="dxa" w:w="1704"/>
+          </w:tcPr>
+          <w:p>
+            <w:r>
+              <w:t>-0.27</w:t>
+            </w:r>
+          </w:p>
+        </w:tc>
+        <w:tc>
+          <w:tcPr>
+            <w:tcW w:type="dxa" w:w="1704"/>
+          </w:tcPr>
+          <w:p>
+            <w:r>
+              <w:t>-0.41</w:t>
+            </w:r>
+          </w:p>
+        </w:tc>
+        <w:tc>
+          <w:tcPr>
+            <w:tcW w:type="dxa" w:w="1704"/>
+          </w:tcPr>
+          <w:p>
+            <w:r>
+              <w:t>-4.52</w:t>
+            </w:r>
+          </w:p>
+        </w:tc>
+      </w:tr>
+      <w:tr>
+        <w:tc>
+          <w:tcPr>
+            <w:tcW w:type="dxa" w:w="1704"/>
+          </w:tcPr>
+          <w:p>
+            <w:r>
+              <w:t>Slider</w:t>
+            </w:r>
+          </w:p>
+        </w:tc>
+        <w:tc>
+          <w:tcPr>
+            <w:tcW w:type="dxa" w:w="1704"/>
+          </w:tcPr>
+          <w:p>
+            <w:r>
+              <w:t>-0.66</w:t>
+            </w:r>
+          </w:p>
+        </w:tc>
+        <w:tc>
+          <w:tcPr>
+            <w:tcW w:type="dxa" w:w="1704"/>
+          </w:tcPr>
+          <w:p>
+            <w:r>
+              <w:t>+1.20</w:t>
+            </w:r>
+          </w:p>
+        </w:tc>
+        <w:tc>
+          <w:tcPr>
+            <w:tcW w:type="dxa" w:w="1704"/>
+          </w:tcPr>
+          <w:p>
+            <w:r>
+              <w:t>+0.04</w:t>
+            </w:r>
+          </w:p>
+        </w:tc>
+        <w:tc>
+          <w:tcPr>
+            <w:tcW w:type="dxa" w:w="1704"/>
+          </w:tcPr>
+          <w:p>
+            <w:r>
+              <w:t>+0.24</w:t>
+            </w:r>
+          </w:p>
+        </w:tc>
+        <w:tc>
+          <w:tcPr>
+            <w:tcW w:type="dxa" w:w="1704"/>
+          </w:tcPr>
+          <w:p>
+            <w:r>
+              <w:t>+1.31</w:t>
+            </w:r>
+          </w:p>
+        </w:tc>
+      </w:tr>
+      <w:tr>
+        <w:tc>
+          <w:tcPr>
+            <w:tcW w:type="dxa" w:w="1704"/>
+          </w:tcPr>
+          <w:p>
+            <w:r>
+              <w:t>Curveball</w:t>
+            </w:r>
+          </w:p>
+        </w:tc>
+        <w:tc>
+          <w:tcPr>
+            <w:tcW w:type="dxa" w:w="1704"/>
+          </w:tcPr>
+          <w:p>
+            <w:r>
+              <w:t>+1.82</w:t>
+            </w:r>
+          </w:p>
+        </w:tc>
+        <w:tc>
+          <w:tcPr>
+            <w:tcW w:type="dxa" w:w="1704"/>
+          </w:tcPr>
+          <w:p>
+            <w:r>
+              <w:t>+3.32</w:t>
+            </w:r>
+          </w:p>
+        </w:tc>
+        <w:tc>
+          <w:tcPr>
+            <w:tcW w:type="dxa" w:w="1704"/>
+          </w:tcPr>
+          <w:p>
+            <w:r>
+              <w:t>+0.32</w:t>
+            </w:r>
+          </w:p>
+        </w:tc>
+        <w:tc>
+          <w:tcPr>
+            <w:tcW w:type="dxa" w:w="1704"/>
+          </w:tcPr>
+          <w:p>
+            <w:r>
+              <w:t>+0.47</w:t>
+            </w:r>
+          </w:p>
+        </w:tc>
+        <w:tc>
+          <w:tcPr>
+            <w:tcW w:type="dxa" w:w="1704"/>
+          </w:tcPr>
+          <w:p>
+            <w:r>
+              <w:t>+2.65</w:t>
+            </w:r>
+          </w:p>
+        </w:tc>
+      </w:tr>
+      <w:tr>
+        <w:tc>
+          <w:tcPr>
+            <w:tcW w:type="dxa" w:w="1704"/>
+          </w:tcPr>
+          <w:p>
+            <w:r>
+              <w:t>Cutter</w:t>
+            </w:r>
+          </w:p>
+        </w:tc>
+        <w:tc>
+          <w:tcPr>
+            <w:tcW w:type="dxa" w:w="1704"/>
+          </w:tcPr>
+          <w:p>
+            <w:r>
+              <w:t>-2.49</w:t>
+            </w:r>
+          </w:p>
+        </w:tc>
+        <w:tc>
+          <w:tcPr>
+            <w:tcW w:type="dxa" w:w="1704"/>
+          </w:tcPr>
+          <w:p>
+            <w:r>
+              <w:t>-0.46</w:t>
+            </w:r>
+          </w:p>
+        </w:tc>
+        <w:tc>
+          <w:tcPr>
+            <w:tcW w:type="dxa" w:w="1704"/>
+          </w:tcPr>
+          <w:p>
+            <w:r>
+              <w:t>-0.23</w:t>
+            </w:r>
+          </w:p>
+        </w:tc>
+        <w:tc>
+          <w:tcPr>
+            <w:tcW w:type="dxa" w:w="1704"/>
+          </w:tcPr>
+          <w:p>
+            <w:r>
+              <w:t>+0.08</w:t>
+            </w:r>
+          </w:p>
+        </w:tc>
+        <w:tc>
+          <w:tcPr>
+            <w:tcW w:type="dxa" w:w="1704"/>
+          </w:tcPr>
+          <w:p>
+            <w:r>
+              <w:t>+0.93 (41 celdas)</w:t>
+            </w:r>
+          </w:p>
+        </w:tc>
+      </w:tr>
+      <w:tr>
+        <w:tc>
+          <w:tcPr>
+            <w:tcW w:type="dxa" w:w="1704"/>
+          </w:tcPr>
+          <w:p>
+            <w:r>
+              <w:t>Splitter</w:t>
+            </w:r>
+          </w:p>
+        </w:tc>
+        <w:tc>
+          <w:tcPr>
+            <w:tcW w:type="dxa" w:w="1704"/>
+          </w:tcPr>
+          <w:p>
+            <w:r>
+              <w:t>+0.20</w:t>
+            </w:r>
+          </w:p>
+        </w:tc>
+        <w:tc>
+          <w:tcPr>
+            <w:tcW w:type="dxa" w:w="1704"/>
+          </w:tcPr>
+          <w:p>
+            <w:r>
+              <w:t>-3.58</w:t>
+            </w:r>
+          </w:p>
+        </w:tc>
+        <w:tc>
+          <w:tcPr>
+            <w:tcW w:type="dxa" w:w="1704"/>
+          </w:tcPr>
+          <w:p>
+            <w:r>
+              <w:t>-0.08</w:t>
+            </w:r>
+          </w:p>
+        </w:tc>
+        <w:tc>
+          <w:tcPr>
+            <w:tcW w:type="dxa" w:w="1704"/>
+          </w:tcPr>
+          <w:p>
+            <w:r>
+              <w:t>-0.65</w:t>
+            </w:r>
+          </w:p>
+        </w:tc>
+        <w:tc>
+          <w:tcPr>
+            <w:tcW w:type="dxa" w:w="1704"/>
+          </w:tcPr>
+          <w:p>
+            <w:r>
+              <w:t>-2.43 (8 celdas)</w:t>
+            </w:r>
+          </w:p>
+        </w:tc>
+      </w:tr>
+    </w:tbl>
+    <w:p>
+      <w:pPr/>
+      <w:r>
+        <w:t>El cambio horizontal era subestimado (Sinker y Changeup: -4.3 in en HB, antes -2.8 y -2.4). La transformacion valida bien en los tipos grandes (HB Four-Seam -2.77 historial vs -2.89 observado en 2026).</w:t>
+      </w:r>
+    </w:p>
+    <w:p>
+      <w:pPr>
+        <w:pStyle w:val="Heading2"/>
+      </w:pPr>
+      <w:r>
+        <w:t>30.3 Resultados vigentes (ventana 2024-25 -&gt; 2026, puntos Stuff+)</w:t>
+      </w:r>
+    </w:p>
+    <w:tbl>
+      <w:tblPr>
+        <w:tblStyle w:val="TableGrid"/>
+        <w:tblW w:type="auto" w:w="0"/>
+        <w:tblLook w:firstColumn="1" w:firstRow="1" w:lastColumn="0" w:lastRow="0" w:noHBand="0" w:noVBand="1" w:val="04A0"/>
+      </w:tblPr>
+      <w:tblGrid>
+        <w:gridCol w:w="1461"/>
+        <w:gridCol w:w="1461"/>
+        <w:gridCol w:w="1461"/>
+        <w:gridCol w:w="1461"/>
+        <w:gridCol w:w="1461"/>
+        <w:gridCol w:w="1461"/>
+        <w:gridCol w:w="1461"/>
+      </w:tblGrid>
+      <w:tr>
+        <w:tc>
+          <w:tcPr>
+            <w:tcW w:type="dxa" w:w="1461"/>
+          </w:tcPr>
+          <w:p>
+            <w:r>
+              <w:t>Pitch type</w:t>
+            </w:r>
+          </w:p>
+        </w:tc>
+        <w:tc>
+          <w:tcPr>
+            <w:tcW w:type="dxa" w:w="1461"/>
+          </w:tcPr>
+          <w:p>
+            <w:r>
+              <w:t>V1 [IC95%]</w:t>
+            </w:r>
+          </w:p>
+        </w:tc>
+        <w:tc>
+          <w:tcPr>
+            <w:tcW w:type="dxa" w:w="1461"/>
+          </w:tcPr>
+          <w:p>
+            <w:r>
+              <w:t>V2 propio [IC95%]</w:t>
+            </w:r>
+          </w:p>
+        </w:tc>
+        <w:tc>
+          <w:tcPr>
+            <w:tcW w:type="dxa" w:w="1461"/>
+          </w:tcPr>
+          <w:p>
+            <w:r>
+              <w:t>V2-stuff</w:t>
+            </w:r>
+          </w:p>
+        </w:tc>
+        <w:tc>
+          <w:tcPr>
+            <w:tcW w:type="dxa" w:w="1461"/>
+          </w:tcPr>
+          <w:p>
+            <w:r>
+              <w:t>V1 sin groundball</w:t>
+            </w:r>
+          </w:p>
+        </w:tc>
+        <w:tc>
+          <w:tcPr>
+            <w:tcW w:type="dxa" w:w="1461"/>
+          </w:tcPr>
+          <w:p>
+            <w:r>
+              <w:t>Quiebre GB [IC95%]</w:t>
+            </w:r>
+          </w:p>
+        </w:tc>
+        <w:tc>
+          <w:tcPr>
+            <w:tcW w:type="dxa" w:w="1461"/>
+          </w:tcPr>
+          <w:p>
+            <w:r>
+              <w:t>Nivel</w:t>
+            </w:r>
+          </w:p>
+        </w:tc>
+      </w:tr>
+      <w:tr>
+        <w:tc>
+          <w:tcPr>
+            <w:tcW w:type="dxa" w:w="1461"/>
+          </w:tcPr>
+          <w:p>
+            <w:r>
+              <w:t>Four-Seam</w:t>
+            </w:r>
+          </w:p>
+        </w:tc>
+        <w:tc>
+          <w:tcPr>
+            <w:tcW w:type="dxa" w:w="1461"/>
+          </w:tcPr>
+          <w:p>
+            <w:r>
+              <w:t>+0.30 [+0.14, +0.47]</w:t>
+            </w:r>
+          </w:p>
+        </w:tc>
+        <w:tc>
+          <w:tcPr>
+            <w:tcW w:type="dxa" w:w="1461"/>
+          </w:tcPr>
+          <w:p>
+            <w:r>
+              <w:t>-1.43 [-1.59, -1.20]</w:t>
+            </w:r>
+          </w:p>
+        </w:tc>
+        <w:tc>
+          <w:tcPr>
+            <w:tcW w:type="dxa" w:w="1461"/>
+          </w:tcPr>
+          <w:p>
+            <w:r>
+              <w:t>-2.14</w:t>
+            </w:r>
+          </w:p>
+        </w:tc>
+        <w:tc>
+          <w:tcPr>
+            <w:tcW w:type="dxa" w:w="1461"/>
+          </w:tcPr>
+          <w:p>
+            <w:r>
+              <w:t>-1.94</w:t>
+            </w:r>
+          </w:p>
+        </w:tc>
+        <w:tc>
+          <w:tcPr>
+            <w:tcW w:type="dxa" w:w="1461"/>
+          </w:tcPr>
+          <w:p>
+            <w:r>
+              <w:t>0.86 [0.79, 0.94]</w:t>
+            </w:r>
+          </w:p>
+        </w:tc>
+        <w:tc>
+          <w:tcPr>
+            <w:tcW w:type="dxa" w:w="1461"/>
+          </w:tcPr>
+          <w:p>
+            <w:r>
+              <w:t>Condicional</w:t>
+            </w:r>
+          </w:p>
+        </w:tc>
+      </w:tr>
+      <w:tr>
+        <w:tc>
+          <w:tcPr>
+            <w:tcW w:type="dxa" w:w="1461"/>
+          </w:tcPr>
+          <w:p>
+            <w:r>
+              <w:t>Sinker</w:t>
+            </w:r>
+          </w:p>
+        </w:tc>
+        <w:tc>
+          <w:tcPr>
+            <w:tcW w:type="dxa" w:w="1461"/>
+          </w:tcPr>
+          <w:p>
+            <w:r>
+              <w:t>+0.07 [-0.07, +0.20]</w:t>
+            </w:r>
+          </w:p>
+        </w:tc>
+        <w:tc>
+          <w:tcPr>
+            <w:tcW w:type="dxa" w:w="1461"/>
+          </w:tcPr>
+          <w:p>
+            <w:r>
+              <w:t>-0.64 [-0.72, -0.56]</w:t>
+            </w:r>
+          </w:p>
+        </w:tc>
+        <w:tc>
+          <w:tcPr>
+            <w:tcW w:type="dxa" w:w="1461"/>
+          </w:tcPr>
+          <w:p>
+            <w:r>
+              <w:t>-0.46</w:t>
+            </w:r>
+          </w:p>
+        </w:tc>
+        <w:tc>
+          <w:tcPr>
+            <w:tcW w:type="dxa" w:w="1461"/>
+          </w:tcPr>
+          <w:p>
+            <w:r>
+              <w:t>-0.60</w:t>
+            </w:r>
+          </w:p>
+        </w:tc>
+        <w:tc>
+          <w:tcPr>
+            <w:tcW w:type="dxa" w:w="1461"/>
+          </w:tcPr>
+          <w:p>
+            <w:r>
+              <w:t>0.90 [0.74, 1.13]</w:t>
+            </w:r>
+          </w:p>
+        </w:tc>
+        <w:tc>
+          <w:tcPr>
+            <w:tcW w:type="dxa" w:w="1461"/>
+          </w:tcPr>
+          <w:p>
+            <w:r>
+              <w:t>Condicional</w:t>
+            </w:r>
+          </w:p>
+        </w:tc>
+      </w:tr>
+      <w:tr>
+        <w:tc>
+          <w:tcPr>
+            <w:tcW w:type="dxa" w:w="1461"/>
+          </w:tcPr>
+          <w:p>
+            <w:r>
+              <w:t>Changeup</w:t>
+            </w:r>
+          </w:p>
+        </w:tc>
+        <w:tc>
+          <w:tcPr>
+            <w:tcW w:type="dxa" w:w="1461"/>
+          </w:tcPr>
+          <w:p>
+            <w:r>
+              <w:t>-0.22 [-0.43, -0.03]</w:t>
+            </w:r>
+          </w:p>
+        </w:tc>
+        <w:tc>
+          <w:tcPr>
+            <w:tcW w:type="dxa" w:w="1461"/>
+          </w:tcPr>
+          <w:p>
+            <w:r>
+              <w:t>-0.47 [-0.59, -0.37]</w:t>
+            </w:r>
+          </w:p>
+        </w:tc>
+        <w:tc>
+          <w:tcPr>
+            <w:tcW w:type="dxa" w:w="1461"/>
+          </w:tcPr>
+          <w:p>
+            <w:r>
+              <w:t>-0.62</w:t>
+            </w:r>
+          </w:p>
+        </w:tc>
+        <w:tc>
+          <w:tcPr>
+            <w:tcW w:type="dxa" w:w="1461"/>
+          </w:tcPr>
+          <w:p>
+            <w:r>
+              <w:t>-0.69</w:t>
+            </w:r>
+          </w:p>
+        </w:tc>
+        <w:tc>
+          <w:tcPr>
+            <w:tcW w:type="dxa" w:w="1461"/>
+          </w:tcPr>
+          <w:p>
+            <w:r>
+              <w:t>1.47 [1.05, 2.21]</w:t>
+            </w:r>
+          </w:p>
+        </w:tc>
+        <w:tc>
+          <w:tcPr>
+            <w:tcW w:type="dxa" w:w="1461"/>
+          </w:tcPr>
+          <w:p>
+            <w:r>
+              <w:t>Condicional</w:t>
+            </w:r>
+          </w:p>
+        </w:tc>
+      </w:tr>
+      <w:tr>
+        <w:tc>
+          <w:tcPr>
+            <w:tcW w:type="dxa" w:w="1461"/>
+          </w:tcPr>
+          <w:p>
+            <w:r>
+              <w:t>Slider</w:t>
+            </w:r>
+          </w:p>
+        </w:tc>
+        <w:tc>
+          <w:tcPr>
+            <w:tcW w:type="dxa" w:w="1461"/>
+          </w:tcPr>
+          <w:p>
+            <w:r>
+              <w:t>-0.55 [-0.66, -0.46]</w:t>
+            </w:r>
+          </w:p>
+        </w:tc>
+        <w:tc>
+          <w:tcPr>
+            <w:tcW w:type="dxa" w:w="1461"/>
+          </w:tcPr>
+          <w:p>
+            <w:r>
+              <w:t>-0.64 [-0.70, -0.57]</w:t>
+            </w:r>
+          </w:p>
+        </w:tc>
+        <w:tc>
+          <w:tcPr>
+            <w:tcW w:type="dxa" w:w="1461"/>
+          </w:tcPr>
+          <w:p>
+            <w:r>
+              <w:t>-0.71</w:t>
+            </w:r>
+          </w:p>
+        </w:tc>
+        <w:tc>
+          <w:tcPr>
+            <w:tcW w:type="dxa" w:w="1461"/>
+          </w:tcPr>
+          <w:p>
+            <w:r>
+              <w:t>-0.73</w:t>
+            </w:r>
+          </w:p>
+        </w:tc>
+        <w:tc>
+          <w:tcPr>
+            <w:tcW w:type="dxa" w:w="1461"/>
+          </w:tcPr>
+          <w:p>
+            <w:r>
+              <w:t>4.20 [2.94, 7.73]</w:t>
+            </w:r>
+          </w:p>
+        </w:tc>
+        <w:tc>
+          <w:tcPr>
+            <w:tcW w:type="dxa" w:w="1461"/>
+          </w:tcPr>
+          <w:p>
+            <w:r>
+              <w:t>Robusto</w:t>
+            </w:r>
+          </w:p>
+        </w:tc>
+      </w:tr>
+      <w:tr>
+        <w:tc>
+          <w:tcPr>
+            <w:tcW w:type="dxa" w:w="1461"/>
+          </w:tcPr>
+          <w:p>
+            <w:r>
+              <w:t>Curveball</w:t>
+            </w:r>
+          </w:p>
+        </w:tc>
+        <w:tc>
+          <w:tcPr>
+            <w:tcW w:type="dxa" w:w="1461"/>
+          </w:tcPr>
+          <w:p>
+            <w:r>
+              <w:t>-1.16 [-1.36, -0.96]</w:t>
+            </w:r>
+          </w:p>
+        </w:tc>
+        <w:tc>
+          <w:tcPr>
+            <w:tcW w:type="dxa" w:w="1461"/>
+          </w:tcPr>
+          <w:p>
+            <w:r>
+              <w:t>-0.49 [-0.64, -0.35]</w:t>
+            </w:r>
+          </w:p>
+        </w:tc>
+        <w:tc>
+          <w:tcPr>
+            <w:tcW w:type="dxa" w:w="1461"/>
+          </w:tcPr>
+          <w:p>
+            <w:r>
+              <w:t>-0.53</w:t>
+            </w:r>
+          </w:p>
+        </w:tc>
+        <w:tc>
+          <w:tcPr>
+            <w:tcW w:type="dxa" w:w="1461"/>
+          </w:tcPr>
+          <w:p>
+            <w:r>
+              <w:t>-0.60</w:t>
+            </w:r>
+          </w:p>
+        </w:tc>
+        <w:tc>
+          <w:tcPr>
+            <w:tcW w:type="dxa" w:w="1461"/>
+          </w:tcPr>
+          <w:p>
+            <w:r>
+              <w:t>negativo con cualquier w</w:t>
+            </w:r>
+          </w:p>
+        </w:tc>
+        <w:tc>
+          <w:tcPr>
+            <w:tcW w:type="dxa" w:w="1461"/>
+          </w:tcPr>
+          <w:p>
+            <w:r>
+              <w:t>Robusto</w:t>
+            </w:r>
+          </w:p>
+        </w:tc>
+      </w:tr>
+      <w:tr>
+        <w:tc>
+          <w:tcPr>
+            <w:tcW w:type="dxa" w:w="1461"/>
+          </w:tcPr>
+          <w:p>
+            <w:r>
+              <w:t>Cutter</w:t>
+            </w:r>
+          </w:p>
+        </w:tc>
+        <w:tc>
+          <w:tcPr>
+            <w:tcW w:type="dxa" w:w="1461"/>
+          </w:tcPr>
+          <w:p>
+            <w:r>
+              <w:t>+0.36 [-0.05, +0.85]</w:t>
+            </w:r>
+          </w:p>
+        </w:tc>
+        <w:tc>
+          <w:tcPr>
+            <w:tcW w:type="dxa" w:w="1461"/>
+          </w:tcPr>
+          <w:p>
+            <w:r>
+              <w:t>-0.34 [-0.46, -0.19]</w:t>
+            </w:r>
+          </w:p>
+        </w:tc>
+        <w:tc>
+          <w:tcPr>
+            <w:tcW w:type="dxa" w:w="1461"/>
+          </w:tcPr>
+          <w:p>
+            <w:r>
+              <w:t>-0.22</w:t>
+            </w:r>
+          </w:p>
+        </w:tc>
+        <w:tc>
+          <w:tcPr>
+            <w:tcW w:type="dxa" w:w="1461"/>
+          </w:tcPr>
+          <w:p>
+            <w:r>
+              <w:t>-0.35</w:t>
+            </w:r>
+          </w:p>
+        </w:tc>
+        <w:tc>
+          <w:tcPr>
+            <w:tcW w:type="dxa" w:w="1461"/>
+          </w:tcPr>
+          <w:p>
+            <w:r>
+              <w:t>0.49 [0.15, 1.10]</w:t>
+            </w:r>
+          </w:p>
+        </w:tc>
+        <w:tc>
+          <w:tcPr>
+            <w:tcW w:type="dxa" w:w="1461"/>
+          </w:tcPr>
+          <w:p>
+            <w:r>
+              <w:t>Incierto (41 celdas)</w:t>
+            </w:r>
+          </w:p>
+        </w:tc>
+      </w:tr>
+      <w:tr>
+        <w:tc>
+          <w:tcPr>
+            <w:tcW w:type="dxa" w:w="1461"/>
+          </w:tcPr>
+          <w:p>
+            <w:r>
+              <w:t>Splitter</w:t>
+            </w:r>
+          </w:p>
+        </w:tc>
+        <w:tc>
+          <w:tcPr>
+            <w:tcW w:type="dxa" w:w="1461"/>
+          </w:tcPr>
+          <w:p>
+            <w:r>
+              <w:t>-0.82 [-1.57, +0.88]</w:t>
+            </w:r>
+          </w:p>
+        </w:tc>
+        <w:tc>
+          <w:tcPr>
+            <w:tcW w:type="dxa" w:w="1461"/>
+          </w:tcPr>
+          <w:p>
+            <w:r>
+              <w:t>-0.40 [-0.73, +0.01]</w:t>
+            </w:r>
+          </w:p>
+        </w:tc>
+        <w:tc>
+          <w:tcPr>
+            <w:tcW w:type="dxa" w:w="1461"/>
+          </w:tcPr>
+          <w:p>
+            <w:r>
+              <w:t>-0.59</w:t>
+            </w:r>
+          </w:p>
+        </w:tc>
+        <w:tc>
+          <w:tcPr>
+            <w:tcW w:type="dxa" w:w="1461"/>
+          </w:tcPr>
+          <w:p>
+            <w:r>
+              <w:t>-0.46</w:t>
+            </w:r>
+          </w:p>
+        </w:tc>
+        <w:tc>
+          <w:tcPr>
+            <w:tcW w:type="dxa" w:w="1461"/>
+          </w:tcPr>
+          <w:p>
+            <w:r>
+              <w:t>no definido</w:t>
+            </w:r>
+          </w:p>
+        </w:tc>
+        <w:tc>
+          <w:tcPr>
+            <w:tcW w:type="dxa" w:w="1461"/>
+          </w:tcPr>
+          <w:p>
+            <w:r>
+              <w:t>Incierto (8 celdas)</w:t>
+            </w:r>
+          </w:p>
+        </w:tc>
+      </w:tr>
+    </w:tbl>
+    <w:p>
+      <w:pPr/>
+      <w:r>
+        <w:t>Cambios frente a las secciones 28-29 (V1 2026): Changeup +0.28 -&gt; -0.22 (ahora negativo tambien en V1; su quiebre sube de 0.40 a 1.47), Sinker +0.36 -&gt; +0.07 (indistinguible de 0), Slider -0.33 -&gt; -0.55, Curveball -0.78 -&gt; -1.16 (ahora &gt;= 1 punto), Cutter +0.63 -&gt; +0.36 (IC cruza 0). Four-Seam casi no cambia (+0.28 -&gt; +0.30; V2 -1.44 -&gt; -1.43). Los niveles de evidencia no cambian. Las escalas de estos puntos son las de 14 (SD del compuesto en la cohorte).</w:t>
+      </w:r>
+    </w:p>
+    <w:p>
+      <w:pPr/>
+      <w:r>
+        <w:t>Narrativa vigente: bajo el cambio fisico esperado de altitud, todos los tipos con muestra suficiente pierden valor en ambos lentes salvo Four-Seam en V1, cuyo neto positivo (+0.30) depende de un aumento de groundball (+2.25 pts) que compensa una perdida de whiff (-1.62 pts); con el peso de groundball ligado a valor de carrera el neto es -1.43 y con componentes fisicos solamente -2.14. Changeup ya no es 'condicional por signo': solo seria positivo si groundball pesara 1.5 veces cada otro componente. Curveball y Slider son los resultados robustos; Curveball es el unico con efecto V1 &gt;= 1 punto. Cutter y Splitter siguen sin permitir conclusiones.</w:t>
+      </w:r>
+    </w:p>
+    <w:p>
+      <w:pPr>
+        <w:pStyle w:val="Heading1"/>
+      </w:pPr>
+      <w:r>
+        <w:t>31. Perfil por pitch type y recomendaciones operativas</w:t>
+      </w:r>
+    </w:p>
+    <w:p>
+      <w:pPr/>
+      <w:r>
+        <w:t>Estado: CERRADO como exploratorio (15_profile_and_recommendations.py, 25/09/2026). Decisiones congeladas por el equipo: V1 es la escala oficial de Stuff+/Pitching+ (dashboard, perfiles y comparaciones principales); V2 es sensibilidad economica/sabermetrica; las recomendaciones combinan efecto fisico, estabilidad entre ventanas, bootstrap, chequeo inverso y sensibilidad V1/V2, no salen solo de un score. Extreme Altitude es proxy del entorno Harp Helu.</w:t>
+      </w:r>
+    </w:p>
+    <w:p>
+      <w:pPr>
+        <w:pStyle w:val="Heading2"/>
+      </w:pPr>
+      <w:r>
+        <w:t>31.1 Diseno</w:t>
+      </w:r>
+    </w:p>
+    <w:p>
+      <w:pPr/>
+      <w:r>
+        <w:t>Perfil como zonas, no optimos: por pitch type se compara el quintil superior de Stuff+ V1 en Extreme contra todos los pitches del tipo en ese entorno (lift = diferencia de medias / SD, IC95% bootstrap por pitcher); la zona es el rango P25-P75 del quintil superior. Una caracteristica entra al perfil si |lift| &gt;= 0.10 (umbral interno), el IC excluye 0 y el signo se repite en 2026. El perfil se aprende con 2025 y se valida en 2026, unicos scores fuera de muestra (los de 2024 son in-sample). Horizontales en convencion de diestro. VertApprAngle y HorzApprAngle dependen de donde cruza el pitch el plato, asi que se reportan como descriptivos y no entran al ajuste. Cada lift se recalcula con V2 para marcar dependencia de la ponderacion.</w:t>
+      </w:r>
+    </w:p>
+    <w:p>
+      <w:pPr>
+        <w:pStyle w:val="Heading2"/>
+      </w:pPr>
+      <w:r>
+        <w:t>31.2 Perfil por pitch type (Extreme, zona P25-P75 del quintil superior; lift entre parentesis)</w:t>
+      </w:r>
+    </w:p>
+    <w:tbl>
+      <w:tblPr>
+        <w:tblStyle w:val="TableGrid"/>
+        <w:tblW w:type="auto" w:w="0"/>
+        <w:tblLook w:firstColumn="1" w:firstRow="1" w:lastColumn="0" w:lastRow="0" w:noHBand="0" w:noVBand="1" w:val="04A0"/>
+      </w:tblPr>
+      <w:tblGrid>
+        <w:gridCol w:w="3408"/>
+        <w:gridCol w:w="3408"/>
+        <w:gridCol w:w="3408"/>
+      </w:tblGrid>
+      <w:tr>
+        <w:tc>
+          <w:tcPr>
+            <w:tcW w:type="dxa" w:w="3408"/>
+          </w:tcPr>
+          <w:p>
+            <w:r>
+              <w:t>Pitch type</w:t>
+            </w:r>
+          </w:p>
+        </w:tc>
+        <w:tc>
+          <w:tcPr>
+            <w:tcW w:type="dxa" w:w="3408"/>
+          </w:tcPr>
+          <w:p>
+            <w:r>
+              <w:t>Caracteristicas del perfil</w:t>
+            </w:r>
+          </w:p>
+        </w:tc>
+        <w:tc>
+          <w:tcPr>
+            <w:tcW w:type="dxa" w:w="3408"/>
+          </w:tcPr>
+          <w:p>
+            <w:r>
+              <w:t>Especificas de altitud / sensibles a pesos</w:t>
+            </w:r>
+          </w:p>
+        </w:tc>
+      </w:tr>
+      <w:tr>
+        <w:tc>
+          <w:tcPr>
+            <w:tcW w:type="dxa" w:w="3408"/>
+          </w:tcPr>
+          <w:p>
+            <w:r>
+              <w:t>Four-Seam</w:t>
+            </w:r>
+          </w:p>
+        </w:tc>
+        <w:tc>
+          <w:tcPr>
+            <w:tcW w:type="dxa" w:w="3408"/>
+          </w:tcPr>
+          <w:p>
+            <w:r>
+              <w:t>RelSpeed 91.6-94.6 mph (+0.53); RelHeight 5.6-6.1 ft (-0.17); dif. velocidad vs recta -0.4 a +1.7 (+0.31); IVB 11.1-14.4 in (-0.14)</w:t>
+            </w:r>
+          </w:p>
+        </w:tc>
+        <w:tc>
+          <w:tcPr>
+            <w:tcW w:type="dxa" w:w="3408"/>
+          </w:tcPr>
+          <w:p>
+            <w:r>
+              <w:t>IVB: especifico de Extreme y con signo distinto en V2 (V1 premia IVB bajo via groundball)</w:t>
+            </w:r>
+          </w:p>
+        </w:tc>
+      </w:tr>
+      <w:tr>
+        <w:tc>
+          <w:tcPr>
+            <w:tcW w:type="dxa" w:w="3408"/>
+          </w:tcPr>
+          <w:p>
+            <w:r>
+              <w:t>Sinker</w:t>
+            </w:r>
+          </w:p>
+        </w:tc>
+        <w:tc>
+          <w:tcPr>
+            <w:tcW w:type="dxa" w:w="3408"/>
+          </w:tcPr>
+          <w:p>
+            <w:r>
+              <w:t>RelSpeed 90.3-93.5 (+0.37); IVB 4.5-8.3 in (-0.56); dif. IVB vs recta -5.6 a -1.2 (-0.43)</w:t>
+            </w:r>
+          </w:p>
+        </w:tc>
+        <w:tc>
+          <w:tcPr>
+            <w:tcW w:type="dxa" w:w="3408"/>
+          </w:tcPr>
+          <w:p>
+            <w:r>
+              <w:t>RelSpeed especifico de Extreme</w:t>
+            </w:r>
+          </w:p>
+        </w:tc>
+      </w:tr>
+      <w:tr>
+        <w:tc>
+          <w:tcPr>
+            <w:tcW w:type="dxa" w:w="3408"/>
+          </w:tcPr>
+          <w:p>
+            <w:r>
+              <w:t>Slider</w:t>
+            </w:r>
+          </w:p>
+        </w:tc>
+        <w:tc>
+          <w:tcPr>
+            <w:tcW w:type="dxa" w:w="3408"/>
+          </w:tcPr>
+          <w:p>
+            <w:r>
+              <w:t>IVB -1.3 a 3.2 in (-0.41); dif. IVB -15.4 a -9.5 (-0.36); dif. velocidad -9.8 a -6.9 (-0.27); spin 2276-2622 rpm (+0.11)</w:t>
+            </w:r>
+          </w:p>
+        </w:tc>
+        <w:tc>
+          <w:tcPr>
+            <w:tcW w:type="dxa" w:w="3408"/>
+          </w:tcPr>
+          <w:p>
+            <w:r>
+              <w:t>spin especifico de Extreme</w:t>
+            </w:r>
+          </w:p>
+        </w:tc>
+      </w:tr>
+      <w:tr>
+        <w:tc>
+          <w:tcPr>
+            <w:tcW w:type="dxa" w:w="3408"/>
+          </w:tcPr>
+          <w:p>
+            <w:r>
+              <w:t>Changeup</w:t>
+            </w:r>
+          </w:p>
+        </w:tc>
+        <w:tc>
+          <w:tcPr>
+            <w:tcW w:type="dxa" w:w="3408"/>
+          </w:tcPr>
+          <w:p>
+            <w:r>
+              <w:t>IVB 0.9-5.2 in (-0.37); dif. IVB -12.0 a -7.6 (-0.54); dif. velocidad -9.6 a -6.5 (-0.21); RelHeight 5.4-6.1 (+0.17); RelSide 1.3-2.1 (-0.16); spin 1544-1975 (-0.14)</w:t>
+            </w:r>
+          </w:p>
+        </w:tc>
+        <w:tc>
+          <w:tcPr>
+            <w:tcW w:type="dxa" w:w="3408"/>
+          </w:tcPr>
+          <w:p>
+            <w:r>
+              <w:t>ninguna</w:t>
+            </w:r>
+          </w:p>
+        </w:tc>
+      </w:tr>
+      <w:tr>
+        <w:tc>
+          <w:tcPr>
+            <w:tcW w:type="dxa" w:w="3408"/>
+          </w:tcPr>
+          <w:p>
+            <w:r>
+              <w:t>Curveball</w:t>
+            </w:r>
+          </w:p>
+        </w:tc>
+        <w:tc>
+          <w:tcPr>
+            <w:tcW w:type="dxa" w:w="3408"/>
+          </w:tcPr>
+          <w:p>
+            <w:r>
+              <w:t>RelSpeed 77.1-80.6 mph (+0.41); dif. velocidad -13.4 a -10.3 (+0.28)</w:t>
+            </w:r>
+          </w:p>
+        </w:tc>
+        <w:tc>
+          <w:tcPr>
+            <w:tcW w:type="dxa" w:w="3408"/>
+          </w:tcPr>
+          <w:p>
+            <w:r>
+              <w:t>ninguna</w:t>
+            </w:r>
+          </w:p>
+        </w:tc>
+      </w:tr>
+      <w:tr>
+        <w:tc>
+          <w:tcPr>
+            <w:tcW w:type="dxa" w:w="3408"/>
+          </w:tcPr>
+          <w:p>
+            <w:r>
+              <w:t>Cutter (41 celdas)</w:t>
+            </w:r>
+          </w:p>
+        </w:tc>
+        <w:tc>
+          <w:tcPr>
+            <w:tcW w:type="dxa" w:w="3408"/>
+          </w:tcPr>
+          <w:p>
+            <w:r>
+              <w:t>IVB 3.1-7.2 (-0.71); HB -3.0 a 0.1 (-0.45); dif. velocidad -7.1 a -2.5 (-0.58); dif. IVB -11.4 a -5.7; dif. HB -13.1 a -8.5</w:t>
+            </w:r>
+          </w:p>
+        </w:tc>
+        <w:tc>
+          <w:tcPr>
+            <w:tcW w:type="dxa" w:w="3408"/>
+          </w:tcPr>
+          <w:p>
+            <w:r>
+              <w:t>ninguna; baja confianza</w:t>
+            </w:r>
+          </w:p>
+        </w:tc>
+      </w:tr>
+      <w:tr>
+        <w:tc>
+          <w:tcPr>
+            <w:tcW w:type="dxa" w:w="3408"/>
+          </w:tcPr>
+          <w:p>
+            <w:r>
+              <w:t>Splitter (8 celdas)</w:t>
+            </w:r>
+          </w:p>
+        </w:tc>
+        <w:tc>
+          <w:tcPr>
+            <w:tcW w:type="dxa" w:w="3408"/>
+          </w:tcPr>
+          <w:p>
+            <w:r>
+              <w:t>RelSpeed 81.9-84.5 (+0.31)</w:t>
+            </w:r>
+          </w:p>
+        </w:tc>
+        <w:tc>
+          <w:tcPr>
+            <w:tcW w:type="dxa" w:w="3408"/>
+          </w:tcPr>
+          <w:p>
+            <w:r>
+              <w:t>RelSpeed especifico; baja confianza</w:t>
+            </w:r>
+          </w:p>
+        </w:tc>
+      </w:tr>
+    </w:tbl>
+    <w:p>
+      <w:pPr/>
+      <w:r>
+        <w:t>Casi todo el perfil es compartido con nivel del mar: lo que distingue a los pitches de Stuff+ alto en Extreme es, en su mayor parte, lo mismo que en nivel del mar (mas velocidad en rectas y Curveball; menos IVB y mayor separacion contra la recta en secundarios). Las caracteristicas especificas de altitud son pocas y sensibles a la ponderacion.</w:t>
+      </w:r>
+    </w:p>
+    <w:p>
+      <w:pPr>
+        <w:pStyle w:val="Heading2"/>
+      </w:pPr>
+      <w:r>
+        <w:t>31.3 Validacion independiente en 2026</w:t>
+      </w:r>
+    </w:p>
+    <w:p>
+      <w:pPr/>
+      <w:r>
+        <w:t>Una primera version validaba el ajuste contra el propio Stuff+ V1 y daba correlaciones de rango de 0.3 a 0.7 y brechas de 6 a 22 puntos; se descarto como validacion porque es en gran parte circular (el perfil recupera las features que el modelo ya usa). La validacion definitiva usa el valor realizado por pitch en 2026 (perspectiva del pitcher, valor por conteo con pagos de 29.1, aprendido con 2024-25): brecha entre el quintil alto y bajo de ajuste en Extreme, IC95% bootstrap por pitcher. Criterio fijado antes de ver resultados: perfil validado si el IC de la brecha excluye 0.</w:t>
+      </w:r>
+    </w:p>
+    <w:tbl>
+      <w:tblPr>
+        <w:tblStyle w:val="TableGrid"/>
+        <w:tblW w:type="auto" w:w="0"/>
+        <w:tblLook w:firstColumn="1" w:firstRow="1" w:lastColumn="0" w:lastRow="0" w:noHBand="0" w:noVBand="1" w:val="04A0"/>
+      </w:tblPr>
+      <w:tblGrid>
+        <w:gridCol w:w="2045"/>
+        <w:gridCol w:w="2045"/>
+        <w:gridCol w:w="2045"/>
+        <w:gridCol w:w="2045"/>
+        <w:gridCol w:w="2045"/>
+      </w:tblGrid>
+      <w:tr>
+        <w:tc>
+          <w:tcPr>
+            <w:tcW w:type="dxa" w:w="2045"/>
+          </w:tcPr>
+          <w:p>
+            <w:r>
+              <w:t>Pitch type</w:t>
+            </w:r>
+          </w:p>
+        </w:tc>
+        <w:tc>
+          <w:tcPr>
+            <w:tcW w:type="dxa" w:w="2045"/>
+          </w:tcPr>
+          <w:p>
+            <w:r>
+              <w:t>Brecha valor realizado (runs/100) [IC95%]</w:t>
+            </w:r>
+          </w:p>
+        </w:tc>
+        <w:tc>
+          <w:tcPr>
+            <w:tcW w:type="dxa" w:w="2045"/>
+          </w:tcPr>
+          <w:p>
+            <w:r>
+              <w:t>Solo velocidad</w:t>
+            </w:r>
+          </w:p>
+        </w:tc>
+        <w:tc>
+          <w:tcPr>
+            <w:tcW w:type="dxa" w:w="2045"/>
+          </w:tcPr>
+          <w:p>
+            <w:r>
+              <w:t>Brecha whiff observado (pp) [IC95%]</w:t>
+            </w:r>
+          </w:p>
+        </w:tc>
+        <w:tc>
+          <w:tcPr>
+            <w:tcW w:type="dxa" w:w="2045"/>
+          </w:tcPr>
+          <w:p>
+            <w:r>
+              <w:t>Validado</w:t>
+            </w:r>
+          </w:p>
+        </w:tc>
+      </w:tr>
+      <w:tr>
+        <w:tc>
+          <w:tcPr>
+            <w:tcW w:type="dxa" w:w="2045"/>
+          </w:tcPr>
+          <w:p>
+            <w:r>
+              <w:t>Four-Seam</w:t>
+            </w:r>
+          </w:p>
+        </w:tc>
+        <w:tc>
+          <w:tcPr>
+            <w:tcW w:type="dxa" w:w="2045"/>
+          </w:tcPr>
+          <w:p>
+            <w:r>
+              <w:t>+1.47 [-0.04, +2.98]</w:t>
+            </w:r>
+          </w:p>
+        </w:tc>
+        <w:tc>
+          <w:tcPr>
+            <w:tcW w:type="dxa" w:w="2045"/>
+          </w:tcPr>
+          <w:p>
+            <w:r>
+              <w:t>+1.70 [+0.23, +3.56]</w:t>
+            </w:r>
+          </w:p>
+        </w:tc>
+        <w:tc>
+          <w:tcPr>
+            <w:tcW w:type="dxa" w:w="2045"/>
+          </w:tcPr>
+          <w:p>
+            <w:r>
+              <w:t>+4.29 [+2.42, +6.38]</w:t>
+            </w:r>
+          </w:p>
+        </w:tc>
+        <w:tc>
+          <w:tcPr>
+            <w:tcW w:type="dxa" w:w="2045"/>
+          </w:tcPr>
+          <w:p>
+            <w:r>
+              <w:t>No</w:t>
+            </w:r>
+          </w:p>
+        </w:tc>
+      </w:tr>
+      <w:tr>
+        <w:tc>
+          <w:tcPr>
+            <w:tcW w:type="dxa" w:w="2045"/>
+          </w:tcPr>
+          <w:p>
+            <w:r>
+              <w:t>Sinker</w:t>
+            </w:r>
+          </w:p>
+        </w:tc>
+        <w:tc>
+          <w:tcPr>
+            <w:tcW w:type="dxa" w:w="2045"/>
+          </w:tcPr>
+          <w:p>
+            <w:r>
+              <w:t>+0.50 [-1.47, +2.23]</w:t>
+            </w:r>
+          </w:p>
+        </w:tc>
+        <w:tc>
+          <w:tcPr>
+            <w:tcW w:type="dxa" w:w="2045"/>
+          </w:tcPr>
+          <w:p>
+            <w:r>
+              <w:t>+1.80 [0.00, +3.25]</w:t>
+            </w:r>
+          </w:p>
+        </w:tc>
+        <w:tc>
+          <w:tcPr>
+            <w:tcW w:type="dxa" w:w="2045"/>
+          </w:tcPr>
+          <w:p>
+            <w:r>
+              <w:t>+0.09 [-2.12, +2.41]</w:t>
+            </w:r>
+          </w:p>
+        </w:tc>
+        <w:tc>
+          <w:tcPr>
+            <w:tcW w:type="dxa" w:w="2045"/>
+          </w:tcPr>
+          <w:p>
+            <w:r>
+              <w:t>No</w:t>
+            </w:r>
+          </w:p>
+        </w:tc>
+      </w:tr>
+      <w:tr>
+        <w:tc>
+          <w:tcPr>
+            <w:tcW w:type="dxa" w:w="2045"/>
+          </w:tcPr>
+          <w:p>
+            <w:r>
+              <w:t>Slider</w:t>
+            </w:r>
+          </w:p>
+        </w:tc>
+        <w:tc>
+          <w:tcPr>
+            <w:tcW w:type="dxa" w:w="2045"/>
+          </w:tcPr>
+          <w:p>
+            <w:r>
+              <w:t>-0.99 [-2.48, +0.83]</w:t>
+            </w:r>
+          </w:p>
+        </w:tc>
+        <w:tc>
+          <w:tcPr>
+            <w:tcW w:type="dxa" w:w="2045"/>
+          </w:tcPr>
+          <w:p>
+            <w:r>
+              <w:t>+0.27 [-1.45, +1.82]</w:t>
+            </w:r>
+          </w:p>
+        </w:tc>
+        <w:tc>
+          <w:tcPr>
+            <w:tcW w:type="dxa" w:w="2045"/>
+          </w:tcPr>
+          <w:p>
+            <w:r>
+              <w:t>+3.41 [+0.53, +6.06]</w:t>
+            </w:r>
+          </w:p>
+        </w:tc>
+        <w:tc>
+          <w:tcPr>
+            <w:tcW w:type="dxa" w:w="2045"/>
+          </w:tcPr>
+          <w:p>
+            <w:r>
+              <w:t>No</w:t>
+            </w:r>
+          </w:p>
+        </w:tc>
+      </w:tr>
+      <w:tr>
+        <w:tc>
+          <w:tcPr>
+            <w:tcW w:type="dxa" w:w="2045"/>
+          </w:tcPr>
+          <w:p>
+            <w:r>
+              <w:t>Changeup</w:t>
+            </w:r>
+          </w:p>
+        </w:tc>
+        <w:tc>
+          <w:tcPr>
+            <w:tcW w:type="dxa" w:w="2045"/>
+          </w:tcPr>
+          <w:p>
+            <w:r>
+              <w:t>+2.09 [-0.86, +4.60]</w:t>
+            </w:r>
+          </w:p>
+        </w:tc>
+        <w:tc>
+          <w:tcPr>
+            <w:tcW w:type="dxa" w:w="2045"/>
+          </w:tcPr>
+          <w:p>
+            <w:r>
+              <w:t>-0.29 [-3.09, +2.51]</w:t>
+            </w:r>
+          </w:p>
+        </w:tc>
+        <w:tc>
+          <w:tcPr>
+            <w:tcW w:type="dxa" w:w="2045"/>
+          </w:tcPr>
+          <w:p>
+            <w:r>
+              <w:t>+6.21 [+2.53, +10.44]</w:t>
+            </w:r>
+          </w:p>
+        </w:tc>
+        <w:tc>
+          <w:tcPr>
+            <w:tcW w:type="dxa" w:w="2045"/>
+          </w:tcPr>
+          <w:p>
+            <w:r>
+              <w:t>No</w:t>
+            </w:r>
+          </w:p>
+        </w:tc>
+      </w:tr>
+      <w:tr>
+        <w:tc>
+          <w:tcPr>
+            <w:tcW w:type="dxa" w:w="2045"/>
+          </w:tcPr>
+          <w:p>
+            <w:r>
+              <w:t>Curveball</w:t>
+            </w:r>
+          </w:p>
+        </w:tc>
+        <w:tc>
+          <w:tcPr>
+            <w:tcW w:type="dxa" w:w="2045"/>
+          </w:tcPr>
+          <w:p>
+            <w:r>
+              <w:t>-0.39 [-3.72, +2.54]</w:t>
+            </w:r>
+          </w:p>
+        </w:tc>
+        <w:tc>
+          <w:tcPr>
+            <w:tcW w:type="dxa" w:w="2045"/>
+          </w:tcPr>
+          <w:p>
+            <w:r>
+              <w:t>+0.73 [-2.44, +3.70]</w:t>
+            </w:r>
+          </w:p>
+        </w:tc>
+        <w:tc>
+          <w:tcPr>
+            <w:tcW w:type="dxa" w:w="2045"/>
+          </w:tcPr>
+          <w:p>
+            <w:r>
+              <w:t>+5.76 [-0.14, +11.24]</w:t>
+            </w:r>
+          </w:p>
+        </w:tc>
+        <w:tc>
+          <w:tcPr>
+            <w:tcW w:type="dxa" w:w="2045"/>
+          </w:tcPr>
+          <w:p>
+            <w:r>
+              <w:t>No</w:t>
+            </w:r>
+          </w:p>
+        </w:tc>
+      </w:tr>
+      <w:tr>
+        <w:tc>
+          <w:tcPr>
+            <w:tcW w:type="dxa" w:w="2045"/>
+          </w:tcPr>
+          <w:p>
+            <w:r>
+              <w:t>Cutter</w:t>
+            </w:r>
+          </w:p>
+        </w:tc>
+        <w:tc>
+          <w:tcPr>
+            <w:tcW w:type="dxa" w:w="2045"/>
+          </w:tcPr>
+          <w:p>
+            <w:r>
+              <w:t>-2.59 [-6.96, +1.21]</w:t>
+            </w:r>
+          </w:p>
+        </w:tc>
+        <w:tc>
+          <w:tcPr>
+            <w:tcW w:type="dxa" w:w="2045"/>
+          </w:tcPr>
+          <w:p>
+            <w:r>
+              <w:t>+2.96 [-1.09, +6.36]</w:t>
+            </w:r>
+          </w:p>
+        </w:tc>
+        <w:tc>
+          <w:tcPr>
+            <w:tcW w:type="dxa" w:w="2045"/>
+          </w:tcPr>
+          <w:p>
+            <w:r>
+              <w:t>+9.47 [+3.12, +16.08]</w:t>
+            </w:r>
+          </w:p>
+        </w:tc>
+        <w:tc>
+          <w:tcPr>
+            <w:tcW w:type="dxa" w:w="2045"/>
+          </w:tcPr>
+          <w:p>
+            <w:r>
+              <w:t>No</w:t>
+            </w:r>
+          </w:p>
+        </w:tc>
+      </w:tr>
+      <w:tr>
+        <w:tc>
+          <w:tcPr>
+            <w:tcW w:type="dxa" w:w="2045"/>
+          </w:tcPr>
+          <w:p>
+            <w:r>
+              <w:t>Splitter</w:t>
+            </w:r>
+          </w:p>
+        </w:tc>
+        <w:tc>
+          <w:tcPr>
+            <w:tcW w:type="dxa" w:w="2045"/>
+          </w:tcPr>
+          <w:p>
+            <w:r>
+              <w:t>+0.02 [-6.93, +6.17]</w:t>
+            </w:r>
+          </w:p>
+        </w:tc>
+        <w:tc>
+          <w:tcPr>
+            <w:tcW w:type="dxa" w:w="2045"/>
+          </w:tcPr>
+          <w:p>
+            <w:r>
+              <w:t>+0.02 [-8.16, +6.78]</w:t>
+            </w:r>
+          </w:p>
+        </w:tc>
+        <w:tc>
+          <w:tcPr>
+            <w:tcW w:type="dxa" w:w="2045"/>
+          </w:tcPr>
+          <w:p>
+            <w:r>
+              <w:t>+4.17 [-8.12, +15.58]</w:t>
+            </w:r>
+          </w:p>
+        </w:tc>
+        <w:tc>
+          <w:tcPr>
+            <w:tcW w:type="dxa" w:w="2045"/>
+          </w:tcPr>
+          <w:p>
+            <w:r>
+              <w:t>No</w:t>
+            </w:r>
+          </w:p>
+        </w:tc>
+      </w:tr>
+    </w:tbl>
+    <w:p>
+      <w:pPr/>
+      <w:r>
+        <w:t>Ningun perfil valida por el criterio primario. El ajuste si predice whiff observado en Four-Seam, Slider, Changeup y Cutter (IC &gt; 0), es decir, captura rasgos fisicos asociados a swing y falla, pero no se demostro que agregue valor de carrera por encima de la velocidad sola, y la potencia es limitada (los IC son de +-2 a 4 runs por 100 pitches). Se conserva el criterio: el perfil es exploratorio, 15_pitcher_fit_scores.csv trae la bandera de no validado y ningun pitcher se marca 'cercano al perfil'.</w:t>
+      </w:r>
+    </w:p>
+    <w:p>
+      <w:pPr>
+        <w:pStyle w:val="Heading2"/>
+      </w:pPr>
+      <w:r>
+        <w:t>31.4 Recomendaciones operativas (niveles de evidencia de la seccion 30)</w:t>
+      </w:r>
+    </w:p>
+    <w:tbl>
+      <w:tblPr>
+        <w:tblStyle w:val="TableGrid"/>
+        <w:tblW w:type="auto" w:w="0"/>
+        <w:tblLook w:firstColumn="1" w:firstRow="1" w:lastColumn="0" w:lastRow="0" w:noHBand="0" w:noVBand="1" w:val="04A0"/>
+      </w:tblPr>
+      <w:tblGrid>
+        <w:gridCol w:w="3408"/>
+        <w:gridCol w:w="3408"/>
+        <w:gridCol w:w="3408"/>
+      </w:tblGrid>
+      <w:tr>
+        <w:tc>
+          <w:tcPr>
+            <w:tcW w:type="dxa" w:w="3408"/>
+          </w:tcPr>
+          <w:p>
+            <w:r>
+              <w:t>Pitch type</w:t>
+            </w:r>
+          </w:p>
+        </w:tc>
+        <w:tc>
+          <w:tcPr>
+            <w:tcW w:type="dxa" w:w="3408"/>
+          </w:tcPr>
+          <w:p>
+            <w:r>
+              <w:t>Nivel</w:t>
+            </w:r>
+          </w:p>
+        </w:tc>
+        <w:tc>
+          <w:tcPr>
+            <w:tcW w:type="dxa" w:w="3408"/>
+          </w:tcPr>
+          <w:p>
+            <w:r>
+              <w:t>Recomendacion</w:t>
+            </w:r>
+          </w:p>
+        </w:tc>
+      </w:tr>
+      <w:tr>
+        <w:tc>
+          <w:tcPr>
+            <w:tcW w:type="dxa" w:w="3408"/>
+          </w:tcPr>
+          <w:p>
+            <w:r>
+              <w:t>Four-Seam</w:t>
+            </w:r>
+          </w:p>
+        </w:tc>
+        <w:tc>
+          <w:tcPr>
+            <w:tcW w:type="dxa" w:w="3408"/>
+          </w:tcPr>
+          <w:p>
+            <w:r>
+              <w:t>Condicional</w:t>
+            </w:r>
+          </w:p>
+        </w:tc>
+        <w:tc>
+          <w:tcPr>
+            <w:tcW w:type="dxa" w:w="3408"/>
+          </w:tcPr>
+          <w:p>
+            <w:r>
+              <w:t>Perdida consistente del componente de whiff (-1.6 pts) bajo el cambio fisico esperado (IVB -3.8 in, HB -2.8 in); el neto depende de cuanto se valore el aumento de groundball (+2.25 pts): V1 +0.30, V2 -1.43. No emitir recomendacion categorica; presentar ambos lentes. Priorizar velocidad.</w:t>
+            </w:r>
+          </w:p>
+        </w:tc>
+      </w:tr>
+      <w:tr>
+        <w:tc>
+          <w:tcPr>
+            <w:tcW w:type="dxa" w:w="3408"/>
+          </w:tcPr>
+          <w:p>
+            <w:r>
+              <w:t>Sinker</w:t>
+            </w:r>
+          </w:p>
+        </w:tc>
+        <w:tc>
+          <w:tcPr>
+            <w:tcW w:type="dxa" w:w="3408"/>
+          </w:tcPr>
+          <w:p>
+            <w:r>
+              <w:t>Condicional</w:t>
+            </w:r>
+          </w:p>
+        </w:tc>
+        <w:tc>
+          <w:tcPr>
+            <w:tcW w:type="dxa" w:w="3408"/>
+          </w:tcPr>
+          <w:p>
+            <w:r>
+              <w:t>V1 ~0 (+0.07) y V2 -0.64: efecto neto pequeno y dependiente de ponderacion.</w:t>
+            </w:r>
+          </w:p>
+        </w:tc>
+      </w:tr>
+      <w:tr>
+        <w:tc>
+          <w:tcPr>
+            <w:tcW w:type="dxa" w:w="3408"/>
+          </w:tcPr>
+          <w:p>
+            <w:r>
+              <w:t>Changeup</w:t>
+            </w:r>
+          </w:p>
+        </w:tc>
+        <w:tc>
+          <w:tcPr>
+            <w:tcW w:type="dxa" w:w="3408"/>
+          </w:tcPr>
+          <w:p>
+            <w:r>
+              <w:t>Condicional</w:t>
+            </w:r>
+          </w:p>
+        </w:tc>
+        <w:tc>
+          <w:tcPr>
+            <w:tcW w:type="dxa" w:w="3408"/>
+          </w:tcPr>
+          <w:p>
+            <w:r>
+              <w:t>Pierde valor en ambos lentes (V1 -0.22, V2 -0.47); solo seria positivo si groundball pesara 1.5 veces cada otro componente. Efecto pequeno.</w:t>
+            </w:r>
+          </w:p>
+        </w:tc>
+      </w:tr>
+      <w:tr>
+        <w:tc>
+          <w:tcPr>
+            <w:tcW w:type="dxa" w:w="3408"/>
+          </w:tcPr>
+          <w:p>
+            <w:r>
+              <w:t>Slider</w:t>
+            </w:r>
+          </w:p>
+        </w:tc>
+        <w:tc>
+          <w:tcPr>
+            <w:tcW w:type="dxa" w:w="3408"/>
+          </w:tcPr>
+          <w:p>
+            <w:r>
+              <w:t>Robusto</w:t>
+            </w:r>
+          </w:p>
+        </w:tc>
+        <w:tc>
+          <w:tcPr>
+            <w:tcW w:type="dxa" w:w="3408"/>
+          </w:tcPr>
+          <w:p>
+            <w:r>
+              <w:t>Pierde valor de forma consistente y pequena (V1 -0.55, V2 -0.64). Ajuste marginal en la evaluacion, no criterio de exclusion.</w:t>
+            </w:r>
+          </w:p>
+        </w:tc>
+      </w:tr>
+      <w:tr>
+        <w:tc>
+          <w:tcPr>
+            <w:tcW w:type="dxa" w:w="3408"/>
+          </w:tcPr>
+          <w:p>
+            <w:r>
+              <w:t>Curveball</w:t>
+            </w:r>
+          </w:p>
+        </w:tc>
+        <w:tc>
+          <w:tcPr>
+            <w:tcW w:type="dxa" w:w="3408"/>
+          </w:tcPr>
+          <w:p>
+            <w:r>
+              <w:t>Robusto</w:t>
+            </w:r>
+          </w:p>
+        </w:tc>
+        <w:tc>
+          <w:tcPr>
+            <w:tcW w:type="dxa" w:w="3408"/>
+          </w:tcPr>
+          <w:p>
+            <w:r>
+              <w:t>Pierde valor de forma consistente (V1 -1.16, V2 -0.49; relevante bajo V1). Ajuste marginal en la evaluacion; considerar el mayor descuento de V1.</w:t>
+            </w:r>
+          </w:p>
+        </w:tc>
+      </w:tr>
+      <w:tr>
+        <w:tc>
+          <w:tcPr>
+            <w:tcW w:type="dxa" w:w="3408"/>
+          </w:tcPr>
+          <w:p>
+            <w:r>
+              <w:t>Cutter</w:t>
+            </w:r>
+          </w:p>
+        </w:tc>
+        <w:tc>
+          <w:tcPr>
+            <w:tcW w:type="dxa" w:w="3408"/>
+          </w:tcPr>
+          <w:p>
+            <w:r>
+              <w:t>Incierto</w:t>
+            </w:r>
+          </w:p>
+        </w:tc>
+        <w:tc>
+          <w:tcPr>
+            <w:tcW w:type="dxa" w:w="3408"/>
+          </w:tcPr>
+          <w:p>
+            <w:r>
+              <w:t>No concluir (41 celdas; V1 +0.36 con IC que cruza 0).</w:t>
+            </w:r>
+          </w:p>
+        </w:tc>
+      </w:tr>
+      <w:tr>
+        <w:tc>
+          <w:tcPr>
+            <w:tcW w:type="dxa" w:w="3408"/>
+          </w:tcPr>
+          <w:p>
+            <w:r>
+              <w:t>Splitter</w:t>
+            </w:r>
+          </w:p>
+        </w:tc>
+        <w:tc>
+          <w:tcPr>
+            <w:tcW w:type="dxa" w:w="3408"/>
+          </w:tcPr>
+          <w:p>
+            <w:r>
+              <w:t>Incierto</w:t>
+            </w:r>
+          </w:p>
+        </w:tc>
+        <w:tc>
+          <w:tcPr>
+            <w:tcW w:type="dxa" w:w="3408"/>
+          </w:tcPr>
+          <w:p>
+            <w:r>
+              <w:t>No concluir (8 celdas).</w:t>
+            </w:r>
+          </w:p>
+        </w:tc>
+      </w:tr>
+    </w:tbl>
+    <w:p>
+      <w:pPr/>
+      <w:r>
+        <w:t>Uso para reclutamiento: el perfil de 31.2 describe que rasgos se asocian a Stuff+ alto en Extreme, pero no esta validado contra valor realizado; usarlo para priorizar la revision de videos/mediciones, no para descartar candidatos. Para el pitching coach: la altitud cambia el shape (IVB, HB); el impacto depende de como ese cambio afecta el mecanismo de cada pitch (whiff vs contacto en el suelo) y del arsenal alrededor. No existe un unico 'pitch de altitud'.</w:t>
+      </w:r>
+    </w:p>
+    <w:p>
+      <w:pPr>
+        <w:pStyle w:val="Heading2"/>
+      </w:pPr>
+      <w:r>
+        <w:t>31.5 Limites</w:t>
+      </w:r>
+    </w:p>
+    <w:p>
+      <w:pPr/>
+      <w:r>
+        <w:t>Perfil aprendido con una sola temporada (2025); Stuff+ V1 mezcla ubicacion; lifts y correlaciones no son causalidad; validacion con potencia limitada; umbrales internos (lift 0.10, 30 celdas, 1 punto); Cutter/Splitter con pocas celdas; el uso operativo deberia reaprender el perfil con todos los datos disponibles.</w:t>
       </w:r>
     </w:p>
     <w:sectPr>

--- a/ISAC_Diablos_Rojos_Guia_Base_Modelado.docx
+++ b/ISAC_Diablos_Rojos_Guia_Base_Modelado.docx
@@ -9508,6 +9508,12 @@
       </w:r>
     </w:p>
     <w:p>
+      <w:pPr/>
+      <w:r>
+        <w:t>NOTA 25/09/2026 (auditoria): PitchUID es UUID v1 en 99.95% de las filas y su timestamp ordena los pitches: 99.97% de medias entradas monotonas, 99.95% de conteos coherentes dentro de la PA y 99.99% de outs monotonos. El orden de PA si es reconstruible; out_within_PA y prev_pitch_type se reabren en el Bloque B (seccion 32).</w:t>
+      </w:r>
+    </w:p>
+    <w:p>
       <w:r>
         <w:t>No existe identificador/orden de PA suficientemente confiable para localizar el pitch terminal. PitchUID es único, pero mezcla 634,677 UUID v1 y 325 v4; tampoco prueba límites de PA. Hay 2,020 filas sin bateador y 935 grupos juego/bateador/inning/mitad con más de un candidato terminal. OutsOnPlay por pitch no representa por sí solo un target a nivel PA.</w:t>
       </w:r>
@@ -10199,6 +10205,12 @@
     <w:p>
       <w:pPr/>
       <w:r>
+        <w:t>CORRECCION 25/09/2026 (auditoria, seccion 32): la familia 'stuff' incluia VertRelAngle, HorzRelAngle, VertApprAngle y HorzApprAngle, que con movimiento y release reconstruyen la ubicacion (R2 0.995 en pitchers no vistos). Su AUC 0.7268 no es Stuff+ fisico: sin esos angulos cae a ~0.62-0.63. La mejora '+0.11 AUC sobre la logistica' viene de reconstruir la ubicacion, no de no-linealidad del stuff.</w:t>
+      </w:r>
+    </w:p>
+    <w:p>
+      <w:pPr/>
+      <w:r>
         <w:t>Estado: CERRADO (V1, sin arsenal ni altitud). Ejecucion real el 24/09/2026 contra stuff_model_features_v1.parquet, con el mismo pitcher holdout de 03_stuff_baseline.py (907 pitchers train, 227 test, 0 compartidos).</w:t>
       </w:r>
     </w:p>
@@ -10729,6 +10741,12 @@
     <w:p>
       <w:pPr/>
       <w:r>
+        <w:t>CORRECCION 25/09/2026 (seccion 32): la interpretacion de 25.3 (el modelo transfiere porque usa movimiento observado; evidencia para H4) se apoya en features que codifican ubicacion. Queda sin sustento hasta rehacer el park holdout con el Stuff+ de 16 (Bloque C).</w:t>
+      </w:r>
+    </w:p>
+    <w:p>
+      <w:pPr/>
+      <w:r>
         <w:t>Estado: CERRADO. Ejecucion real el 24/09/2026. Entrena en No Altitude + Medium Altitude (447,424 filas), evalua en Extreme Altitude (180,962 filas; 2,704 filas sin categoria valida excluidas). Complementa -no reemplaza- el pitcher holdout de 07_boosting_models.py: aquel prueba generalizacion a PITCHERS no vistos dentro de la misma mezcla de entornos; este prueba generalizacion a un ENTORNO no visto. El 91.3% de los pitchers de test tambien aparece en train, lo cual es correcto y esperado aqui: se aisla la pregunta ambiental, no la de pitcher (esa ya la responde 07).</w:t>
       </w:r>
     </w:p>
@@ -11132,6 +11150,12 @@
       </w:pPr>
       <w:r>
         <w:t>26. Pitching+/Out+ V1 y escala Stuff+</w:t>
+      </w:r>
+    </w:p>
+    <w:p>
+      <w:pPr/>
+      <w:r>
+        <w:t>CORRECCION 25/09/2026 (seccion 32): (1) el score de 09 es un Pitching+ (fisica + ubicacion + count + arsenal + altitud), no un Stuff+. (2) 26.4 no aisla arsenal ni altitud: 09 agrega a la vez ubicacion, count, BatterSide y cambia poblacion y esquema de validacion. Ablacion limpia (misma ventana y filas): quitar arsenal cuesta 0.0026 AUC en whiff y ~0 en groundball; quitar altitude_category ~0. (3) El score cubria solo 51.6%/66.4% de la temporada evaluada.</w:t>
       </w:r>
     </w:p>
     <w:p>
@@ -12223,6 +12247,12 @@
     <w:p>
       <w:pPr/>
       <w:r>
+        <w:t>SUPERADO 26/09/2026: estos deltas se calcularon sobre el score de 09 (mezcla ubicacion) con una transformacion aditiva que desplazaba angulos con la ubicacion fija. Los resultados vigentes de altitud estan en la seccion 36.</w:t>
+      </w:r>
+    </w:p>
+    <w:p>
+      <w:pPr/>
+      <w:r>
         <w:t>CORRECCION 25/09/2026: la transformacion de entorno se estimo y aplico sin reflejar HorzBreak/HorzApprAngle por lateralidad; las cifras de delta total, sus ICs y niveles de esta seccion quedan superados numericamente (la metodologia se mantiene). Ver seccion 30 (correccion de lateralidad) para los valores vigentes.</w:t>
       </w:r>
     </w:p>
@@ -12769,6 +12799,12 @@
     <w:p>
       <w:pPr/>
       <w:r>
+        <w:t>CORRECCION 25/09/2026: el dataset SI tiene Outs (0/1/2, antes del pitch). No tiene corredores en base, asi que un run expectancy de 24 estados sigue sin ser posible; si lo es uno por conteo x outs (Bloque B).</w:t>
+      </w:r>
+    </w:p>
+    <w:p>
+      <w:pPr/>
+      <w:r>
         <w:t>La regla anterior decia 'no se incorporan pesos externos'. Se reemplaza por: no se usan pesos externos para definir directamente Stuff+/Pitching+; se permite una referencia sabermetrica externa documentada para asignar valor a eventos terminales cuando el dataset no contiene el estado base-out necesario para estimarlos internamente. Motivo: RunsScored no sirve como valor de carrera (en bolas en juego promedia 0.25 en sencillo, 0.50 en doble, 1.69 en jonron y 0.02 en out: no valora outs ni corredores, y hay 685 filas con carreras que no son terminales), y el dataset no tiene corredores ni outs previos. Fuente de los pagos terminales: tabla de run values de The Book / FanGraphs 2006 (insidethebook.com, 'Run values of events'): sencillo 0.47, doble 0.77, triple 1.09, jonron 1.39, base por bolas 0.32, HBP 0.35, ponche -0.30, out en roletazo -0.24, out en elevado -0.28. Supuestos propios que no estan en esa tabla: error = 0.47 (como sencillo); FieldersChoice y Sacrificio = out segun hit_type; out sin hit_type = -0.26; bunt = roletazo. Son constantes de otro entorno de carreras (MLB 2006): aproximaciones, no valores de LMB.</w:t>
       </w:r>
     </w:p>
@@ -13105,6 +13141,12 @@
       </w:pPr>
       <w:r>
         <w:t>29.3 Paso 2: valor por conteo (cadena de Markov)</w:t>
+      </w:r>
+    </w:p>
+    <w:p>
+      <w:pPr/>
+      <w:r>
+        <w:t>ACTUALIZACION 26/09/2026: desde 18 el valor realizado usa un run expectancy LMB por conteo x outs (seccion 33.3), sin pagos externos de The Book.</w:t>
       </w:r>
     </w:p>
     <w:p>
@@ -13960,6 +14002,12 @@
       </w:r>
     </w:p>
     <w:p>
+      <w:pPr/>
+      <w:r>
+        <w:t>SUPERADO 26/09/2026: estos deltas se calcularon sobre el score de 09 (mezcla ubicacion) con una transformacion aditiva que desplazaba angulos con la ubicacion fija. Los resultados vigentes de altitud estan en la seccion 36.</w:t>
+      </w:r>
+    </w:p>
+    <w:p>
       <w:pPr>
         <w:pStyle w:val="Heading2"/>
       </w:pPr>
@@ -15116,6 +15164,18 @@
       </w:pPr>
       <w:r>
         <w:t>31. Perfil por pitch type y recomendaciones operativas</w:t>
+      </w:r>
+    </w:p>
+    <w:p>
+      <w:pPr/>
+      <w:r>
+        <w:t>INVALIDADO 26/09/2026: perfil y recomendaciones reemplazados por la seccion 36, construida solo con el Stuff+ fisico limpio y la transformacion validada.</w:t>
+      </w:r>
+    </w:p>
+    <w:p>
+      <w:pPr/>
+      <w:r>
+        <w:t>CORRECCION 25/09/2026 (seccion 32): el perfil y las recomendaciones se construyeron sobre el score V1 de 09 (mezcla ubicacion) y sobre los deltas de 11-14, que desplazan angulos de aproximacion con la ubicacion fija. Se conservan como arquitectura experimental; se rehacen en el Bloque D sobre los scores de 16. La escala oficial deja de ser V1 (seccion 32.2).</w:t>
       </w:r>
     </w:p>
     <w:p>
@@ -16164,6 +16224,7391 @@
       <w:pPr/>
       <w:r>
         <w:t>Perfil aprendido con una sola temporada (2025); Stuff+ V1 mezcla ubicacion; lifts y correlaciones no son causalidad; validacion con potencia limitada; umbrales internos (lift 0.10, 30 celdas, 1 punto); Cutter/Splitter con pocas celdas; el uso operativo deberia reaprender el perfil con todos los datos disponibles.</w:t>
+      </w:r>
+    </w:p>
+    <w:p>
+      <w:pPr>
+        <w:pStyle w:val="Heading1"/>
+      </w:pPr>
+      <w:r>
+        <w:t>32. Correccion post-auditoria (Bloque A): Stuff+, Location+ y Pitching+ separados</w:t>
+      </w:r>
+    </w:p>
+    <w:p>
+      <w:pPr/>
+      <w:r>
+        <w:t>ACTUALIZACION 26/09/2026: los scores oficiales pasan a ser los de 18_three_scores_v2.py (seccion 33): mas componentes, run expectancy LMB en lugar de The Book y una regla nueva para los pesos de Stuff+. 16 se conserva como Bloque A reproducible.</w:t>
+      </w:r>
+    </w:p>
+    <w:p>
+      <w:pPr/>
+      <w:r>
+        <w:t>Estado: CERRADO el Bloque A (16_three_scores.py, ejecucion real el 25/09/2026, bootstrap B=200 por pitcher). Los Bloques B (orden de pitches, outs, prev_pitch_type, hard-hit/HR), C (suite de validacion) y D (altitud, perfil y recomendaciones sobre los nuevos scores) quedan pendientes. 01-06 y la evidencia within-pitcher de H1 no cambian; 07-15 pasan a ser una primera arquitectura experimental.</w:t>
+      </w:r>
+    </w:p>
+    <w:p>
+      <w:pPr>
+        <w:pStyle w:val="Heading2"/>
+      </w:pPr>
+      <w:r>
+        <w:t>32.1 Que encontro la auditoria</w:t>
+      </w:r>
+    </w:p>
+    <w:p>
+      <w:pPr/>
+      <w:r>
+        <w:t>(a) Las 12 features 'fisicas' de 03/07/09 reconstruyen la ubicacion: R2 de PlateLocHeight/PlateLocSide = 0.995/0.995 en pitchers no vistos (16 lo reproduce); sin los cuatro angulos (VertRelAngle, HorzRelAngle, VertApprAngle, HorzApprAngle) baja a 0.153/0.100, el residuo esperable porque el tipo y la forma del pitch se asocian a donde se lanza. (b) AUC de whiff del set 'stuff' de 07: 0.7268; sin angulos 0.6212; solo ubicacion + count 0.7361. (c) El score de 09 no es Stuff+ y su mejora frente a 07 no se atribuye a arsenal ni altitud (nota en la seccion 26). (d) Cobertura de 09: 51.6% (2025) y 66.4% (2026). (e) Existe Outs y el UUID v1 ordena los pitches.</w:t>
+      </w:r>
+    </w:p>
+    <w:p>
+      <w:pPr>
+        <w:pStyle w:val="Heading2"/>
+      </w:pPr>
+      <w:r>
+        <w:t>32.2 Decisiones del Bloque A</w:t>
+      </w:r>
+    </w:p>
+    <w:tbl>
+      <w:tblPr>
+        <w:tblStyle w:val="TableGrid"/>
+        <w:tblW w:type="auto" w:w="0"/>
+        <w:tblLook w:firstColumn="1" w:firstRow="1" w:lastColumn="0" w:lastRow="0" w:noHBand="0" w:noVBand="1" w:val="04A0"/>
+      </w:tblPr>
+      <w:tblGrid>
+        <w:gridCol w:w="3408"/>
+        <w:gridCol w:w="3408"/>
+        <w:gridCol w:w="3408"/>
+      </w:tblGrid>
+      <w:tr>
+        <w:tc>
+          <w:tcPr>
+            <w:tcW w:type="dxa" w:w="3408"/>
+          </w:tcPr>
+          <w:p>
+            <w:r>
+              <w:t>Tema</w:t>
+            </w:r>
+          </w:p>
+        </w:tc>
+        <w:tc>
+          <w:tcPr>
+            <w:tcW w:type="dxa" w:w="3408"/>
+          </w:tcPr>
+          <w:p>
+            <w:r>
+              <w:t>Decision</w:t>
+            </w:r>
+          </w:p>
+        </w:tc>
+        <w:tc>
+          <w:tcPr>
+            <w:tcW w:type="dxa" w:w="3408"/>
+          </w:tcPr>
+          <w:p>
+            <w:r>
+              <w:t>Motivo</w:t>
+            </w:r>
+          </w:p>
+        </w:tc>
+      </w:tr>
+      <w:tr>
+        <w:tc>
+          <w:tcPr>
+            <w:tcW w:type="dxa" w:w="3408"/>
+          </w:tcPr>
+          <w:p>
+            <w:r>
+              <w:t>Stuff+ fisico</w:t>
+            </w:r>
+          </w:p>
+        </w:tc>
+        <w:tc>
+          <w:tcPr>
+            <w:tcW w:type="dxa" w:w="3408"/>
+          </w:tcPr>
+          <w:p>
+            <w:r>
+              <w:t>RelSpeed, SpinRate, SpinAxis, RelHeight, RelSide, Extension, IVB, HB, AutoPitchType, PitcherThrows (+ 7 de arsenal historico si existen). Sin angulos ni ubicacion.</w:t>
+            </w:r>
+          </w:p>
+        </w:tc>
+        <w:tc>
+          <w:tcPr>
+            <w:tcW w:type="dxa" w:w="3408"/>
+          </w:tcPr>
+          <w:p>
+            <w:r>
+              <w:t>Lista del brief; sin fuga de ubicacion. VAA residualizado contra PlateLocHeight queda como variante posterior.</w:t>
+            </w:r>
+          </w:p>
+        </w:tc>
+      </w:tr>
+      <w:tr>
+        <w:tc>
+          <w:tcPr>
+            <w:tcW w:type="dxa" w:w="3408"/>
+          </w:tcPr>
+          <w:p>
+            <w:r>
+              <w:t>Location+</w:t>
+            </w:r>
+          </w:p>
+        </w:tc>
+        <w:tc>
+          <w:tcPr>
+            <w:tcW w:type="dxa" w:w="3408"/>
+          </w:tcPr>
+          <w:p>
+            <w:r>
+              <w:t>PlateLocHeight, PlateLocSide, Balls, Strikes, BatterSide, AutoPitchType, PitcherThrows.</w:t>
+            </w:r>
+          </w:p>
+        </w:tc>
+        <w:tc>
+          <w:tcPr>
+            <w:tcW w:type="dxa" w:w="3408"/>
+          </w:tcPr>
+          <w:p>
+            <w:r>
+              <w:t>Como la familia 'location' de 07.</w:t>
+            </w:r>
+          </w:p>
+        </w:tc>
+      </w:tr>
+      <w:tr>
+        <w:tc>
+          <w:tcPr>
+            <w:tcW w:type="dxa" w:w="3408"/>
+          </w:tcPr>
+          <w:p>
+            <w:r>
+              <w:t>Pitching+</w:t>
+            </w:r>
+          </w:p>
+        </w:tc>
+        <w:tc>
+          <w:tcPr>
+            <w:tcW w:type="dxa" w:w="3408"/>
+          </w:tcPr>
+          <w:p>
+            <w:r>
+              <w:t>Features crudas de Stuff+ + Location+ + altitude_category + arsenal, en un solo modelo. Sin angulos.</w:t>
+            </w:r>
+          </w:p>
+        </w:tc>
+        <w:tc>
+          <w:tcPr>
+            <w:tcW w:type="dxa" w:w="3408"/>
+          </w:tcPr>
+          <w:p>
+            <w:r>
+              <w:t>Stacking de salidas exigiria out-of-fold en cascada; con ubicacion explicita los angulos aportan ~0.0006 AUC y reintroducen la contradiccion angulo/ubicacion en los contrafactuales de altitud.</w:t>
+            </w:r>
+          </w:p>
+        </w:tc>
+      </w:tr>
+      <w:tr>
+        <w:tc>
+          <w:tcPr>
+            <w:tcW w:type="dxa" w:w="3408"/>
+          </w:tcPr>
+          <w:p>
+            <w:r>
+              <w:t>Convencion de diestro</w:t>
+            </w:r>
+          </w:p>
+        </w:tc>
+        <w:tc>
+          <w:tcPr>
+            <w:tcW w:type="dxa" w:w="3408"/>
+          </w:tcPr>
+          <w:p>
+            <w:r>
+              <w:t>HorzBreak, RelSide, hb_diff_vs_fb x -1 en zurdos; SpinAxis -&gt; 360 - SpinAxis.</w:t>
+            </w:r>
+          </w:p>
+        </w:tc>
+        <w:tc>
+          <w:tcPr>
+            <w:tcW w:type="dxa" w:w="3408"/>
+          </w:tcPr>
+          <w:p>
+            <w:r>
+              <w:t>Four-Seam zurdo 151 -&gt; 209 vs diestro 210.</w:t>
+            </w:r>
+          </w:p>
+        </w:tc>
+      </w:tr>
+      <w:tr>
+        <w:tc>
+          <w:tcPr>
+            <w:tcW w:type="dxa" w:w="3408"/>
+          </w:tcPr>
+          <w:p>
+            <w:r>
+              <w:t>Cobertura</w:t>
+            </w:r>
+          </w:p>
+        </w:tc>
+        <w:tc>
+          <w:tcPr>
+            <w:tcW w:type="dxa" w:w="3408"/>
+          </w:tcPr>
+          <w:p>
+            <w:r>
+              <w:t>Variante 'arsenal' si las 7 features existen; si no, variante 'base'. Columna information_level.</w:t>
+            </w:r>
+          </w:p>
+        </w:tc>
+        <w:tc>
+          <w:tcPr>
+            <w:tcW w:type="dxa" w:w="3408"/>
+          </w:tcPr>
+          <w:p>
+            <w:r>
+              <w:t>Pitchers nuevos (scouting) ya reciben score; 100% de cobertura.</w:t>
+            </w:r>
+          </w:p>
+        </w:tc>
+      </w:tr>
+      <w:tr>
+        <w:tc>
+          <w:tcPr>
+            <w:tcW w:type="dxa" w:w="3408"/>
+          </w:tcPr>
+          <w:p>
+            <w:r>
+              <w:t>Componentes</w:t>
+            </w:r>
+          </w:p>
+        </w:tc>
+        <w:tc>
+          <w:tcPr>
+            <w:tcW w:type="dxa" w:w="3408"/>
+          </w:tcPr>
+          <w:p>
+            <w:r>
+              <w:t>Mismos 5 targets V1 por familia, entrenados en su poblacion condicional y aplicados a todos los pitches.</w:t>
+            </w:r>
+          </w:p>
+        </w:tc>
+        <w:tc>
+          <w:tcPr>
+            <w:tcW w:type="dxa" w:w="3408"/>
+          </w:tcPr>
+          <w:p>
+            <w:r>
+              <w:t>En Stuff+ no hay extrapolacion (no hay ubicacion); en Location+/Pitching+ chase en zona sigue siendo extrapolacion (27.1).</w:t>
+            </w:r>
+          </w:p>
+        </w:tc>
+      </w:tr>
+      <w:tr>
+        <w:tc>
+          <w:tcPr>
+            <w:tcW w:type="dxa" w:w="3408"/>
+          </w:tcPr>
+          <w:p>
+            <w:r>
+              <w:t>Pesos (cambia la decision de 31)</w:t>
+            </w:r>
+          </w:p>
+        </w:tc>
+        <w:tc>
+          <w:tcPr>
+            <w:tcW w:type="dxa" w:w="3408"/>
+          </w:tcPr>
+          <w:p>
+            <w:r>
+              <w:t>Oficial: no negativos + ridge leve contra el valor realizado por conteo, con predicciones out-of-fold del historial (GroupKFold por pitcher, 2 folds). V1 (pesos iguales) como columna de sensibilidad.</w:t>
+            </w:r>
+          </w:p>
+        </w:tc>
+        <w:tc>
+          <w:tcPr>
+            <w:tcW w:type="dxa" w:w="3408"/>
+          </w:tcPr>
+          <w:p>
+            <w:r>
+              <w:t>13 mostro que V2 supera a V1 fuera de muestra en ambas direcciones; aqui los pesos ya no usan la temporada evaluada. Decision reversible.</w:t>
+            </w:r>
+          </w:p>
+        </w:tc>
+      </w:tr>
+    </w:tbl>
+    <w:p>
+      <w:pPr>
+        <w:pStyle w:val="Heading2"/>
+      </w:pPr>
+      <w:r>
+        <w:t>32.3 Discriminacion por componente (AUC en la temporada evaluada)</w:t>
+      </w:r>
+    </w:p>
+    <w:tbl>
+      <w:tblPr>
+        <w:tblStyle w:val="TableGrid"/>
+        <w:tblW w:type="auto" w:w="0"/>
+        <w:tblLook w:firstColumn="1" w:firstRow="1" w:lastColumn="0" w:lastRow="0" w:noHBand="0" w:noVBand="1" w:val="04A0"/>
+      </w:tblPr>
+      <w:tblGrid>
+        <w:gridCol w:w="2045"/>
+        <w:gridCol w:w="2045"/>
+        <w:gridCol w:w="2045"/>
+        <w:gridCol w:w="2045"/>
+        <w:gridCol w:w="2045"/>
+      </w:tblGrid>
+      <w:tr>
+        <w:tc>
+          <w:tcPr>
+            <w:tcW w:type="dxa" w:w="2045"/>
+          </w:tcPr>
+          <w:p>
+            <w:r>
+              <w:t>Familia</w:t>
+            </w:r>
+          </w:p>
+        </w:tc>
+        <w:tc>
+          <w:tcPr>
+            <w:tcW w:type="dxa" w:w="2045"/>
+          </w:tcPr>
+          <w:p>
+            <w:r>
+              <w:t>Componente</w:t>
+            </w:r>
+          </w:p>
+        </w:tc>
+        <w:tc>
+          <w:tcPr>
+            <w:tcW w:type="dxa" w:w="2045"/>
+          </w:tcPr>
+          <w:p>
+            <w:r>
+              <w:t>AUC 2025</w:t>
+            </w:r>
+          </w:p>
+        </w:tc>
+        <w:tc>
+          <w:tcPr>
+            <w:tcW w:type="dxa" w:w="2045"/>
+          </w:tcPr>
+          <w:p>
+            <w:r>
+              <w:t>AUC 2026</w:t>
+            </w:r>
+          </w:p>
+        </w:tc>
+        <w:tc>
+          <w:tcPr>
+            <w:tcW w:type="dxa" w:w="2045"/>
+          </w:tcPr>
+          <w:p>
+            <w:r>
+              <w:t>AUC pitchers nuevos 2026</w:t>
+            </w:r>
+          </w:p>
+        </w:tc>
+      </w:tr>
+      <w:tr>
+        <w:tc>
+          <w:tcPr>
+            <w:tcW w:type="dxa" w:w="2045"/>
+          </w:tcPr>
+          <w:p>
+            <w:r>
+              <w:t>stuff</w:t>
+            </w:r>
+          </w:p>
+        </w:tc>
+        <w:tc>
+          <w:tcPr>
+            <w:tcW w:type="dxa" w:w="2045"/>
+          </w:tcPr>
+          <w:p>
+            <w:r>
+              <w:t>whiff_per_pitch</w:t>
+            </w:r>
+          </w:p>
+        </w:tc>
+        <w:tc>
+          <w:tcPr>
+            <w:tcW w:type="dxa" w:w="2045"/>
+          </w:tcPr>
+          <w:p>
+            <w:r>
+              <w:t>0.6323</w:t>
+            </w:r>
+          </w:p>
+        </w:tc>
+        <w:tc>
+          <w:tcPr>
+            <w:tcW w:type="dxa" w:w="2045"/>
+          </w:tcPr>
+          <w:p>
+            <w:r>
+              <w:t>0.6278</w:t>
+            </w:r>
+          </w:p>
+        </w:tc>
+        <w:tc>
+          <w:tcPr>
+            <w:tcW w:type="dxa" w:w="2045"/>
+          </w:tcPr>
+          <w:p>
+            <w:r>
+              <w:t>0.6200</w:t>
+            </w:r>
+          </w:p>
+        </w:tc>
+      </w:tr>
+      <w:tr>
+        <w:tc>
+          <w:tcPr>
+            <w:tcW w:type="dxa" w:w="2045"/>
+          </w:tcPr>
+          <w:p>
+            <w:r>
+              <w:t>stuff</w:t>
+            </w:r>
+          </w:p>
+        </w:tc>
+        <w:tc>
+          <w:tcPr>
+            <w:tcW w:type="dxa" w:w="2045"/>
+          </w:tcPr>
+          <w:p>
+            <w:r>
+              <w:t>whiff_given_swing</w:t>
+            </w:r>
+          </w:p>
+        </w:tc>
+        <w:tc>
+          <w:tcPr>
+            <w:tcW w:type="dxa" w:w="2045"/>
+          </w:tcPr>
+          <w:p>
+            <w:r>
+              <w:t>0.6402</w:t>
+            </w:r>
+          </w:p>
+        </w:tc>
+        <w:tc>
+          <w:tcPr>
+            <w:tcW w:type="dxa" w:w="2045"/>
+          </w:tcPr>
+          <w:p>
+            <w:r>
+              <w:t>0.6370</w:t>
+            </w:r>
+          </w:p>
+        </w:tc>
+        <w:tc>
+          <w:tcPr>
+            <w:tcW w:type="dxa" w:w="2045"/>
+          </w:tcPr>
+          <w:p>
+            <w:r>
+              <w:t>0.6308</w:t>
+            </w:r>
+          </w:p>
+        </w:tc>
+      </w:tr>
+      <w:tr>
+        <w:tc>
+          <w:tcPr>
+            <w:tcW w:type="dxa" w:w="2045"/>
+          </w:tcPr>
+          <w:p>
+            <w:r>
+              <w:t>stuff</w:t>
+            </w:r>
+          </w:p>
+        </w:tc>
+        <w:tc>
+          <w:tcPr>
+            <w:tcW w:type="dxa" w:w="2045"/>
+          </w:tcPr>
+          <w:p>
+            <w:r>
+              <w:t>groundball</w:t>
+            </w:r>
+          </w:p>
+        </w:tc>
+        <w:tc>
+          <w:tcPr>
+            <w:tcW w:type="dxa" w:w="2045"/>
+          </w:tcPr>
+          <w:p>
+            <w:r>
+              <w:t>0.6148</w:t>
+            </w:r>
+          </w:p>
+        </w:tc>
+        <w:tc>
+          <w:tcPr>
+            <w:tcW w:type="dxa" w:w="2045"/>
+          </w:tcPr>
+          <w:p>
+            <w:r>
+              <w:t>0.6214</w:t>
+            </w:r>
+          </w:p>
+        </w:tc>
+        <w:tc>
+          <w:tcPr>
+            <w:tcW w:type="dxa" w:w="2045"/>
+          </w:tcPr>
+          <w:p>
+            <w:r>
+              <w:t>0.6214</w:t>
+            </w:r>
+          </w:p>
+        </w:tc>
+      </w:tr>
+      <w:tr>
+        <w:tc>
+          <w:tcPr>
+            <w:tcW w:type="dxa" w:w="2045"/>
+          </w:tcPr>
+          <w:p>
+            <w:r>
+              <w:t>stuff</w:t>
+            </w:r>
+          </w:p>
+        </w:tc>
+        <w:tc>
+          <w:tcPr>
+            <w:tcW w:type="dxa" w:w="2045"/>
+          </w:tcPr>
+          <w:p>
+            <w:r>
+              <w:t>called_strike</w:t>
+            </w:r>
+          </w:p>
+        </w:tc>
+        <w:tc>
+          <w:tcPr>
+            <w:tcW w:type="dxa" w:w="2045"/>
+          </w:tcPr>
+          <w:p>
+            <w:r>
+              <w:t>0.5674</w:t>
+            </w:r>
+          </w:p>
+        </w:tc>
+        <w:tc>
+          <w:tcPr>
+            <w:tcW w:type="dxa" w:w="2045"/>
+          </w:tcPr>
+          <w:p>
+            <w:r>
+              <w:t>0.5733</w:t>
+            </w:r>
+          </w:p>
+        </w:tc>
+        <w:tc>
+          <w:tcPr>
+            <w:tcW w:type="dxa" w:w="2045"/>
+          </w:tcPr>
+          <w:p>
+            <w:r>
+              <w:t>0.5559</w:t>
+            </w:r>
+          </w:p>
+        </w:tc>
+      </w:tr>
+      <w:tr>
+        <w:tc>
+          <w:tcPr>
+            <w:tcW w:type="dxa" w:w="2045"/>
+          </w:tcPr>
+          <w:p>
+            <w:r>
+              <w:t>stuff</w:t>
+            </w:r>
+          </w:p>
+        </w:tc>
+        <w:tc>
+          <w:tcPr>
+            <w:tcW w:type="dxa" w:w="2045"/>
+          </w:tcPr>
+          <w:p>
+            <w:r>
+              <w:t>chase</w:t>
+            </w:r>
+          </w:p>
+        </w:tc>
+        <w:tc>
+          <w:tcPr>
+            <w:tcW w:type="dxa" w:w="2045"/>
+          </w:tcPr>
+          <w:p>
+            <w:r>
+              <w:t>0.5412</w:t>
+            </w:r>
+          </w:p>
+        </w:tc>
+        <w:tc>
+          <w:tcPr>
+            <w:tcW w:type="dxa" w:w="2045"/>
+          </w:tcPr>
+          <w:p>
+            <w:r>
+              <w:t>0.5473</w:t>
+            </w:r>
+          </w:p>
+        </w:tc>
+        <w:tc>
+          <w:tcPr>
+            <w:tcW w:type="dxa" w:w="2045"/>
+          </w:tcPr>
+          <w:p>
+            <w:r>
+              <w:t>0.5467</w:t>
+            </w:r>
+          </w:p>
+        </w:tc>
+      </w:tr>
+      <w:tr>
+        <w:tc>
+          <w:tcPr>
+            <w:tcW w:type="dxa" w:w="2045"/>
+          </w:tcPr>
+          <w:p>
+            <w:r>
+              <w:t>location</w:t>
+            </w:r>
+          </w:p>
+        </w:tc>
+        <w:tc>
+          <w:tcPr>
+            <w:tcW w:type="dxa" w:w="2045"/>
+          </w:tcPr>
+          <w:p>
+            <w:r>
+              <w:t>whiff_per_pitch</w:t>
+            </w:r>
+          </w:p>
+        </w:tc>
+        <w:tc>
+          <w:tcPr>
+            <w:tcW w:type="dxa" w:w="2045"/>
+          </w:tcPr>
+          <w:p>
+            <w:r>
+              <w:t>0.7317</w:t>
+            </w:r>
+          </w:p>
+        </w:tc>
+        <w:tc>
+          <w:tcPr>
+            <w:tcW w:type="dxa" w:w="2045"/>
+          </w:tcPr>
+          <w:p>
+            <w:r>
+              <w:t>0.7341</w:t>
+            </w:r>
+          </w:p>
+        </w:tc>
+        <w:tc>
+          <w:tcPr>
+            <w:tcW w:type="dxa" w:w="2045"/>
+          </w:tcPr>
+          <w:p>
+            <w:r>
+              <w:t>0.7341</w:t>
+            </w:r>
+          </w:p>
+        </w:tc>
+      </w:tr>
+      <w:tr>
+        <w:tc>
+          <w:tcPr>
+            <w:tcW w:type="dxa" w:w="2045"/>
+          </w:tcPr>
+          <w:p>
+            <w:r>
+              <w:t>location</w:t>
+            </w:r>
+          </w:p>
+        </w:tc>
+        <w:tc>
+          <w:tcPr>
+            <w:tcW w:type="dxa" w:w="2045"/>
+          </w:tcPr>
+          <w:p>
+            <w:r>
+              <w:t>whiff_given_swing</w:t>
+            </w:r>
+          </w:p>
+        </w:tc>
+        <w:tc>
+          <w:tcPr>
+            <w:tcW w:type="dxa" w:w="2045"/>
+          </w:tcPr>
+          <w:p>
+            <w:r>
+              <w:t>0.7378</w:t>
+            </w:r>
+          </w:p>
+        </w:tc>
+        <w:tc>
+          <w:tcPr>
+            <w:tcW w:type="dxa" w:w="2045"/>
+          </w:tcPr>
+          <w:p>
+            <w:r>
+              <w:t>0.7445</w:t>
+            </w:r>
+          </w:p>
+        </w:tc>
+        <w:tc>
+          <w:tcPr>
+            <w:tcW w:type="dxa" w:w="2045"/>
+          </w:tcPr>
+          <w:p>
+            <w:r>
+              <w:t>0.7406</w:t>
+            </w:r>
+          </w:p>
+        </w:tc>
+      </w:tr>
+      <w:tr>
+        <w:tc>
+          <w:tcPr>
+            <w:tcW w:type="dxa" w:w="2045"/>
+          </w:tcPr>
+          <w:p>
+            <w:r>
+              <w:t>location</w:t>
+            </w:r>
+          </w:p>
+        </w:tc>
+        <w:tc>
+          <w:tcPr>
+            <w:tcW w:type="dxa" w:w="2045"/>
+          </w:tcPr>
+          <w:p>
+            <w:r>
+              <w:t>groundball</w:t>
+            </w:r>
+          </w:p>
+        </w:tc>
+        <w:tc>
+          <w:tcPr>
+            <w:tcW w:type="dxa" w:w="2045"/>
+          </w:tcPr>
+          <w:p>
+            <w:r>
+              <w:t>0.6254</w:t>
+            </w:r>
+          </w:p>
+        </w:tc>
+        <w:tc>
+          <w:tcPr>
+            <w:tcW w:type="dxa" w:w="2045"/>
+          </w:tcPr>
+          <w:p>
+            <w:r>
+              <w:t>0.6336</w:t>
+            </w:r>
+          </w:p>
+        </w:tc>
+        <w:tc>
+          <w:tcPr>
+            <w:tcW w:type="dxa" w:w="2045"/>
+          </w:tcPr>
+          <w:p>
+            <w:r>
+              <w:t>0.6299</w:t>
+            </w:r>
+          </w:p>
+        </w:tc>
+      </w:tr>
+      <w:tr>
+        <w:tc>
+          <w:tcPr>
+            <w:tcW w:type="dxa" w:w="2045"/>
+          </w:tcPr>
+          <w:p>
+            <w:r>
+              <w:t>location</w:t>
+            </w:r>
+          </w:p>
+        </w:tc>
+        <w:tc>
+          <w:tcPr>
+            <w:tcW w:type="dxa" w:w="2045"/>
+          </w:tcPr>
+          <w:p>
+            <w:r>
+              <w:t>called_strike</w:t>
+            </w:r>
+          </w:p>
+        </w:tc>
+        <w:tc>
+          <w:tcPr>
+            <w:tcW w:type="dxa" w:w="2045"/>
+          </w:tcPr>
+          <w:p>
+            <w:r>
+              <w:t>0.8784</w:t>
+            </w:r>
+          </w:p>
+        </w:tc>
+        <w:tc>
+          <w:tcPr>
+            <w:tcW w:type="dxa" w:w="2045"/>
+          </w:tcPr>
+          <w:p>
+            <w:r>
+              <w:t>0.8738</w:t>
+            </w:r>
+          </w:p>
+        </w:tc>
+        <w:tc>
+          <w:tcPr>
+            <w:tcW w:type="dxa" w:w="2045"/>
+          </w:tcPr>
+          <w:p>
+            <w:r>
+              <w:t>0.8745</w:t>
+            </w:r>
+          </w:p>
+        </w:tc>
+      </w:tr>
+      <w:tr>
+        <w:tc>
+          <w:tcPr>
+            <w:tcW w:type="dxa" w:w="2045"/>
+          </w:tcPr>
+          <w:p>
+            <w:r>
+              <w:t>location</w:t>
+            </w:r>
+          </w:p>
+        </w:tc>
+        <w:tc>
+          <w:tcPr>
+            <w:tcW w:type="dxa" w:w="2045"/>
+          </w:tcPr>
+          <w:p>
+            <w:r>
+              <w:t>chase</w:t>
+            </w:r>
+          </w:p>
+        </w:tc>
+        <w:tc>
+          <w:tcPr>
+            <w:tcW w:type="dxa" w:w="2045"/>
+          </w:tcPr>
+          <w:p>
+            <w:r>
+              <w:t>0.8378</w:t>
+            </w:r>
+          </w:p>
+        </w:tc>
+        <w:tc>
+          <w:tcPr>
+            <w:tcW w:type="dxa" w:w="2045"/>
+          </w:tcPr>
+          <w:p>
+            <w:r>
+              <w:t>0.8413</w:t>
+            </w:r>
+          </w:p>
+        </w:tc>
+        <w:tc>
+          <w:tcPr>
+            <w:tcW w:type="dxa" w:w="2045"/>
+          </w:tcPr>
+          <w:p>
+            <w:r>
+              <w:t>0.8415</w:t>
+            </w:r>
+          </w:p>
+        </w:tc>
+      </w:tr>
+      <w:tr>
+        <w:tc>
+          <w:tcPr>
+            <w:tcW w:type="dxa" w:w="2045"/>
+          </w:tcPr>
+          <w:p>
+            <w:r>
+              <w:t>pitching</w:t>
+            </w:r>
+          </w:p>
+        </w:tc>
+        <w:tc>
+          <w:tcPr>
+            <w:tcW w:type="dxa" w:w="2045"/>
+          </w:tcPr>
+          <w:p>
+            <w:r>
+              <w:t>whiff_per_pitch</w:t>
+            </w:r>
+          </w:p>
+        </w:tc>
+        <w:tc>
+          <w:tcPr>
+            <w:tcW w:type="dxa" w:w="2045"/>
+          </w:tcPr>
+          <w:p>
+            <w:r>
+              <w:t>0.7484</w:t>
+            </w:r>
+          </w:p>
+        </w:tc>
+        <w:tc>
+          <w:tcPr>
+            <w:tcW w:type="dxa" w:w="2045"/>
+          </w:tcPr>
+          <w:p>
+            <w:r>
+              <w:t>0.7505</w:t>
+            </w:r>
+          </w:p>
+        </w:tc>
+        <w:tc>
+          <w:tcPr>
+            <w:tcW w:type="dxa" w:w="2045"/>
+          </w:tcPr>
+          <w:p>
+            <w:r>
+              <w:t>0.7511</w:t>
+            </w:r>
+          </w:p>
+        </w:tc>
+      </w:tr>
+      <w:tr>
+        <w:tc>
+          <w:tcPr>
+            <w:tcW w:type="dxa" w:w="2045"/>
+          </w:tcPr>
+          <w:p>
+            <w:r>
+              <w:t>pitching</w:t>
+            </w:r>
+          </w:p>
+        </w:tc>
+        <w:tc>
+          <w:tcPr>
+            <w:tcW w:type="dxa" w:w="2045"/>
+          </w:tcPr>
+          <w:p>
+            <w:r>
+              <w:t>whiff_given_swing</w:t>
+            </w:r>
+          </w:p>
+        </w:tc>
+        <w:tc>
+          <w:tcPr>
+            <w:tcW w:type="dxa" w:w="2045"/>
+          </w:tcPr>
+          <w:p>
+            <w:r>
+              <w:t>0.7533</w:t>
+            </w:r>
+          </w:p>
+        </w:tc>
+        <w:tc>
+          <w:tcPr>
+            <w:tcW w:type="dxa" w:w="2045"/>
+          </w:tcPr>
+          <w:p>
+            <w:r>
+              <w:t>0.7556</w:t>
+            </w:r>
+          </w:p>
+        </w:tc>
+        <w:tc>
+          <w:tcPr>
+            <w:tcW w:type="dxa" w:w="2045"/>
+          </w:tcPr>
+          <w:p>
+            <w:r>
+              <w:t>0.7520</w:t>
+            </w:r>
+          </w:p>
+        </w:tc>
+      </w:tr>
+      <w:tr>
+        <w:tc>
+          <w:tcPr>
+            <w:tcW w:type="dxa" w:w="2045"/>
+          </w:tcPr>
+          <w:p>
+            <w:r>
+              <w:t>pitching</w:t>
+            </w:r>
+          </w:p>
+        </w:tc>
+        <w:tc>
+          <w:tcPr>
+            <w:tcW w:type="dxa" w:w="2045"/>
+          </w:tcPr>
+          <w:p>
+            <w:r>
+              <w:t>groundball</w:t>
+            </w:r>
+          </w:p>
+        </w:tc>
+        <w:tc>
+          <w:tcPr>
+            <w:tcW w:type="dxa" w:w="2045"/>
+          </w:tcPr>
+          <w:p>
+            <w:r>
+              <w:t>0.6547</w:t>
+            </w:r>
+          </w:p>
+        </w:tc>
+        <w:tc>
+          <w:tcPr>
+            <w:tcW w:type="dxa" w:w="2045"/>
+          </w:tcPr>
+          <w:p>
+            <w:r>
+              <w:t>0.6643</w:t>
+            </w:r>
+          </w:p>
+        </w:tc>
+        <w:tc>
+          <w:tcPr>
+            <w:tcW w:type="dxa" w:w="2045"/>
+          </w:tcPr>
+          <w:p>
+            <w:r>
+              <w:t>0.6596</w:t>
+            </w:r>
+          </w:p>
+        </w:tc>
+      </w:tr>
+      <w:tr>
+        <w:tc>
+          <w:tcPr>
+            <w:tcW w:type="dxa" w:w="2045"/>
+          </w:tcPr>
+          <w:p>
+            <w:r>
+              <w:t>pitching</w:t>
+            </w:r>
+          </w:p>
+        </w:tc>
+        <w:tc>
+          <w:tcPr>
+            <w:tcW w:type="dxa" w:w="2045"/>
+          </w:tcPr>
+          <w:p>
+            <w:r>
+              <w:t>called_strike</w:t>
+            </w:r>
+          </w:p>
+        </w:tc>
+        <w:tc>
+          <w:tcPr>
+            <w:tcW w:type="dxa" w:w="2045"/>
+          </w:tcPr>
+          <w:p>
+            <w:r>
+              <w:t>0.8811</w:t>
+            </w:r>
+          </w:p>
+        </w:tc>
+        <w:tc>
+          <w:tcPr>
+            <w:tcW w:type="dxa" w:w="2045"/>
+          </w:tcPr>
+          <w:p>
+            <w:r>
+              <w:t>0.8775</w:t>
+            </w:r>
+          </w:p>
+        </w:tc>
+        <w:tc>
+          <w:tcPr>
+            <w:tcW w:type="dxa" w:w="2045"/>
+          </w:tcPr>
+          <w:p>
+            <w:r>
+              <w:t>0.8785</w:t>
+            </w:r>
+          </w:p>
+        </w:tc>
+      </w:tr>
+      <w:tr>
+        <w:tc>
+          <w:tcPr>
+            <w:tcW w:type="dxa" w:w="2045"/>
+          </w:tcPr>
+          <w:p>
+            <w:r>
+              <w:t>pitching</w:t>
+            </w:r>
+          </w:p>
+        </w:tc>
+        <w:tc>
+          <w:tcPr>
+            <w:tcW w:type="dxa" w:w="2045"/>
+          </w:tcPr>
+          <w:p>
+            <w:r>
+              <w:t>chase</w:t>
+            </w:r>
+          </w:p>
+        </w:tc>
+        <w:tc>
+          <w:tcPr>
+            <w:tcW w:type="dxa" w:w="2045"/>
+          </w:tcPr>
+          <w:p>
+            <w:r>
+              <w:t>0.8464</w:t>
+            </w:r>
+          </w:p>
+        </w:tc>
+        <w:tc>
+          <w:tcPr>
+            <w:tcW w:type="dxa" w:w="2045"/>
+          </w:tcPr>
+          <w:p>
+            <w:r>
+              <w:t>0.8521</w:t>
+            </w:r>
+          </w:p>
+        </w:tc>
+        <w:tc>
+          <w:tcPr>
+            <w:tcW w:type="dxa" w:w="2045"/>
+          </w:tcPr>
+          <w:p>
+            <w:r>
+              <w:t>0.8523</w:t>
+            </w:r>
+          </w:p>
+        </w:tc>
+      </w:tr>
+    </w:tbl>
+    <w:p>
+      <w:pPr/>
+      <w:r>
+        <w:t>Stuff+ fisico: whiff 0.628-0.632, whiff|swing 0.637-0.640 y groundball 0.615-0.621, con pitchers nuevos practicamente iguales (whiff 0.620-0.624): generaliza a pitchers no vistos. Called strike (0.57) y chase (0.54-0.55) casi no dependen de la fisica, como se espera. Location+ y Pitching+ mantienen el nivel previo (called strike ~0.88, chase ~0.84-0.85) sin los angulos.</w:t>
+      </w:r>
+    </w:p>
+    <w:p>
+      <w:pPr>
+        <w:pStyle w:val="Heading2"/>
+      </w:pPr>
+      <w:r>
+        <w:t>32.4 Pesos y valor fuera de muestra (criterio 1)</w:t>
+      </w:r>
+    </w:p>
+    <w:tbl>
+      <w:tblPr>
+        <w:tblStyle w:val="TableGrid"/>
+        <w:tblW w:type="auto" w:w="0"/>
+        <w:tblLook w:firstColumn="1" w:firstRow="1" w:lastColumn="0" w:lastRow="0" w:noHBand="0" w:noVBand="1" w:val="04A0"/>
+      </w:tblPr>
+      <w:tblGrid>
+        <w:gridCol w:w="2045"/>
+        <w:gridCol w:w="2045"/>
+        <w:gridCol w:w="2045"/>
+        <w:gridCol w:w="2045"/>
+        <w:gridCol w:w="2045"/>
+      </w:tblGrid>
+      <w:tr>
+        <w:tc>
+          <w:tcPr>
+            <w:tcW w:type="dxa" w:w="2045"/>
+          </w:tcPr>
+          <w:p>
+            <w:r>
+              <w:t>Familia</w:t>
+            </w:r>
+          </w:p>
+        </w:tc>
+        <w:tc>
+          <w:tcPr>
+            <w:tcW w:type="dxa" w:w="2045"/>
+          </w:tcPr>
+          <w:p>
+            <w:r>
+              <w:t>Pesos 2026 (whiff, whiff|swing, GB, CS, chase)</w:t>
+            </w:r>
+          </w:p>
+        </w:tc>
+        <w:tc>
+          <w:tcPr>
+            <w:tcW w:type="dxa" w:w="2045"/>
+          </w:tcPr>
+          <w:p>
+            <w:r>
+              <w:t>Red. MSE vs nulo 2025 [IC95%]</w:t>
+            </w:r>
+          </w:p>
+        </w:tc>
+        <w:tc>
+          <w:tcPr>
+            <w:tcW w:type="dxa" w:w="2045"/>
+          </w:tcPr>
+          <w:p>
+            <w:r>
+              <w:t>Red. MSE vs nulo 2026 [IC95%]</w:t>
+            </w:r>
+          </w:p>
+        </w:tc>
+        <w:tc>
+          <w:tcPr>
+            <w:tcW w:type="dxa" w:w="2045"/>
+          </w:tcPr>
+          <w:p>
+            <w:r>
+              <w:t>V1 2026</w:t>
+            </w:r>
+          </w:p>
+        </w:tc>
+      </w:tr>
+      <w:tr>
+        <w:tc>
+          <w:tcPr>
+            <w:tcW w:type="dxa" w:w="2045"/>
+          </w:tcPr>
+          <w:p>
+            <w:r>
+              <w:t>stuff</w:t>
+            </w:r>
+          </w:p>
+        </w:tc>
+        <w:tc>
+          <w:tcPr>
+            <w:tcW w:type="dxa" w:w="2045"/>
+          </w:tcPr>
+          <w:p>
+            <w:r>
+              <w:t>0.238, 0.176, 0.000, 0.298, 0.288</w:t>
+            </w:r>
+          </w:p>
+        </w:tc>
+        <w:tc>
+          <w:tcPr>
+            <w:tcW w:type="dxa" w:w="2045"/>
+          </w:tcPr>
+          <w:p>
+            <w:r>
+              <w:t>0.119% [0.097%, 0.148%]</w:t>
+            </w:r>
+          </w:p>
+        </w:tc>
+        <w:tc>
+          <w:tcPr>
+            <w:tcW w:type="dxa" w:w="2045"/>
+          </w:tcPr>
+          <w:p>
+            <w:r>
+              <w:t>0.098% [0.054%, 0.147%]</w:t>
+            </w:r>
+          </w:p>
+        </w:tc>
+        <w:tc>
+          <w:tcPr>
+            <w:tcW w:type="dxa" w:w="2045"/>
+          </w:tcPr>
+          <w:p>
+            <w:r>
+              <w:t>0.046%</w:t>
+            </w:r>
+          </w:p>
+        </w:tc>
+      </w:tr>
+      <w:tr>
+        <w:tc>
+          <w:tcPr>
+            <w:tcW w:type="dxa" w:w="2045"/>
+          </w:tcPr>
+          <w:p>
+            <w:r>
+              <w:t>location</w:t>
+            </w:r>
+          </w:p>
+        </w:tc>
+        <w:tc>
+          <w:tcPr>
+            <w:tcW w:type="dxa" w:w="2045"/>
+          </w:tcPr>
+          <w:p>
+            <w:r>
+              <w:t>0.254, 0.019, 0.027, 0.386, 0.314</w:t>
+            </w:r>
+          </w:p>
+        </w:tc>
+        <w:tc>
+          <w:tcPr>
+            <w:tcW w:type="dxa" w:w="2045"/>
+          </w:tcPr>
+          <w:p>
+            <w:r>
+              <w:t>1.711% [1.599%, 1.819%]</w:t>
+            </w:r>
+          </w:p>
+        </w:tc>
+        <w:tc>
+          <w:tcPr>
+            <w:tcW w:type="dxa" w:w="2045"/>
+          </w:tcPr>
+          <w:p>
+            <w:r>
+              <w:t>1.926% [1.745%, 2.078%]</w:t>
+            </w:r>
+          </w:p>
+        </w:tc>
+        <w:tc>
+          <w:tcPr>
+            <w:tcW w:type="dxa" w:w="2045"/>
+          </w:tcPr>
+          <w:p>
+            <w:r>
+              <w:t>0.733%</w:t>
+            </w:r>
+          </w:p>
+        </w:tc>
+      </w:tr>
+      <w:tr>
+        <w:tc>
+          <w:tcPr>
+            <w:tcW w:type="dxa" w:w="2045"/>
+          </w:tcPr>
+          <w:p>
+            <w:r>
+              <w:t>pitching</w:t>
+            </w:r>
+          </w:p>
+        </w:tc>
+        <w:tc>
+          <w:tcPr>
+            <w:tcW w:type="dxa" w:w="2045"/>
+          </w:tcPr>
+          <w:p>
+            <w:r>
+              <w:t>0.266, 0.044, 0.001, 0.379, 0.309</w:t>
+            </w:r>
+          </w:p>
+        </w:tc>
+        <w:tc>
+          <w:tcPr>
+            <w:tcW w:type="dxa" w:w="2045"/>
+          </w:tcPr>
+          <w:p>
+            <w:r>
+              <w:t>1.887% [1.772%, 1.992%]</w:t>
+            </w:r>
+          </w:p>
+        </w:tc>
+        <w:tc>
+          <w:tcPr>
+            <w:tcW w:type="dxa" w:w="2045"/>
+          </w:tcPr>
+          <w:p>
+            <w:r>
+              <w:t>2.098% [1.909%, 2.251%]</w:t>
+            </w:r>
+          </w:p>
+        </w:tc>
+        <w:tc>
+          <w:tcPr>
+            <w:tcW w:type="dxa" w:w="2045"/>
+          </w:tcPr>
+          <w:p>
+            <w:r>
+              <w:t>0.846%</w:t>
+            </w:r>
+          </w:p>
+        </w:tc>
+      </w:tr>
+    </w:tbl>
+    <w:p>
+      <w:pPr/>
+      <w:r>
+        <w:t>Los tres scores superan al nulo por conteo con IC que excluye 0, y los pesos aprendidos superan a V1 en las tres familias y ambas ventanas. Magnitudes: Pitching+ ~1.9-2.1%, Location+ ~1.7-1.9%, Stuff+ ~0.10-0.12%. Que Stuff+ explique tan poco del valor por pitch es esperable: la fisica no decide si un pitch es bola o strike. El valor de Stuff+ se debe validar a nivel pitcher (estabilidad y prediccion de la temporada siguiente), que es el Bloque C. Groundball vuelve a recibir peso ~0: un indice lineal en z no representa P(contacto) x P(GB) ni el costo de los elevados; se ataca en el Bloque B con hard-hit/HR y valor en contacto.</w:t>
+      </w:r>
+    </w:p>
+    <w:p>
+      <w:pPr>
+        <w:pStyle w:val="Heading2"/>
+      </w:pPr>
+      <w:r>
+        <w:t>32.5 Calibracion global por entorno</w:t>
+      </w:r>
+    </w:p>
+    <w:p>
+      <w:pPr/>
+      <w:r>
+        <w:t>Media predicha menos tasa observada (pp), temporada evaluada: whiff y whiff|swing entre -0.8 y +1.6; called strike entre -2.4 y +1.4; groundball entre -7.1 y -0.3 (se subestima, mas en 2025). Los desvios cambian mas entre temporadas que entre categorias de altitud, lo que apunta a deriva de temporada (tasa base) y no a un sesgo por entorno. Recalibracion por temporada y reliability curves: Bloque C. Detalle en 16_calibration_by_altitude.csv.</w:t>
+      </w:r>
+    </w:p>
+    <w:p>
+      <w:pPr>
+        <w:pStyle w:val="Heading2"/>
+      </w:pPr>
+      <w:r>
+        <w:t>32.6 Lectura</w:t>
+      </w:r>
+    </w:p>
+    <w:p>
+      <w:pPr/>
+      <w:r>
+        <w:t>Stuff+ medio por pitch type (2026): Slider 108.2, Curveball 106.0, Splitter 105.2, Changeup 100.5, Cutter 99.7, Four-Seam 96.0, Sinker 92.3. Correlaciones (2026): Stuff+ vs Location+ 0.091, Stuff+ vs Pitching+ 0.218, Location+ vs Pitching+ 0.957. A nivel pitch, Pitching+ lo domina la ubicacion y el conteo; por eso Stuff+ debe reportarse como capa propia y no leerse a traves de Pitching+.</w:t>
+      </w:r>
+    </w:p>
+    <w:p>
+      <w:pPr>
+        <w:pStyle w:val="Heading2"/>
+      </w:pPr>
+      <w:r>
+        <w:t>32.7 Que queda superado y que sigue</w:t>
+      </w:r>
+    </w:p>
+    <w:p>
+      <w:pPr/>
+      <w:r>
+        <w:t>Superado: la familia 'stuff' de 07 como Stuff+ fisico; las lecturas 24.3, 25.3 y 26.4; V1 como escala oficial; los deltas de 11-14 y el perfil de 15 como resultados finales (se conservan metodologia, bootstrap, ventanas, chequeo inverso y placebos, que se rehacen sobre 16). Siguiente: Bloque B (orden por UUID, Outs, prev_pitch_type en Pitching+, out_within_PA, hard-hit &gt;= 95 mph con convencion externa documentada, HR|contacto, valor por conteo x outs con carreras hasta el fin de la entrada); Bloque C (GroupKFold de pitcher, season-forward, park holdout, reliability, estabilidad por pitcher); Bloque D (altitud aditiva vs multiplicativa, gradiente con Medium, deltas y perfil sobre Stuff+ limpio). Despues: dashboard, documento tecnico y pitch.</w:t>
+      </w:r>
+    </w:p>
+    <w:p>
+      <w:pPr>
+        <w:pStyle w:val="Heading1"/>
+      </w:pPr>
+      <w:r>
+        <w:t>33. Bloque B: secuencia, outs, contacto y run expectancy LMB</w:t>
+      </w:r>
+    </w:p>
+    <w:p>
+      <w:pPr/>
+      <w:r>
+        <w:t>ACTUALIZACION 26/09/2026: 18 se volvio a correr con la rama de contacto (seccion 34). Los archivos 18_* vigentes corresponden a esa corrida; su score oficial (A') coincide en orden y pesos con esta seccion. La configuracion exacta de esta seccion se reproduce con: python 18_three_scores_v2.py --sin-rama-contacto (prefijo 18A).</w:t>
+      </w:r>
+    </w:p>
+    <w:p>
+      <w:pPr/>
+      <w:r>
+        <w:t>Estado: CERRADO (17_sequence_and_contact.py y 18_three_scores_v2.py, ejecucion real 26/09/2026). 18 reemplaza a 16 como scores oficiales de Stuff+, Location+ y Pitching+.</w:t>
+      </w:r>
+    </w:p>
+    <w:p>
+      <w:pPr>
+        <w:pStyle w:val="Heading2"/>
+      </w:pPr>
+      <w:r>
+        <w:t>33.1 Orden de pitches y plate appearances (17)</w:t>
+      </w:r>
+    </w:p>
+    <w:tbl>
+      <w:tblPr>
+        <w:tblStyle w:val="TableGrid"/>
+        <w:tblW w:type="auto" w:w="0"/>
+        <w:tblLook w:firstColumn="1" w:firstRow="1" w:lastColumn="0" w:lastRow="0" w:noHBand="0" w:noVBand="1" w:val="04A0"/>
+      </w:tblPr>
+      <w:tblGrid>
+        <w:gridCol w:w="5112"/>
+        <w:gridCol w:w="5112"/>
+      </w:tblGrid>
+      <w:tr>
+        <w:tc>
+          <w:tcPr>
+            <w:tcW w:type="dxa" w:w="5112"/>
+          </w:tcPr>
+          <w:p>
+            <w:r>
+              <w:t>Chequeo</w:t>
+            </w:r>
+          </w:p>
+        </w:tc>
+        <w:tc>
+          <w:tcPr>
+            <w:tcW w:type="dxa" w:w="5112"/>
+          </w:tcPr>
+          <w:p>
+            <w:r>
+              <w:t>Resultado</w:t>
+            </w:r>
+          </w:p>
+        </w:tc>
+      </w:tr>
+      <w:tr>
+        <w:tc>
+          <w:tcPr>
+            <w:tcW w:type="dxa" w:w="5112"/>
+          </w:tcPr>
+          <w:p>
+            <w:r>
+              <w:t>pitches totales</w:t>
+            </w:r>
+          </w:p>
+        </w:tc>
+        <w:tc>
+          <w:tcPr>
+            <w:tcW w:type="dxa" w:w="5112"/>
+          </w:tcPr>
+          <w:p>
+            <w:r>
+              <w:t>635,002</w:t>
+            </w:r>
+          </w:p>
+        </w:tc>
+      </w:tr>
+      <w:tr>
+        <w:tc>
+          <w:tcPr>
+            <w:tcW w:type="dxa" w:w="5112"/>
+          </w:tcPr>
+          <w:p>
+            <w:r>
+              <w:t>pitches con UUID v1 (ordenables)</w:t>
+            </w:r>
+          </w:p>
+        </w:tc>
+        <w:tc>
+          <w:tcPr>
+            <w:tcW w:type="dxa" w:w="5112"/>
+          </w:tcPr>
+          <w:p>
+            <w:r>
+              <w:t>634,677</w:t>
+            </w:r>
+          </w:p>
+        </w:tc>
+      </w:tr>
+      <w:tr>
+        <w:tc>
+          <w:tcPr>
+            <w:tcW w:type="dxa" w:w="5112"/>
+          </w:tcPr>
+          <w:p>
+            <w:r>
+              <w:t>medias entradas</w:t>
+            </w:r>
+          </w:p>
+        </w:tc>
+        <w:tc>
+          <w:tcPr>
+            <w:tcW w:type="dxa" w:w="5112"/>
+          </w:tcPr>
+          <w:p>
+            <w:r>
+              <w:t>37,023</w:t>
+            </w:r>
+          </w:p>
+        </w:tc>
+      </w:tr>
+      <w:tr>
+        <w:tc>
+          <w:tcPr>
+            <w:tcW w:type="dxa" w:w="5112"/>
+          </w:tcPr>
+          <w:p>
+            <w:r>
+              <w:t>medias entradas ordenables</w:t>
+            </w:r>
+          </w:p>
+        </w:tc>
+        <w:tc>
+          <w:tcPr>
+            <w:tcW w:type="dxa" w:w="5112"/>
+          </w:tcPr>
+          <w:p>
+            <w:r>
+              <w:t>36,974</w:t>
+            </w:r>
+          </w:p>
+        </w:tc>
+      </w:tr>
+      <w:tr>
+        <w:tc>
+          <w:tcPr>
+            <w:tcW w:type="dxa" w:w="5112"/>
+          </w:tcPr>
+          <w:p>
+            <w:r>
+              <w:t>medias entradas completas (3 outs)</w:t>
+            </w:r>
+          </w:p>
+        </w:tc>
+        <w:tc>
+          <w:tcPr>
+            <w:tcW w:type="dxa" w:w="5112"/>
+          </w:tcPr>
+          <w:p>
+            <w:r>
+              <w:t>33,872</w:t>
+            </w:r>
+          </w:p>
+        </w:tc>
+      </w:tr>
+      <w:tr>
+        <w:tc>
+          <w:tcPr>
+            <w:tcW w:type="dxa" w:w="5112"/>
+          </w:tcPr>
+          <w:p>
+            <w:r>
+              <w:t>PA reconstruidas (ordenables)</w:t>
+            </w:r>
+          </w:p>
+        </w:tc>
+        <w:tc>
+          <w:tcPr>
+            <w:tcW w:type="dxa" w:w="5112"/>
+          </w:tcPr>
+          <w:p>
+            <w:r>
+              <w:t>166,124</w:t>
+            </w:r>
+          </w:p>
+        </w:tc>
+      </w:tr>
+      <w:tr>
+        <w:tc>
+          <w:tcPr>
+            <w:tcW w:type="dxa" w:w="5112"/>
+          </w:tcPr>
+          <w:p>
+            <w:r>
+              <w:t>% PA que empiezan en 0-0</w:t>
+            </w:r>
+          </w:p>
+        </w:tc>
+        <w:tc>
+          <w:tcPr>
+            <w:tcW w:type="dxa" w:w="5112"/>
+          </w:tcPr>
+          <w:p>
+            <w:r>
+              <w:t>98.808</w:t>
+            </w:r>
+          </w:p>
+        </w:tc>
+      </w:tr>
+      <w:tr>
+        <w:tc>
+          <w:tcPr>
+            <w:tcW w:type="dxa" w:w="5112"/>
+          </w:tcPr>
+          <w:p>
+            <w:r>
+              <w:t>% PA que terminan en pitch terminal</w:t>
+            </w:r>
+          </w:p>
+        </w:tc>
+        <w:tc>
+          <w:tcPr>
+            <w:tcW w:type="dxa" w:w="5112"/>
+          </w:tcPr>
+          <w:p>
+            <w:r>
+              <w:t>98.998</w:t>
+            </w:r>
+          </w:p>
+        </w:tc>
+      </w:tr>
+      <w:tr>
+        <w:tc>
+          <w:tcPr>
+            <w:tcW w:type="dxa" w:w="5112"/>
+          </w:tcPr>
+          <w:p>
+            <w:r>
+              <w:t>% transiciones de conteo coherentes con PitchCall</w:t>
+            </w:r>
+          </w:p>
+        </w:tc>
+        <w:tc>
+          <w:tcPr>
+            <w:tcW w:type="dxa" w:w="5112"/>
+          </w:tcPr>
+          <w:p>
+            <w:r>
+              <w:t>99.664</w:t>
+            </w:r>
+          </w:p>
+        </w:tc>
+      </w:tr>
+      <w:tr>
+        <w:tc>
+          <w:tcPr>
+            <w:tcW w:type="dxa" w:w="5112"/>
+          </w:tcPr>
+          <w:p>
+            <w:r>
+              <w:t>% transiciones de outs coherentes (Outs + OutsOnPlay)</w:t>
+            </w:r>
+          </w:p>
+        </w:tc>
+        <w:tc>
+          <w:tcPr>
+            <w:tcW w:type="dxa" w:w="5112"/>
+          </w:tcPr>
+          <w:p>
+            <w:r>
+              <w:t>99.63</w:t>
+            </w:r>
+          </w:p>
+        </w:tc>
+      </w:tr>
+      <w:tr>
+        <w:tc>
+          <w:tcPr>
+            <w:tcW w:type="dxa" w:w="5112"/>
+          </w:tcPr>
+          <w:p>
+            <w:r>
+              <w:t>% pitches con prev_pitch_type</w:t>
+            </w:r>
+          </w:p>
+        </w:tc>
+        <w:tc>
+          <w:tcPr>
+            <w:tcW w:type="dxa" w:w="5112"/>
+          </w:tcPr>
+          <w:p>
+            <w:r>
+              <w:t>99.876</w:t>
+            </w:r>
+          </w:p>
+        </w:tc>
+      </w:tr>
+      <w:tr>
+        <w:tc>
+          <w:tcPr>
+            <w:tcW w:type="dxa" w:w="5112"/>
+          </w:tcPr>
+          <w:p>
+            <w:r>
+              <w:t>% pitches con out_within_PA</w:t>
+            </w:r>
+          </w:p>
+        </w:tc>
+        <w:tc>
+          <w:tcPr>
+            <w:tcW w:type="dxa" w:w="5112"/>
+          </w:tcPr>
+          <w:p>
+            <w:r>
+              <w:t>99.073</w:t>
+            </w:r>
+          </w:p>
+        </w:tc>
+      </w:tr>
+      <w:tr>
+        <w:tc>
+          <w:tcPr>
+            <w:tcW w:type="dxa" w:w="5112"/>
+          </w:tcPr>
+          <w:p>
+            <w:r>
+              <w:t>tasa out_within_PA (por pitch)</w:t>
+            </w:r>
+          </w:p>
+        </w:tc>
+        <w:tc>
+          <w:tcPr>
+            <w:tcW w:type="dxa" w:w="5112"/>
+          </w:tcPr>
+          <w:p>
+            <w:r>
+              <w:t>0.623</w:t>
+            </w:r>
+          </w:p>
+        </w:tc>
+      </w:tr>
+      <w:tr>
+        <w:tc>
+          <w:tcPr>
+            <w:tcW w:type="dxa" w:w="5112"/>
+          </w:tcPr>
+          <w:p>
+            <w:r>
+              <w:t>% pitches con valor realizado definido</w:t>
+            </w:r>
+          </w:p>
+        </w:tc>
+        <w:tc>
+          <w:tcPr>
+            <w:tcW w:type="dxa" w:w="5112"/>
+          </w:tcPr>
+          <w:p>
+            <w:r>
+              <w:t>99.43</w:t>
+            </w:r>
+          </w:p>
+        </w:tc>
+      </w:tr>
+    </w:tbl>
+    <w:p>
+      <w:pPr/>
+      <w:r>
+        <w:t>El timestamp del UUID v1 ordena los pitches dentro del juego. Una PA nueva empieza cuando cambia el bateador o el pitch anterior fue terminal. out_within_PA vale 1.000 en Out y Strikeout, 0.956 en FieldersChoice, 0.944 en Sacrifice y 0.00-0.03 en hits, Walk y HBP. Las medias entradas con algun UUID sin timestamp (49) no reciben prev_pitch_type ni out_within_PA.</w:t>
+      </w:r>
+    </w:p>
+    <w:p>
+      <w:pPr>
+        <w:pStyle w:val="Heading2"/>
+      </w:pPr>
+      <w:r>
+        <w:t>33.2 Targets nuevos</w:t>
+      </w:r>
+    </w:p>
+    <w:p>
+      <w:pPr/>
+      <w:r>
+        <w:t>prev_pitch_type (pitch anterior de la misma PA; 'Primer_pitch' si es el primero). out_within_PA (la PA termina en out; PA sin pitch terminal = desconocida). Sobre bolas en juego con ExitSpeed medido, con convenciones externas de Statcast documentadas: hard_hit = EV &gt;= 95 mph (22.8% de BIP) y weak_contact = EV &lt; 60 mph (6.7%). hr_given_contact = HR sobre BIP (4.0%). Barrel no se implementa: la regla oficial exige ademas xBA &gt;= .500 y xSLG &gt;= 1.500 con tablas de MLB que no tenemos.</w:t>
+      </w:r>
+    </w:p>
+    <w:p>
+      <w:pPr>
+        <w:pStyle w:val="Heading2"/>
+      </w:pPr>
+      <w:r>
+        <w:t>33.3 Run expectancy LMB por conteo x outs</w:t>
+      </w:r>
+    </w:p>
+    <w:p>
+      <w:pPr/>
+      <w:r>
+        <w:t>RE(b, s, o) = media de carreras desde el pitch hasta el fin de la media entrada, con medias entradas completas y sin entradas 9+ baja. RE(0-0) con 0/1/2 outs = 0.929/0.724/0.338. No equivale a carreras por entrada (0.66): promedia sobre todos los estados de corredores, que el dataset no trae. RE(0-0, 0 outs) por entorno: No 0.749, Medium 1.018, Extreme 1.131. Carreras por juego: No 9.05, Medium 12.52, Extreme 13.66. Valor realizado por pitch = -(carreras en el pitch + RE(siguiente) - RE(actual)), RE = 0 al cerrar la media entrada. En 18 el RE se aprende solo con el historial de cada ventana.</w:t>
+      </w:r>
+    </w:p>
+    <w:p>
+      <w:pPr>
+        <w:pStyle w:val="Heading2"/>
+      </w:pPr>
+      <w:r>
+        <w:t>33.4 H3 con datos LMB</w:t>
+      </w:r>
+    </w:p>
+    <w:tbl>
+      <w:tblPr>
+        <w:tblStyle w:val="TableGrid"/>
+        <w:tblW w:type="auto" w:w="0"/>
+        <w:tblLook w:firstColumn="1" w:firstRow="1" w:lastColumn="0" w:lastRow="0" w:noHBand="0" w:noVBand="1" w:val="04A0"/>
+      </w:tblPr>
+      <w:tblGrid>
+        <w:gridCol w:w="1461"/>
+        <w:gridCol w:w="1461"/>
+        <w:gridCol w:w="1461"/>
+        <w:gridCol w:w="1461"/>
+        <w:gridCol w:w="1461"/>
+        <w:gridCol w:w="1461"/>
+        <w:gridCol w:w="1461"/>
+      </w:tblGrid>
+      <w:tr>
+        <w:tc>
+          <w:tcPr>
+            <w:tcW w:type="dxa" w:w="1461"/>
+          </w:tcPr>
+          <w:p>
+            <w:r>
+              <w:t>Entorno</w:t>
+            </w:r>
+          </w:p>
+        </w:tc>
+        <w:tc>
+          <w:tcPr>
+            <w:tcW w:type="dxa" w:w="1461"/>
+          </w:tcPr>
+          <w:p>
+            <w:r>
+              <w:t>BIP</w:t>
+            </w:r>
+          </w:p>
+        </w:tc>
+        <w:tc>
+          <w:tcPr>
+            <w:tcW w:type="dxa" w:w="1461"/>
+          </w:tcPr>
+          <w:p>
+            <w:r>
+              <w:t>GB%</w:t>
+            </w:r>
+          </w:p>
+        </w:tc>
+        <w:tc>
+          <w:tcPr>
+            <w:tcW w:type="dxa" w:w="1461"/>
+          </w:tcPr>
+          <w:p>
+            <w:r>
+              <w:t>Hard-hit%</w:t>
+            </w:r>
+          </w:p>
+        </w:tc>
+        <w:tc>
+          <w:tcPr>
+            <w:tcW w:type="dxa" w:w="1461"/>
+          </w:tcPr>
+          <w:p>
+            <w:r>
+              <w:t>HR/BIP</w:t>
+            </w:r>
+          </w:p>
+        </w:tc>
+        <w:tc>
+          <w:tcPr>
+            <w:tcW w:type="dxa" w:w="1461"/>
+          </w:tcPr>
+          <w:p>
+            <w:r>
+              <w:t>HR/FB</w:t>
+            </w:r>
+          </w:p>
+        </w:tc>
+        <w:tc>
+          <w:tcPr>
+            <w:tcW w:type="dxa" w:w="1461"/>
+          </w:tcPr>
+          <w:p>
+            <w:r>
+              <w:t>Valor GB - FB (runs) [IC95%]</w:t>
+            </w:r>
+          </w:p>
+        </w:tc>
+      </w:tr>
+      <w:tr>
+        <w:tc>
+          <w:tcPr>
+            <w:tcW w:type="dxa" w:w="1461"/>
+          </w:tcPr>
+          <w:p>
+            <w:r>
+              <w:t>No Altitude</w:t>
+            </w:r>
+          </w:p>
+        </w:tc>
+        <w:tc>
+          <w:tcPr>
+            <w:tcW w:type="dxa" w:w="1461"/>
+          </w:tcPr>
+          <w:p>
+            <w:r>
+              <w:t>52242</w:t>
+            </w:r>
+          </w:p>
+        </w:tc>
+        <w:tc>
+          <w:tcPr>
+            <w:tcW w:type="dxa" w:w="1461"/>
+          </w:tcPr>
+          <w:p>
+            <w:r>
+              <w:t>44.3%</w:t>
+            </w:r>
+          </w:p>
+        </w:tc>
+        <w:tc>
+          <w:tcPr>
+            <w:tcW w:type="dxa" w:w="1461"/>
+          </w:tcPr>
+          <w:p>
+            <w:r>
+              <w:t>22.4%</w:t>
+            </w:r>
+          </w:p>
+        </w:tc>
+        <w:tc>
+          <w:tcPr>
+            <w:tcW w:type="dxa" w:w="1461"/>
+          </w:tcPr>
+          <w:p>
+            <w:r>
+              <w:t>3.7%</w:t>
+            </w:r>
+          </w:p>
+        </w:tc>
+        <w:tc>
+          <w:tcPr>
+            <w:tcW w:type="dxa" w:w="1461"/>
+          </w:tcPr>
+          <w:p>
+            <w:r>
+              <w:t>12.4%</w:t>
+            </w:r>
+          </w:p>
+        </w:tc>
+        <w:tc>
+          <w:tcPr>
+            <w:tcW w:type="dxa" w:w="1461"/>
+          </w:tcPr>
+          <w:p>
+            <w:r>
+              <w:t>+0.142 [+0.126, +0.156]</w:t>
+            </w:r>
+          </w:p>
+        </w:tc>
+      </w:tr>
+      <w:tr>
+        <w:tc>
+          <w:tcPr>
+            <w:tcW w:type="dxa" w:w="1461"/>
+          </w:tcPr>
+          <w:p>
+            <w:r>
+              <w:t>Medium Altitude</w:t>
+            </w:r>
+          </w:p>
+        </w:tc>
+        <w:tc>
+          <w:tcPr>
+            <w:tcW w:type="dxa" w:w="1461"/>
+          </w:tcPr>
+          <w:p>
+            <w:r>
+              <w:t>28502</w:t>
+            </w:r>
+          </w:p>
+        </w:tc>
+        <w:tc>
+          <w:tcPr>
+            <w:tcW w:type="dxa" w:w="1461"/>
+          </w:tcPr>
+          <w:p>
+            <w:r>
+              <w:t>46.0%</w:t>
+            </w:r>
+          </w:p>
+        </w:tc>
+        <w:tc>
+          <w:tcPr>
+            <w:tcW w:type="dxa" w:w="1461"/>
+          </w:tcPr>
+          <w:p>
+            <w:r>
+              <w:t>26.3%</w:t>
+            </w:r>
+          </w:p>
+        </w:tc>
+        <w:tc>
+          <w:tcPr>
+            <w:tcW w:type="dxa" w:w="1461"/>
+          </w:tcPr>
+          <w:p>
+            <w:r>
+              <w:t>4.2%</w:t>
+            </w:r>
+          </w:p>
+        </w:tc>
+        <w:tc>
+          <w:tcPr>
+            <w:tcW w:type="dxa" w:w="1461"/>
+          </w:tcPr>
+          <w:p>
+            <w:r>
+              <w:t>15.9%</w:t>
+            </w:r>
+          </w:p>
+        </w:tc>
+        <w:tc>
+          <w:tcPr>
+            <w:tcW w:type="dxa" w:w="1461"/>
+          </w:tcPr>
+          <w:p>
+            <w:r>
+              <w:t>+0.244 [+0.223, +0.268]</w:t>
+            </w:r>
+          </w:p>
+        </w:tc>
+      </w:tr>
+      <w:tr>
+        <w:tc>
+          <w:tcPr>
+            <w:tcW w:type="dxa" w:w="1461"/>
+          </w:tcPr>
+          <w:p>
+            <w:r>
+              <w:t>Extreme Altitude</w:t>
+            </w:r>
+          </w:p>
+        </w:tc>
+        <w:tc>
+          <w:tcPr>
+            <w:tcW w:type="dxa" w:w="1461"/>
+          </w:tcPr>
+          <w:p>
+            <w:r>
+              <w:t>34705</w:t>
+            </w:r>
+          </w:p>
+        </w:tc>
+        <w:tc>
+          <w:tcPr>
+            <w:tcW w:type="dxa" w:w="1461"/>
+          </w:tcPr>
+          <w:p>
+            <w:r>
+              <w:t>47.9%</w:t>
+            </w:r>
+          </w:p>
+        </w:tc>
+        <w:tc>
+          <w:tcPr>
+            <w:tcW w:type="dxa" w:w="1461"/>
+          </w:tcPr>
+          <w:p>
+            <w:r>
+              <w:t>26.0%</w:t>
+            </w:r>
+          </w:p>
+        </w:tc>
+        <w:tc>
+          <w:tcPr>
+            <w:tcW w:type="dxa" w:w="1461"/>
+          </w:tcPr>
+          <w:p>
+            <w:r>
+              <w:t>4.3%</w:t>
+            </w:r>
+          </w:p>
+        </w:tc>
+        <w:tc>
+          <w:tcPr>
+            <w:tcW w:type="dxa" w:w="1461"/>
+          </w:tcPr>
+          <w:p>
+            <w:r>
+              <w:t>16.3%</w:t>
+            </w:r>
+          </w:p>
+        </w:tc>
+        <w:tc>
+          <w:tcPr>
+            <w:tcW w:type="dxa" w:w="1461"/>
+          </w:tcPr>
+          <w:p>
+            <w:r>
+              <w:t>+0.247 [+0.226, +0.271]</w:t>
+            </w:r>
+          </w:p>
+        </w:tc>
+      </w:tr>
+    </w:tbl>
+    <w:tbl>
+      <w:tblPr>
+        <w:tblStyle w:val="TableGrid"/>
+        <w:tblW w:type="auto" w:w="0"/>
+        <w:tblLook w:firstColumn="1" w:firstRow="1" w:lastColumn="0" w:lastRow="0" w:noHBand="0" w:noVBand="1" w:val="04A0"/>
+      </w:tblPr>
+      <w:tblGrid>
+        <w:gridCol w:w="3408"/>
+        <w:gridCol w:w="3408"/>
+        <w:gridCol w:w="3408"/>
+      </w:tblGrid>
+      <w:tr>
+        <w:tc>
+          <w:tcPr>
+            <w:tcW w:type="dxa" w:w="3408"/>
+          </w:tcPr>
+          <w:p>
+            <w:r>
+              <w:t>Within-pitcher Extreme - No</w:t>
+            </w:r>
+          </w:p>
+        </w:tc>
+        <w:tc>
+          <w:tcPr>
+            <w:tcW w:type="dxa" w:w="3408"/>
+          </w:tcPr>
+          <w:p>
+            <w:r>
+              <w:t>Celdas</w:t>
+            </w:r>
+          </w:p>
+        </w:tc>
+        <w:tc>
+          <w:tcPr>
+            <w:tcW w:type="dxa" w:w="3408"/>
+          </w:tcPr>
+          <w:p>
+            <w:r>
+              <w:t>Delta [IC95%]</w:t>
+            </w:r>
+          </w:p>
+        </w:tc>
+      </w:tr>
+      <w:tr>
+        <w:tc>
+          <w:tcPr>
+            <w:tcW w:type="dxa" w:w="3408"/>
+          </w:tcPr>
+          <w:p>
+            <w:r>
+              <w:t>hr_per_bip</w:t>
+            </w:r>
+          </w:p>
+        </w:tc>
+        <w:tc>
+          <w:tcPr>
+            <w:tcW w:type="dxa" w:w="3408"/>
+          </w:tcPr>
+          <w:p>
+            <w:r>
+              <w:t>193</w:t>
+            </w:r>
+          </w:p>
+        </w:tc>
+        <w:tc>
+          <w:tcPr>
+            <w:tcW w:type="dxa" w:w="3408"/>
+          </w:tcPr>
+          <w:p>
+            <w:r>
+              <w:t>+0.0059 [+0.0009, +0.0117]</w:t>
+            </w:r>
+          </w:p>
+        </w:tc>
+      </w:tr>
+      <w:tr>
+        <w:tc>
+          <w:tcPr>
+            <w:tcW w:type="dxa" w:w="3408"/>
+          </w:tcPr>
+          <w:p>
+            <w:r>
+              <w:t>hr_per_flyball</w:t>
+            </w:r>
+          </w:p>
+        </w:tc>
+        <w:tc>
+          <w:tcPr>
+            <w:tcW w:type="dxa" w:w="3408"/>
+          </w:tcPr>
+          <w:p>
+            <w:r>
+              <w:t>193</w:t>
+            </w:r>
+          </w:p>
+        </w:tc>
+        <w:tc>
+          <w:tcPr>
+            <w:tcW w:type="dxa" w:w="3408"/>
+          </w:tcPr>
+          <w:p>
+            <w:r>
+              <w:t>+0.0472 [+0.0199, +0.0773]</w:t>
+            </w:r>
+          </w:p>
+        </w:tc>
+      </w:tr>
+      <w:tr>
+        <w:tc>
+          <w:tcPr>
+            <w:tcW w:type="dxa" w:w="3408"/>
+          </w:tcPr>
+          <w:p>
+            <w:r>
+              <w:t>gb_share_of_bip</w:t>
+            </w:r>
+          </w:p>
+        </w:tc>
+        <w:tc>
+          <w:tcPr>
+            <w:tcW w:type="dxa" w:w="3408"/>
+          </w:tcPr>
+          <w:p>
+            <w:r>
+              <w:t>193</w:t>
+            </w:r>
+          </w:p>
+        </w:tc>
+        <w:tc>
+          <w:tcPr>
+            <w:tcW w:type="dxa" w:w="3408"/>
+          </w:tcPr>
+          <w:p>
+            <w:r>
+              <w:t>+0.0513 [+0.0377, +0.0647]</w:t>
+            </w:r>
+          </w:p>
+        </w:tc>
+      </w:tr>
+      <w:tr>
+        <w:tc>
+          <w:tcPr>
+            <w:tcW w:type="dxa" w:w="3408"/>
+          </w:tcPr>
+          <w:p>
+            <w:r>
+              <w:t>hard_hit_rate</w:t>
+            </w:r>
+          </w:p>
+        </w:tc>
+        <w:tc>
+          <w:tcPr>
+            <w:tcW w:type="dxa" w:w="3408"/>
+          </w:tcPr>
+          <w:p>
+            <w:r>
+              <w:t>193</w:t>
+            </w:r>
+          </w:p>
+        </w:tc>
+        <w:tc>
+          <w:tcPr>
+            <w:tcW w:type="dxa" w:w="3408"/>
+          </w:tcPr>
+          <w:p>
+            <w:r>
+              <w:t>+0.0269 [+0.0132, +0.0397]</w:t>
+            </w:r>
+          </w:p>
+        </w:tc>
+      </w:tr>
+    </w:tbl>
+    <w:p>
+      <w:pPr/>
+      <w:r>
+        <w:t>Lectura: la ventaja en valor de un roletazo frente a un elevado casi se duplica en altitud (+0.14 runs en No, +0.25 en Medium y Extreme, con IC que no se traslapan). Para el mismo pitcher, en Extreme sube HR/FB (+4.7 pp), hard-hit (+2.7 pp) y la proporcion de roletazos (+5.1 pp, coherente con menos IVB). Es evidencia empirica directa de H3. Matiz: en contacto, Medium y Extreme se parecen; el salto grande es entre No y Medium, asi que el efecto de contacto no es exclusivo de Extreme. Es descriptivo; el contraste within-pitcher controla composicion de pitchers pero no de bateadores ni de parques dentro de cada categoria.</w:t>
+      </w:r>
+    </w:p>
+    <w:p>
+      <w:pPr>
+        <w:pStyle w:val="Heading2"/>
+      </w:pPr>
+      <w:r>
+        <w:t>33.5 18: tres scores con 9 componentes</w:t>
+      </w:r>
+    </w:p>
+    <w:p>
+      <w:pPr/>
+      <w:r>
+        <w:t>Componentes: whiff por pitch, whiff|swing, called strike, chase, groundball, weak_contact, hard_hit (-), hr_given_contact (-) y out_within_PA. Pitching+ agrega Outs, Inning y prev_pitch_type. Stuff+ sigue siendo fisica pura; Location+ no cambia.</w:t>
+      </w:r>
+    </w:p>
+    <w:tbl>
+      <w:tblPr>
+        <w:tblStyle w:val="TableGrid"/>
+        <w:tblW w:type="auto" w:w="0"/>
+        <w:tblLook w:firstColumn="1" w:firstRow="1" w:lastColumn="0" w:lastRow="0" w:noHBand="0" w:noVBand="1" w:val="04A0"/>
+      </w:tblPr>
+      <w:tblGrid>
+        <w:gridCol w:w="2556"/>
+        <w:gridCol w:w="2556"/>
+        <w:gridCol w:w="2556"/>
+        <w:gridCol w:w="2556"/>
+      </w:tblGrid>
+      <w:tr>
+        <w:tc>
+          <w:tcPr>
+            <w:tcW w:type="dxa" w:w="2556"/>
+          </w:tcPr>
+          <w:p>
+            <w:r>
+              <w:t>Componente</w:t>
+            </w:r>
+          </w:p>
+        </w:tc>
+        <w:tc>
+          <w:tcPr>
+            <w:tcW w:type="dxa" w:w="2556"/>
+          </w:tcPr>
+          <w:p>
+            <w:r>
+              <w:t>Stuff+ 2026 (nuevos)</w:t>
+            </w:r>
+          </w:p>
+        </w:tc>
+        <w:tc>
+          <w:tcPr>
+            <w:tcW w:type="dxa" w:w="2556"/>
+          </w:tcPr>
+          <w:p>
+            <w:r>
+              <w:t>Location+ 2026</w:t>
+            </w:r>
+          </w:p>
+        </w:tc>
+        <w:tc>
+          <w:tcPr>
+            <w:tcW w:type="dxa" w:w="2556"/>
+          </w:tcPr>
+          <w:p>
+            <w:r>
+              <w:t>Pitching+ 2026 (nuevos)</w:t>
+            </w:r>
+          </w:p>
+        </w:tc>
+      </w:tr>
+      <w:tr>
+        <w:tc>
+          <w:tcPr>
+            <w:tcW w:type="dxa" w:w="2556"/>
+          </w:tcPr>
+          <w:p>
+            <w:r>
+              <w:t>whiff_per_pitch</w:t>
+            </w:r>
+          </w:p>
+        </w:tc>
+        <w:tc>
+          <w:tcPr>
+            <w:tcW w:type="dxa" w:w="2556"/>
+          </w:tcPr>
+          <w:p>
+            <w:r>
+              <w:t>0.628 (0.620)</w:t>
+            </w:r>
+          </w:p>
+        </w:tc>
+        <w:tc>
+          <w:tcPr>
+            <w:tcW w:type="dxa" w:w="2556"/>
+          </w:tcPr>
+          <w:p>
+            <w:r>
+              <w:t>0.734</w:t>
+            </w:r>
+          </w:p>
+        </w:tc>
+        <w:tc>
+          <w:tcPr>
+            <w:tcW w:type="dxa" w:w="2556"/>
+          </w:tcPr>
+          <w:p>
+            <w:r>
+              <w:t>0.750 (0.751)</w:t>
+            </w:r>
+          </w:p>
+        </w:tc>
+      </w:tr>
+      <w:tr>
+        <w:tc>
+          <w:tcPr>
+            <w:tcW w:type="dxa" w:w="2556"/>
+          </w:tcPr>
+          <w:p>
+            <w:r>
+              <w:t>whiff_given_swing</w:t>
+            </w:r>
+          </w:p>
+        </w:tc>
+        <w:tc>
+          <w:tcPr>
+            <w:tcW w:type="dxa" w:w="2556"/>
+          </w:tcPr>
+          <w:p>
+            <w:r>
+              <w:t>0.637 (0.631)</w:t>
+            </w:r>
+          </w:p>
+        </w:tc>
+        <w:tc>
+          <w:tcPr>
+            <w:tcW w:type="dxa" w:w="2556"/>
+          </w:tcPr>
+          <w:p>
+            <w:r>
+              <w:t>0.745</w:t>
+            </w:r>
+          </w:p>
+        </w:tc>
+        <w:tc>
+          <w:tcPr>
+            <w:tcW w:type="dxa" w:w="2556"/>
+          </w:tcPr>
+          <w:p>
+            <w:r>
+              <w:t>0.756 (0.752)</w:t>
+            </w:r>
+          </w:p>
+        </w:tc>
+      </w:tr>
+      <w:tr>
+        <w:tc>
+          <w:tcPr>
+            <w:tcW w:type="dxa" w:w="2556"/>
+          </w:tcPr>
+          <w:p>
+            <w:r>
+              <w:t>called_strike</w:t>
+            </w:r>
+          </w:p>
+        </w:tc>
+        <w:tc>
+          <w:tcPr>
+            <w:tcW w:type="dxa" w:w="2556"/>
+          </w:tcPr>
+          <w:p>
+            <w:r>
+              <w:t>0.573 (0.556)</w:t>
+            </w:r>
+          </w:p>
+        </w:tc>
+        <w:tc>
+          <w:tcPr>
+            <w:tcW w:type="dxa" w:w="2556"/>
+          </w:tcPr>
+          <w:p>
+            <w:r>
+              <w:t>0.874</w:t>
+            </w:r>
+          </w:p>
+        </w:tc>
+        <w:tc>
+          <w:tcPr>
+            <w:tcW w:type="dxa" w:w="2556"/>
+          </w:tcPr>
+          <w:p>
+            <w:r>
+              <w:t>0.878 (0.879)</w:t>
+            </w:r>
+          </w:p>
+        </w:tc>
+      </w:tr>
+      <w:tr>
+        <w:tc>
+          <w:tcPr>
+            <w:tcW w:type="dxa" w:w="2556"/>
+          </w:tcPr>
+          <w:p>
+            <w:r>
+              <w:t>chase</w:t>
+            </w:r>
+          </w:p>
+        </w:tc>
+        <w:tc>
+          <w:tcPr>
+            <w:tcW w:type="dxa" w:w="2556"/>
+          </w:tcPr>
+          <w:p>
+            <w:r>
+              <w:t>0.547 (0.547)</w:t>
+            </w:r>
+          </w:p>
+        </w:tc>
+        <w:tc>
+          <w:tcPr>
+            <w:tcW w:type="dxa" w:w="2556"/>
+          </w:tcPr>
+          <w:p>
+            <w:r>
+              <w:t>0.841</w:t>
+            </w:r>
+          </w:p>
+        </w:tc>
+        <w:tc>
+          <w:tcPr>
+            <w:tcW w:type="dxa" w:w="2556"/>
+          </w:tcPr>
+          <w:p>
+            <w:r>
+              <w:t>0.852 (0.853)</w:t>
+            </w:r>
+          </w:p>
+        </w:tc>
+      </w:tr>
+      <w:tr>
+        <w:tc>
+          <w:tcPr>
+            <w:tcW w:type="dxa" w:w="2556"/>
+          </w:tcPr>
+          <w:p>
+            <w:r>
+              <w:t>groundball</w:t>
+            </w:r>
+          </w:p>
+        </w:tc>
+        <w:tc>
+          <w:tcPr>
+            <w:tcW w:type="dxa" w:w="2556"/>
+          </w:tcPr>
+          <w:p>
+            <w:r>
+              <w:t>0.621 (0.621)</w:t>
+            </w:r>
+          </w:p>
+        </w:tc>
+        <w:tc>
+          <w:tcPr>
+            <w:tcW w:type="dxa" w:w="2556"/>
+          </w:tcPr>
+          <w:p>
+            <w:r>
+              <w:t>0.634</w:t>
+            </w:r>
+          </w:p>
+        </w:tc>
+        <w:tc>
+          <w:tcPr>
+            <w:tcW w:type="dxa" w:w="2556"/>
+          </w:tcPr>
+          <w:p>
+            <w:r>
+              <w:t>0.663 (0.659)</w:t>
+            </w:r>
+          </w:p>
+        </w:tc>
+      </w:tr>
+      <w:tr>
+        <w:tc>
+          <w:tcPr>
+            <w:tcW w:type="dxa" w:w="2556"/>
+          </w:tcPr>
+          <w:p>
+            <w:r>
+              <w:t>weak_contact</w:t>
+            </w:r>
+          </w:p>
+        </w:tc>
+        <w:tc>
+          <w:tcPr>
+            <w:tcW w:type="dxa" w:w="2556"/>
+          </w:tcPr>
+          <w:p>
+            <w:r>
+              <w:t>0.550 (0.525)</w:t>
+            </w:r>
+          </w:p>
+        </w:tc>
+        <w:tc>
+          <w:tcPr>
+            <w:tcW w:type="dxa" w:w="2556"/>
+          </w:tcPr>
+          <w:p>
+            <w:r>
+              <w:t>0.762</w:t>
+            </w:r>
+          </w:p>
+        </w:tc>
+        <w:tc>
+          <w:tcPr>
+            <w:tcW w:type="dxa" w:w="2556"/>
+          </w:tcPr>
+          <w:p>
+            <w:r>
+              <w:t>0.769 (0.764)</w:t>
+            </w:r>
+          </w:p>
+        </w:tc>
+      </w:tr>
+      <w:tr>
+        <w:tc>
+          <w:tcPr>
+            <w:tcW w:type="dxa" w:w="2556"/>
+          </w:tcPr>
+          <w:p>
+            <w:r>
+              <w:t>hard_hit</w:t>
+            </w:r>
+          </w:p>
+        </w:tc>
+        <w:tc>
+          <w:tcPr>
+            <w:tcW w:type="dxa" w:w="2556"/>
+          </w:tcPr>
+          <w:p>
+            <w:r>
+              <w:t>0.561 (0.572)</w:t>
+            </w:r>
+          </w:p>
+        </w:tc>
+        <w:tc>
+          <w:tcPr>
+            <w:tcW w:type="dxa" w:w="2556"/>
+          </w:tcPr>
+          <w:p>
+            <w:r>
+              <w:t>0.672</w:t>
+            </w:r>
+          </w:p>
+        </w:tc>
+        <w:tc>
+          <w:tcPr>
+            <w:tcW w:type="dxa" w:w="2556"/>
+          </w:tcPr>
+          <w:p>
+            <w:r>
+              <w:t>0.674 (0.665)</w:t>
+            </w:r>
+          </w:p>
+        </w:tc>
+      </w:tr>
+      <w:tr>
+        <w:tc>
+          <w:tcPr>
+            <w:tcW w:type="dxa" w:w="2556"/>
+          </w:tcPr>
+          <w:p>
+            <w:r>
+              <w:t>hr_given_contact</w:t>
+            </w:r>
+          </w:p>
+        </w:tc>
+        <w:tc>
+          <w:tcPr>
+            <w:tcW w:type="dxa" w:w="2556"/>
+          </w:tcPr>
+          <w:p>
+            <w:r>
+              <w:t>0.551 (0.560)</w:t>
+            </w:r>
+          </w:p>
+        </w:tc>
+        <w:tc>
+          <w:tcPr>
+            <w:tcW w:type="dxa" w:w="2556"/>
+          </w:tcPr>
+          <w:p>
+            <w:r>
+              <w:t>0.659</w:t>
+            </w:r>
+          </w:p>
+        </w:tc>
+        <w:tc>
+          <w:tcPr>
+            <w:tcW w:type="dxa" w:w="2556"/>
+          </w:tcPr>
+          <w:p>
+            <w:r>
+              <w:t>0.670 (0.654)</w:t>
+            </w:r>
+          </w:p>
+        </w:tc>
+      </w:tr>
+      <w:tr>
+        <w:tc>
+          <w:tcPr>
+            <w:tcW w:type="dxa" w:w="2556"/>
+          </w:tcPr>
+          <w:p>
+            <w:r>
+              <w:t>out_within_PA</w:t>
+            </w:r>
+          </w:p>
+        </w:tc>
+        <w:tc>
+          <w:tcPr>
+            <w:tcW w:type="dxa" w:w="2556"/>
+          </w:tcPr>
+          <w:p>
+            <w:r>
+              <w:t>0.533 (0.532)</w:t>
+            </w:r>
+          </w:p>
+        </w:tc>
+        <w:tc>
+          <w:tcPr>
+            <w:tcW w:type="dxa" w:w="2556"/>
+          </w:tcPr>
+          <w:p>
+            <w:r>
+              <w:t>0.621</w:t>
+            </w:r>
+          </w:p>
+        </w:tc>
+        <w:tc>
+          <w:tcPr>
+            <w:tcW w:type="dxa" w:w="2556"/>
+          </w:tcPr>
+          <w:p>
+            <w:r>
+              <w:t>0.627 (0.627)</w:t>
+            </w:r>
+          </w:p>
+        </w:tc>
+      </w:tr>
+    </w:tbl>
+    <w:p>
+      <w:pPr>
+        <w:pStyle w:val="Heading2"/>
+      </w:pPr>
+      <w:r>
+        <w:t>33.6 Pesos de Stuff+: problema detectado y regla adoptada</w:t>
+      </w:r>
+    </w:p>
+    <w:p>
+      <w:pPr/>
+      <w:r>
+        <w:t>En la primera corrida de 18, los pesos de Stuff+ aprendidos regresando el valor sobre predicciones solo fisicas quedaron en called strike 0.54-0.60, chase 0.23-0.29 y whiff 0. El orden por tipo resulto implausible (Changeup y Splitter ~88) y la validez a nivel pitcher fue nula (correlacion con el valor por pitch de 2026 = 0.017 [-0.116, 0.163]). Diagnostico: la probabilidad fisica de called strike mide la tendencia del tipo de pitch a ir a la zona (intencion/uso), no stuff, y el valor por pitch lo domina bola/strike. Regla adoptada: Stuff+ usa el valor por evento aprendido en Pitching+, donde ubicacion y conteo estan controlados, aplicado a las probabilidades fisicas y sin called strike. La magnitud se reescala con el out-of-fold de Stuff+. Los pesos propios quedan como stuff_plus_own_learned. Pesos resultantes (2026): whiff por pitch 0.307, chase 0.680, HR|contacto 0.013, resto ~0.</w:t>
+      </w:r>
+    </w:p>
+    <w:tbl>
+      <w:tblPr>
+        <w:tblStyle w:val="TableGrid"/>
+        <w:tblW w:type="auto" w:w="0"/>
+        <w:tblLook w:firstColumn="1" w:firstRow="1" w:lastColumn="0" w:lastRow="0" w:noHBand="0" w:noVBand="1" w:val="04A0"/>
+      </w:tblPr>
+      <w:tblGrid>
+        <w:gridCol w:w="5112"/>
+        <w:gridCol w:w="5112"/>
+      </w:tblGrid>
+      <w:tr>
+        <w:tc>
+          <w:tcPr>
+            <w:tcW w:type="dxa" w:w="5112"/>
+          </w:tcPr>
+          <w:p>
+            <w:r>
+              <w:t>Familia</w:t>
+            </w:r>
+          </w:p>
+        </w:tc>
+        <w:tc>
+          <w:tcPr>
+            <w:tcW w:type="dxa" w:w="5112"/>
+          </w:tcPr>
+          <w:p>
+            <w:r>
+              <w:t>Pesos usados 2026 (&gt;0.005)</w:t>
+            </w:r>
+          </w:p>
+        </w:tc>
+      </w:tr>
+      <w:tr>
+        <w:tc>
+          <w:tcPr>
+            <w:tcW w:type="dxa" w:w="5112"/>
+          </w:tcPr>
+          <w:p>
+            <w:r>
+              <w:t>stuff</w:t>
+            </w:r>
+          </w:p>
+        </w:tc>
+        <w:tc>
+          <w:tcPr>
+            <w:tcW w:type="dxa" w:w="5112"/>
+          </w:tcPr>
+          <w:p>
+            <w:r>
+              <w:t>whiff_per_pitch 0.307, chase 0.680, hr_given_contact 0.013</w:t>
+            </w:r>
+          </w:p>
+        </w:tc>
+      </w:tr>
+      <w:tr>
+        <w:tc>
+          <w:tcPr>
+            <w:tcW w:type="dxa" w:w="5112"/>
+          </w:tcPr>
+          <w:p>
+            <w:r>
+              <w:t>location</w:t>
+            </w:r>
+          </w:p>
+        </w:tc>
+        <w:tc>
+          <w:tcPr>
+            <w:tcW w:type="dxa" w:w="5112"/>
+          </w:tcPr>
+          <w:p>
+            <w:r>
+              <w:t>whiff_per_pitch 0.145, called_strike 0.495, chase 0.360</w:t>
+            </w:r>
+          </w:p>
+        </w:tc>
+      </w:tr>
+      <w:tr>
+        <w:tc>
+          <w:tcPr>
+            <w:tcW w:type="dxa" w:w="5112"/>
+          </w:tcPr>
+          <w:p>
+            <w:r>
+              <w:t>pitching</w:t>
+            </w:r>
+          </w:p>
+        </w:tc>
+        <w:tc>
+          <w:tcPr>
+            <w:tcW w:type="dxa" w:w="5112"/>
+          </w:tcPr>
+          <w:p>
+            <w:r>
+              <w:t>whiff_per_pitch 0.158, called_strike 0.486, chase 0.350, hr_given_contact 0.007</w:t>
+            </w:r>
+          </w:p>
+        </w:tc>
+      </w:tr>
+    </w:tbl>
+    <w:p>
+      <w:pPr>
+        <w:pStyle w:val="Heading2"/>
+      </w:pPr>
+      <w:r>
+        <w:t>33.7 Validacion</w:t>
+      </w:r>
+    </w:p>
+    <w:p>
+      <w:pPr/>
+      <w:r>
+        <w:t>A nivel pitch (reduccion de MSE contra el nulo por conteo x outs, 2026): Pitching+ 1.80% [1.61%, 2.00%], Location+ 1.70%; 2025: 1.33% y 1.25%. V1 (pesos iguales) queda por debajo del nulo con 9 componentes. Stuff+ ~0% a nivel pitch: la fisica no explica bola o strike.</w:t>
+      </w:r>
+    </w:p>
+    <w:tbl>
+      <w:tblPr>
+        <w:tblStyle w:val="TableGrid"/>
+        <w:tblW w:type="auto" w:w="0"/>
+        <w:tblLook w:firstColumn="1" w:firstRow="1" w:lastColumn="0" w:lastRow="0" w:noHBand="0" w:noVBand="1" w:val="04A0"/>
+      </w:tblPr>
+      <w:tblGrid>
+        <w:gridCol w:w="3408"/>
+        <w:gridCol w:w="3408"/>
+        <w:gridCol w:w="3408"/>
+      </w:tblGrid>
+      <w:tr>
+        <w:tc>
+          <w:tcPr>
+            <w:tcW w:type="dxa" w:w="3408"/>
+          </w:tcPr>
+          <w:p>
+            <w:r>
+              <w:t>Predictor (media por pitcher 2025)</w:t>
+            </w:r>
+          </w:p>
+        </w:tc>
+        <w:tc>
+          <w:tcPr>
+            <w:tcW w:type="dxa" w:w="3408"/>
+          </w:tcPr>
+          <w:p>
+            <w:r>
+              <w:t>Corr con valor 2026 [IC95%]</w:t>
+            </w:r>
+          </w:p>
+        </w:tc>
+        <w:tc>
+          <w:tcPr>
+            <w:tcW w:type="dxa" w:w="3408"/>
+          </w:tcPr>
+          <w:p>
+            <w:r>
+              <w:t>Confiabilidad split-half 2025</w:t>
+            </w:r>
+          </w:p>
+        </w:tc>
+      </w:tr>
+      <w:tr>
+        <w:tc>
+          <w:tcPr>
+            <w:tcW w:type="dxa" w:w="3408"/>
+          </w:tcPr>
+          <w:p>
+            <w:r>
+              <w:t>realized_value_pitcher</w:t>
+            </w:r>
+          </w:p>
+        </w:tc>
+        <w:tc>
+          <w:tcPr>
+            <w:tcW w:type="dxa" w:w="3408"/>
+          </w:tcPr>
+          <w:p>
+            <w:r>
+              <w:t>0.221 [0.076, 0.366]</w:t>
+            </w:r>
+          </w:p>
+        </w:tc>
+        <w:tc>
+          <w:tcPr>
+            <w:tcW w:type="dxa" w:w="3408"/>
+          </w:tcPr>
+          <w:p>
+            <w:r>
+              <w:t>0.341</w:t>
+            </w:r>
+          </w:p>
+        </w:tc>
+      </w:tr>
+      <w:tr>
+        <w:tc>
+          <w:tcPr>
+            <w:tcW w:type="dxa" w:w="3408"/>
+          </w:tcPr>
+          <w:p>
+            <w:r>
+              <w:t>location_plus</w:t>
+            </w:r>
+          </w:p>
+        </w:tc>
+        <w:tc>
+          <w:tcPr>
+            <w:tcW w:type="dxa" w:w="3408"/>
+          </w:tcPr>
+          <w:p>
+            <w:r>
+              <w:t>0.156 [0.029, 0.293]</w:t>
+            </w:r>
+          </w:p>
+        </w:tc>
+        <w:tc>
+          <w:tcPr>
+            <w:tcW w:type="dxa" w:w="3408"/>
+          </w:tcPr>
+          <w:p>
+            <w:r>
+              <w:t>0.751</w:t>
+            </w:r>
+          </w:p>
+        </w:tc>
+      </w:tr>
+      <w:tr>
+        <w:tc>
+          <w:tcPr>
+            <w:tcW w:type="dxa" w:w="3408"/>
+          </w:tcPr>
+          <w:p>
+            <w:r>
+              <w:t>location_plus_v1_equal</w:t>
+            </w:r>
+          </w:p>
+        </w:tc>
+        <w:tc>
+          <w:tcPr>
+            <w:tcW w:type="dxa" w:w="3408"/>
+          </w:tcPr>
+          <w:p>
+            <w:r>
+              <w:t>0.090 [-0.079, 0.251]</w:t>
+            </w:r>
+          </w:p>
+        </w:tc>
+        <w:tc>
+          <w:tcPr>
+            <w:tcW w:type="dxa" w:w="3408"/>
+          </w:tcPr>
+          <w:p>
+            <w:r>
+              <w:t>0.898</w:t>
+            </w:r>
+          </w:p>
+        </w:tc>
+      </w:tr>
+      <w:tr>
+        <w:tc>
+          <w:tcPr>
+            <w:tcW w:type="dxa" w:w="3408"/>
+          </w:tcPr>
+          <w:p>
+            <w:r>
+              <w:t>pitching_plus</w:t>
+            </w:r>
+          </w:p>
+        </w:tc>
+        <w:tc>
+          <w:tcPr>
+            <w:tcW w:type="dxa" w:w="3408"/>
+          </w:tcPr>
+          <w:p>
+            <w:r>
+              <w:t>0.191 [0.051, 0.318]</w:t>
+            </w:r>
+          </w:p>
+        </w:tc>
+        <w:tc>
+          <w:tcPr>
+            <w:tcW w:type="dxa" w:w="3408"/>
+          </w:tcPr>
+          <w:p>
+            <w:r>
+              <w:t>0.780</w:t>
+            </w:r>
+          </w:p>
+        </w:tc>
+      </w:tr>
+      <w:tr>
+        <w:tc>
+          <w:tcPr>
+            <w:tcW w:type="dxa" w:w="3408"/>
+          </w:tcPr>
+          <w:p>
+            <w:r>
+              <w:t>pitching_plus_v1_equal</w:t>
+            </w:r>
+          </w:p>
+        </w:tc>
+        <w:tc>
+          <w:tcPr>
+            <w:tcW w:type="dxa" w:w="3408"/>
+          </w:tcPr>
+          <w:p>
+            <w:r>
+              <w:t>0.148 [-0.006, 0.303]</w:t>
+            </w:r>
+          </w:p>
+        </w:tc>
+        <w:tc>
+          <w:tcPr>
+            <w:tcW w:type="dxa" w:w="3408"/>
+          </w:tcPr>
+          <w:p>
+            <w:r>
+              <w:t>0.951</w:t>
+            </w:r>
+          </w:p>
+        </w:tc>
+      </w:tr>
+      <w:tr>
+        <w:tc>
+          <w:tcPr>
+            <w:tcW w:type="dxa" w:w="3408"/>
+          </w:tcPr>
+          <w:p>
+            <w:r>
+              <w:t>stuff_plus</w:t>
+            </w:r>
+          </w:p>
+        </w:tc>
+        <w:tc>
+          <w:tcPr>
+            <w:tcW w:type="dxa" w:w="3408"/>
+          </w:tcPr>
+          <w:p>
+            <w:r>
+              <w:t>0.152 [0.043, 0.272]</w:t>
+            </w:r>
+          </w:p>
+        </w:tc>
+        <w:tc>
+          <w:tcPr>
+            <w:tcW w:type="dxa" w:w="3408"/>
+          </w:tcPr>
+          <w:p>
+            <w:r>
+              <w:t>0.989</w:t>
+            </w:r>
+          </w:p>
+        </w:tc>
+      </w:tr>
+      <w:tr>
+        <w:tc>
+          <w:tcPr>
+            <w:tcW w:type="dxa" w:w="3408"/>
+          </w:tcPr>
+          <w:p>
+            <w:r>
+              <w:t>stuff_plus_v1_equal</w:t>
+            </w:r>
+          </w:p>
+        </w:tc>
+        <w:tc>
+          <w:tcPr>
+            <w:tcW w:type="dxa" w:w="3408"/>
+          </w:tcPr>
+          <w:p>
+            <w:r>
+              <w:t>0.144 [0.006, 0.289]</w:t>
+            </w:r>
+          </w:p>
+        </w:tc>
+        <w:tc>
+          <w:tcPr>
+            <w:tcW w:type="dxa" w:w="3408"/>
+          </w:tcPr>
+          <w:p>
+            <w:r>
+              <w:t>0.986</w:t>
+            </w:r>
+          </w:p>
+        </w:tc>
+      </w:tr>
+      <w:tr>
+        <w:tc>
+          <w:tcPr>
+            <w:tcW w:type="dxa" w:w="3408"/>
+          </w:tcPr>
+          <w:p>
+            <w:r>
+              <w:t>stuff_plus_own_learned</w:t>
+            </w:r>
+          </w:p>
+        </w:tc>
+        <w:tc>
+          <w:tcPr>
+            <w:tcW w:type="dxa" w:w="3408"/>
+          </w:tcPr>
+          <w:p>
+            <w:r>
+              <w:t>0.017 [-0.116, 0.163]</w:t>
+            </w:r>
+          </w:p>
+        </w:tc>
+        <w:tc>
+          <w:tcPr>
+            <w:tcW w:type="dxa" w:w="3408"/>
+          </w:tcPr>
+          <w:p>
+            <w:r>
+              <w:t>0.994</w:t>
+            </w:r>
+          </w:p>
+        </w:tc>
+      </w:tr>
+    </w:tbl>
+    <w:p>
+      <w:pPr/>
+      <w:r>
+        <w:t>A nivel pitcher (n = 190, &gt;= 150 pitches en ambas temporadas; exploratorio): Stuff+ es casi perfectamente estable (split-half 0.99, contra 0.34 del valor realizado) y predice el valor de la temporada siguiente con IC que excluye 0 (0.15). Sin embargo, no supera al valor realizado de 2025 (0.22); los IC se traslapan. Pitching+ queda en 0.19. La prueba formal (mas pitchers, ventanas, estabilidad año a año y metricas de pitcher) es el Bloque C.</w:t>
+      </w:r>
+    </w:p>
+    <w:p>
+      <w:pPr>
+        <w:pStyle w:val="Heading2"/>
+      </w:pPr>
+      <w:r>
+        <w:t>33.8 Calibracion</w:t>
+      </w:r>
+    </w:p>
+    <w:p>
+      <w:pPr/>
+      <w:r>
+        <w:t>Media predicha menos tasa observada (pp, temporada evaluada): hard_hit se subestima de -0.2 a -6.5 pp, mas en Medium y Extreme, incluso en Pitching+, que si ve altitude_category. out_within_PA va de -3.6 a +4.5 y groundball de -0.3 a -7.1. Los desvios cambian entre temporadas, lo que sugiere deriva de la tasa base: se recalibra por temporada en el Bloque C.</w:t>
+      </w:r>
+    </w:p>
+    <w:p>
+      <w:pPr>
+        <w:pStyle w:val="Heading2"/>
+      </w:pPr>
+      <w:r>
+        <w:t>33.9 Limites y decision abierta</w:t>
+      </w:r>
+    </w:p>
+    <w:p>
+      <w:pPr/>
+      <w:r>
+        <w:t>(1) Los componentes de contacto (hard_hit, HR, weak, groundball) reciben peso ~0 en las tres familias: a nivel pitch el valor lo dominan los eventos de conteo, y un indice lineal en z no representa P(contacto) x calidad de contacto. Por eso el canal de H3 esta cuantificado de forma descriptiva (33.4), pero no entra a los scores. Opcion para decidir: un termino estructural de valor en contacto, P(contacto) x E[valor | contacto, features], con valores por evento estimados del RE LMB por entorno. (2) Sin corredores en base. (3) La validacion a nivel pitcher es exploratoria y usa 2026 como prueba; no se eligio la regla de pesos por esa metrica, sino por el argumento de identificacion de 33.6. (4) La regla de Stuff+ depende de los pesos de Pitching+.</w:t>
+      </w:r>
+    </w:p>
+    <w:p>
+      <w:pPr>
+        <w:pStyle w:val="Heading1"/>
+      </w:pPr>
+      <w:r>
+        <w:t>34. Rama de contacto, ablacion y congelamiento de la arquitectura</w:t>
+      </w:r>
+    </w:p>
+    <w:p>
+      <w:pPr/>
+      <w:r>
+        <w:t>Estado: CERRADO (18_three_scores_v2.py, ejecucion real 26/09/2026). Es la ultima modificacion de arquitectura antes del Bloque C. En adelante solo se cambia algo si la validacion encuentra un fallo real.</w:t>
+      </w:r>
+    </w:p>
+    <w:p>
+      <w:pPr>
+        <w:pStyle w:val="Heading2"/>
+      </w:pPr>
+      <w:r>
+        <w:t>34.1 Diseno</w:t>
+      </w:r>
+    </w:p>
+    <w:p>
+      <w:pPr/>
+      <w:r>
+        <w:t>Rama de contacto: contact_value = P(BIP | X) x E[valor realizado | BIP, X], en runs y desde la perspectiva del pitcher, con un clasificador de BIP y un regresor sobre el valor de cada BIP. Monetiza el contacto directamente en lugar de sumar HR, hard-hit y GB, que se traslapan. Esos componentes quedan como explicadores. Los fouls quedan fuera porque ya se valoran via el cambio de conteo. Neutralidad: Stuff+ y Location+ usan el RE general y no ven altitude_category, asi que su valor de contacto no cambia con el entorno por construccion. Pitching+ usa el RE de su entorno (shrinkage hacia el general con k = 500 pitches por estado, solo historial) y tiene altitude_category como feature. Criterio fijado antes de correr: la rama entra al score oficial solo si mejora el valor fuera de muestra y produce efectos ambientales coherentes; si no, queda como modulo explicativo de H3. Ablacion justa: A' usa el mismo valor objetivo que B, sin la rama, en la misma corrida.</w:t>
+      </w:r>
+    </w:p>
+    <w:p>
+      <w:pPr>
+        <w:pStyle w:val="Heading2"/>
+      </w:pPr>
+      <w:r>
+        <w:t>34.2 Resultado de la ablacion</w:t>
+      </w:r>
+    </w:p>
+    <w:tbl>
+      <w:tblPr>
+        <w:tblStyle w:val="TableGrid"/>
+        <w:tblW w:type="auto" w:w="0"/>
+        <w:tblLook w:firstColumn="1" w:firstRow="1" w:lastColumn="0" w:lastRow="0" w:noHBand="0" w:noVBand="1" w:val="04A0"/>
+      </w:tblPr>
+      <w:tblGrid>
+        <w:gridCol w:w="2045"/>
+        <w:gridCol w:w="2045"/>
+        <w:gridCol w:w="2045"/>
+        <w:gridCol w:w="2045"/>
+        <w:gridCol w:w="2045"/>
+      </w:tblGrid>
+      <w:tr>
+        <w:tc>
+          <w:tcPr>
+            <w:tcW w:type="dxa" w:w="2045"/>
+          </w:tcPr>
+          <w:p>
+            <w:r>
+              <w:t>Familia</w:t>
+            </w:r>
+          </w:p>
+        </w:tc>
+        <w:tc>
+          <w:tcPr>
+            <w:tcW w:type="dxa" w:w="2045"/>
+          </w:tcPr>
+          <w:p>
+            <w:r>
+              <w:t>A' sin rama 2025</w:t>
+            </w:r>
+          </w:p>
+        </w:tc>
+        <w:tc>
+          <w:tcPr>
+            <w:tcW w:type="dxa" w:w="2045"/>
+          </w:tcPr>
+          <w:p>
+            <w:r>
+              <w:t>B con rama 2025</w:t>
+            </w:r>
+          </w:p>
+        </w:tc>
+        <w:tc>
+          <w:tcPr>
+            <w:tcW w:type="dxa" w:w="2045"/>
+          </w:tcPr>
+          <w:p>
+            <w:r>
+              <w:t>A' sin rama 2026</w:t>
+            </w:r>
+          </w:p>
+        </w:tc>
+        <w:tc>
+          <w:tcPr>
+            <w:tcW w:type="dxa" w:w="2045"/>
+          </w:tcPr>
+          <w:p>
+            <w:r>
+              <w:t>B con rama 2026</w:t>
+            </w:r>
+          </w:p>
+        </w:tc>
+      </w:tr>
+      <w:tr>
+        <w:tc>
+          <w:tcPr>
+            <w:tcW w:type="dxa" w:w="2045"/>
+          </w:tcPr>
+          <w:p>
+            <w:r>
+              <w:t>pitching</w:t>
+            </w:r>
+          </w:p>
+        </w:tc>
+        <w:tc>
+          <w:tcPr>
+            <w:tcW w:type="dxa" w:w="2045"/>
+          </w:tcPr>
+          <w:p>
+            <w:r>
+              <w:t>1.210%</w:t>
+            </w:r>
+          </w:p>
+        </w:tc>
+        <w:tc>
+          <w:tcPr>
+            <w:tcW w:type="dxa" w:w="2045"/>
+          </w:tcPr>
+          <w:p>
+            <w:r>
+              <w:t>1.112%</w:t>
+            </w:r>
+          </w:p>
+        </w:tc>
+        <w:tc>
+          <w:tcPr>
+            <w:tcW w:type="dxa" w:w="2045"/>
+          </w:tcPr>
+          <w:p>
+            <w:r>
+              <w:t>1.663%</w:t>
+            </w:r>
+          </w:p>
+        </w:tc>
+        <w:tc>
+          <w:tcPr>
+            <w:tcW w:type="dxa" w:w="2045"/>
+          </w:tcPr>
+          <w:p>
+            <w:r>
+              <w:t>1.564%</w:t>
+            </w:r>
+          </w:p>
+        </w:tc>
+      </w:tr>
+      <w:tr>
+        <w:tc>
+          <w:tcPr>
+            <w:tcW w:type="dxa" w:w="2045"/>
+          </w:tcPr>
+          <w:p>
+            <w:r>
+              <w:t>location</w:t>
+            </w:r>
+          </w:p>
+        </w:tc>
+        <w:tc>
+          <w:tcPr>
+            <w:tcW w:type="dxa" w:w="2045"/>
+          </w:tcPr>
+          <w:p>
+            <w:r>
+              <w:t>1.253%</w:t>
+            </w:r>
+          </w:p>
+        </w:tc>
+        <w:tc>
+          <w:tcPr>
+            <w:tcW w:type="dxa" w:w="2045"/>
+          </w:tcPr>
+          <w:p>
+            <w:r>
+              <w:t>0.986%</w:t>
+            </w:r>
+          </w:p>
+        </w:tc>
+        <w:tc>
+          <w:tcPr>
+            <w:tcW w:type="dxa" w:w="2045"/>
+          </w:tcPr>
+          <w:p>
+            <w:r>
+              <w:t>1.695%</w:t>
+            </w:r>
+          </w:p>
+        </w:tc>
+        <w:tc>
+          <w:tcPr>
+            <w:tcW w:type="dxa" w:w="2045"/>
+          </w:tcPr>
+          <w:p>
+            <w:r>
+              <w:t>1.501%</w:t>
+            </w:r>
+          </w:p>
+        </w:tc>
+      </w:tr>
+      <w:tr>
+        <w:tc>
+          <w:tcPr>
+            <w:tcW w:type="dxa" w:w="2045"/>
+          </w:tcPr>
+          <w:p>
+            <w:r>
+              <w:t>stuff</w:t>
+            </w:r>
+          </w:p>
+        </w:tc>
+        <w:tc>
+          <w:tcPr>
+            <w:tcW w:type="dxa" w:w="2045"/>
+          </w:tcPr>
+          <w:p>
+            <w:r>
+              <w:t>-0.000%</w:t>
+            </w:r>
+          </w:p>
+        </w:tc>
+        <w:tc>
+          <w:tcPr>
+            <w:tcW w:type="dxa" w:w="2045"/>
+          </w:tcPr>
+          <w:p>
+            <w:r>
+              <w:t>0.027%</w:t>
+            </w:r>
+          </w:p>
+        </w:tc>
+        <w:tc>
+          <w:tcPr>
+            <w:tcW w:type="dxa" w:w="2045"/>
+          </w:tcPr>
+          <w:p>
+            <w:r>
+              <w:t>-0.004%</w:t>
+            </w:r>
+          </w:p>
+        </w:tc>
+        <w:tc>
+          <w:tcPr>
+            <w:tcW w:type="dxa" w:w="2045"/>
+          </w:tcPr>
+          <w:p>
+            <w:r>
+              <w:t>0.045%</w:t>
+            </w:r>
+          </w:p>
+        </w:tc>
+      </w:tr>
+    </w:tbl>
+    <w:p>
+      <w:pPr/>
+      <w:r>
+        <w:t>Reduccion de MSE del valor realizado contra el nulo por conteo x outs (Pitching+ con valor por entorno; Stuff+ y Location+ con el general).</w:t>
+      </w:r>
+    </w:p>
+    <w:tbl>
+      <w:tblPr>
+        <w:tblStyle w:val="TableGrid"/>
+        <w:tblW w:type="auto" w:w="0"/>
+        <w:tblLook w:firstColumn="1" w:firstRow="1" w:lastColumn="0" w:lastRow="0" w:noHBand="0" w:noVBand="1" w:val="04A0"/>
+      </w:tblPr>
+      <w:tblGrid>
+        <w:gridCol w:w="3408"/>
+        <w:gridCol w:w="3408"/>
+        <w:gridCol w:w="3408"/>
+      </w:tblGrid>
+      <w:tr>
+        <w:tc>
+          <w:tcPr>
+            <w:tcW w:type="dxa" w:w="3408"/>
+          </w:tcPr>
+          <w:p>
+            <w:r>
+              <w:t>Score (media por pitcher 2025)</w:t>
+            </w:r>
+          </w:p>
+        </w:tc>
+        <w:tc>
+          <w:tcPr>
+            <w:tcW w:type="dxa" w:w="3408"/>
+          </w:tcPr>
+          <w:p>
+            <w:r>
+              <w:t>A' corr valor 2026 [IC95%]</w:t>
+            </w:r>
+          </w:p>
+        </w:tc>
+        <w:tc>
+          <w:tcPr>
+            <w:tcW w:type="dxa" w:w="3408"/>
+          </w:tcPr>
+          <w:p>
+            <w:r>
+              <w:t>B corr valor 2026 [IC95%]</w:t>
+            </w:r>
+          </w:p>
+        </w:tc>
+      </w:tr>
+      <w:tr>
+        <w:tc>
+          <w:tcPr>
+            <w:tcW w:type="dxa" w:w="3408"/>
+          </w:tcPr>
+          <w:p>
+            <w:r>
+              <w:t>pitching</w:t>
+            </w:r>
+          </w:p>
+        </w:tc>
+        <w:tc>
+          <w:tcPr>
+            <w:tcW w:type="dxa" w:w="3408"/>
+          </w:tcPr>
+          <w:p>
+            <w:r>
+              <w:t>0.193 [0.069, 0.309]</w:t>
+            </w:r>
+          </w:p>
+        </w:tc>
+        <w:tc>
+          <w:tcPr>
+            <w:tcW w:type="dxa" w:w="3408"/>
+          </w:tcPr>
+          <w:p>
+            <w:r>
+              <w:t>0.093 [-0.050, 0.231]</w:t>
+            </w:r>
+          </w:p>
+        </w:tc>
+      </w:tr>
+      <w:tr>
+        <w:tc>
+          <w:tcPr>
+            <w:tcW w:type="dxa" w:w="3408"/>
+          </w:tcPr>
+          <w:p>
+            <w:r>
+              <w:t>stuff</w:t>
+            </w:r>
+          </w:p>
+        </w:tc>
+        <w:tc>
+          <w:tcPr>
+            <w:tcW w:type="dxa" w:w="3408"/>
+          </w:tcPr>
+          <w:p>
+            <w:r>
+              <w:t>0.153 [0.035, 0.274]</w:t>
+            </w:r>
+          </w:p>
+        </w:tc>
+        <w:tc>
+          <w:tcPr>
+            <w:tcW w:type="dxa" w:w="3408"/>
+          </w:tcPr>
+          <w:p>
+            <w:r>
+              <w:t>0.098 [-0.022, 0.231]</w:t>
+            </w:r>
+          </w:p>
+        </w:tc>
+      </w:tr>
+      <w:tr>
+        <w:tc>
+          <w:tcPr>
+            <w:tcW w:type="dxa" w:w="3408"/>
+          </w:tcPr>
+          <w:p>
+            <w:r>
+              <w:t>location</w:t>
+            </w:r>
+          </w:p>
+        </w:tc>
+        <w:tc>
+          <w:tcPr>
+            <w:tcW w:type="dxa" w:w="3408"/>
+          </w:tcPr>
+          <w:p>
+            <w:r>
+              <w:t>0.156 [0.024, 0.298]</w:t>
+            </w:r>
+          </w:p>
+        </w:tc>
+        <w:tc>
+          <w:tcPr>
+            <w:tcW w:type="dxa" w:w="3408"/>
+          </w:tcPr>
+          <w:p>
+            <w:r>
+              <w:t>0.043 [-0.078, 0.176]</w:t>
+            </w:r>
+          </w:p>
+        </w:tc>
+      </w:tr>
+      <w:tr>
+        <w:tc>
+          <w:tcPr>
+            <w:tcW w:type="dxa" w:w="3408"/>
+          </w:tcPr>
+          <w:p>
+            <w:r>
+              <w:t>valor realizado 2025</w:t>
+            </w:r>
+          </w:p>
+        </w:tc>
+        <w:tc>
+          <w:tcPr>
+            <w:tcW w:type="dxa" w:w="3408"/>
+          </w:tcPr>
+          <w:p>
+            <w:r>
+              <w:t>0.221 [0.076, 0.366]</w:t>
+            </w:r>
+          </w:p>
+        </w:tc>
+        <w:tc>
+          <w:tcPr>
+            <w:tcW w:type="dxa" w:w="3408"/>
+          </w:tcPr>
+          <w:p>
+            <w:r/>
+          </w:p>
+        </w:tc>
+      </w:tr>
+    </w:tbl>
+    <w:p>
+      <w:pPr/>
+      <w:r>
+        <w:t>La rama NO mejora el valor fuera de muestra: empeora en las dos ventanas en Pitching+ y Location+, y tambien a nivel pitcher en las tres familias. En Stuff+ agrega una fraccion minima a nivel pitch (0.045% contra ~0), pero empeora a nivel pitcher. El regresor de valor en contacto explica muy poco (R2 de 0.005-0.006 en la temporada evaluada) y el valor realizado de un BIP es muy ruidoso. Recibio peso 0.25-0.40 en el out-of-fold, pero no se sostuvo en la temporada siguiente. Hipotesis, no probada: sobreajuste del regresor y diferencias de escala entre la prediccion in-sample (usada para estandarizar) y la futura.</w:t>
+      </w:r>
+    </w:p>
+    <w:p>
+      <w:pPr>
+        <w:pStyle w:val="Heading2"/>
+      </w:pPr>
+      <w:r>
+        <w:t>34.3 Coherencia ambiental</w:t>
+      </w:r>
+    </w:p>
+    <w:tbl>
+      <w:tblPr>
+        <w:tblStyle w:val="TableGrid"/>
+        <w:tblW w:type="auto" w:w="0"/>
+        <w:tblLook w:firstColumn="1" w:firstRow="1" w:lastColumn="0" w:lastRow="0" w:noHBand="0" w:noVBand="1" w:val="04A0"/>
+      </w:tblPr>
+      <w:tblGrid>
+        <w:gridCol w:w="2556"/>
+        <w:gridCol w:w="2556"/>
+        <w:gridCol w:w="2556"/>
+        <w:gridCol w:w="2556"/>
+      </w:tblGrid>
+      <w:tr>
+        <w:tc>
+          <w:tcPr>
+            <w:tcW w:type="dxa" w:w="2556"/>
+          </w:tcPr>
+          <w:p>
+            <w:r>
+              <w:t>Grupo</w:t>
+            </w:r>
+          </w:p>
+        </w:tc>
+        <w:tc>
+          <w:tcPr>
+            <w:tcW w:type="dxa" w:w="2556"/>
+          </w:tcPr>
+          <w:p>
+            <w:r>
+              <w:t>Nivel</w:t>
+            </w:r>
+          </w:p>
+        </w:tc>
+        <w:tc>
+          <w:tcPr>
+            <w:tcW w:type="dxa" w:w="2556"/>
+          </w:tcPr>
+          <w:p>
+            <w:r>
+              <w:t>n</w:t>
+            </w:r>
+          </w:p>
+        </w:tc>
+        <w:tc>
+          <w:tcPr>
+            <w:tcW w:type="dxa" w:w="2556"/>
+          </w:tcPr>
+          <w:p>
+            <w:r>
+              <w:t>Delta Extreme - No (runs por 100 pitches)</w:t>
+            </w:r>
+          </w:p>
+        </w:tc>
+      </w:tr>
+      <w:tr>
+        <w:tc>
+          <w:tcPr>
+            <w:tcW w:type="dxa" w:w="2556"/>
+          </w:tcPr>
+          <w:p>
+            <w:r>
+              <w:t>pitch_type</w:t>
+            </w:r>
+          </w:p>
+        </w:tc>
+        <w:tc>
+          <w:tcPr>
+            <w:tcW w:type="dxa" w:w="2556"/>
+          </w:tcPr>
+          <w:p>
+            <w:r>
+              <w:t>Changeup</w:t>
+            </w:r>
+          </w:p>
+        </w:tc>
+        <w:tc>
+          <w:tcPr>
+            <w:tcW w:type="dxa" w:w="2556"/>
+          </w:tcPr>
+          <w:p>
+            <w:r>
+              <w:t>8758</w:t>
+            </w:r>
+          </w:p>
+        </w:tc>
+        <w:tc>
+          <w:tcPr>
+            <w:tcW w:type="dxa" w:w="2556"/>
+          </w:tcPr>
+          <w:p>
+            <w:r>
+              <w:t>-0.354</w:t>
+            </w:r>
+          </w:p>
+        </w:tc>
+      </w:tr>
+      <w:tr>
+        <w:tc>
+          <w:tcPr>
+            <w:tcW w:type="dxa" w:w="2556"/>
+          </w:tcPr>
+          <w:p>
+            <w:r>
+              <w:t>pitch_type</w:t>
+            </w:r>
+          </w:p>
+        </w:tc>
+        <w:tc>
+          <w:tcPr>
+            <w:tcW w:type="dxa" w:w="2556"/>
+          </w:tcPr>
+          <w:p>
+            <w:r>
+              <w:t>Curveball</w:t>
+            </w:r>
+          </w:p>
+        </w:tc>
+        <w:tc>
+          <w:tcPr>
+            <w:tcW w:type="dxa" w:w="2556"/>
+          </w:tcPr>
+          <w:p>
+            <w:r>
+              <w:t>5178</w:t>
+            </w:r>
+          </w:p>
+        </w:tc>
+        <w:tc>
+          <w:tcPr>
+            <w:tcW w:type="dxa" w:w="2556"/>
+          </w:tcPr>
+          <w:p>
+            <w:r>
+              <w:t>-0.321</w:t>
+            </w:r>
+          </w:p>
+        </w:tc>
+      </w:tr>
+      <w:tr>
+        <w:tc>
+          <w:tcPr>
+            <w:tcW w:type="dxa" w:w="2556"/>
+          </w:tcPr>
+          <w:p>
+            <w:r>
+              <w:t>pitch_type</w:t>
+            </w:r>
+          </w:p>
+        </w:tc>
+        <w:tc>
+          <w:tcPr>
+            <w:tcW w:type="dxa" w:w="2556"/>
+          </w:tcPr>
+          <w:p>
+            <w:r>
+              <w:t>Cutter</w:t>
+            </w:r>
+          </w:p>
+        </w:tc>
+        <w:tc>
+          <w:tcPr>
+            <w:tcW w:type="dxa" w:w="2556"/>
+          </w:tcPr>
+          <w:p>
+            <w:r>
+              <w:t>2117</w:t>
+            </w:r>
+          </w:p>
+        </w:tc>
+        <w:tc>
+          <w:tcPr>
+            <w:tcW w:type="dxa" w:w="2556"/>
+          </w:tcPr>
+          <w:p>
+            <w:r>
+              <w:t>-0.210</w:t>
+            </w:r>
+          </w:p>
+        </w:tc>
+      </w:tr>
+      <w:tr>
+        <w:tc>
+          <w:tcPr>
+            <w:tcW w:type="dxa" w:w="2556"/>
+          </w:tcPr>
+          <w:p>
+            <w:r>
+              <w:t>pitch_type</w:t>
+            </w:r>
+          </w:p>
+        </w:tc>
+        <w:tc>
+          <w:tcPr>
+            <w:tcW w:type="dxa" w:w="2556"/>
+          </w:tcPr>
+          <w:p>
+            <w:r>
+              <w:t>Four-Seam</w:t>
+            </w:r>
+          </w:p>
+        </w:tc>
+        <w:tc>
+          <w:tcPr>
+            <w:tcW w:type="dxa" w:w="2556"/>
+          </w:tcPr>
+          <w:p>
+            <w:r>
+              <w:t>19005</w:t>
+            </w:r>
+          </w:p>
+        </w:tc>
+        <w:tc>
+          <w:tcPr>
+            <w:tcW w:type="dxa" w:w="2556"/>
+          </w:tcPr>
+          <w:p>
+            <w:r>
+              <w:t>-0.284</w:t>
+            </w:r>
+          </w:p>
+        </w:tc>
+      </w:tr>
+      <w:tr>
+        <w:tc>
+          <w:tcPr>
+            <w:tcW w:type="dxa" w:w="2556"/>
+          </w:tcPr>
+          <w:p>
+            <w:r>
+              <w:t>pitch_type</w:t>
+            </w:r>
+          </w:p>
+        </w:tc>
+        <w:tc>
+          <w:tcPr>
+            <w:tcW w:type="dxa" w:w="2556"/>
+          </w:tcPr>
+          <w:p>
+            <w:r>
+              <w:t>Sinker</w:t>
+            </w:r>
+          </w:p>
+        </w:tc>
+        <w:tc>
+          <w:tcPr>
+            <w:tcW w:type="dxa" w:w="2556"/>
+          </w:tcPr>
+          <w:p>
+            <w:r>
+              <w:t>11808</w:t>
+            </w:r>
+          </w:p>
+        </w:tc>
+        <w:tc>
+          <w:tcPr>
+            <w:tcW w:type="dxa" w:w="2556"/>
+          </w:tcPr>
+          <w:p>
+            <w:r>
+              <w:t>-0.278</w:t>
+            </w:r>
+          </w:p>
+        </w:tc>
+      </w:tr>
+      <w:tr>
+        <w:tc>
+          <w:tcPr>
+            <w:tcW w:type="dxa" w:w="2556"/>
+          </w:tcPr>
+          <w:p>
+            <w:r>
+              <w:t>pitch_type</w:t>
+            </w:r>
+          </w:p>
+        </w:tc>
+        <w:tc>
+          <w:tcPr>
+            <w:tcW w:type="dxa" w:w="2556"/>
+          </w:tcPr>
+          <w:p>
+            <w:r>
+              <w:t>Slider</w:t>
+            </w:r>
+          </w:p>
+        </w:tc>
+        <w:tc>
+          <w:tcPr>
+            <w:tcW w:type="dxa" w:w="2556"/>
+          </w:tcPr>
+          <w:p>
+            <w:r>
+              <w:t>13147</w:t>
+            </w:r>
+          </w:p>
+        </w:tc>
+        <w:tc>
+          <w:tcPr>
+            <w:tcW w:type="dxa" w:w="2556"/>
+          </w:tcPr>
+          <w:p>
+            <w:r>
+              <w:t>-0.284</w:t>
+            </w:r>
+          </w:p>
+        </w:tc>
+      </w:tr>
+      <w:tr>
+        <w:tc>
+          <w:tcPr>
+            <w:tcW w:type="dxa" w:w="2556"/>
+          </w:tcPr>
+          <w:p>
+            <w:r>
+              <w:t>pitch_type</w:t>
+            </w:r>
+          </w:p>
+        </w:tc>
+        <w:tc>
+          <w:tcPr>
+            <w:tcW w:type="dxa" w:w="2556"/>
+          </w:tcPr>
+          <w:p>
+            <w:r>
+              <w:t>Splitter</w:t>
+            </w:r>
+          </w:p>
+        </w:tc>
+        <w:tc>
+          <w:tcPr>
+            <w:tcW w:type="dxa" w:w="2556"/>
+          </w:tcPr>
+          <w:p>
+            <w:r>
+              <w:t>524</w:t>
+            </w:r>
+          </w:p>
+        </w:tc>
+        <w:tc>
+          <w:tcPr>
+            <w:tcW w:type="dxa" w:w="2556"/>
+          </w:tcPr>
+          <w:p>
+            <w:r>
+              <w:t>-0.305</w:t>
+            </w:r>
+          </w:p>
+        </w:tc>
+      </w:tr>
+      <w:tr>
+        <w:tc>
+          <w:tcPr>
+            <w:tcW w:type="dxa" w:w="2556"/>
+          </w:tcPr>
+          <w:p>
+            <w:r>
+              <w:t>propension_gb</w:t>
+            </w:r>
+          </w:p>
+        </w:tc>
+        <w:tc>
+          <w:tcPr>
+            <w:tcW w:type="dxa" w:w="2556"/>
+          </w:tcPr>
+          <w:p>
+            <w:r>
+              <w:t>GB bajo</w:t>
+            </w:r>
+          </w:p>
+        </w:tc>
+        <w:tc>
+          <w:tcPr>
+            <w:tcW w:type="dxa" w:w="2556"/>
+          </w:tcPr>
+          <w:p>
+            <w:r>
+              <w:t>20179</w:t>
+            </w:r>
+          </w:p>
+        </w:tc>
+        <w:tc>
+          <w:tcPr>
+            <w:tcW w:type="dxa" w:w="2556"/>
+          </w:tcPr>
+          <w:p>
+            <w:r>
+              <w:t>-0.304</w:t>
+            </w:r>
+          </w:p>
+        </w:tc>
+      </w:tr>
+      <w:tr>
+        <w:tc>
+          <w:tcPr>
+            <w:tcW w:type="dxa" w:w="2556"/>
+          </w:tcPr>
+          <w:p>
+            <w:r>
+              <w:t>propension_gb</w:t>
+            </w:r>
+          </w:p>
+        </w:tc>
+        <w:tc>
+          <w:tcPr>
+            <w:tcW w:type="dxa" w:w="2556"/>
+          </w:tcPr>
+          <w:p>
+            <w:r>
+              <w:t>GB medio</w:t>
+            </w:r>
+          </w:p>
+        </w:tc>
+        <w:tc>
+          <w:tcPr>
+            <w:tcW w:type="dxa" w:w="2556"/>
+          </w:tcPr>
+          <w:p>
+            <w:r>
+              <w:t>20179</w:t>
+            </w:r>
+          </w:p>
+        </w:tc>
+        <w:tc>
+          <w:tcPr>
+            <w:tcW w:type="dxa" w:w="2556"/>
+          </w:tcPr>
+          <w:p>
+            <w:r>
+              <w:t>-0.374</w:t>
+            </w:r>
+          </w:p>
+        </w:tc>
+      </w:tr>
+      <w:tr>
+        <w:tc>
+          <w:tcPr>
+            <w:tcW w:type="dxa" w:w="2556"/>
+          </w:tcPr>
+          <w:p>
+            <w:r>
+              <w:t>propension_gb</w:t>
+            </w:r>
+          </w:p>
+        </w:tc>
+        <w:tc>
+          <w:tcPr>
+            <w:tcW w:type="dxa" w:w="2556"/>
+          </w:tcPr>
+          <w:p>
+            <w:r>
+              <w:t>GB alto</w:t>
+            </w:r>
+          </w:p>
+        </w:tc>
+        <w:tc>
+          <w:tcPr>
+            <w:tcW w:type="dxa" w:w="2556"/>
+          </w:tcPr>
+          <w:p>
+            <w:r>
+              <w:t>20179</w:t>
+            </w:r>
+          </w:p>
+        </w:tc>
+        <w:tc>
+          <w:tcPr>
+            <w:tcW w:type="dxa" w:w="2556"/>
+          </w:tcPr>
+          <w:p>
+            <w:r>
+              <w:t>-0.203</w:t>
+            </w:r>
+          </w:p>
+        </w:tc>
+      </w:tr>
+    </w:tbl>
+    <w:p>
+      <w:pPr/>
+      <w:r>
+        <w:t>Mismos pitches observados en No Altitude (2026), contact_value de Pitching+ con la etiqueta cambiada a Extreme. Todos los tipos tienen mas dano esperado en altitud (-0.21 a -0.35 runs por 100 pitches) y el tercil con mayor propension a roletazo es el menos afectado (-0.20, contra -0.30 y -0.37). Es coherente con H3 en signo, pero es pequeno y no monotono entre los terciles bajo y medio. Calibracion: incluso Pitching+ subestima el dano de contacto observado en Extreme (predicho -0.52, observado -1.01 runs por 100 pitches en 2026). Stuff+ y Location+, sin entorno, lo subestiman mas (-0.56/-0.35 contra -1.38), como se espera de capas neutrales.</w:t>
+      </w:r>
+    </w:p>
+    <w:p>
+      <w:pPr>
+        <w:pStyle w:val="Heading2"/>
+      </w:pPr>
+      <w:r>
+        <w:t>34.4 Decision y arquitectura congelada</w:t>
+      </w:r>
+    </w:p>
+    <w:p>
+      <w:pPr/>
+      <w:r>
+        <w:t>Por el criterio fijado, la rama queda como modulo explicativo de H3 y no entra al score oficial. Score oficial = A': Stuff+ (fisica pura, sin angulos, neutral al entorno, pesos por evento de Pitching+ sin called strike), Location+ (valor general) y Pitching+ (valor con RE de su entorno, altitude_category como feature, contexto de secuencia). Resultado practicamente igual al de la seccion 33 (mismo orden por tipo: Splitter 112, Slider 106, Changeup 105, Cutter 102, Curveball 100, Four-Seam 96, Sinker 93; pesos de Pitching+: called strike 0.49, chase 0.35, whiff 0.16). Columnas en 18_three_scores.csv: stuff_plus / location_plus / pitching_plus (oficiales), *_con_contacto (B) y p_contact_value, p_hard_hit, p_hr_given_contact, etc. (explicativas). La evidencia de H3 para el reporte es la descriptiva de 33.4, la coherencia ambiental de 34.3 y el dano esperado por pitch (p_contact_value), no un peso en el score. Siguiente: Bloque C (validacion formal) sobre esta arquitectura, sin agregar features.</w:t>
+      </w:r>
+    </w:p>
+    <w:p>
+      <w:pPr>
+        <w:pStyle w:val="Heading1"/>
+      </w:pPr>
+      <w:r>
+        <w:t>35. Bloque C: validacion formal de la arquitectura congelada</w:t>
+      </w:r>
+    </w:p>
+    <w:p>
+      <w:pPr/>
+      <w:r>
+        <w:t>Estado: CERRADO (19_validation.py, ejecucion real 26/09/2026). Regla: durante la validacion no se cambiaron features, targets, pesos ni arquitectura; los fallos se documentan como hallazgos (35.4). Cada score se juzga por lo que debe demostrar: Stuff+ por estabilidad, repetibilidad y generalizacion; Location+ por discriminacion y calibracion inmediatas; Pitching+ por valor predictivo, calibracion y utilidad.</w:t>
+      </w:r>
+    </w:p>
+    <w:p>
+      <w:pPr>
+        <w:pStyle w:val="Heading2"/>
+      </w:pPr>
+      <w:r>
+        <w:t>35.1 Diseno</w:t>
+      </w:r>
+    </w:p>
+    <w:p>
+      <w:pPr/>
+      <w:r>
+        <w:t>(1) CV por pitcher: GroupKFold 5 sobre las tres temporadas, variantes sin arsenal (las que recibe un pitcher no visto). RE, estandarizacion y modelos se aprenden solo con el train de cada fold. Pesos del compuesto = oficiales de 18, congelados; fuga menor de esos 10 numeros en los folds con 2024-25. (2) Season-forward: las corridas oficiales de 18 (2024 -&gt; 2025 y 2024-25 -&gt; 2026), incluidos los subsets de pitchers nuevos contra con historial (guia 33-34). (3) Park holdout: train en dos categorias, test en la tercera; Extreme es el resultado oficial y reemplaza al de 08, construido con los angulos. Pitching+ sin altitude_category. (4) Estabilidad y prediccion: scores out-of-fold de la CV (cada pitcher calificado por un modelo que no lo vio), &gt;= 150 pitches por pitcher-temporada y &gt;= 50 por pitcher x tipo. (5) Calibracion: sobre las predicciones season-forward oficiales; recalibracion Platt aprendida con 2025 y aplicada a 2026, global en Stuff+/Location+ (neutrales) y por altitud en Pitching+.</w:t>
+      </w:r>
+    </w:p>
+    <w:p>
+      <w:pPr>
+        <w:pStyle w:val="Heading2"/>
+      </w:pPr>
+      <w:r>
+        <w:t>35.2 Tabla de salida</w:t>
+      </w:r>
+    </w:p>
+    <w:tbl>
+      <w:tblPr>
+        <w:tblStyle w:val="TableGrid"/>
+        <w:tblW w:type="auto" w:w="0"/>
+        <w:tblLook w:firstColumn="1" w:firstRow="1" w:lastColumn="0" w:lastRow="0" w:noHBand="0" w:noVBand="1" w:val="04A0"/>
+      </w:tblPr>
+      <w:tblGrid>
+        <w:gridCol w:w="2045"/>
+        <w:gridCol w:w="2045"/>
+        <w:gridCol w:w="2045"/>
+        <w:gridCol w:w="2045"/>
+        <w:gridCol w:w="2045"/>
+      </w:tblGrid>
+      <w:tr>
+        <w:tc>
+          <w:tcPr>
+            <w:tcW w:type="dxa" w:w="2045"/>
+          </w:tcPr>
+          <w:p>
+            <w:r>
+              <w:t>Prueba</w:t>
+            </w:r>
+          </w:p>
+        </w:tc>
+        <w:tc>
+          <w:tcPr>
+            <w:tcW w:type="dxa" w:w="2045"/>
+          </w:tcPr>
+          <w:p>
+            <w:r>
+              <w:t>Stuff+</w:t>
+            </w:r>
+          </w:p>
+        </w:tc>
+        <w:tc>
+          <w:tcPr>
+            <w:tcW w:type="dxa" w:w="2045"/>
+          </w:tcPr>
+          <w:p>
+            <w:r>
+              <w:t>Location+</w:t>
+            </w:r>
+          </w:p>
+        </w:tc>
+        <w:tc>
+          <w:tcPr>
+            <w:tcW w:type="dxa" w:w="2045"/>
+          </w:tcPr>
+          <w:p>
+            <w:r>
+              <w:t>Pitching+</w:t>
+            </w:r>
+          </w:p>
+        </w:tc>
+        <w:tc>
+          <w:tcPr>
+            <w:tcW w:type="dxa" w:w="2045"/>
+          </w:tcPr>
+          <w:p>
+            <w:r>
+              <w:t>Valor observado</w:t>
+            </w:r>
+          </w:p>
+        </w:tc>
+      </w:tr>
+      <w:tr>
+        <w:tc>
+          <w:tcPr>
+            <w:tcW w:type="dxa" w:w="2045"/>
+          </w:tcPr>
+          <w:p>
+            <w:r>
+              <w:t>CV pitcher red. MSE (media±SD)</w:t>
+            </w:r>
+          </w:p>
+        </w:tc>
+        <w:tc>
+          <w:tcPr>
+            <w:tcW w:type="dxa" w:w="2045"/>
+          </w:tcPr>
+          <w:p>
+            <w:r>
+              <w:t>0.012% ± 0.013%</w:t>
+            </w:r>
+          </w:p>
+        </w:tc>
+        <w:tc>
+          <w:tcPr>
+            <w:tcW w:type="dxa" w:w="2045"/>
+          </w:tcPr>
+          <w:p>
+            <w:r>
+              <w:t>1.735% ± 0.114%</w:t>
+            </w:r>
+          </w:p>
+        </w:tc>
+        <w:tc>
+          <w:tcPr>
+            <w:tcW w:type="dxa" w:w="2045"/>
+          </w:tcPr>
+          <w:p>
+            <w:r>
+              <w:t>1.659% ± 0.123%</w:t>
+            </w:r>
+          </w:p>
+        </w:tc>
+        <w:tc>
+          <w:tcPr>
+            <w:tcW w:type="dxa" w:w="2045"/>
+          </w:tcPr>
+          <w:p>
+            <w:r/>
+          </w:p>
+        </w:tc>
+      </w:tr>
+      <w:tr>
+        <w:tc>
+          <w:tcPr>
+            <w:tcW w:type="dxa" w:w="2045"/>
+          </w:tcPr>
+          <w:p>
+            <w:r>
+              <w:t>CV AUC whiff (media±SD)</w:t>
+            </w:r>
+          </w:p>
+        </w:tc>
+        <w:tc>
+          <w:tcPr>
+            <w:tcW w:type="dxa" w:w="2045"/>
+          </w:tcPr>
+          <w:p>
+            <w:r>
+              <w:t>0.6248 ± 0.0063</w:t>
+            </w:r>
+          </w:p>
+        </w:tc>
+        <w:tc>
+          <w:tcPr>
+            <w:tcW w:type="dxa" w:w="2045"/>
+          </w:tcPr>
+          <w:p>
+            <w:r>
+              <w:t>0.7348 ± 0.0048</w:t>
+            </w:r>
+          </w:p>
+        </w:tc>
+        <w:tc>
+          <w:tcPr>
+            <w:tcW w:type="dxa" w:w="2045"/>
+          </w:tcPr>
+          <w:p>
+            <w:r>
+              <w:t>0.7504 ± 0.0042</w:t>
+            </w:r>
+          </w:p>
+        </w:tc>
+        <w:tc>
+          <w:tcPr>
+            <w:tcW w:type="dxa" w:w="2045"/>
+          </w:tcPr>
+          <w:p>
+            <w:r/>
+          </w:p>
+        </w:tc>
+      </w:tr>
+      <w:tr>
+        <w:tc>
+          <w:tcPr>
+            <w:tcW w:type="dxa" w:w="2045"/>
+          </w:tcPr>
+          <w:p>
+            <w:r>
+              <w:t>season-forward red. MSE 2025/2026</w:t>
+            </w:r>
+          </w:p>
+        </w:tc>
+        <w:tc>
+          <w:tcPr>
+            <w:tcW w:type="dxa" w:w="2045"/>
+          </w:tcPr>
+          <w:p>
+            <w:r>
+              <w:t>-0.000% / -0.004%</w:t>
+            </w:r>
+          </w:p>
+        </w:tc>
+        <w:tc>
+          <w:tcPr>
+            <w:tcW w:type="dxa" w:w="2045"/>
+          </w:tcPr>
+          <w:p>
+            <w:r>
+              <w:t>1.253% / 1.695%</w:t>
+            </w:r>
+          </w:p>
+        </w:tc>
+        <w:tc>
+          <w:tcPr>
+            <w:tcW w:type="dxa" w:w="2045"/>
+          </w:tcPr>
+          <w:p>
+            <w:r>
+              <w:t>1.210% / 1.663%</w:t>
+            </w:r>
+          </w:p>
+        </w:tc>
+        <w:tc>
+          <w:tcPr>
+            <w:tcW w:type="dxa" w:w="2045"/>
+          </w:tcPr>
+          <w:p>
+            <w:r/>
+          </w:p>
+        </w:tc>
+      </w:tr>
+      <w:tr>
+        <w:tc>
+          <w:tcPr>
+            <w:tcW w:type="dxa" w:w="2045"/>
+          </w:tcPr>
+          <w:p>
+            <w:r>
+              <w:t>park -&gt; Extreme red. MSE / AUC whiff</w:t>
+            </w:r>
+          </w:p>
+        </w:tc>
+        <w:tc>
+          <w:tcPr>
+            <w:tcW w:type="dxa" w:w="2045"/>
+          </w:tcPr>
+          <w:p>
+            <w:r>
+              <w:t>0.031% / 0.6301</w:t>
+            </w:r>
+          </w:p>
+        </w:tc>
+        <w:tc>
+          <w:tcPr>
+            <w:tcW w:type="dxa" w:w="2045"/>
+          </w:tcPr>
+          <w:p>
+            <w:r>
+              <w:t>0.797% / 0.7392</w:t>
+            </w:r>
+          </w:p>
+        </w:tc>
+        <w:tc>
+          <w:tcPr>
+            <w:tcW w:type="dxa" w:w="2045"/>
+          </w:tcPr>
+          <w:p>
+            <w:r>
+              <w:t>0.858% / 0.7504</w:t>
+            </w:r>
+          </w:p>
+        </w:tc>
+        <w:tc>
+          <w:tcPr>
+            <w:tcW w:type="dxa" w:w="2045"/>
+          </w:tcPr>
+          <w:p>
+            <w:r/>
+          </w:p>
+        </w:tc>
+      </w:tr>
+      <w:tr>
+        <w:tc>
+          <w:tcPr>
+            <w:tcW w:type="dxa" w:w="2045"/>
+          </w:tcPr>
+          <w:p>
+            <w:r>
+              <w:t>split-half pitcher (rango)</w:t>
+            </w:r>
+          </w:p>
+        </w:tc>
+        <w:tc>
+          <w:tcPr>
+            <w:tcW w:type="dxa" w:w="2045"/>
+          </w:tcPr>
+          <w:p>
+            <w:r>
+              <w:t>0.989-0.991</w:t>
+            </w:r>
+          </w:p>
+        </w:tc>
+        <w:tc>
+          <w:tcPr>
+            <w:tcW w:type="dxa" w:w="2045"/>
+          </w:tcPr>
+          <w:p>
+            <w:r>
+              <w:t>0.578-0.731</w:t>
+            </w:r>
+          </w:p>
+        </w:tc>
+        <w:tc>
+          <w:tcPr>
+            <w:tcW w:type="dxa" w:w="2045"/>
+          </w:tcPr>
+          <w:p>
+            <w:r>
+              <w:t>0.685-0.761</w:t>
+            </w:r>
+          </w:p>
+        </w:tc>
+        <w:tc>
+          <w:tcPr>
+            <w:tcW w:type="dxa" w:w="2045"/>
+          </w:tcPr>
+          <w:p>
+            <w:r>
+              <w:t>0.366-0.391</w:t>
+            </w:r>
+          </w:p>
+        </w:tc>
+      </w:tr>
+      <w:tr>
+        <w:tc>
+          <w:tcPr>
+            <w:tcW w:type="dxa" w:w="2045"/>
+          </w:tcPr>
+          <w:p>
+            <w:r>
+              <w:t>año a año pitcher (24-25, 25-26)</w:t>
+            </w:r>
+          </w:p>
+        </w:tc>
+        <w:tc>
+          <w:tcPr>
+            <w:tcW w:type="dxa" w:w="2045"/>
+          </w:tcPr>
+          <w:p>
+            <w:r>
+              <w:t>0.782, 0.766</w:t>
+            </w:r>
+          </w:p>
+        </w:tc>
+        <w:tc>
+          <w:tcPr>
+            <w:tcW w:type="dxa" w:w="2045"/>
+          </w:tcPr>
+          <w:p>
+            <w:r>
+              <w:t>0.599, 0.547</w:t>
+            </w:r>
+          </w:p>
+        </w:tc>
+        <w:tc>
+          <w:tcPr>
+            <w:tcW w:type="dxa" w:w="2045"/>
+          </w:tcPr>
+          <w:p>
+            <w:r>
+              <w:t>0.616, 0.562</w:t>
+            </w:r>
+          </w:p>
+        </w:tc>
+        <w:tc>
+          <w:tcPr>
+            <w:tcW w:type="dxa" w:w="2045"/>
+          </w:tcPr>
+          <w:p>
+            <w:r>
+              <w:t>0.255, 0.220</w:t>
+            </w:r>
+          </w:p>
+        </w:tc>
+      </w:tr>
+      <w:tr>
+        <w:tc>
+          <w:tcPr>
+            <w:tcW w:type="dxa" w:w="2045"/>
+          </w:tcPr>
+          <w:p>
+            <w:r>
+              <w:t>corr valor t+1 (dos pares)</w:t>
+            </w:r>
+          </w:p>
+        </w:tc>
+        <w:tc>
+          <w:tcPr>
+            <w:tcW w:type="dxa" w:w="2045"/>
+          </w:tcPr>
+          <w:p>
+            <w:r>
+              <w:t>0.196, 0.167</w:t>
+            </w:r>
+          </w:p>
+        </w:tc>
+        <w:tc>
+          <w:tcPr>
+            <w:tcW w:type="dxa" w:w="2045"/>
+          </w:tcPr>
+          <w:p>
+            <w:r>
+              <w:t>0.141, 0.127</w:t>
+            </w:r>
+          </w:p>
+        </w:tc>
+        <w:tc>
+          <w:tcPr>
+            <w:tcW w:type="dxa" w:w="2045"/>
+          </w:tcPr>
+          <w:p>
+            <w:r>
+              <w:t>0.168, 0.188</w:t>
+            </w:r>
+          </w:p>
+        </w:tc>
+        <w:tc>
+          <w:tcPr>
+            <w:tcW w:type="dxa" w:w="2045"/>
+          </w:tcPr>
+          <w:p>
+            <w:r>
+              <w:t>0.220, 0.255</w:t>
+            </w:r>
+          </w:p>
+        </w:tc>
+      </w:tr>
+      <w:tr>
+        <w:tc>
+          <w:tcPr>
+            <w:tcW w:type="dxa" w:w="2045"/>
+          </w:tcPr>
+          <w:p>
+            <w:r>
+              <w:t>Brier raw-&gt;recal 2026 (media componentes)</w:t>
+            </w:r>
+          </w:p>
+        </w:tc>
+        <w:tc>
+          <w:tcPr>
+            <w:tcW w:type="dxa" w:w="2045"/>
+          </w:tcPr>
+          <w:p>
+            <w:r>
+              <w:t>0.15561 -&gt; 0.15570</w:t>
+            </w:r>
+          </w:p>
+        </w:tc>
+        <w:tc>
+          <w:tcPr>
+            <w:tcW w:type="dxa" w:w="2045"/>
+          </w:tcPr>
+          <w:p>
+            <w:r>
+              <w:t>0.13605 -&gt; 0.13619</w:t>
+            </w:r>
+          </w:p>
+        </w:tc>
+        <w:tc>
+          <w:tcPr>
+            <w:tcW w:type="dxa" w:w="2045"/>
+          </w:tcPr>
+          <w:p>
+            <w:r>
+              <w:t>0.13423 -&gt; 0.13448</w:t>
+            </w:r>
+          </w:p>
+        </w:tc>
+        <w:tc>
+          <w:tcPr>
+            <w:tcW w:type="dxa" w:w="2045"/>
+          </w:tcPr>
+          <w:p>
+            <w:r/>
+          </w:p>
+        </w:tc>
+      </w:tr>
+    </w:tbl>
+    <w:p>
+      <w:pPr/>
+      <w:r>
+        <w:t>Reduccion de MSE = error cuadratico del valor realizado por pitch (RE LMB por conteo x outs) contra el nulo por conteo x outs. En la CV por pitcher, la calibracion global de cada componente es ~0 (media entre folds) y las pendientes de los componentes que entran al score estan entre 1.01 y 1.09. En park -&gt; Extreme, el AUC de cada componente es practicamente igual al de la CV por pitcher sobre las mismas filas (whiff Pitching+ 0.7504 contra 0.7502): la discriminacion no se degrada en un entorno no visto.</w:t>
+      </w:r>
+    </w:p>
+    <w:p>
+      <w:pPr>
+        <w:pStyle w:val="Heading2"/>
+      </w:pPr>
+      <w:r>
+        <w:t>35.3 Lectura por score</w:t>
+      </w:r>
+    </w:p>
+    <w:p>
+      <w:pPr/>
+      <w:r>
+        <w:t>Stuff+: split-half 0.99 y correlacion año a año 0.78/0.77 por pitcher (0.92-0.93 por pitcher x tipo), contra 0.37-0.39 y 0.26/0.22 del valor observado. Es la medida mas repetible del sistema. Generaliza a pitchers no vistos (AUC whiff CV 0.625 ± 0.006) y a Extreme (0.630). A nivel pitch no explica valor (~0%), como se esperaba. Para predecir el valor de la temporada siguiente, su correlacion (0.196 y 0.167) no supera a la del valor observado (0.220 y 0.255); los IC se traslapan. Sin embargo, con el mapeo lineal aprendido en el otro par de temporadas, Stuff+ reduce el MSE contra el nulo (4.3% y 3.8%) y el valor observado no (-0.9% y +0.4%): el valor observado ordena, pero su escala no se transfiere entre temporadas por la regresion a la media. Combinar valor observado + Stuff+ da la mejor correlacion (0.250 y 0.275).</w:t>
+      </w:r>
+    </w:p>
+    <w:p>
+      <w:pPr/>
+      <w:r>
+        <w:t>Location+: la mayor senal inmediata (CV 1.74% ± 0.11%; AUC called strike 0.880 y chase 0.841, SD entre folds &lt;= 0.002) y pendientes de calibracion ~1. Es menos repetible que Stuff+ por pitcher (0.55-0.60 año a año), coherente con que el comando varia mas que la fisica.</w:t>
+      </w:r>
+    </w:p>
+    <w:p>
+      <w:pPr/>
+      <w:r>
+        <w:t>Pitching+: la mejor discriminacion por componente (AUC whiff 0.750 ± 0.004, called strike 0.884, chase 0.850), mejora contra el nulo en todas las pruebas (CV 1.66%, season-forward 1.21%/1.66%, park -&gt; Extreme 0.86%) y es mas repetible que el valor observado (0.56-0.62 año a año).</w:t>
+      </w:r>
+    </w:p>
+    <w:p>
+      <w:pPr>
+        <w:pStyle w:val="Heading2"/>
+      </w:pPr>
+      <w:r>
+        <w:t>35.4 Fallos conocidos</w:t>
+      </w:r>
+    </w:p>
+    <w:p>
+      <w:pPr/>
+      <w:r>
+        <w:t>(1) Ningun score supera al valor observado en correlacion con el valor de la temporada siguiente (Stuff+ 0.17-0.20, Pitching+ 0.17-0.19, valor observado 0.22-0.26; IC traslapados, 190-202 pitchers). Si lo superan en error de prediccion fuera del par de ajuste, y la combinacion es lo mejor. Mensaje honesto: Stuff+ no reemplaza el desempeño observado; lo estabiliza y lo complementa.</w:t>
+      </w:r>
+    </w:p>
+    <w:p>
+      <w:pPr/>
+      <w:r>
+        <w:t>(2) Recalibracion: la aprendida con 2025 no mejora 2026 (Brier medio igual o levemente peor en las tres familias). Los desvios de nivel (groundball y hard-hit subestimados 4-5 pp en 2025 y 1.6-2.4 pp en 2026) son deriva de la tasa base de cada temporada, no un sesgo estable. Los scores oficiales siguen crudos. Para mostrar probabilidades en el dashboard hace falta un ajuste de nivel con la temporada en curso (por ejemplo, tasas base acumuladas); queda como decision operativa, no de arquitectura.</w:t>
+      </w:r>
+    </w:p>
+    <w:p>
+      <w:pPr/>
+      <w:r>
+        <w:t>(3) Componentes de Stuff+ con pendiente de calibracion baja (out_within_PA 0.40-0.69, weak_contact 0.44-0.68, HR 0.63-0.78): la fisica sola sobre-separa esos eventos. Tienen peso ~0 en el score (Stuff+ usa whiff 0.31, chase 0.68 y HR 0.015), pero sus probabilidades no deben mostrarse como calibradas.</w:t>
+      </w:r>
+    </w:p>
+    <w:p>
+      <w:pPr/>
+      <w:r>
+        <w:t>(4) En park -&gt; Extreme el compuesto reduce menos MSE (Pitching+ 0.86%) que en la CV por pitcher (1.66%) o en -&gt; No (3.18%), aunque la discriminacion por componente es igual. El valor por pitch en Extreme es mas ruidoso (mas carreras y mas contacto de dano) y el modelo sin etiqueta de entorno subestima hard-hit en Extreme (-1.1 a -2.0 pp).</w:t>
+      </w:r>
+    </w:p>
+    <w:p>
+      <w:pPr/>
+      <w:r>
+        <w:t>(5) Pesos congelados aprendidos con 2024-25: fuga menor en la CV por pitcher (10 numeros por familia).</w:t>
+      </w:r>
+    </w:p>
+    <w:p>
+      <w:pPr/>
+      <w:r>
+        <w:t>(6) Pitcher-level con 190-202 pitchers y dos pares de temporadas: potencia limitada; las diferencias entre scores de ~0.05 en correlacion no son distinguibles.</w:t>
+      </w:r>
+    </w:p>
+    <w:p>
+      <w:pPr>
+        <w:pStyle w:val="Heading2"/>
+      </w:pPr>
+      <w:r>
+        <w:t>35.5 Decision</w:t>
+      </w:r>
+    </w:p>
+    <w:p>
+      <w:pPr/>
+      <w:r>
+        <w:t>El Bloque C se cierra sin descongelar la arquitectura: ningun fallo invalida los scores; delimitan como se comunican. Para el reporte y la entrevista: Stuff+ = rasgo fisico repetible y transferible entre entornos (lo que se compra al contratar); Pitching+ = el mejor resumen del valor esperado de cada pitch; el desempeño observado sigue siendo informativo y lo optimo es combinarlo con Stuff+. Siguiente: Bloque D (altitud sobre Stuff+ limpio: transformacion aditiva contra multiplicativa, gradiente con Medium, deltas por pitch shape y perfil/recomendaciones).</w:t>
+      </w:r>
+    </w:p>
+    <w:p>
+      <w:pPr>
+        <w:pStyle w:val="Heading1"/>
+      </w:pPr>
+      <w:r>
+        <w:t>36. Bloque D: altitud sobre el Stuff+ limpio, perfil ideal y recomendaciones</w:t>
+      </w:r>
+    </w:p>
+    <w:p>
+      <w:pPr/>
+      <w:r>
+        <w:t>Estado: CERRADO (20_altitude_physics.py, 21_altitude_stuff_delta.py y 22_profile_recommendations_export.py; ejecucion real 26/09/2026). Reemplaza las secciones 28-31. Tres historias separadas: (1) cambio fisico del movimiento por entorno; (2) cuanto cuesta ese cambio en Stuff+ (fisica pura, sin ubicacion, sin count y sin altitude_category: el cambio viene solo de como el aire transforma el shape); (3) riesgo de contacto (H3), reportado aparte y sin forzarlo dentro del Stuff+. Extreme Altitude es el proxy del entorno Harp Helu y agrupa varios parques (604 juegos).</w:t>
+      </w:r>
+    </w:p>
+    <w:p>
+      <w:pPr>
+        <w:pStyle w:val="Heading2"/>
+      </w:pPr>
+      <w:r>
+        <w:t>36.1 D1: forma de la transformacion</w:t>
+      </w:r>
+    </w:p>
+    <w:tbl>
+      <w:tblPr>
+        <w:tblStyle w:val="TableGrid"/>
+        <w:tblW w:type="auto" w:w="0"/>
+        <w:tblLook w:firstColumn="1" w:firstRow="1" w:lastColumn="0" w:lastRow="0" w:noHBand="0" w:noVBand="1" w:val="04A0"/>
+      </w:tblPr>
+      <w:tblGrid>
+        <w:gridCol w:w="2045"/>
+        <w:gridCol w:w="2045"/>
+        <w:gridCol w:w="2045"/>
+        <w:gridCol w:w="2045"/>
+        <w:gridCol w:w="2045"/>
+      </w:tblGrid>
+      <w:tr>
+        <w:tc>
+          <w:tcPr>
+            <w:tcW w:type="dxa" w:w="2045"/>
+          </w:tcPr>
+          <w:p>
+            <w:r>
+              <w:t>Forma</w:t>
+            </w:r>
+          </w:p>
+        </w:tc>
+        <w:tc>
+          <w:tcPr>
+            <w:tcW w:type="dxa" w:w="2045"/>
+          </w:tcPr>
+          <w:p>
+            <w:r>
+              <w:t>Parametros</w:t>
+            </w:r>
+          </w:p>
+        </w:tc>
+        <w:tc>
+          <w:tcPr>
+            <w:tcW w:type="dxa" w:w="2045"/>
+          </w:tcPr>
+          <w:p>
+            <w:r>
+              <w:t>RMSE IVB</w:t>
+            </w:r>
+          </w:p>
+        </w:tc>
+        <w:tc>
+          <w:tcPr>
+            <w:tcW w:type="dxa" w:w="2045"/>
+          </w:tcPr>
+          <w:p>
+            <w:r>
+              <w:t>RMSE HB</w:t>
+            </w:r>
+          </w:p>
+        </w:tc>
+        <w:tc>
+          <w:tcPr>
+            <w:tcW w:type="dxa" w:w="2045"/>
+          </w:tcPr>
+          <w:p>
+            <w:r>
+              <w:t>Promedio</w:t>
+            </w:r>
+          </w:p>
+        </w:tc>
+      </w:tr>
+      <w:tr>
+        <w:tc>
+          <w:tcPr>
+            <w:tcW w:type="dxa" w:w="2045"/>
+          </w:tcPr>
+          <w:p>
+            <w:r>
+              <w:t>mult_tipo</w:t>
+            </w:r>
+          </w:p>
+        </w:tc>
+        <w:tc>
+          <w:tcPr>
+            <w:tcW w:type="dxa" w:w="2045"/>
+          </w:tcPr>
+          <w:p>
+            <w:r>
+              <w:t>14</w:t>
+            </w:r>
+          </w:p>
+        </w:tc>
+        <w:tc>
+          <w:tcPr>
+            <w:tcW w:type="dxa" w:w="2045"/>
+          </w:tcPr>
+          <w:p>
+            <w:r>
+              <w:t>1.165</w:t>
+            </w:r>
+          </w:p>
+        </w:tc>
+        <w:tc>
+          <w:tcPr>
+            <w:tcW w:type="dxa" w:w="2045"/>
+          </w:tcPr>
+          <w:p>
+            <w:r>
+              <w:t>1.135</w:t>
+            </w:r>
+          </w:p>
+        </w:tc>
+        <w:tc>
+          <w:tcPr>
+            <w:tcW w:type="dxa" w:w="2045"/>
+          </w:tcPr>
+          <w:p>
+            <w:r>
+              <w:t>1.150</w:t>
+            </w:r>
+          </w:p>
+        </w:tc>
+      </w:tr>
+      <w:tr>
+        <w:tc>
+          <w:tcPr>
+            <w:tcW w:type="dxa" w:w="2045"/>
+          </w:tcPr>
+          <w:p>
+            <w:r>
+              <w:t>mult_global_var</w:t>
+            </w:r>
+          </w:p>
+        </w:tc>
+        <w:tc>
+          <w:tcPr>
+            <w:tcW w:type="dxa" w:w="2045"/>
+          </w:tcPr>
+          <w:p>
+            <w:r>
+              <w:t>2</w:t>
+            </w:r>
+          </w:p>
+        </w:tc>
+        <w:tc>
+          <w:tcPr>
+            <w:tcW w:type="dxa" w:w="2045"/>
+          </w:tcPr>
+          <w:p>
+            <w:r>
+              <w:t>1.176</w:t>
+            </w:r>
+          </w:p>
+        </w:tc>
+        <w:tc>
+          <w:tcPr>
+            <w:tcW w:type="dxa" w:w="2045"/>
+          </w:tcPr>
+          <w:p>
+            <w:r>
+              <w:t>1.134</w:t>
+            </w:r>
+          </w:p>
+        </w:tc>
+        <w:tc>
+          <w:tcPr>
+            <w:tcW w:type="dxa" w:w="2045"/>
+          </w:tcPr>
+          <w:p>
+            <w:r>
+              <w:t>1.155</w:t>
+            </w:r>
+          </w:p>
+        </w:tc>
+      </w:tr>
+      <w:tr>
+        <w:tc>
+          <w:tcPr>
+            <w:tcW w:type="dxa" w:w="2045"/>
+          </w:tcPr>
+          <w:p>
+            <w:r>
+              <w:t>mult_global_magnus</w:t>
+            </w:r>
+          </w:p>
+        </w:tc>
+        <w:tc>
+          <w:tcPr>
+            <w:tcW w:type="dxa" w:w="2045"/>
+          </w:tcPr>
+          <w:p>
+            <w:r>
+              <w:t>1</w:t>
+            </w:r>
+          </w:p>
+        </w:tc>
+        <w:tc>
+          <w:tcPr>
+            <w:tcW w:type="dxa" w:w="2045"/>
+          </w:tcPr>
+          <w:p>
+            <w:r>
+              <w:t>1.158</w:t>
+            </w:r>
+          </w:p>
+        </w:tc>
+        <w:tc>
+          <w:tcPr>
+            <w:tcW w:type="dxa" w:w="2045"/>
+          </w:tcPr>
+          <w:p>
+            <w:r>
+              <w:t>1.225</w:t>
+            </w:r>
+          </w:p>
+        </w:tc>
+        <w:tc>
+          <w:tcPr>
+            <w:tcW w:type="dxa" w:w="2045"/>
+          </w:tcPr>
+          <w:p>
+            <w:r>
+              <w:t>1.191</w:t>
+            </w:r>
+          </w:p>
+        </w:tc>
+      </w:tr>
+      <w:tr>
+        <w:tc>
+          <w:tcPr>
+            <w:tcW w:type="dxa" w:w="2045"/>
+          </w:tcPr>
+          <w:p>
+            <w:r>
+              <w:t>aditiva_tipo</w:t>
+            </w:r>
+          </w:p>
+        </w:tc>
+        <w:tc>
+          <w:tcPr>
+            <w:tcW w:type="dxa" w:w="2045"/>
+          </w:tcPr>
+          <w:p>
+            <w:r>
+              <w:t>14</w:t>
+            </w:r>
+          </w:p>
+        </w:tc>
+        <w:tc>
+          <w:tcPr>
+            <w:tcW w:type="dxa" w:w="2045"/>
+          </w:tcPr>
+          <w:p>
+            <w:r>
+              <w:t>1.525</w:t>
+            </w:r>
+          </w:p>
+        </w:tc>
+        <w:tc>
+          <w:tcPr>
+            <w:tcW w:type="dxa" w:w="2045"/>
+          </w:tcPr>
+          <w:p>
+            <w:r>
+              <w:t>1.525</w:t>
+            </w:r>
+          </w:p>
+        </w:tc>
+        <w:tc>
+          <w:tcPr>
+            <w:tcW w:type="dxa" w:w="2045"/>
+          </w:tcPr>
+          <w:p>
+            <w:r>
+              <w:t>1.525</w:t>
+            </w:r>
+          </w:p>
+        </w:tc>
+      </w:tr>
+      <w:tr>
+        <w:tc>
+          <w:tcPr>
+            <w:tcW w:type="dxa" w:w="2045"/>
+          </w:tcPr>
+          <w:p>
+            <w:r>
+              <w:t>sin_cambio</w:t>
+            </w:r>
+          </w:p>
+        </w:tc>
+        <w:tc>
+          <w:tcPr>
+            <w:tcW w:type="dxa" w:w="2045"/>
+          </w:tcPr>
+          <w:p>
+            <w:r>
+              <w:t>0</w:t>
+            </w:r>
+          </w:p>
+        </w:tc>
+        <w:tc>
+          <w:tcPr>
+            <w:tcW w:type="dxa" w:w="2045"/>
+          </w:tcPr>
+          <w:p>
+            <w:r>
+              <w:t>3.264</w:t>
+            </w:r>
+          </w:p>
+        </w:tc>
+        <w:tc>
+          <w:tcPr>
+            <w:tcW w:type="dxa" w:w="2045"/>
+          </w:tcPr>
+          <w:p>
+            <w:r>
+              <w:t>3.472</w:t>
+            </w:r>
+          </w:p>
+        </w:tc>
+        <w:tc>
+          <w:tcPr>
+            <w:tcW w:type="dxa" w:w="2045"/>
+          </w:tcPr>
+          <w:p>
+            <w:r>
+              <w:t>3.368</w:t>
+            </w:r>
+          </w:p>
+        </w:tc>
+      </w:tr>
+    </w:tbl>
+    <w:p>
+      <w:pPr/>
+      <w:r>
+        <w:t>RMSE ponderado (pulgadas) al predecir las medias en Extreme de celdas pitcher x tipo x anio de la temporada futura a partir de sus medias en No, promedio de dos ventanas. Regla fijada antes: gana el menor RMSE, salvo que otra forma con menos parametros quede a menos de 2%. Las multiplicativas superan claramente a la aditiva (1.15 contra 1.53) y a no transformar (3.37). Elegida: mult_global_var. En Extreme, IVB x 0.769 [0.763, 0.775] y HB x 0.711 [0.703, 0.718] (historial 2024-25). El factor comun tipo Magnus (IVB y HB con el mismo r) queda 3% detras. Lectura fisica: el movimiento inducido por spin conserva ~77% en vertical y ~71% en horizontal, en linea con la caida de ~20% de densidad del aire que plantea el reto. Que HB caiga algo mas que IVB puede reflejar efectos no-Magnus (seam-shifted wake); no se modela aparte.</w:t>
+      </w:r>
+    </w:p>
+    <w:p>
+      <w:pPr>
+        <w:pStyle w:val="Heading2"/>
+      </w:pPr>
+      <w:r>
+        <w:t>36.2 D2: gradiente No -&gt; Medium -&gt; Extreme</w:t>
+      </w:r>
+    </w:p>
+    <w:tbl>
+      <w:tblPr>
+        <w:tblStyle w:val="TableGrid"/>
+        <w:tblW w:type="auto" w:w="0"/>
+        <w:tblLook w:firstColumn="1" w:firstRow="1" w:lastColumn="0" w:lastRow="0" w:noHBand="0" w:noVBand="1" w:val="04A0"/>
+      </w:tblPr>
+      <w:tblGrid>
+        <w:gridCol w:w="2045"/>
+        <w:gridCol w:w="2045"/>
+        <w:gridCol w:w="2045"/>
+        <w:gridCol w:w="2045"/>
+        <w:gridCol w:w="2045"/>
+      </w:tblGrid>
+      <w:tr>
+        <w:tc>
+          <w:tcPr>
+            <w:tcW w:type="dxa" w:w="2045"/>
+          </w:tcPr>
+          <w:p>
+            <w:r>
+              <w:t>Tipo</w:t>
+            </w:r>
+          </w:p>
+        </w:tc>
+        <w:tc>
+          <w:tcPr>
+            <w:tcW w:type="dxa" w:w="2045"/>
+          </w:tcPr>
+          <w:p>
+            <w:r>
+              <w:t>r Medium (Magnus)</w:t>
+            </w:r>
+          </w:p>
+        </w:tc>
+        <w:tc>
+          <w:tcPr>
+            <w:tcW w:type="dxa" w:w="2045"/>
+          </w:tcPr>
+          <w:p>
+            <w:r>
+              <w:t>r Extreme (Magnus)</w:t>
+            </w:r>
+          </w:p>
+        </w:tc>
+        <w:tc>
+          <w:tcPr>
+            <w:tcW w:type="dxa" w:w="2045"/>
+          </w:tcPr>
+          <w:p>
+            <w:r>
+              <w:t>Delta IVB Medium / Extreme (in)</w:t>
+            </w:r>
+          </w:p>
+        </w:tc>
+        <w:tc>
+          <w:tcPr>
+            <w:tcW w:type="dxa" w:w="2045"/>
+          </w:tcPr>
+          <w:p>
+            <w:r>
+              <w:t>Delta HB Medium / Extreme (in)</w:t>
+            </w:r>
+          </w:p>
+        </w:tc>
+      </w:tr>
+      <w:tr>
+        <w:tc>
+          <w:tcPr>
+            <w:tcW w:type="dxa" w:w="2045"/>
+          </w:tcPr>
+          <w:p>
+            <w:r>
+              <w:t>todos</w:t>
+            </w:r>
+          </w:p>
+        </w:tc>
+        <w:tc>
+          <w:tcPr>
+            <w:tcW w:type="dxa" w:w="2045"/>
+          </w:tcPr>
+          <w:p>
+            <w:r>
+              <w:t>0.814</w:t>
+            </w:r>
+          </w:p>
+        </w:tc>
+        <w:tc>
+          <w:tcPr>
+            <w:tcW w:type="dxa" w:w="2045"/>
+          </w:tcPr>
+          <w:p>
+            <w:r>
+              <w:t>0.743</w:t>
+            </w:r>
+          </w:p>
+        </w:tc>
+        <w:tc>
+          <w:tcPr>
+            <w:tcW w:type="dxa" w:w="2045"/>
+          </w:tcPr>
+          <w:p>
+            <w:r>
+              <w:t>-1.74 / -2.28</w:t>
+            </w:r>
+          </w:p>
+        </w:tc>
+        <w:tc>
+          <w:tcPr>
+            <w:tcW w:type="dxa" w:w="2045"/>
+          </w:tcPr>
+          <w:p>
+            <w:r>
+              <w:t>-1.32 / -1.88</w:t>
+            </w:r>
+          </w:p>
+        </w:tc>
+      </w:tr>
+      <w:tr>
+        <w:tc>
+          <w:tcPr>
+            <w:tcW w:type="dxa" w:w="2045"/>
+          </w:tcPr>
+          <w:p>
+            <w:r>
+              <w:t>Four-Seam</w:t>
+            </w:r>
+          </w:p>
+        </w:tc>
+        <w:tc>
+          <w:tcPr>
+            <w:tcW w:type="dxa" w:w="2045"/>
+          </w:tcPr>
+          <w:p>
+            <w:r>
+              <w:t>0.824</w:t>
+            </w:r>
+          </w:p>
+        </w:tc>
+        <w:tc>
+          <w:tcPr>
+            <w:tcW w:type="dxa" w:w="2045"/>
+          </w:tcPr>
+          <w:p>
+            <w:r>
+              <w:t>0.758</w:t>
+            </w:r>
+          </w:p>
+        </w:tc>
+        <w:tc>
+          <w:tcPr>
+            <w:tcW w:type="dxa" w:w="2045"/>
+          </w:tcPr>
+          <w:p>
+            <w:r>
+              <w:t>-2.78 / -3.83</w:t>
+            </w:r>
+          </w:p>
+        </w:tc>
+        <w:tc>
+          <w:tcPr>
+            <w:tcW w:type="dxa" w:w="2045"/>
+          </w:tcPr>
+          <w:p>
+            <w:r>
+              <w:t>-2.01 / -2.78</w:t>
+            </w:r>
+          </w:p>
+        </w:tc>
+      </w:tr>
+      <w:tr>
+        <w:tc>
+          <w:tcPr>
+            <w:tcW w:type="dxa" w:w="2045"/>
+          </w:tcPr>
+          <w:p>
+            <w:r>
+              <w:t>Sinker</w:t>
+            </w:r>
+          </w:p>
+        </w:tc>
+        <w:tc>
+          <w:tcPr>
+            <w:tcW w:type="dxa" w:w="2045"/>
+          </w:tcPr>
+          <w:p>
+            <w:r>
+              <w:t>0.817</w:t>
+            </w:r>
+          </w:p>
+        </w:tc>
+        <w:tc>
+          <w:tcPr>
+            <w:tcW w:type="dxa" w:w="2045"/>
+          </w:tcPr>
+          <w:p>
+            <w:r>
+              <w:t>0.737</w:t>
+            </w:r>
+          </w:p>
+        </w:tc>
+        <w:tc>
+          <w:tcPr>
+            <w:tcW w:type="dxa" w:w="2045"/>
+          </w:tcPr>
+          <w:p>
+            <w:r>
+              <w:t>-1.67 / -2.25</w:t>
+            </w:r>
+          </w:p>
+        </w:tc>
+        <w:tc>
+          <w:tcPr>
+            <w:tcW w:type="dxa" w:w="2045"/>
+          </w:tcPr>
+          <w:p>
+            <w:r>
+              <w:t>-2.85 / -4.36</w:t>
+            </w:r>
+          </w:p>
+        </w:tc>
+      </w:tr>
+      <w:tr>
+        <w:tc>
+          <w:tcPr>
+            <w:tcW w:type="dxa" w:w="2045"/>
+          </w:tcPr>
+          <w:p>
+            <w:r>
+              <w:t>Changeup</w:t>
+            </w:r>
+          </w:p>
+        </w:tc>
+        <w:tc>
+          <w:tcPr>
+            <w:tcW w:type="dxa" w:w="2045"/>
+          </w:tcPr>
+          <w:p>
+            <w:r>
+              <w:t>0.775</w:t>
+            </w:r>
+          </w:p>
+        </w:tc>
+        <w:tc>
+          <w:tcPr>
+            <w:tcW w:type="dxa" w:w="2045"/>
+          </w:tcPr>
+          <w:p>
+            <w:r>
+              <w:t>0.693</w:t>
+            </w:r>
+          </w:p>
+        </w:tc>
+        <w:tc>
+          <w:tcPr>
+            <w:tcW w:type="dxa" w:w="2045"/>
+          </w:tcPr>
+          <w:p>
+            <w:r>
+              <w:t>-1.72 / -2.07</w:t>
+            </w:r>
+          </w:p>
+        </w:tc>
+        <w:tc>
+          <w:tcPr>
+            <w:tcW w:type="dxa" w:w="2045"/>
+          </w:tcPr>
+          <w:p>
+            <w:r>
+              <w:t>-2.95 / -4.36</w:t>
+            </w:r>
+          </w:p>
+        </w:tc>
+      </w:tr>
+      <w:tr>
+        <w:tc>
+          <w:tcPr>
+            <w:tcW w:type="dxa" w:w="2045"/>
+          </w:tcPr>
+          <w:p>
+            <w:r>
+              <w:t>Slider</w:t>
+            </w:r>
+          </w:p>
+        </w:tc>
+        <w:tc>
+          <w:tcPr>
+            <w:tcW w:type="dxa" w:w="2045"/>
+          </w:tcPr>
+          <w:p>
+            <w:r>
+              <w:t>0.760</w:t>
+            </w:r>
+          </w:p>
+        </w:tc>
+        <w:tc>
+          <w:tcPr>
+            <w:tcW w:type="dxa" w:w="2045"/>
+          </w:tcPr>
+          <w:p>
+            <w:r>
+              <w:t>0.692</w:t>
+            </w:r>
+          </w:p>
+        </w:tc>
+        <w:tc>
+          <w:tcPr>
+            <w:tcW w:type="dxa" w:w="2045"/>
+          </w:tcPr>
+          <w:p>
+            <w:r>
+              <w:t>-0.62 / -0.69</w:t>
+            </w:r>
+          </w:p>
+        </w:tc>
+        <w:tc>
+          <w:tcPr>
+            <w:tcW w:type="dxa" w:w="2045"/>
+          </w:tcPr>
+          <w:p>
+            <w:r>
+              <w:t>+0.95 / +1.22</w:t>
+            </w:r>
+          </w:p>
+        </w:tc>
+      </w:tr>
+      <w:tr>
+        <w:tc>
+          <w:tcPr>
+            <w:tcW w:type="dxa" w:w="2045"/>
+          </w:tcPr>
+          <w:p>
+            <w:r>
+              <w:t>Curveball</w:t>
+            </w:r>
+          </w:p>
+        </w:tc>
+        <w:tc>
+          <w:tcPr>
+            <w:tcW w:type="dxa" w:w="2045"/>
+          </w:tcPr>
+          <w:p>
+            <w:r>
+              <w:t>0.812</w:t>
+            </w:r>
+          </w:p>
+        </w:tc>
+        <w:tc>
+          <w:tcPr>
+            <w:tcW w:type="dxa" w:w="2045"/>
+          </w:tcPr>
+          <w:p>
+            <w:r>
+              <w:t>0.722</w:t>
+            </w:r>
+          </w:p>
+        </w:tc>
+        <w:tc>
+          <w:tcPr>
+            <w:tcW w:type="dxa" w:w="2045"/>
+          </w:tcPr>
+          <w:p>
+            <w:r>
+              <w:t>+1.15 / +1.85</w:t>
+            </w:r>
+          </w:p>
+        </w:tc>
+        <w:tc>
+          <w:tcPr>
+            <w:tcW w:type="dxa" w:w="2045"/>
+          </w:tcPr>
+          <w:p>
+            <w:r>
+              <w:t>+2.10 / +3.26</w:t>
+            </w:r>
+          </w:p>
+        </w:tc>
+      </w:tr>
+      <w:tr>
+        <w:tc>
+          <w:tcPr>
+            <w:tcW w:type="dxa" w:w="2045"/>
+          </w:tcPr>
+          <w:p>
+            <w:r>
+              <w:t>Cutter</w:t>
+            </w:r>
+          </w:p>
+        </w:tc>
+        <w:tc>
+          <w:tcPr>
+            <w:tcW w:type="dxa" w:w="2045"/>
+          </w:tcPr>
+          <w:p>
+            <w:r>
+              <w:t>0.837</w:t>
+            </w:r>
+          </w:p>
+        </w:tc>
+        <w:tc>
+          <w:tcPr>
+            <w:tcW w:type="dxa" w:w="2045"/>
+          </w:tcPr>
+          <w:p>
+            <w:r>
+              <w:t>0.770</w:t>
+            </w:r>
+          </w:p>
+        </w:tc>
+        <w:tc>
+          <w:tcPr>
+            <w:tcW w:type="dxa" w:w="2045"/>
+          </w:tcPr>
+          <w:p>
+            <w:r>
+              <w:t>-1.68 / -2.49</w:t>
+            </w:r>
+          </w:p>
+        </w:tc>
+        <w:tc>
+          <w:tcPr>
+            <w:tcW w:type="dxa" w:w="2045"/>
+          </w:tcPr>
+          <w:p>
+            <w:r>
+              <w:t>-0.30 / -0.36</w:t>
+            </w:r>
+          </w:p>
+        </w:tc>
+      </w:tr>
+      <w:tr>
+        <w:tc>
+          <w:tcPr>
+            <w:tcW w:type="dxa" w:w="2045"/>
+          </w:tcPr>
+          <w:p>
+            <w:r>
+              <w:t>Splitter</w:t>
+            </w:r>
+          </w:p>
+        </w:tc>
+        <w:tc>
+          <w:tcPr>
+            <w:tcW w:type="dxa" w:w="2045"/>
+          </w:tcPr>
+          <w:p>
+            <w:r>
+              <w:t>0.674</w:t>
+            </w:r>
+          </w:p>
+        </w:tc>
+        <w:tc>
+          <w:tcPr>
+            <w:tcW w:type="dxa" w:w="2045"/>
+          </w:tcPr>
+          <w:p>
+            <w:r>
+              <w:t>0.573</w:t>
+            </w:r>
+          </w:p>
+        </w:tc>
+        <w:tc>
+          <w:tcPr>
+            <w:tcW w:type="dxa" w:w="2045"/>
+          </w:tcPr>
+          <w:p>
+            <w:r>
+              <w:t>-0.10 / +0.42</w:t>
+            </w:r>
+          </w:p>
+        </w:tc>
+        <w:tc>
+          <w:tcPr>
+            <w:tcW w:type="dxa" w:w="2045"/>
+          </w:tcPr>
+          <w:p>
+            <w:r>
+              <w:t>-2.97 / -3.51</w:t>
+            </w:r>
+          </w:p>
+        </w:tc>
+      </w:tr>
+    </w:tbl>
+    <w:p>
+      <w:pPr/>
+      <w:r>
+        <w:t>Within-pitcher, todas las temporadas, horizontales en convencion de diestro. Medium queda entre No y Extreme en los siete tipos (dosis-respuesta), a ~70% del camino en promedio. La lectura ambiental no depende de una comparacion binaria entre grupos de parques. Excepcion: el IVB del Splitter, con muy pocas celdas.</w:t>
+      </w:r>
+    </w:p>
+    <w:p>
+      <w:pPr>
+        <w:pStyle w:val="Heading2"/>
+      </w:pPr>
+      <w:r>
+        <w:t>36.3 D3: efecto en Stuff+ (Extreme - No)</w:t>
+      </w:r>
+    </w:p>
+    <w:tbl>
+      <w:tblPr>
+        <w:tblStyle w:val="TableGrid"/>
+        <w:tblW w:type="auto" w:w="0"/>
+        <w:tblLook w:firstColumn="1" w:firstRow="1" w:lastColumn="0" w:lastRow="0" w:noHBand="0" w:noVBand="1" w:val="04A0"/>
+      </w:tblPr>
+      <w:tblGrid>
+        <w:gridCol w:w="1461"/>
+        <w:gridCol w:w="1461"/>
+        <w:gridCol w:w="1461"/>
+        <w:gridCol w:w="1461"/>
+        <w:gridCol w:w="1461"/>
+        <w:gridCol w:w="1461"/>
+        <w:gridCol w:w="1461"/>
+      </w:tblGrid>
+      <w:tr>
+        <w:tc>
+          <w:tcPr>
+            <w:tcW w:type="dxa" w:w="1461"/>
+          </w:tcPr>
+          <w:p>
+            <w:r>
+              <w:t>Tipo</w:t>
+            </w:r>
+          </w:p>
+        </w:tc>
+        <w:tc>
+          <w:tcPr>
+            <w:tcW w:type="dxa" w:w="1461"/>
+          </w:tcPr>
+          <w:p>
+            <w:r>
+              <w:t>Modelado 2026 [IC95%]</w:t>
+            </w:r>
+          </w:p>
+        </w:tc>
+        <w:tc>
+          <w:tcPr>
+            <w:tcW w:type="dxa" w:w="1461"/>
+          </w:tcPr>
+          <w:p>
+            <w:r>
+              <w:t>Modelado 2025</w:t>
+            </w:r>
+          </w:p>
+        </w:tc>
+        <w:tc>
+          <w:tcPr>
+            <w:tcW w:type="dxa" w:w="1461"/>
+          </w:tcPr>
+          <w:p>
+            <w:r>
+              <w:t>Inverso 2026</w:t>
+            </w:r>
+          </w:p>
+        </w:tc>
+        <w:tc>
+          <w:tcPr>
+            <w:tcW w:type="dxa" w:w="1461"/>
+          </w:tcPr>
+          <w:p>
+            <w:r>
+              <w:t>Observado mismo pitcher 2026 [IC95%]</w:t>
+            </w:r>
+          </w:p>
+        </w:tc>
+        <w:tc>
+          <w:tcPr>
+            <w:tcW w:type="dxa" w:w="1461"/>
+          </w:tcPr>
+          <w:p>
+            <w:r>
+              <w:t>Observado 2025</w:t>
+            </w:r>
+          </w:p>
+        </w:tc>
+        <w:tc>
+          <w:tcPr>
+            <w:tcW w:type="dxa" w:w="1461"/>
+          </w:tcPr>
+          <w:p>
+            <w:r>
+              <w:t>Nivel</w:t>
+            </w:r>
+          </w:p>
+        </w:tc>
+      </w:tr>
+      <w:tr>
+        <w:tc>
+          <w:tcPr>
+            <w:tcW w:type="dxa" w:w="1461"/>
+          </w:tcPr>
+          <w:p>
+            <w:r>
+              <w:t>Four-Seam</w:t>
+            </w:r>
+          </w:p>
+        </w:tc>
+        <w:tc>
+          <w:tcPr>
+            <w:tcW w:type="dxa" w:w="1461"/>
+          </w:tcPr>
+          <w:p>
+            <w:r>
+              <w:t>-4.77 [-5.07, -4.48]</w:t>
+            </w:r>
+          </w:p>
+        </w:tc>
+        <w:tc>
+          <w:tcPr>
+            <w:tcW w:type="dxa" w:w="1461"/>
+          </w:tcPr>
+          <w:p>
+            <w:r>
+              <w:t>-4.14</w:t>
+            </w:r>
+          </w:p>
+        </w:tc>
+        <w:tc>
+          <w:tcPr>
+            <w:tcW w:type="dxa" w:w="1461"/>
+          </w:tcPr>
+          <w:p>
+            <w:r>
+              <w:t>-4.65</w:t>
+            </w:r>
+          </w:p>
+        </w:tc>
+        <w:tc>
+          <w:tcPr>
+            <w:tcW w:type="dxa" w:w="1461"/>
+          </w:tcPr>
+          <w:p>
+            <w:r>
+              <w:t>-4.71 [-5.37, -4.11]</w:t>
+            </w:r>
+          </w:p>
+        </w:tc>
+        <w:tc>
+          <w:tcPr>
+            <w:tcW w:type="dxa" w:w="1461"/>
+          </w:tcPr>
+          <w:p>
+            <w:r>
+              <w:t>-4.16</w:t>
+            </w:r>
+          </w:p>
+        </w:tc>
+        <w:tc>
+          <w:tcPr>
+            <w:tcW w:type="dxa" w:w="1461"/>
+          </w:tcPr>
+          <w:p>
+            <w:r>
+              <w:t>Robusto</w:t>
+            </w:r>
+          </w:p>
+        </w:tc>
+      </w:tr>
+      <w:tr>
+        <w:tc>
+          <w:tcPr>
+            <w:tcW w:type="dxa" w:w="1461"/>
+          </w:tcPr>
+          <w:p>
+            <w:r>
+              <w:t>Sinker</w:t>
+            </w:r>
+          </w:p>
+        </w:tc>
+        <w:tc>
+          <w:tcPr>
+            <w:tcW w:type="dxa" w:w="1461"/>
+          </w:tcPr>
+          <w:p>
+            <w:r>
+              <w:t>-2.81 [-3.21, -2.51]</w:t>
+            </w:r>
+          </w:p>
+        </w:tc>
+        <w:tc>
+          <w:tcPr>
+            <w:tcW w:type="dxa" w:w="1461"/>
+          </w:tcPr>
+          <w:p>
+            <w:r>
+              <w:t>-2.67</w:t>
+            </w:r>
+          </w:p>
+        </w:tc>
+        <w:tc>
+          <w:tcPr>
+            <w:tcW w:type="dxa" w:w="1461"/>
+          </w:tcPr>
+          <w:p>
+            <w:r>
+              <w:t>-3.16</w:t>
+            </w:r>
+          </w:p>
+        </w:tc>
+        <w:tc>
+          <w:tcPr>
+            <w:tcW w:type="dxa" w:w="1461"/>
+          </w:tcPr>
+          <w:p>
+            <w:r>
+              <w:t>-1.56 [-2.40, -0.71]</w:t>
+            </w:r>
+          </w:p>
+        </w:tc>
+        <w:tc>
+          <w:tcPr>
+            <w:tcW w:type="dxa" w:w="1461"/>
+          </w:tcPr>
+          <w:p>
+            <w:r>
+              <w:t>-2.73</w:t>
+            </w:r>
+          </w:p>
+        </w:tc>
+        <w:tc>
+          <w:tcPr>
+            <w:tcW w:type="dxa" w:w="1461"/>
+          </w:tcPr>
+          <w:p>
+            <w:r>
+              <w:t>Robusto</w:t>
+            </w:r>
+          </w:p>
+        </w:tc>
+      </w:tr>
+      <w:tr>
+        <w:tc>
+          <w:tcPr>
+            <w:tcW w:type="dxa" w:w="1461"/>
+          </w:tcPr>
+          <w:p>
+            <w:r>
+              <w:t>Changeup</w:t>
+            </w:r>
+          </w:p>
+        </w:tc>
+        <w:tc>
+          <w:tcPr>
+            <w:tcW w:type="dxa" w:w="1461"/>
+          </w:tcPr>
+          <w:p>
+            <w:r>
+              <w:t>-2.29 [-2.57, -1.99]</w:t>
+            </w:r>
+          </w:p>
+        </w:tc>
+        <w:tc>
+          <w:tcPr>
+            <w:tcW w:type="dxa" w:w="1461"/>
+          </w:tcPr>
+          <w:p>
+            <w:r>
+              <w:t>-1.66</w:t>
+            </w:r>
+          </w:p>
+        </w:tc>
+        <w:tc>
+          <w:tcPr>
+            <w:tcW w:type="dxa" w:w="1461"/>
+          </w:tcPr>
+          <w:p>
+            <w:r>
+              <w:t>-2.42</w:t>
+            </w:r>
+          </w:p>
+        </w:tc>
+        <w:tc>
+          <w:tcPr>
+            <w:tcW w:type="dxa" w:w="1461"/>
+          </w:tcPr>
+          <w:p>
+            <w:r>
+              <w:t>-0.89 [-2.05, +0.36]</w:t>
+            </w:r>
+          </w:p>
+        </w:tc>
+        <w:tc>
+          <w:tcPr>
+            <w:tcW w:type="dxa" w:w="1461"/>
+          </w:tcPr>
+          <w:p>
+            <w:r>
+              <w:t>+0.41</w:t>
+            </w:r>
+          </w:p>
+        </w:tc>
+        <w:tc>
+          <w:tcPr>
+            <w:tcW w:type="dxa" w:w="1461"/>
+          </w:tcPr>
+          <w:p>
+            <w:r>
+              <w:t>Condicional</w:t>
+            </w:r>
+          </w:p>
+        </w:tc>
+      </w:tr>
+      <w:tr>
+        <w:tc>
+          <w:tcPr>
+            <w:tcW w:type="dxa" w:w="1461"/>
+          </w:tcPr>
+          <w:p>
+            <w:r>
+              <w:t>Slider</w:t>
+            </w:r>
+          </w:p>
+        </w:tc>
+        <w:tc>
+          <w:tcPr>
+            <w:tcW w:type="dxa" w:w="1461"/>
+          </w:tcPr>
+          <w:p>
+            <w:r>
+              <w:t>-1.61 [-1.81, -1.45]</w:t>
+            </w:r>
+          </w:p>
+        </w:tc>
+        <w:tc>
+          <w:tcPr>
+            <w:tcW w:type="dxa" w:w="1461"/>
+          </w:tcPr>
+          <w:p>
+            <w:r>
+              <w:t>-0.61</w:t>
+            </w:r>
+          </w:p>
+        </w:tc>
+        <w:tc>
+          <w:tcPr>
+            <w:tcW w:type="dxa" w:w="1461"/>
+          </w:tcPr>
+          <w:p>
+            <w:r>
+              <w:t>-1.73</w:t>
+            </w:r>
+          </w:p>
+        </w:tc>
+        <w:tc>
+          <w:tcPr>
+            <w:tcW w:type="dxa" w:w="1461"/>
+          </w:tcPr>
+          <w:p>
+            <w:r>
+              <w:t>+0.28 [-0.18, +0.74]</w:t>
+            </w:r>
+          </w:p>
+        </w:tc>
+        <w:tc>
+          <w:tcPr>
+            <w:tcW w:type="dxa" w:w="1461"/>
+          </w:tcPr>
+          <w:p>
+            <w:r>
+              <w:t>+0.09</w:t>
+            </w:r>
+          </w:p>
+        </w:tc>
+        <w:tc>
+          <w:tcPr>
+            <w:tcW w:type="dxa" w:w="1461"/>
+          </w:tcPr>
+          <w:p>
+            <w:r>
+              <w:t>Condicional</w:t>
+            </w:r>
+          </w:p>
+        </w:tc>
+      </w:tr>
+      <w:tr>
+        <w:tc>
+          <w:tcPr>
+            <w:tcW w:type="dxa" w:w="1461"/>
+          </w:tcPr>
+          <w:p>
+            <w:r>
+              <w:t>Curveball</w:t>
+            </w:r>
+          </w:p>
+        </w:tc>
+        <w:tc>
+          <w:tcPr>
+            <w:tcW w:type="dxa" w:w="1461"/>
+          </w:tcPr>
+          <w:p>
+            <w:r>
+              <w:t>-1.24 [-1.46, -1.00]</w:t>
+            </w:r>
+          </w:p>
+        </w:tc>
+        <w:tc>
+          <w:tcPr>
+            <w:tcW w:type="dxa" w:w="1461"/>
+          </w:tcPr>
+          <w:p>
+            <w:r>
+              <w:t>-0.51</w:t>
+            </w:r>
+          </w:p>
+        </w:tc>
+        <w:tc>
+          <w:tcPr>
+            <w:tcW w:type="dxa" w:w="1461"/>
+          </w:tcPr>
+          <w:p>
+            <w:r>
+              <w:t>-1.32</w:t>
+            </w:r>
+          </w:p>
+        </w:tc>
+        <w:tc>
+          <w:tcPr>
+            <w:tcW w:type="dxa" w:w="1461"/>
+          </w:tcPr>
+          <w:p>
+            <w:r>
+              <w:t>-0.19 [-1.96, +1.42]</w:t>
+            </w:r>
+          </w:p>
+        </w:tc>
+        <w:tc>
+          <w:tcPr>
+            <w:tcW w:type="dxa" w:w="1461"/>
+          </w:tcPr>
+          <w:p>
+            <w:r>
+              <w:t>-0.27</w:t>
+            </w:r>
+          </w:p>
+        </w:tc>
+        <w:tc>
+          <w:tcPr>
+            <w:tcW w:type="dxa" w:w="1461"/>
+          </w:tcPr>
+          <w:p>
+            <w:r>
+              <w:t>Condicional</w:t>
+            </w:r>
+          </w:p>
+        </w:tc>
+      </w:tr>
+      <w:tr>
+        <w:tc>
+          <w:tcPr>
+            <w:tcW w:type="dxa" w:w="1461"/>
+          </w:tcPr>
+          <w:p>
+            <w:r>
+              <w:t>Cutter</w:t>
+            </w:r>
+          </w:p>
+        </w:tc>
+        <w:tc>
+          <w:tcPr>
+            <w:tcW w:type="dxa" w:w="1461"/>
+          </w:tcPr>
+          <w:p>
+            <w:r>
+              <w:t>-0.91 [-1.22, -0.58]</w:t>
+            </w:r>
+          </w:p>
+        </w:tc>
+        <w:tc>
+          <w:tcPr>
+            <w:tcW w:type="dxa" w:w="1461"/>
+          </w:tcPr>
+          <w:p>
+            <w:r>
+              <w:t>-0.28</w:t>
+            </w:r>
+          </w:p>
+        </w:tc>
+        <w:tc>
+          <w:tcPr>
+            <w:tcW w:type="dxa" w:w="1461"/>
+          </w:tcPr>
+          <w:p>
+            <w:r>
+              <w:t>-1.17</w:t>
+            </w:r>
+          </w:p>
+        </w:tc>
+        <w:tc>
+          <w:tcPr>
+            <w:tcW w:type="dxa" w:w="1461"/>
+          </w:tcPr>
+          <w:p>
+            <w:r>
+              <w:t>+0.85 [-0.84, +2.52]</w:t>
+            </w:r>
+          </w:p>
+        </w:tc>
+        <w:tc>
+          <w:tcPr>
+            <w:tcW w:type="dxa" w:w="1461"/>
+          </w:tcPr>
+          <w:p>
+            <w:r>
+              <w:t>+2.53</w:t>
+            </w:r>
+          </w:p>
+        </w:tc>
+        <w:tc>
+          <w:tcPr>
+            <w:tcW w:type="dxa" w:w="1461"/>
+          </w:tcPr>
+          <w:p>
+            <w:r>
+              <w:t>Incierto</w:t>
+            </w:r>
+          </w:p>
+        </w:tc>
+      </w:tr>
+      <w:tr>
+        <w:tc>
+          <w:tcPr>
+            <w:tcW w:type="dxa" w:w="1461"/>
+          </w:tcPr>
+          <w:p>
+            <w:r>
+              <w:t>Splitter</w:t>
+            </w:r>
+          </w:p>
+        </w:tc>
+        <w:tc>
+          <w:tcPr>
+            <w:tcW w:type="dxa" w:w="1461"/>
+          </w:tcPr>
+          <w:p>
+            <w:r>
+              <w:t>-1.22 [-1.87, -0.40]</w:t>
+            </w:r>
+          </w:p>
+        </w:tc>
+        <w:tc>
+          <w:tcPr>
+            <w:tcW w:type="dxa" w:w="1461"/>
+          </w:tcPr>
+          <w:p>
+            <w:r>
+              <w:t>-0.91</w:t>
+            </w:r>
+          </w:p>
+        </w:tc>
+        <w:tc>
+          <w:tcPr>
+            <w:tcW w:type="dxa" w:w="1461"/>
+          </w:tcPr>
+          <w:p>
+            <w:r>
+              <w:t>-0.39</w:t>
+            </w:r>
+          </w:p>
+        </w:tc>
+        <w:tc>
+          <w:tcPr>
+            <w:tcW w:type="dxa" w:w="1461"/>
+          </w:tcPr>
+          <w:p>
+            <w:r>
+              <w:t>n/d</w:t>
+            </w:r>
+          </w:p>
+        </w:tc>
+        <w:tc>
+          <w:tcPr>
+            <w:tcW w:type="dxa" w:w="1461"/>
+          </w:tcPr>
+          <w:p>
+            <w:r>
+              <w:t>-1.22</w:t>
+            </w:r>
+          </w:p>
+        </w:tc>
+        <w:tc>
+          <w:tcPr>
+            <w:tcW w:type="dxa" w:w="1461"/>
+          </w:tcPr>
+          <w:p>
+            <w:r>
+              <w:t>Incierto</w:t>
+            </w:r>
+          </w:p>
+        </w:tc>
+      </w:tr>
+    </w:tbl>
+    <w:p>
+      <w:pPr/>
+      <w:r>
+        <w:t>Modelado = Stuff+ de los pitches observados en No, transformados a Extreme, menos su Stuff+ original (bootstrap por pitcher B = 200 sobre celdas y cohorte). Inverso = pitches observados en Extreme llevados a No. Observado = diferencia del Stuff+ real del mismo pitcher x tipo entre Extreme y No (celdas &gt;= 20 pitches en ambos). Sensibilidad a la forma (21_delta_by_pitch_type.csv): la aditiva da efectos algo menores y la Magnus algo mayores, con el mismo orden.</w:t>
+      </w:r>
+    </w:p>
+    <w:p>
+      <w:pPr/>
+      <w:r>
+        <w:t>Hallazgo central: en las rectas el efecto modelado coincide con el observado (Four-Seam -4.77 contra -4.71 en 2026 y -4.14 contra -4.16 en 2025; Sinker tambien negativo en ambas). En slider, changeup y curva el modelo predice una perdida por movimiento de 1.2 a 2.3 puntos, pero el Stuff+ observado del mismo pitcher en altitud casi no cae (-0.9 a +0.3). Explicacion plausible, no probada: compensacion del pitcher (en Extreme el slider sale con +42 rpm y +0.5 mph en el mismo pitcher; placebo de 11) o diferencias de tracking entre parques. Por eso se endurecio la regla: Robusto exige ademas que el contraste observado confirme el signo en ambas ventanas. Quedan Robusto Four-Seam y Sinker; Condicional Changeup, Slider y Curveball; Incierto Cutter y Splitter (pocas celdas).</w:t>
+      </w:r>
+    </w:p>
+    <w:p>
+      <w:pPr/>
+      <w:r>
+        <w:t>Por pitcher (2026, &gt;= 100 pitches en No): delta medio -2.97, SD entre pitchers 1.33. Por shape (tercil de IVB x tercil de |HB| dentro del tipo): las rectas de IVB alto pierden mas (Four-Seam de IVB alto -5.8 a -6.5; de IVB bajo y |HB| bajo -2.4), sin correccion por comparaciones multiples (21_delta_by_shape_bin.csv).</w:t>
+      </w:r>
+    </w:p>
+    <w:p>
+      <w:pPr>
+        <w:pStyle w:val="Heading2"/>
+      </w:pPr>
+      <w:r>
+        <w:t>36.4 D4: hipotesis H1-H4</w:t>
+      </w:r>
+    </w:p>
+    <w:tbl>
+      <w:tblPr>
+        <w:tblStyle w:val="TableGrid"/>
+        <w:tblW w:type="auto" w:w="0"/>
+        <w:tblLook w:firstColumn="1" w:firstRow="1" w:lastColumn="0" w:lastRow="0" w:noHBand="0" w:noVBand="1" w:val="04A0"/>
+      </w:tblPr>
+      <w:tblGrid>
+        <w:gridCol w:w="3408"/>
+        <w:gridCol w:w="3408"/>
+        <w:gridCol w:w="3408"/>
+      </w:tblGrid>
+      <w:tr>
+        <w:tc>
+          <w:tcPr>
+            <w:tcW w:type="dxa" w:w="3408"/>
+          </w:tcPr>
+          <w:p>
+            <w:r>
+              <w:t>Hipotesis</w:t>
+            </w:r>
+          </w:p>
+        </w:tc>
+        <w:tc>
+          <w:tcPr>
+            <w:tcW w:type="dxa" w:w="3408"/>
+          </w:tcPr>
+          <w:p>
+            <w:r>
+              <w:t>Evidencia</w:t>
+            </w:r>
+          </w:p>
+        </w:tc>
+        <w:tc>
+          <w:tcPr>
+            <w:tcW w:type="dxa" w:w="3408"/>
+          </w:tcPr>
+          <w:p>
+            <w:r>
+              <w:t>Veredicto</w:t>
+            </w:r>
+          </w:p>
+        </w:tc>
+      </w:tr>
+      <w:tr>
+        <w:tc>
+          <w:tcPr>
+            <w:tcW w:type="dxa" w:w="3408"/>
+          </w:tcPr>
+          <w:p>
+            <w:r>
+              <w:t>H1: la baja densidad reduce el movimiento inducido por spin</w:t>
+            </w:r>
+          </w:p>
+        </w:tc>
+        <w:tc>
+          <w:tcPr>
+            <w:tcW w:type="dxa" w:w="3408"/>
+          </w:tcPr>
+          <w:p>
+            <w:r>
+              <w:t>Movimiento conservado (within-pitcher, r Magnus): Medium 0.814, Extreme 0.743 (No = 1); gradiente monotono en los 7 tipos; transformacion validada en temporada futura (20). Efecto en Stuff+ 2026 (modelado / observado mismo pitcher): Four-Seam -4.77 / -4.71; Sinker -2.81 / -1.56; Changeup -2.29 / -0.89; Slider -1.61 / +0.28; Curveball -1.24 / -0.19</w:t>
+            </w:r>
+          </w:p>
+        </w:tc>
+        <w:tc>
+          <w:tcPr>
+            <w:tcW w:type="dxa" w:w="3408"/>
+          </w:tcPr>
+          <w:p>
+            <w:r>
+              <w:t>Soportada en movimiento (todos los tipos) y en Stuff+ observado para rectas; en slider/changeup/curva la perdida modelada no aparece en el neto observado</w:t>
+            </w:r>
+          </w:p>
+        </w:tc>
+      </w:tr>
+      <w:tr>
+        <w:tc>
+          <w:tcPr>
+            <w:tcW w:type="dxa" w:w="3408"/>
+          </w:tcPr>
+          <w:p>
+            <w:r>
+              <w:t>H2: pitches por diferencial de velocidad pierden menos valor relativo</w:t>
+            </w:r>
+          </w:p>
+        </w:tc>
+        <w:tc>
+          <w:tcPr>
+            <w:tcW w:type="dxa" w:w="3408"/>
+          </w:tcPr>
+          <w:p>
+            <w:r>
+              <w:t>Delta Stuff+ 2026: changeup/splitter -2.23 vs Magnus -2.99; diferencia +0.76 [+0.46, +1.16]</w:t>
+            </w:r>
+          </w:p>
+        </w:tc>
+        <w:tc>
+          <w:tcPr>
+            <w:tcW w:type="dxa" w:w="3408"/>
+          </w:tcPr>
+          <w:p>
+            <w:r>
+              <w:t>Soportada en terminos relativos: pierden menos, pero no ganan</w:t>
+            </w:r>
+          </w:p>
+        </w:tc>
+      </w:tr>
+      <w:tr>
+        <w:tc>
+          <w:tcPr>
+            <w:tcW w:type="dxa" w:w="3408"/>
+          </w:tcPr>
+          <w:p>
+            <w:r>
+              <w:t>H3: los groundball pitchers valen mas en altitud</w:t>
+            </w:r>
+          </w:p>
+        </w:tc>
+        <w:tc>
+          <w:tcPr>
+            <w:tcW w:type="dxa" w:w="3408"/>
+          </w:tcPr>
+          <w:p>
+            <w:r>
+              <w:t>Ventaja GB - FB en runs: No +0.142, Extreme +0.247; HR/FB within-pitcher +0.047 [+0.020, +0.077]; dano de contacto esperado menor en pitches de alta propension GB (18, guia 34.3)</w:t>
+            </w:r>
+          </w:p>
+        </w:tc>
+        <w:tc>
+          <w:tcPr>
+            <w:tcW w:type="dxa" w:w="3408"/>
+          </w:tcPr>
+          <w:p>
+            <w:r>
+              <w:t>Soportada (descriptiva; no entra al Stuff+)</w:t>
+            </w:r>
+          </w:p>
+        </w:tc>
+      </w:tr>
+      <w:tr>
+        <w:tc>
+          <w:tcPr>
+            <w:tcW w:type="dxa" w:w="3408"/>
+          </w:tcPr>
+          <w:p>
+            <w:r>
+              <w:t>H4: el spin rate solo es insuficiente</w:t>
+            </w:r>
+          </w:p>
+        </w:tc>
+        <w:tc>
+          <w:tcPr>
+            <w:tcW w:type="dxa" w:w="3408"/>
+          </w:tcPr>
+          <w:p>
+            <w:r>
+              <w:t>Mismo pitcher: el movimiento por 1000 rpm conserva 0.817 en Medium y 0.761 [0.756, 0.767] en Extreme, con SpinRate practicamente igual (+4.6 rpm): las mismas rpm producen menos movimiento. Predictivamente, spin sin movimiento y movimiento sin spin dan AUC de whiff casi iguales en Extreme (0.6205 vs 0.6204; completo 0.6215)</w:t>
+            </w:r>
+          </w:p>
+        </w:tc>
+        <w:tc>
+          <w:tcPr>
+            <w:tcW w:type="dxa" w:w="3408"/>
+          </w:tcPr>
+          <w:p>
+            <w:r>
+              <w:t>Parcial: soportada en lo fisico (rpm -&gt; movimiento se degrada en altitud); no en lo predictivo (spin y movimiento aportan senal similar al modelo)</w:t>
+            </w:r>
+          </w:p>
+        </w:tc>
+      </w:tr>
+    </w:tbl>
+    <w:p>
+      <w:pPr>
+        <w:pStyle w:val="Heading2"/>
+      </w:pPr>
+      <w:r>
+        <w:t>36.5 D5: perfil fisico ideal en Extreme (Stuff+ limpio)</w:t>
+      </w:r>
+    </w:p>
+    <w:tbl>
+      <w:tblPr>
+        <w:tblStyle w:val="TableGrid"/>
+        <w:tblW w:type="auto" w:w="0"/>
+        <w:tblLook w:firstColumn="1" w:firstRow="1" w:lastColumn="0" w:lastRow="0" w:noHBand="0" w:noVBand="1" w:val="04A0"/>
+      </w:tblPr>
+      <w:tblGrid>
+        <w:gridCol w:w="3408"/>
+        <w:gridCol w:w="3408"/>
+        <w:gridCol w:w="3408"/>
+      </w:tblGrid>
+      <w:tr>
+        <w:tc>
+          <w:tcPr>
+            <w:tcW w:type="dxa" w:w="3408"/>
+          </w:tcPr>
+          <w:p>
+            <w:r>
+              <w:t>Tipo</w:t>
+            </w:r>
+          </w:p>
+        </w:tc>
+        <w:tc>
+          <w:tcPr>
+            <w:tcW w:type="dxa" w:w="3408"/>
+          </w:tcPr>
+          <w:p>
+            <w:r>
+              <w:t>Caracteristicas del perfil (zona P25-P75 del quintil superior; mediana del tipo)</w:t>
+            </w:r>
+          </w:p>
+        </w:tc>
+        <w:tc>
+          <w:tcPr>
+            <w:tcW w:type="dxa" w:w="3408"/>
+          </w:tcPr>
+          <w:p>
+            <w:r>
+              <w:t>Entorno</w:t>
+            </w:r>
+          </w:p>
+        </w:tc>
+      </w:tr>
+      <w:tr>
+        <w:tc>
+          <w:tcPr>
+            <w:tcW w:type="dxa" w:w="3408"/>
+          </w:tcPr>
+          <w:p>
+            <w:r>
+              <w:t>Four-Seam</w:t>
+            </w:r>
+          </w:p>
+        </w:tc>
+        <w:tc>
+          <w:tcPr>
+            <w:tcW w:type="dxa" w:w="3408"/>
+          </w:tcPr>
+          <w:p>
+            <w:r>
+              <w:t>RelSpeed 92.8 a 95.1 (91.7); InducedVertBreak 12.8 a 15.5 (13.1); SpinRate 2257.8 a 2458.9 (2307.5); SpinAxis 200.4 a 215.3 (211.3); velo_diff_vs_fb 0.6 a 2.4 (0.1); ivb_diff_vs_fb -2.6 a 1.0 (-1.6); pitch_usage_pct 0.5 a 0.6 (0.5)</w:t>
+            </w:r>
+          </w:p>
+        </w:tc>
+        <w:tc>
+          <w:tcPr>
+            <w:tcW w:type="dxa" w:w="3408"/>
+          </w:tcPr>
+          <w:p>
+            <w:r>
+              <w:t>compartido con nivel del mar; especifico de altitud</w:t>
+            </w:r>
+          </w:p>
+        </w:tc>
+      </w:tr>
+      <w:tr>
+        <w:tc>
+          <w:tcPr>
+            <w:tcW w:type="dxa" w:w="3408"/>
+          </w:tcPr>
+          <w:p>
+            <w:r>
+              <w:t>Sinker</w:t>
+            </w:r>
+          </w:p>
+        </w:tc>
+        <w:tc>
+          <w:tcPr>
+            <w:tcW w:type="dxa" w:w="3408"/>
+          </w:tcPr>
+          <w:p>
+            <w:r>
+              <w:t>RelSpeed 90.9 a 94.3 (91.1); InducedVertBreak 4.2 a 9.0 (8.3); SpinAxis 235.3 a 254.5 (237.3); velo_diff_vs_fb -0.0 a 2.0 (-0.2)</w:t>
+            </w:r>
+          </w:p>
+        </w:tc>
+        <w:tc>
+          <w:tcPr>
+            <w:tcW w:type="dxa" w:w="3408"/>
+          </w:tcPr>
+          <w:p>
+            <w:r>
+              <w:t>compartido con nivel del mar; especifico de altitud</w:t>
+            </w:r>
+          </w:p>
+        </w:tc>
+      </w:tr>
+      <w:tr>
+        <w:tc>
+          <w:tcPr>
+            <w:tcW w:type="dxa" w:w="3408"/>
+          </w:tcPr>
+          <w:p>
+            <w:r>
+              <w:t>Changeup</w:t>
+            </w:r>
+          </w:p>
+        </w:tc>
+        <w:tc>
+          <w:tcPr>
+            <w:tcW w:type="dxa" w:w="3408"/>
+          </w:tcPr>
+          <w:p>
+            <w:r>
+              <w:t>RelSpeed 78.3 a 82.8 (82.8); InducedVertBreak -1.8 a 3.0 (4.7); SpinAxis 257.2 a 285.7 (248.5); velo_diff_vs_fb -10.4 a -7.2 (-7.6); ivb_diff_vs_fb -12.9 a -8.7 (-7.8); pitch_usage_pct 0.2 a 0.4 (0.2)</w:t>
+            </w:r>
+          </w:p>
+        </w:tc>
+        <w:tc>
+          <w:tcPr>
+            <w:tcW w:type="dxa" w:w="3408"/>
+          </w:tcPr>
+          <w:p>
+            <w:r>
+              <w:t>compartido con nivel del mar</w:t>
+            </w:r>
+          </w:p>
+        </w:tc>
+      </w:tr>
+      <w:tr>
+        <w:tc>
+          <w:tcPr>
+            <w:tcW w:type="dxa" w:w="3408"/>
+          </w:tcPr>
+          <w:p>
+            <w:r>
+              <w:t>Slider</w:t>
+            </w:r>
+          </w:p>
+        </w:tc>
+        <w:tc>
+          <w:tcPr>
+            <w:tcW w:type="dxa" w:w="3408"/>
+          </w:tcPr>
+          <w:p>
+            <w:r>
+              <w:t>InducedVertBreak -2.7 a 1.6 (2.6); SpinRate 2345.3 a 2699.5 (2408.7); ivb_diff_vs_fb -16.2 a -10.2 (-10.9); pitch_usage_pct 0.3 a 0.4 (0.3)</w:t>
+            </w:r>
+          </w:p>
+        </w:tc>
+        <w:tc>
+          <w:tcPr>
+            <w:tcW w:type="dxa" w:w="3408"/>
+          </w:tcPr>
+          <w:p>
+            <w:r>
+              <w:t>compartido con nivel del mar; especifico de altitud</w:t>
+            </w:r>
+          </w:p>
+        </w:tc>
+      </w:tr>
+      <w:tr>
+        <w:tc>
+          <w:tcPr>
+            <w:tcW w:type="dxa" w:w="3408"/>
+          </w:tcPr>
+          <w:p>
+            <w:r>
+              <w:t>Curveball</w:t>
+            </w:r>
+          </w:p>
+        </w:tc>
+        <w:tc>
+          <w:tcPr>
+            <w:tcW w:type="dxa" w:w="3408"/>
+          </w:tcPr>
+          <w:p>
+            <w:r>
+              <w:t>RelSpeed 78.3 a 81.8 (77.7); HorzBreak -8.4 a -0.7 (-6.7); RelHeight 5.2 a 5.8 (5.7); velo_diff_vs_fb -10.8 a -8.8 (-12.7); pitch_usage_pct 0.1 a 0.2 (0.1)</w:t>
+            </w:r>
+          </w:p>
+        </w:tc>
+        <w:tc>
+          <w:tcPr>
+            <w:tcW w:type="dxa" w:w="3408"/>
+          </w:tcPr>
+          <w:p>
+            <w:r>
+              <w:t>compartido con nivel del mar; especifico de altitud</w:t>
+            </w:r>
+          </w:p>
+        </w:tc>
+      </w:tr>
+      <w:tr>
+        <w:tc>
+          <w:tcPr>
+            <w:tcW w:type="dxa" w:w="3408"/>
+          </w:tcPr>
+          <w:p>
+            <w:r>
+              <w:t>Cutter</w:t>
+            </w:r>
+          </w:p>
+        </w:tc>
+        <w:tc>
+          <w:tcPr>
+            <w:tcW w:type="dxa" w:w="3408"/>
+          </w:tcPr>
+          <w:p>
+            <w:r>
+              <w:t>InducedVertBreak 3.6 a 8.1 (7.6); HorzBreak -3.4 a -0.1 (-0.1); SpinRate 2353.6 a 2558.2 (2283.2); SpinAxis 139.2 a 178.5 (178.8); Extension 5.4 a 6.1 (5.9); ivb_diff_vs_fb -10.9 a -5.6 (-6.0); hb_diff_vs_fb -13.0 a -7.3 (-8.3)</w:t>
+            </w:r>
+          </w:p>
+        </w:tc>
+        <w:tc>
+          <w:tcPr>
+            <w:tcW w:type="dxa" w:w="3408"/>
+          </w:tcPr>
+          <w:p>
+            <w:r>
+              <w:t>compartido con nivel del mar; especifico de altitud</w:t>
+            </w:r>
+          </w:p>
+        </w:tc>
+      </w:tr>
+      <w:tr>
+        <w:tc>
+          <w:tcPr>
+            <w:tcW w:type="dxa" w:w="3408"/>
+          </w:tcPr>
+          <w:p>
+            <w:r>
+              <w:t>Splitter</w:t>
+            </w:r>
+          </w:p>
+        </w:tc>
+        <w:tc>
+          <w:tcPr>
+            <w:tcW w:type="dxa" w:w="3408"/>
+          </w:tcPr>
+          <w:p>
+            <w:r>
+              <w:t>pitch_usage_pct 0.2 a 0.2 (0.1)</w:t>
+            </w:r>
+          </w:p>
+        </w:tc>
+        <w:tc>
+          <w:tcPr>
+            <w:tcW w:type="dxa" w:w="3408"/>
+          </w:tcPr>
+          <w:p>
+            <w:r>
+              <w:t>especifico de altitud</w:t>
+            </w:r>
+          </w:p>
+        </w:tc>
+      </w:tr>
+    </w:tbl>
+    <w:p>
+      <w:pPr/>
+      <w:r>
+        <w:t>Criterio: |lift| &gt;= 0.10, IC que excluye 0 en 2025 y el mismo signo con IC sin 0 en 2026. Horizontales en convencion de diestro. Casi todo el perfil es compartido con nivel del mar: en altitud gana lo mismo que en el llano (velocidad y ride en rectas; menos IVB y mas separacion de velocidad y de IVB contra la recta en los secundarios).</w:t>
+      </w:r>
+    </w:p>
+    <w:tbl>
+      <w:tblPr>
+        <w:tblStyle w:val="TableGrid"/>
+        <w:tblW w:type="auto" w:w="0"/>
+        <w:tblLook w:firstColumn="1" w:firstRow="1" w:lastColumn="0" w:lastRow="0" w:noHBand="0" w:noVBand="1" w:val="04A0"/>
+      </w:tblPr>
+      <w:tblGrid>
+        <w:gridCol w:w="2556"/>
+        <w:gridCol w:w="2556"/>
+        <w:gridCol w:w="2556"/>
+        <w:gridCol w:w="2556"/>
+      </w:tblGrid>
+      <w:tr>
+        <w:tc>
+          <w:tcPr>
+            <w:tcW w:type="dxa" w:w="2556"/>
+          </w:tcPr>
+          <w:p>
+            <w:r>
+              <w:t>Tipo</w:t>
+            </w:r>
+          </w:p>
+        </w:tc>
+        <w:tc>
+          <w:tcPr>
+            <w:tcW w:type="dxa" w:w="2556"/>
+          </w:tcPr>
+          <w:p>
+            <w:r>
+              <w:t>Brecha whiff (pp) [IC95%]</w:t>
+            </w:r>
+          </w:p>
+        </w:tc>
+        <w:tc>
+          <w:tcPr>
+            <w:tcW w:type="dxa" w:w="2556"/>
+          </w:tcPr>
+          <w:p>
+            <w:r>
+              <w:t>Brecha chase (pp) [IC95%]</w:t>
+            </w:r>
+          </w:p>
+        </w:tc>
+        <w:tc>
+          <w:tcPr>
+            <w:tcW w:type="dxa" w:w="2556"/>
+          </w:tcPr>
+          <w:p>
+            <w:r>
+              <w:t>Estabilidad año a año pitcher x tipo (24-25 / 25-26)</w:t>
+            </w:r>
+          </w:p>
+        </w:tc>
+      </w:tr>
+      <w:tr>
+        <w:tc>
+          <w:tcPr>
+            <w:tcW w:type="dxa" w:w="2556"/>
+          </w:tcPr>
+          <w:p>
+            <w:r>
+              <w:t>Four-Seam</w:t>
+            </w:r>
+          </w:p>
+        </w:tc>
+        <w:tc>
+          <w:tcPr>
+            <w:tcW w:type="dxa" w:w="2556"/>
+          </w:tcPr>
+          <w:p>
+            <w:r>
+              <w:t>+7.1 [+5.7, +8.8]</w:t>
+            </w:r>
+          </w:p>
+        </w:tc>
+        <w:tc>
+          <w:tcPr>
+            <w:tcW w:type="dxa" w:w="2556"/>
+          </w:tcPr>
+          <w:p>
+            <w:r>
+              <w:t>+10.1 [+6.9, +13.1]</w:t>
+            </w:r>
+          </w:p>
+        </w:tc>
+        <w:tc>
+          <w:tcPr>
+            <w:tcW w:type="dxa" w:w="2556"/>
+          </w:tcPr>
+          <w:p>
+            <w:r>
+              <w:t>0.81 / 0.78</w:t>
+            </w:r>
+          </w:p>
+        </w:tc>
+      </w:tr>
+      <w:tr>
+        <w:tc>
+          <w:tcPr>
+            <w:tcW w:type="dxa" w:w="2556"/>
+          </w:tcPr>
+          <w:p>
+            <w:r>
+              <w:t>Sinker</w:t>
+            </w:r>
+          </w:p>
+        </w:tc>
+        <w:tc>
+          <w:tcPr>
+            <w:tcW w:type="dxa" w:w="2556"/>
+          </w:tcPr>
+          <w:p>
+            <w:r>
+              <w:t>+2.7 [+0.9, +4.7]</w:t>
+            </w:r>
+          </w:p>
+        </w:tc>
+        <w:tc>
+          <w:tcPr>
+            <w:tcW w:type="dxa" w:w="2556"/>
+          </w:tcPr>
+          <w:p>
+            <w:r>
+              <w:t>+7.2 [+2.8, +10.9]</w:t>
+            </w:r>
+          </w:p>
+        </w:tc>
+        <w:tc>
+          <w:tcPr>
+            <w:tcW w:type="dxa" w:w="2556"/>
+          </w:tcPr>
+          <w:p>
+            <w:r>
+              <w:t>0.86 / 0.82</w:t>
+            </w:r>
+          </w:p>
+        </w:tc>
+      </w:tr>
+      <w:tr>
+        <w:tc>
+          <w:tcPr>
+            <w:tcW w:type="dxa" w:w="2556"/>
+          </w:tcPr>
+          <w:p>
+            <w:r>
+              <w:t>Changeup</w:t>
+            </w:r>
+          </w:p>
+        </w:tc>
+        <w:tc>
+          <w:tcPr>
+            <w:tcW w:type="dxa" w:w="2556"/>
+          </w:tcPr>
+          <w:p>
+            <w:r>
+              <w:t>+8.7 [+5.0, +12.3]</w:t>
+            </w:r>
+          </w:p>
+        </w:tc>
+        <w:tc>
+          <w:tcPr>
+            <w:tcW w:type="dxa" w:w="2556"/>
+          </w:tcPr>
+          <w:p>
+            <w:r>
+              <w:t>+12.1 [+5.9, +17.7]</w:t>
+            </w:r>
+          </w:p>
+        </w:tc>
+        <w:tc>
+          <w:tcPr>
+            <w:tcW w:type="dxa" w:w="2556"/>
+          </w:tcPr>
+          <w:p>
+            <w:r>
+              <w:t>0.86 / 0.79</w:t>
+            </w:r>
+          </w:p>
+        </w:tc>
+      </w:tr>
+      <w:tr>
+        <w:tc>
+          <w:tcPr>
+            <w:tcW w:type="dxa" w:w="2556"/>
+          </w:tcPr>
+          <w:p>
+            <w:r>
+              <w:t>Slider</w:t>
+            </w:r>
+          </w:p>
+        </w:tc>
+        <w:tc>
+          <w:tcPr>
+            <w:tcW w:type="dxa" w:w="2556"/>
+          </w:tcPr>
+          <w:p>
+            <w:r>
+              <w:t>+5.0 [+2.6, +7.3]</w:t>
+            </w:r>
+          </w:p>
+        </w:tc>
+        <w:tc>
+          <w:tcPr>
+            <w:tcW w:type="dxa" w:w="2556"/>
+          </w:tcPr>
+          <w:p>
+            <w:r>
+              <w:t>+5.9 [+2.6, +9.6]</w:t>
+            </w:r>
+          </w:p>
+        </w:tc>
+        <w:tc>
+          <w:tcPr>
+            <w:tcW w:type="dxa" w:w="2556"/>
+          </w:tcPr>
+          <w:p>
+            <w:r>
+              <w:t>0.79 / 0.87</w:t>
+            </w:r>
+          </w:p>
+        </w:tc>
+      </w:tr>
+      <w:tr>
+        <w:tc>
+          <w:tcPr>
+            <w:tcW w:type="dxa" w:w="2556"/>
+          </w:tcPr>
+          <w:p>
+            <w:r>
+              <w:t>Curveball</w:t>
+            </w:r>
+          </w:p>
+        </w:tc>
+        <w:tc>
+          <w:tcPr>
+            <w:tcW w:type="dxa" w:w="2556"/>
+          </w:tcPr>
+          <w:p>
+            <w:r>
+              <w:t>+10.4 [+6.2, +14.9]</w:t>
+            </w:r>
+          </w:p>
+        </w:tc>
+        <w:tc>
+          <w:tcPr>
+            <w:tcW w:type="dxa" w:w="2556"/>
+          </w:tcPr>
+          <w:p>
+            <w:r>
+              <w:t>+11.9 [+5.9, +18.8]</w:t>
+            </w:r>
+          </w:p>
+        </w:tc>
+        <w:tc>
+          <w:tcPr>
+            <w:tcW w:type="dxa" w:w="2556"/>
+          </w:tcPr>
+          <w:p>
+            <w:r>
+              <w:t>0.88 / 0.88</w:t>
+            </w:r>
+          </w:p>
+        </w:tc>
+      </w:tr>
+      <w:tr>
+        <w:tc>
+          <w:tcPr>
+            <w:tcW w:type="dxa" w:w="2556"/>
+          </w:tcPr>
+          <w:p>
+            <w:r>
+              <w:t>Cutter</w:t>
+            </w:r>
+          </w:p>
+        </w:tc>
+        <w:tc>
+          <w:tcPr>
+            <w:tcW w:type="dxa" w:w="2556"/>
+          </w:tcPr>
+          <w:p>
+            <w:r>
+              <w:t>+5.8 [+1.3, +11.3]</w:t>
+            </w:r>
+          </w:p>
+        </w:tc>
+        <w:tc>
+          <w:tcPr>
+            <w:tcW w:type="dxa" w:w="2556"/>
+          </w:tcPr>
+          <w:p>
+            <w:r>
+              <w:t>+9.6 [+1.7, +18.4]</w:t>
+            </w:r>
+          </w:p>
+        </w:tc>
+        <w:tc>
+          <w:tcPr>
+            <w:tcW w:type="dxa" w:w="2556"/>
+          </w:tcPr>
+          <w:p>
+            <w:r>
+              <w:t>0.87 / 0.89</w:t>
+            </w:r>
+          </w:p>
+        </w:tc>
+      </w:tr>
+      <w:tr>
+        <w:tc>
+          <w:tcPr>
+            <w:tcW w:type="dxa" w:w="2556"/>
+          </w:tcPr>
+          <w:p>
+            <w:r>
+              <w:t>Splitter</w:t>
+            </w:r>
+          </w:p>
+        </w:tc>
+        <w:tc>
+          <w:tcPr>
+            <w:tcW w:type="dxa" w:w="2556"/>
+          </w:tcPr>
+          <w:p>
+            <w:r>
+              <w:t>+2.9 [-6.4, +11.6]</w:t>
+            </w:r>
+          </w:p>
+        </w:tc>
+        <w:tc>
+          <w:tcPr>
+            <w:tcW w:type="dxa" w:w="2556"/>
+          </w:tcPr>
+          <w:p>
+            <w:r>
+              <w:t>-6.6 [-22.7, +6.0]</w:t>
+            </w:r>
+          </w:p>
+        </w:tc>
+        <w:tc>
+          <w:tcPr>
+            <w:tcW w:type="dxa" w:w="2556"/>
+          </w:tcPr>
+          <w:p>
+            <w:r>
+              <w:t>0.88 / 0.46</w:t>
+            </w:r>
+          </w:p>
+        </w:tc>
+      </w:tr>
+    </w:tbl>
+    <w:p>
+      <w:pPr/>
+      <w:r>
+        <w:t>Validacion con resultados reales en Extreme 2026: el quintil alto de Stuff+ genera mas whiff y mas chase observados que el quintil bajo en los seis tipos con muestra suficiente (IC que excluye 0), es decir, el Stuff+ separa pitches reales en altitud. El perfil anterior (15) no validaba contra resultados; este si. Resiliencia (22_pitch_type_profiles.csv, columna resiliencia_spearman): en Four-Seam, las rectas mas rapidas y con mas ride pierden mas puntos en altitud (rho -0.52 para velocidad y -0.33 para IVB). Siguen siendo las mejores en CDMX, porque el orden entre pitchers se conserva (correlacion de rangos mar vs Harp Helu 0.961 por pitcher), pero su ventaja se achica. En Changeup pierde menos el que tiene menos HB (rho -0.42).</w:t>
+      </w:r>
+    </w:p>
+    <w:p>
+      <w:pPr>
+        <w:pStyle w:val="Heading2"/>
+      </w:pPr>
+      <w:r>
+        <w:t>36.6 D6: recomendaciones operativas</w:t>
+      </w:r>
+    </w:p>
+    <w:tbl>
+      <w:tblPr>
+        <w:tblStyle w:val="TableGrid"/>
+        <w:tblW w:type="auto" w:w="0"/>
+        <w:tblLook w:firstColumn="1" w:firstRow="1" w:lastColumn="0" w:lastRow="0" w:noHBand="0" w:noVBand="1" w:val="04A0"/>
+      </w:tblPr>
+      <w:tblGrid>
+        <w:gridCol w:w="3408"/>
+        <w:gridCol w:w="3408"/>
+        <w:gridCol w:w="3408"/>
+      </w:tblGrid>
+      <w:tr>
+        <w:tc>
+          <w:tcPr>
+            <w:tcW w:type="dxa" w:w="3408"/>
+          </w:tcPr>
+          <w:p>
+            <w:r>
+              <w:t>Tipo</w:t>
+            </w:r>
+          </w:p>
+        </w:tc>
+        <w:tc>
+          <w:tcPr>
+            <w:tcW w:type="dxa" w:w="3408"/>
+          </w:tcPr>
+          <w:p>
+            <w:r>
+              <w:t>Nivel</w:t>
+            </w:r>
+          </w:p>
+        </w:tc>
+        <w:tc>
+          <w:tcPr>
+            <w:tcW w:type="dxa" w:w="3408"/>
+          </w:tcPr>
+          <w:p>
+            <w:r>
+              <w:t>Recomendacion</w:t>
+            </w:r>
+          </w:p>
+        </w:tc>
+      </w:tr>
+      <w:tr>
+        <w:tc>
+          <w:tcPr>
+            <w:tcW w:type="dxa" w:w="3408"/>
+          </w:tcPr>
+          <w:p>
+            <w:r>
+              <w:t>Changeup</w:t>
+            </w:r>
+          </w:p>
+        </w:tc>
+        <w:tc>
+          <w:tcPr>
+            <w:tcW w:type="dxa" w:w="3408"/>
+          </w:tcPr>
+          <w:p>
+            <w:r>
+              <w:t>Condicional</w:t>
+            </w:r>
+          </w:p>
+        </w:tc>
+        <w:tc>
+          <w:tcPr>
+            <w:tcW w:type="dxa" w:w="3408"/>
+          </w:tcPr>
+          <w:p>
+            <w:r>
+              <w:t>Changeup: en Harp Helu pierde 2.3 puntos de Stuff+ [-2.6, -2.0] porque el aire reduce su movimiento (IVB -2.1 in, HB -4.4 in, mismo pitcher). Pero el Stuff+ observado del mismo pitcher en altitud casi no cae (-0.9): posible compensacion con mas spin/velocidad o diferencia de tracking. Aplicar como descuento parcial y revisar el pitch del candidato medido en altitud, no como criterio de exclusion.</w:t>
+            </w:r>
+          </w:p>
+        </w:tc>
+      </w:tr>
+      <w:tr>
+        <w:tc>
+          <w:tcPr>
+            <w:tcW w:type="dxa" w:w="3408"/>
+          </w:tcPr>
+          <w:p>
+            <w:r>
+              <w:t>Curveball</w:t>
+            </w:r>
+          </w:p>
+        </w:tc>
+        <w:tc>
+          <w:tcPr>
+            <w:tcW w:type="dxa" w:w="3408"/>
+          </w:tcPr>
+          <w:p>
+            <w:r>
+              <w:t>Condicional</w:t>
+            </w:r>
+          </w:p>
+        </w:tc>
+        <w:tc>
+          <w:tcPr>
+            <w:tcW w:type="dxa" w:w="3408"/>
+          </w:tcPr>
+          <w:p>
+            <w:r>
+              <w:t>Curveball: en Harp Helu pierde 1.2 puntos de Stuff+ [-1.5, -1.0] porque el aire reduce su movimiento (IVB +1.8 in, HB +3.3 in, mismo pitcher). Pero el Stuff+ observado del mismo pitcher en altitud casi no cae (-0.2): posible compensacion con mas spin/velocidad o diferencia de tracking. Aplicar como descuento parcial y revisar el pitch del candidato medido en altitud, no como criterio de exclusion.</w:t>
+            </w:r>
+          </w:p>
+        </w:tc>
+      </w:tr>
+      <w:tr>
+        <w:tc>
+          <w:tcPr>
+            <w:tcW w:type="dxa" w:w="3408"/>
+          </w:tcPr>
+          <w:p>
+            <w:r>
+              <w:t>Cutter</w:t>
+            </w:r>
+          </w:p>
+        </w:tc>
+        <w:tc>
+          <w:tcPr>
+            <w:tcW w:type="dxa" w:w="3408"/>
+          </w:tcPr>
+          <w:p>
+            <w:r>
+              <w:t>Incierto</w:t>
+            </w:r>
+          </w:p>
+        </w:tc>
+        <w:tc>
+          <w:tcPr>
+            <w:tcW w:type="dxa" w:w="3408"/>
+          </w:tcPr>
+          <w:p>
+            <w:r>
+              <w:t>Cutter: no concluir (pocas celdas within-pitcher: 24). Estimacion puntual -0.9.</w:t>
+            </w:r>
+          </w:p>
+        </w:tc>
+      </w:tr>
+      <w:tr>
+        <w:tc>
+          <w:tcPr>
+            <w:tcW w:type="dxa" w:w="3408"/>
+          </w:tcPr>
+          <w:p>
+            <w:r>
+              <w:t>Four-Seam</w:t>
+            </w:r>
+          </w:p>
+        </w:tc>
+        <w:tc>
+          <w:tcPr>
+            <w:tcW w:type="dxa" w:w="3408"/>
+          </w:tcPr>
+          <w:p>
+            <w:r>
+              <w:t>Robusto</w:t>
+            </w:r>
+          </w:p>
+        </w:tc>
+        <w:tc>
+          <w:tcPr>
+            <w:tcW w:type="dxa" w:w="3408"/>
+          </w:tcPr>
+          <w:p>
+            <w:r>
+              <w:t>Four-Seam: en Harp Helu pierde 4.8 puntos de Stuff+ [-5.1, -4.5] porque el aire reduce su movimiento (IVB -3.8 in, HB -2.8 in, mismo pitcher). Descontarlo al evaluar este pitch para CDMX.</w:t>
+            </w:r>
+          </w:p>
+        </w:tc>
+      </w:tr>
+      <w:tr>
+        <w:tc>
+          <w:tcPr>
+            <w:tcW w:type="dxa" w:w="3408"/>
+          </w:tcPr>
+          <w:p>
+            <w:r>
+              <w:t>Sinker</w:t>
+            </w:r>
+          </w:p>
+        </w:tc>
+        <w:tc>
+          <w:tcPr>
+            <w:tcW w:type="dxa" w:w="3408"/>
+          </w:tcPr>
+          <w:p>
+            <w:r>
+              <w:t>Robusto</w:t>
+            </w:r>
+          </w:p>
+        </w:tc>
+        <w:tc>
+          <w:tcPr>
+            <w:tcW w:type="dxa" w:w="3408"/>
+          </w:tcPr>
+          <w:p>
+            <w:r>
+              <w:t>Sinker: en Harp Helu pierde 2.8 puntos de Stuff+ [-3.2, -2.5] porque el aire reduce su movimiento (IVB -2.2 in, HB -4.4 in, mismo pitcher). Descontarlo al evaluar este pitch para CDMX.</w:t>
+            </w:r>
+          </w:p>
+        </w:tc>
+      </w:tr>
+      <w:tr>
+        <w:tc>
+          <w:tcPr>
+            <w:tcW w:type="dxa" w:w="3408"/>
+          </w:tcPr>
+          <w:p>
+            <w:r>
+              <w:t>Slider</w:t>
+            </w:r>
+          </w:p>
+        </w:tc>
+        <w:tc>
+          <w:tcPr>
+            <w:tcW w:type="dxa" w:w="3408"/>
+          </w:tcPr>
+          <w:p>
+            <w:r>
+              <w:t>Condicional</w:t>
+            </w:r>
+          </w:p>
+        </w:tc>
+        <w:tc>
+          <w:tcPr>
+            <w:tcW w:type="dxa" w:w="3408"/>
+          </w:tcPr>
+          <w:p>
+            <w:r>
+              <w:t>Slider: en Harp Helu pierde 1.6 puntos de Stuff+ [-1.8, -1.5] porque el aire reduce su movimiento (IVB -0.7 in, HB +1.2 in, mismo pitcher). Pero el Stuff+ observado del mismo pitcher en altitud casi no cae (+0.3): posible compensacion con mas spin/velocidad o diferencia de tracking. Aplicar como descuento parcial y revisar el pitch del candidato medido en altitud, no como criterio de exclusion.</w:t>
+            </w:r>
+          </w:p>
+        </w:tc>
+      </w:tr>
+      <w:tr>
+        <w:tc>
+          <w:tcPr>
+            <w:tcW w:type="dxa" w:w="3408"/>
+          </w:tcPr>
+          <w:p>
+            <w:r>
+              <w:t>Splitter</w:t>
+            </w:r>
+          </w:p>
+        </w:tc>
+        <w:tc>
+          <w:tcPr>
+            <w:tcW w:type="dxa" w:w="3408"/>
+          </w:tcPr>
+          <w:p>
+            <w:r>
+              <w:t>Incierto</w:t>
+            </w:r>
+          </w:p>
+        </w:tc>
+        <w:tc>
+          <w:tcPr>
+            <w:tcW w:type="dxa" w:w="3408"/>
+          </w:tcPr>
+          <w:p>
+            <w:r>
+              <w:t>Splitter: no concluir (pocas celdas within-pitcher: 3). Estimacion puntual -1.2.</w:t>
+            </w:r>
+          </w:p>
+        </w:tc>
+      </w:tr>
+    </w:tbl>
+    <w:p>
+      <w:pPr/>
+      <w:r>
+        <w:t>Proyeccion por pitcher (22_pitcher_projection.csv y 22_pitcher_arsenal_projection.csv): cada pitch se lleva a su equivalente fisico a nivel del mar y en Harp Helu y se califica con el Stuff+ de su ventana. 2026: 369 pitchers con &gt;= 100 pitches; delta medio -2.95, rango -8.28 a -0.02. Uso para scouting: comparar candidatos por su Stuff+ proyectado en Harp Helu y leer el delta como sensibilidad a la altitud; los arsenales cargados de rectas de mucho ride son los mas sensibles. H3 complementa con el riesgo de contacto (roletazos mas valiosos y HR/FB mas alto en altitud).</w:t>
+      </w:r>
+    </w:p>
+    <w:p>
+      <w:pPr>
+        <w:pStyle w:val="Heading2"/>
+      </w:pPr>
+      <w:r>
+        <w:t>36.7 D7: salidas congeladas para el dashboard</w:t>
+      </w:r>
+    </w:p>
+    <w:p>
+      <w:pPr/>
+      <w:r>
+        <w:t>22_dashboard_manifest.json congela 17 archivos con SHA256, la ventana del modelo (2024-2025 -&gt; 2026), la escala y los factores de movimiento contra No Altitude (Extreme IVB 0.769, HB 0.711; Medium IVB 0.830, HB 0.791). simulate_pitch() recibe las caracteristicas fisicas de un pitch (y opcionalmente las de su recta y su uso), las lleva a nivel del mar y a Harp Helu y devuelve ambos Stuff+, el delta y el movimiento en cada entorno. Se verifico que reproduce exactamente la proyeccion oficial de un pitch real medido en Medium (Stuff+ 107.07 al nivel del mar y 104.13 en Harp Helu). A partir de aqui no se toca el modelado salvo un bug claro; lo siguiente es producto: dashboard, documento tecnico y pitch.</w:t>
+      </w:r>
+    </w:p>
+    <w:p>
+      <w:pPr>
+        <w:pStyle w:val="Heading2"/>
+      </w:pPr>
+      <w:r>
+        <w:t>36.8 Limites</w:t>
+      </w:r>
+    </w:p>
+    <w:p>
+      <w:pPr/>
+      <w:r>
+        <w:t>(1) Factores de Medium estimados con todas las temporadas (uso descriptivo y de producto; los de Extreme son solo con historial por ventana). (2) Transformacion comun para todos los tipos: el efecto por tipo proviene de como responde el Stuff+ a la forma del pitch, no de factores distintos por tipo. (3) Ubicacion, count y adaptacion del pitcher no se transforman: en secundarios el efecto neto observado es menor que el modelado. (4) Sin correccion por comparaciones multiples en shapes. (5) Cutter y Splitter con pocas celdas within-pitcher. (6) Extreme Altitude agrupa varios parques, no solo el Harp Helu.</w:t>
       </w:r>
     </w:p>
     <w:sectPr>

--- a/ISAC_Diablos_Rojos_Guia_Base_Modelado.docx
+++ b/ISAC_Diablos_Rojos_Guia_Base_Modelado.docx
@@ -23609,6 +23609,351 @@
       <w:pPr/>
       <w:r>
         <w:t>(1) Factores de Medium estimados con todas las temporadas (uso descriptivo y de producto; los de Extreme son solo con historial por ventana). (2) Transformacion comun para todos los tipos: el efecto por tipo proviene de como responde el Stuff+ a la forma del pitch, no de factores distintos por tipo. (3) Ubicacion, count y adaptacion del pitcher no se transforman: en secundarios el efecto neto observado es menor que el modelado. (4) Sin correccion por comparaciones multiples en shapes. (5) Cutter y Splitter con pocas celdas within-pitcher. (6) Extreme Altitude agrupa varios parques, no solo el Harp Helu.</w:t>
+      </w:r>
+    </w:p>
+    <w:p>
+      <w:pPr>
+        <w:pStyle w:val="Heading1"/>
+      </w:pPr>
+      <w:r>
+        <w:t>37. Dashboard — Pitching Decision System (fase 1)</w:t>
+      </w:r>
+    </w:p>
+    <w:p>
+      <w:pPr/>
+      <w:r>
+        <w:t>Estado: EN CURSO. Fase 1 cerrada (30/09/2026): analisis de factibilidad del diseño (Dashboard_Analisis_Factibilidad.md), capa de datos 23_dashboard_data.py y app Streamlit (dashboard/) con las pantallas Roster y Player Overview con datos reales. El dashboard no entrena ni modifica modelos: solo lee los outputs congelados de 17-22 (manifiesto de la guia 36.7).</w:t>
+      </w:r>
+    </w:p>
+    <w:p>
+      <w:pPr>
+        <w:pStyle w:val="Heading2"/>
+      </w:pPr>
+      <w:r>
+        <w:t>37.1 Hechos de los datos que cambiaron el diseño</w:t>
+      </w:r>
+    </w:p>
+    <w:p>
+      <w:pPr/>
+      <w:r>
+        <w:t>(1) El dataset no identifica equipos. Se reconstruyen por co-aparicion (pitchers que lanzan en la misma mitad de entrada de &gt;= 3 juegos y &gt;= 50% de las apariciones del menos activo): 19 grupos de 14-23 pitchers en 2026, consistente con los 20 equipos de la LMB. 4-5 son locales en Extreme Altitude, de modo que esa categoria agrupa varios parques y no solo el Harp Helu. Por eso el roster es configurable: equipo reconstruido (anonimo), lista personalizada persistida o liga completa. (2) No hay local/visitante por pitcher; el 'Home vs Away' del diseño se reemplaza por el delta de altitud (modelado) y el delta observado Extreme - No del mismo pitcher. (3) SP/RP se infiere (pitches por aparicion &gt;= 50 y &gt;= 50% de apariciones iniciando en la 1a entrada): 127 de 550 SP en 2026. (4) El timestamp del UUID v1 da fechas reales (2026: 24-mar a 13-jun), lo que habilita tendencias semanales.</w:t>
+      </w:r>
+    </w:p>
+    <w:p>
+      <w:pPr>
+        <w:pStyle w:val="Heading2"/>
+      </w:pPr>
+      <w:r>
+        <w:t>37.2 Reglas de producto (23_dashboard_data.py)</w:t>
+      </w:r>
+    </w:p>
+    <w:tbl>
+      <w:tblPr>
+        <w:tblStyle w:val="TableGrid"/>
+        <w:tblW w:type="auto" w:w="0"/>
+        <w:tblLook w:firstColumn="1" w:firstRow="1" w:lastColumn="0" w:lastRow="0" w:noHBand="0" w:noVBand="1" w:val="04A0"/>
+      </w:tblPr>
+      <w:tblGrid>
+        <w:gridCol w:w="5112"/>
+        <w:gridCol w:w="5112"/>
+      </w:tblGrid>
+      <w:tr>
+        <w:tc>
+          <w:tcPr>
+            <w:tcW w:type="dxa" w:w="5112"/>
+          </w:tcPr>
+          <w:p>
+            <w:r>
+              <w:t>Concepto</w:t>
+            </w:r>
+          </w:p>
+        </w:tc>
+        <w:tc>
+          <w:tcPr>
+            <w:tcW w:type="dxa" w:w="5112"/>
+          </w:tcPr>
+          <w:p>
+            <w:r>
+              <w:t>Definicion</w:t>
+            </w:r>
+          </w:p>
+        </w:tc>
+      </w:tr>
+      <w:tr>
+        <w:tc>
+          <w:tcPr>
+            <w:tcW w:type="dxa" w:w="5112"/>
+          </w:tcPr>
+          <w:p>
+            <w:r>
+              <w:t>Harp Helu Fit (pitcher)</w:t>
+            </w:r>
+          </w:p>
+        </w:tc>
+        <w:tc>
+          <w:tcPr>
+            <w:tcW w:type="dxa" w:w="5112"/>
+          </w:tcPr>
+          <w:p>
+            <w:r>
+              <w:t>Percentil del delta de altitud del arsenal (Stuff+ en Harp Helu - nivel del mar, ponderado por uso) entre pitchers con &gt;= 100 pitches: Strong &gt;= p75 (pierde menos), Moderate, Low, Poor &lt; p25. Mide resiliencia, no calidad.</w:t>
+            </w:r>
+          </w:p>
+        </w:tc>
+      </w:tr>
+      <w:tr>
+        <w:tc>
+          <w:tcPr>
+            <w:tcW w:type="dxa" w:w="5112"/>
+          </w:tcPr>
+          <w:p>
+            <w:r>
+              <w:t>Fit por pitch</w:t>
+            </w:r>
+          </w:p>
+        </w:tc>
+        <w:tc>
+          <w:tcPr>
+            <w:tcW w:type="dxa" w:w="5112"/>
+          </w:tcPr>
+          <w:p>
+            <w:r>
+              <w:t>Mismo criterio contra pitches del mismo tipo en la liga (&gt;= 50 pitches).</w:t>
+            </w:r>
+          </w:p>
+        </w:tc>
+      </w:tr>
+      <w:tr>
+        <w:tc>
+          <w:tcPr>
+            <w:tcW w:type="dxa" w:w="5112"/>
+          </w:tcPr>
+          <w:p>
+            <w:r>
+              <w:t>Semaforo por pitch</w:t>
+            </w:r>
+          </w:p>
+        </w:tc>
+        <w:tc>
+          <w:tcPr>
+            <w:tcW w:type="dxa" w:w="5112"/>
+          </w:tcPr>
+          <w:p>
+            <w:r>
+              <w:t>Relativo a su tipo: Adjust = Fit Poor y tipo con evidencia Robusta; Review = Fit Poor o Low; Maintain en otro caso. Un umbral absoluto marcaba al 52% de la liga, porque todas las rectas pierden ~4.8 en altitud.</w:t>
+            </w:r>
+          </w:p>
+        </w:tc>
+      </w:tr>
+      <w:tr>
+        <w:tc>
+          <w:tcPr>
+            <w:tcW w:type="dxa" w:w="5112"/>
+          </w:tcPr>
+          <w:p>
+            <w:r>
+              <w:t>Alerta del pitcher</w:t>
+            </w:r>
+          </w:p>
+        </w:tc>
+        <w:tc>
+          <w:tcPr>
+            <w:tcW w:type="dxa" w:w="5112"/>
+          </w:tcPr>
+          <w:p>
+            <w:r>
+              <w:t>Needs attention si un pitch con uso &gt;= 15% esta en Adjust; Review si un pitch central (uso &gt;= 30%) esta en Review. 2026 (&gt;= 100 pitches): 25% / 29% / 46%.</w:t>
+            </w:r>
+          </w:p>
+        </w:tc>
+      </w:tr>
+      <w:tr>
+        <w:tc>
+          <w:tcPr>
+            <w:tcW w:type="dxa" w:w="5112"/>
+          </w:tcPr>
+          <w:p>
+            <w:r>
+              <w:t>Confianza</w:t>
+            </w:r>
+          </w:p>
+        </w:tc>
+        <w:tc>
+          <w:tcPr>
+            <w:tcW w:type="dxa" w:w="5112"/>
+          </w:tcPr>
+          <w:p>
+            <w:r>
+              <w:t>Por tipo: niveles de la guia 36. Por pitcher: Robust si &gt;= 60% de pitches en tipos robustos y &gt;= 300 pitches; Uncertain si &lt; 150 pitches o &gt;= 40% en tipos inciertos.</w:t>
+            </w:r>
+          </w:p>
+        </w:tc>
+      </w:tr>
+      <w:tr>
+        <w:tc>
+          <w:tcPr>
+            <w:tcW w:type="dxa" w:w="5112"/>
+          </w:tcPr>
+          <w:p>
+            <w:r>
+              <w:t>Inbox</w:t>
+            </w:r>
+          </w:p>
+        </w:tc>
+        <w:tc>
+          <w:tcPr>
+            <w:tcW w:type="dxa" w:w="5112"/>
+          </w:tcPr>
+          <w:p>
+            <w:r>
+              <w:t>Alertas (pitch mas afectado) y oportunidades (Stuff+ &gt;= 105 que pierde &lt; 1.5). Nunca prescribe porcentajes de uso.</w:t>
+            </w:r>
+          </w:p>
+        </w:tc>
+      </w:tr>
+      <w:tr>
+        <w:tc>
+          <w:tcPr>
+            <w:tcW w:type="dxa" w:w="5112"/>
+          </w:tcPr>
+          <w:p>
+            <w:r>
+              <w:t>Development Targets</w:t>
+            </w:r>
+          </w:p>
+        </w:tc>
+        <w:tc>
+          <w:tcPr>
+            <w:tcW w:type="dxa" w:w="5112"/>
+          </w:tcPr>
+          <w:p>
+            <w:r>
+              <w:t>Zonas P25-P75 del perfil de 22. Explore solo si el valor esta del lado desfavorable de la zona; Maintain si esta dentro o mas alla en la direccion favorable. Exploratorios.</w:t>
+            </w:r>
+          </w:p>
+        </w:tc>
+      </w:tr>
+      <w:tr>
+        <w:tc>
+          <w:tcPr>
+            <w:tcW w:type="dxa" w:w="5112"/>
+          </w:tcPr>
+          <w:p>
+            <w:r>
+              <w:t>Outcomes de adaptacion</w:t>
+            </w:r>
+          </w:p>
+        </w:tc>
+        <w:tc>
+          <w:tcPr>
+            <w:tcW w:type="dxa" w:w="5112"/>
+          </w:tcPr>
+          <w:p>
+            <w:r>
+              <w:t>Whiff y chase modelados con los componentes fisicos del Stuff+ a nivel del mar vs Harp Helu.</w:t>
+            </w:r>
+          </w:p>
+        </w:tc>
+      </w:tr>
+    </w:tbl>
+    <w:p>
+      <w:pPr>
+        <w:pStyle w:val="Heading2"/>
+      </w:pPr>
+      <w:r>
+        <w:t>37.3 Diferencias deliberadas con los wireframes</w:t>
+      </w:r>
+    </w:p>
+    <w:p>
+      <w:pPr/>
+      <w:r>
+        <w:t>Se reemplazaron por datos reales los valores demo que contradicen la evidencia vigente (Sinker 'favorable', Slider 'Robust', neto que 'depende de la ponderacion whiff vs groundball', que era la lectura V1 invalidada en la guia 32-36). Se quitaron las recomendaciones de uso o ubicacion que el modelo no sostiene causalmente ('mas sinker vs RHH', 'menos four-seam arriba de la zona') y el target 'release consistency' (sin modelo que lo ligue a resultados). Se agregaron Pitching+ y el delta observado como lectura secundaria.</w:t>
+      </w:r>
+    </w:p>
+    <w:p>
+      <w:pPr>
+        <w:pStyle w:val="Heading2"/>
+      </w:pPr>
+      <w:r>
+        <w:t>37.4 Fases siguientes</w:t>
+      </w:r>
+    </w:p>
+    <w:p>
+      <w:pPr/>
+      <w:r>
+        <w:t>Fase 2: Simulator (Altitude + What-if fisico con simulate_pitch, experimentos guardados). Fase 3: Scouting (perfil ideal, comparador, shortlist, proyeccion). Fase 4: Game (heatmaps de Location+ por count y lado) y pruebas de uso. Ejecucion: python 23_dashboard_data.py y streamlit run dashboard/app.py, desde la raiz del repo.</w:t>
+      </w:r>
+    </w:p>
+    <w:p>
+      <w:pPr>
+        <w:pStyle w:val="Heading2"/>
+      </w:pPr>
+      <w:r>
+        <w:t>37.5 Fase 2: Simulator (30/09/2026)</w:t>
+      </w:r>
+    </w:p>
+    <w:p>
+      <w:pPr/>
+      <w:r>
+        <w:t>Motor dashboard/lib/engine.py: carga el bundle de 18 una vez y califica Stuff+, Location+ y Pitching+ con sus componentes, trabajando directamente en convencion de diestro (como el frame del bundle, sin doble espejo). Verificacion: reproduce los scores oficiales de 18 para pitches reales (diferencia maxima 1.4e-14 en las tres familias) y, reconstruyendo un pitch real desde su fisica, su arsenal y su contexto, da exactamente el mismo Stuff+ y Pitching+.</w:t>
+      </w:r>
+    </w:p>
+    <w:p>
+      <w:pPr/>
+      <w:r>
+        <w:t>Decision de diseño: el what-if de un pitcher NO califica un 'pitch promedio'. Desplaza todos sus pitches reales del tipo (cada uno llevado a nivel del mar desde el entorno donde se lanzo) y promedia los scores. Calificar el pitch promedio daba otro numero (Four-Seam de 00776: 100 contra 107), porque el modelo no es lineal; el enfoque poblacional reproduce exactamente la proyeccion de 22 y la pantalla Player (107.02 -&gt; 100.23) con cambio cero. Los prospectos (modo manual) se simulan con la dispersion real de la liga para ese tipo y mano, recentrada en las metricas ingresadas, con la variante sin arsenal (la que recibe un pitcher nuevo).</w:t>
+      </w:r>
+    </w:p>
+    <w:p>
+      <w:pPr/>
+      <w:r>
+        <w:t>Pestañas: (1) What-if y altitud: velocidad, IVB y HB a nivel del mar, spin, eje, extension y altura de release; Stuff+, IVB, HB, whiff y chase a nivel del mar, en Medium y en Harp Helu, actuales contra escenario; aviso de extrapolacion fuera del P1-P99 del tipo. (2) Ubicacion: heatmap de Location+ por count y lado del bateador, y Pitching+ del pitch del escenario en esa ubicacion por entorno. Aviso explicito: Location+ y Pitching+ no penalizan el daño por contacto (guia 34), por lo que con pocos strikes el centro de la zona sale alto. (3) Experimentos guardados (dashboard/state/experiments.json). Ejemplo: +2 in de IVB en el Four-Seam de 00776 sube su Stuff+ en Harp Helu de 100.2 a 103.5 y el whiff modelado de 10.0% a 11.6%. Todo what-if es exploratorio: cambia la fisica dentro del modelo y no garantiza que el pitcher pueda lograrla ni un efecto causal.</w:t>
+      </w:r>
+    </w:p>
+    <w:p>
+      <w:pPr>
+        <w:pStyle w:val="Heading2"/>
+      </w:pPr>
+      <w:r>
+        <w:t>37.6 Fase 3: Scouting (30/09/2026)</w:t>
+      </w:r>
+    </w:p>
+    <w:p>
+      <w:pPr/>
+      <w:r>
+        <w:t>Cinco pestañas siguiendo el journey del director deportivo (buscar, evaluar, comparar, explicar y priorizar). (1) Perfil ideal por tipo: zonas del perfil de 22 con dirección, entorno (compartido/especifico), resiliencia a la altitud, nivel de evidencia, validacion contra whiff y chase reales en Extreme y estabilidad año a año. (2) Explorar liga: candidatos ordenados por Stuff+ proyectado en Harp Helu, con filtros (rol, mano, muestra, pitches que debe lanzar) y señales exploratorias. La señal 'Stuff+ por encima de resultados' marca Stuff+ en el cuartil alto con valor realizado bajo la mediana (posible infravalorado); la inversa, riesgo de regresion. Corr. Stuff+ Harp vs valor/100 por pitcher (2026, &gt;= 300 pitches) = 0.25. (3) Evaluar prospecto: arsenal completo editable; cada pitch se simula con la dispersion real de la liga recentrada en sus metricas; Stuff+ y Fit del arsenal contra la liga; cuantos rasgos del perfil cumple; contexto de arsenal opcional. (4) Comparar: 2-4 candidatos (pitchers y prospectos), con su arsenal y su historial. (5) Shortlist persistida con prioridad A/B/C y notas.</w:t>
+      </w:r>
+    </w:p>
+    <w:p>
+      <w:pPr/>
+      <w:r>
+        <w:t>HALLAZGO (30/09/2026): la variante del modelo cambia mucho el delta de altitud de slider y changeup. Sobre las mismas muestras de pitches con historial, transformadas a Harp Helu: Four-Seam -4.30 con arsenal / -5.44 sin arsenal; Sinker -2.78 / -2.82; Curveball -1.13 / -1.18; Slider -2.32 / -0.22; Changeup -2.87 / -0.76. Con arsenal, el modelo tambien penaliza que la separacion del pitch contra la recta (ivb_diff_vs_fb, hb_diff_vs_fb) se encoja al escalar el movimiento. La variante de fisica pura coincide con el Stuff+ observado del mismo pitcher (Slider +0.28, Changeup -0.89; guia 36.3). Esto explica buena parte del nivel 'Condicional' de slider, changeup y curva: la perdida modelada en esos tipos depende de cuanto se valore la separacion contra la recta, y en la realidad no aparece. Consecuencia de producto: los prospectos (variante sin arsenal) se comparan contra una referencia de la liga calculada con la misma variante (engine.reference_base). Sin esa correccion, un slider promedio salia 'Strong Fit' en lugar de 'Low Fit'.</w:t>
+      </w:r>
+    </w:p>
+    <w:p>
+      <w:pPr>
+        <w:pStyle w:val="Heading2"/>
+      </w:pPr>
+      <w:r>
+        <w:t>37.7 Fase 4: Game (30/09/2026)</w:t>
+      </w:r>
+    </w:p>
+    <w:p>
+      <w:pPr/>
+      <w:r>
+        <w:t>Lectura tactica con poca carga cognitiva, como pide el diseño. Barra de contexto: pitcher (los del roster primero), lado del bateador, count, outs y entorno (Harp Helu o nivel del mar). Una tarjeta por pitch, ordenadas por uso y no por ranking, con Pitching+ en su mejor zona para ese contexto, whiff y strike cantado ahi, Stuff+ en el entorno y nivel de evidencia. Dos heatmaps del pitch elegido: calidad esperada (Pitching+) y costo esperado del contacto en este count (rama de contacto de la guia 34: -P(BIP) x E[valor | BIP], con el RE LMB del entorno). Una lectura en una linea y Why? solo si se pide. Nunca se afirma 'el mejor pitch': se muestran calidad esperada y contexto (sin politica causal de seleccion).</w:t>
+      </w:r>
+    </w:p>
+    <w:p>
+      <w:pPr/>
+      <w:r>
+        <w:t>Lectura del costo del contacto: se mide contra el valor del count. En counts neutros es casi 0 (en promedio un contacto vale lo que el count) y crece cuando el pitcher va adelante, porque el contacto le quita esa ventaja. Es ahi donde la altitud mas lo encarece. Ejemplo (Pitcher 00776, Four-Seam, 0-2 vs derecho): mayor calidad esperada arriba y al centro (whiff 16%); costo del contacto en la zona de 4.0 runs/100 en Harp Helu contra 2.4 a nivel del mar. Es la evidencia de H3 llevada a la decision de juego, sin forzarla dentro del score. Motor: engine.game_grid (rejilla 13 x 15, ~0.25 s por pitch y entorno); pitch representativo = media de sus pitches de 2026 a nivel del mar, llevada al entorno con la transformacion validada.</w:t>
+      </w:r>
+    </w:p>
+    <w:p>
+      <w:pPr/>
+      <w:r>
+        <w:t>Estado del dashboard: las cinco pantallas del diseño (Roster, Player, Simulator, Scouting, Game) estan integradas con datos reales y verificadas contra los scores oficiales. Siguiente: documento tecnico (6-10 paginas), preparacion del pitch y pruebas de uso.</w:t>
       </w:r>
     </w:p>
     <w:sectPr>

--- a/ISAC_Diablos_Rojos_Guia_Base_Modelado.docx
+++ b/ISAC_Diablos_Rojos_Guia_Base_Modelado.docx
@@ -23612,6 +23612,12 @@
       </w:r>
     </w:p>
     <w:p>
+      <w:pPr/>
+      <w:r>
+        <w:t>ACTUALIZACION (auditoria 2, 30/09/2026): las cifras de delta por tipo de esta seccion son de la variante oficial (con arsenal). El titular paso a la variante fisica; ver seccion 38.</w:t>
+      </w:r>
+    </w:p>
+    <w:p>
       <w:pPr>
         <w:pStyle w:val="Heading1"/>
       </w:pPr>
@@ -23954,6 +23960,112 @@
       <w:pPr/>
       <w:r>
         <w:t>Estado del dashboard: las cinco pantallas del diseño (Roster, Player, Simulator, Scouting, Game) estan integradas con datos reales y verificadas contra los scores oficiales. Siguiente: documento tecnico (6-10 paginas), preparacion del pitch y pruebas de uso.</w:t>
+      </w:r>
+    </w:p>
+    <w:p>
+      <w:pPr>
+        <w:pStyle w:val="Heading1"/>
+      </w:pPr>
+      <w:r>
+        <w:t>38. Auditoria 2: Fit, alertas y titular de altitud</w:t>
+      </w:r>
+    </w:p>
+    <w:p>
+      <w:pPr/>
+      <w:r>
+        <w:t>Estado: CERRADO (30/09/2026). La segunda auditoria encontro dos problemas de definicion y un bug. Se corrigieron antes del documento tecnico, sin cambiar features, targets ni arquitectura.</w:t>
+      </w:r>
+    </w:p>
+    <w:p>
+      <w:pPr>
+        <w:pStyle w:val="Heading2"/>
+      </w:pPr>
+      <w:r>
+        <w:t>38.1 Titular de altitud = variante fisica</w:t>
+      </w:r>
+    </w:p>
+    <w:p>
+      <w:pPr/>
+      <w:r>
+        <w:t>Problema: el Stuff+ oficial de 18 usa contexto de arsenal cuando hay historial. Al llevar un pitch a Extreme tambien se encoge su separacion contra la recta, y el modelo la castiga. Eso predecia perdidas de 1.2-2.3 en slider, changeup y curva que el Stuff+ observado del mismo pitcher no mostraba, y por eso quedaban 'Condicionales'.</w:t>
+      </w:r>
+    </w:p>
+    <w:p>
+      <w:pPr/>
+      <w:r>
+        <w:t>Decision: el titular es la variante fisica (modelo sin contexto de arsenal para todos los pitches; mide solo el efecto del aire sobre el shape propio). La variante oficial se reporta como sensibilidad. 21 corre ambas (columna `variante`): 21_evidence_levels.csv es la fisica y 21_evidence_levels_oficial.csv la oficial. La identidad contra 18 se sigue verificando en la oficial.</w:t>
+      </w:r>
+    </w:p>
+    <w:p>
+      <w:pPr/>
+      <w:r>
+        <w:t>Resultado 2026 (fisica vs observado mismo pitcher): Four-Seam -5.43 vs -5.41; Sinker -2.87 vs -2.47; Curveball -1.25 vs -1.06; Changeup -0.60 vs -0.91; Slider -0.16 vs +0.27; Cutter +0.33 y Splitter +0.66 sin contraste observado suficiente. Evidencia: Robusto FF y SI; Condicional CU y CH; Incierto SL, FC y FS. H2: speed-diff -0.53 vs Magnus -2.83, diferencia +2.30 [1.99, 2.72].</w:t>
+      </w:r>
+    </w:p>
+    <w:p>
+      <w:pPr/>
+      <w:r>
+        <w:t>Nivel proyectado (22, 23 y motor del dashboard): Stuff+ en Harp Helu = Stuff+ oficial a nivel del mar + delta fisico. 2026: 369 pitchers, delta medio -2.60, correlacion de rangos mar vs Harp 0.941. En 22 la regla 'efecto practicamente nulo, no descontarlo' exige &gt;= 30 celdas y |delta| &lt; 0.7 en ambas ventanas; si no, 'no concluir'. Cuando |delta oficial - delta fisico| &gt;= 0.7 se agrega la frase de sensibilidad.</w:t>
+      </w:r>
+    </w:p>
+    <w:p>
+      <w:pPr>
+        <w:pStyle w:val="Heading2"/>
+      </w:pPr>
+      <w:r>
+        <w:t>38.2 Harp Helu Fit = calidad proyectada</w:t>
+      </w:r>
+    </w:p>
+    <w:p>
+      <w:pPr/>
+      <w:r>
+        <w:t>Problema: el Fit era el percentil del delta (cuanto pierde). Los pitchers con mas Stuff+ pierden mas puntos en terminos absolutos (Spearman delta vs Stuff+ a nivel del mar = -0.43 en 2026), asi que el Fit premiaba a pitchers mediocres y las alertas caian sobre los mejores.</w:t>
+      </w:r>
+    </w:p>
+    <w:p>
+      <w:pPr/>
+      <w:r>
+        <w:t>Decision: Harp Helu Fit = percentil del Stuff+ proyectado en Harp Helu (por tipo para pitches; entre pitchers con &gt;= 100 pitches a nivel pitcher). Stuff+ medio a nivel del mar por banda (2026): Strong 106.9, Moderate 102.8, Low 99.8, Poor 96.3. La sensibilidad a la altitud se muestra aparte (delta y su percentil).</w:t>
+      </w:r>
+    </w:p>
+    <w:p>
+      <w:pPr>
+        <w:pStyle w:val="Heading2"/>
+      </w:pPr>
+      <w:r>
+        <w:t>38.3 Alertas = pierde mas de lo esperado</w:t>
+      </w:r>
+    </w:p>
+    <w:p>
+      <w:pPr/>
+      <w:r>
+        <w:t>Regla: dentro de cada tipo de pitch se ajusta delta ~ Stuff+ a nivel del mar (pendiente 2026: FF -0.25, SI -0.21, FC -0.11, SL -0.09, CU -0.06, CH -0.04). El residuo ('exceso') es cuanto pierde de mas o de menos frente a lo esperado para un pitch de su nivel y tipo. Accion por pitch: Adjust si el exceso esta en el p10 inferior con evidencia Robusta; Review si esta en el p25 inferior; si no, Maintain. Alerta del pitcher: roja si un pitch con uso &gt;= 15% es Adjust; amarilla si un pitch con uso &gt;= 30% no es Maintain.</w:t>
+      </w:r>
+    </w:p>
+    <w:p>
+      <w:pPr/>
+      <w:r>
+        <w:t>Resultado 2026 (pitchers con &gt;= 100 pitches, n = 371): 39 rojas, 65 amarillas, 267 verdes. Stuff+ medio a nivel del mar por alerta: roja 100.9, amarilla 102.2, verde 101.4. Spearman percentil de exceso vs Stuff+ = 0.03: la alerta ya no depende del nivel. El eje vertical del mapa del Roster es ese percentil.</w:t>
+      </w:r>
+    </w:p>
+    <w:p>
+      <w:pPr>
+        <w:pStyle w:val="Heading2"/>
+      </w:pPr>
+      <w:r>
+        <w:t>38.4 Dashboard y correcciones</w:t>
+      </w:r>
+    </w:p>
+    <w:p>
+      <w:pPr/>
+      <w:r>
+        <w:t>Simulator: nivel oficial + efecto fisico (population_table con hybrid=True reproduce 22 exactamente); muestra la sensibilidad con arsenal en la lectura. Bug corregido: fallaba con pitchers que solo tienen datos de 2025 (ahora usa 2026 y avisa). Scouting: prospectos con el mismo esquema hibrido (Engine.prospect, hybrid=True); Fit = percentil del Stuff+ proyectado contra la liga evaluada con la misma variante; tarjeta de perfil con delta fisico y con arsenal. Roster y Player: Fit con 'mar -&gt; Harp', delta fisico, 'mas o menos de lo esperado' y sensibilidad con arsenal cuando difiere &gt;= 0.7. Inbox: el movimiento citado es el componente que mas cambia (IVB en rectas, HB en cambios), observado si hay &gt;= 20 pitches por entorno y si no proyectado. Game no cambia: no muestra delta ni Fit. Dependencias fijadas en requirements.txt.</w:t>
+      </w:r>
+    </w:p>
+    <w:p>
+      <w:pPr/>
+      <w:r>
+        <w:t>Limites que van al documento tecnico: estados base-out (no hay corredores), tunneling, SHAP no disponible (se usan ablaciones), proxy de parque (Extreme agrupa parques heterogeneos), deriva de calibracion entre temporadas.</w:t>
       </w:r>
     </w:p>
     <w:sectPr>

--- a/ISAC_Diablos_Rojos_Guia_Base_Modelado.docx
+++ b/ISAC_Diablos_Rojos_Guia_Base_Modelado.docx
@@ -24066,6 +24066,200 @@
       <w:pPr/>
       <w:r>
         <w:t>Limites que van al documento tecnico: estados base-out (no hay corredores), tunneling, SHAP no disponible (se usan ablaciones), proxy de parque (Extreme agrupa parques heterogeneos), deriva de calibracion entre temporadas.</w:t>
+      </w:r>
+    </w:p>
+    <w:p>
+      <w:pPr>
+        <w:pStyle w:val="Heading1"/>
+      </w:pPr>
+      <w:r>
+        <w:t>39. Huecos frente al reto: arsenal en Harp Helu y mapa de movimiento</w:t>
+      </w:r>
+    </w:p>
+    <w:p>
+      <w:pPr/>
+      <w:r>
+        <w:t>Estado: CERRADO (05/10/2026). Al definir la entrega (video de 5 minutos del dashboard + documento tecnico, limite 22/10/2026) se revisaron los entregables del reto y faltaban dos piezas explicitas: '¿que arsenal produce el Stuff+ mas alto en Harp Helu?' (entregable 1) y el 'mapa de movimiento de los pitches mas y menos efectivos' (entregable 4). No se tocaron modelos, features ni scores: todo sale de la capa de datos de 23.</w:t>
+      </w:r>
+    </w:p>
+    <w:p>
+      <w:pPr>
+        <w:pStyle w:val="Heading2"/>
+      </w:pPr>
+      <w:r>
+        <w:t>39.1 Arsenal en Harp Helu (24_arsenal_harp.py)</w:t>
+      </w:r>
+    </w:p>
+    <w:p>
+      <w:pPr/>
+      <w:r>
+        <w:t>Metodo: pitchers con &gt;= 100 pitches en la temporada; Stuff+ del arsenal = promedio ponderado por pitches del Stuff+ por tipo (Harp = oficial a nivel del mar + delta fisico, guia 38). Composicion = tipos con uso &gt;= 10%; solo composiciones con &gt;= 10 pitchers; IC95% bootstrap por pitcher (B = 2000). Mezcla = Stuff+ que tendria el pitcher si cada pitch suyo fuera el promedio de liga de su tipo; calidad = el resto.</w:t>
+      </w:r>
+    </w:p>
+    <w:p>
+      <w:pPr/>
+      <w:r>
+        <w:t>Resultado 1 (dependencia de la recta). A nivel del mar el % de rectas (Four-Seam + Sinker) no se relaciona con el Stuff+: pendiente por +10 pp = +0.19 [-0.07, 0.48] en 2025 y -0.05 [-0.41, 0.32] en 2026. En Harp Helu si: -0.37 [-0.59, -0.13] y -0.61 [-0.94, -0.29]. Sobre el delta de altitud: -0.56 [-0.63, -0.49] y -0.57 [-0.68, -0.45], practicamente igual en las dos temporadas. Cuartiles 2026 (% rectas -&gt; delta): 34% -&gt; -1.53; 48% -&gt; -2.31; 56% -&gt; -2.99; 67% -&gt; -3.56.</w:t>
+      </w:r>
+    </w:p>
+    <w:p>
+      <w:pPr/>
+      <w:r>
+        <w:t>Resultado 2 (bloques). Stuff+ medio de liga en Harp Helu por tipo, 2026: Splitter 113.0, Slider 106.9, Changeup 105.7, Cutter 102.5, Curveball 99.2, Four-Seam 93.2, Sinker 91.7. Las rectas son las que mas pierden (FF -5.48, SI -3.00); slider, cutter y splitter casi no cambian.</w:t>
+      </w:r>
+    </w:p>
+    <w:p>
+      <w:pPr/>
+      <w:r>
+        <w:t>Resultado 3 (composiciones). 2026: la mas alta es FF+FC+SL (103.5 [102.0, 105.1], n = 14) y la mas baja FF+SI+CU+CH, sin slider (95.8 [93.8, 97.7], n = 13); en 2025 la mas baja es la misma (94.8 [93.6, 96.2], n = 19) y las mas altas son FF+SL (101.7) y FF+FC+SL (101.0). Los intervalos de las composiciones intermedias se traslapan y el orden entre temporadas se conserva a medias (Spearman 0.53, 10 composiciones).</w:t>
+      </w:r>
+    </w:p>
+    <w:p>
+      <w:pPr/>
+      <w:r>
+        <w:t>Resultado 4 (mezcla vs calidad). La mezcla de tipos explica 6% (2025) y 7% (2026) de la varianza del Stuff+ en Harp Helu entre pitchers, contra 2% y 1% a nivel del mar. La altitud vuelve mas importante el repertorio, pero domina la calidad de cada pitch (sd de calidad 4.13 vs sd de mezcla 1.76 en 2026).</w:t>
+      </w:r>
+    </w:p>
+    <w:p>
+      <w:pPr/>
+      <w:r>
+        <w:t>Lectura para el club: el arsenal que mas rinde en Harp Helu depende menos de la recta y la acompaña con pitches que el aire casi no toca (slider, cutter; changeup y splitter). Limites: descriptivo, no causal (quien lanza que repertorio no es aleatorio); el Stuff+ califica cada pitch por separado y no mide cuanto ayuda la recta a que funcionen los demas; Splitter con muestra chica (1,345 pitches en 2026).</w:t>
+      </w:r>
+    </w:p>
+    <w:p>
+      <w:pPr>
+        <w:pStyle w:val="Heading2"/>
+      </w:pPr>
+      <w:r>
+        <w:t>39.2 Mapa de movimiento de los mas y menos efectivos</w:t>
+      </w:r>
+    </w:p>
+    <w:p>
+      <w:pPr/>
+      <w:r>
+        <w:t>Una marca por pitcher x tipo con &gt;= 50 pitches (887 en 2026). Mas / menos efectivos = quintil alto / bajo de Stuff+ proyectado en Harp Helu dentro de su tipo (178 y 178). Movimiento en convencion de diestro; en Harp Helu es el observado si hay &gt;= 20 pitches alli y si no el proyectado con la transformacion validada. Scouting &gt; Perfil ideal: mapa por tipo con alternancia Harp Helu / nivel del mar, centros de cada grupo y tabla comparativa. Simulator: los dos grupos del tipo elegido aparecen como fondo del mapa del pitch, para ver donde cae frente a la liga.</w:t>
+      </w:r>
+    </w:p>
+    <w:p>
+      <w:pPr/>
+      <w:r>
+        <w:t>Ejemplos 2026 (mas vs menos efectivos): Four-Seam 94.1 vs 90.1 mph con IVB en Harp casi igual (13.5 vs 13.1 in): los separa la velocidad, no el movimiento. Slider IVB 0.2 vs 3.4 in; Sinker IVB 5.6 vs 9.5 in y 92.7 vs 89.7 mph; Curveball 80.7 vs 74.8 mph.</w:t>
+      </w:r>
+    </w:p>
+    <w:p>
+      <w:pPr>
+        <w:pStyle w:val="Heading2"/>
+      </w:pPr>
+      <w:r>
+        <w:t>39.3 Dashboard</w:t>
+      </w:r>
+    </w:p>
+    <w:p>
+      <w:pPr/>
+      <w:r>
+        <w:t>Scouting gana la pestaña 'Arsenal ideal' (respuesta, composiciones con IC, dependencia de la recta, bloques por tipo y los 10 arsenales individuales con mayor Stuff+ en Harp Helu). Correccion de texto en el Simulator: cuando el pitch gana Stuff+ en altitud decia 'pierde -0.6'; ahora dice 'gana 0.6'. Orden de ejecucion: 23 y despues 24.</w:t>
+      </w:r>
+    </w:p>
+    <w:p>
+      <w:pPr>
+        <w:pStyle w:val="Heading1"/>
+      </w:pPr>
+      <w:r>
+        <w:t>40. Consistencia semantica del dashboard</w:t>
+      </w:r>
+    </w:p>
+    <w:p>
+      <w:pPr/>
+      <w:r>
+        <w:t>Estado: CERRADO (05/10/2026). Cinco ajustes de consistencia; ninguno cambia modelos ni scores. Motivo: el reto evalua que el output sirva para decisiones operativas, y tres lecturas del dashboard podian inducir decisiones equivocadas.</w:t>
+      </w:r>
+    </w:p>
+    <w:p>
+      <w:pPr>
+        <w:pStyle w:val="Heading2"/>
+      </w:pPr>
+      <w:r>
+        <w:t>40.1 Regla transversal: un estado por numero</w:t>
+      </w:r>
+    </w:p>
+    <w:p>
+      <w:pPr/>
+      <w:r>
+        <w:t>Cada numero del dashboard pertenece a un estado explicito: No Altitude (nivel del mar), Extreme Altitude (Harp Helu) o todos los parques. Nunca se mezclan dentro de una misma comparacion. Los promedios de todos los parques solo se usan para variables que no cambian con el aire (velocidad, spin, release) y para el Stuff+ de temporada tal como se lanzo, y se etiquetan asi.</w:t>
+      </w:r>
+    </w:p>
+    <w:p>
+      <w:pPr>
+        <w:pStyle w:val="Heading2"/>
+      </w:pPr>
+      <w:r>
+        <w:t>40.2 Resiliencia a la altitud ajustada por nivel (22)</w:t>
+      </w:r>
+    </w:p>
+    <w:p>
+      <w:pPr/>
+      <w:r>
+        <w:t>Antes: Spearman del rasgo contra el delta bruto, por pitch. Como los pitches con mas Stuff+ pierden mas puntos, salia que 'menos velocidad pierde menos' en el Four-Seam (rho -0.47): premiaba al pitch mediocre porque tenia menos que perder. Ahora: exceso = delta - E[delta | Stuff+ a nivel del mar, tipo], con la esperanza estimada por ventiles de Stuff+ dentro del tipo (variante fisica, ventana 2026), y resiliencia = Spearman del rasgo contra el exceso. Positivo = pierde menos de lo esperado para su nivel. Se usan ventiles y no una recta porque la relacion no es lineal en todos los tipos (en Curveball el residuo lineal se desviaba hasta 1.4 puntos por decil). El valor bruto se conserva en la columna delta_bruto_spearman.</w:t>
+      </w:r>
+    </w:p>
+    <w:p>
+      <w:pPr/>
+      <w:r>
+        <w:t>Resultado (bruto -&gt; ajustado). Four-Seam: velocidad -0.47 -&gt; +0.21; spin -0.23 -&gt; +0.14; IVB -0.41 -&gt; -0.20 (mas IVB sigue perdiendo mas: hay mas Magnus que perder); uso -0.26 -&gt; 0.00. Slider: HB +0.63 -&gt; +0.40; IVB +0.39 -&gt; 0.00; velocidad +0.30 -&gt; +0.32. Changeup: spin -0.27 -&gt; -0.44; HB -0.33 -&gt; -0.36; IVB +0.01 -&gt; -0.22. Es coherente con el exceso de 23 (alertas), que usa una recta por tipo sobre celdas pitcher x tipo.</w:t>
+      </w:r>
+    </w:p>
+    <w:p>
+      <w:pPr>
+        <w:pStyle w:val="Heading2"/>
+      </w:pPr>
+      <w:r>
+        <w:t>40.3 Development Targets: baseline a nivel del mar y comparacion en Harp Helu (23, Player)</w:t>
+      </w:r>
+    </w:p>
+    <w:p>
+      <w:pPr/>
+      <w:r>
+        <w:t>Antes: 'Current' era el promedio del pitcher en todos los parques y no coincidia con el fingerprint de la misma pantalla. Ahora hay dos columnas: Baseline (No Altitude) y En Harp Helu, tomadas del fingerprint. Precision sobre la propuesta original: la zona objetivo del perfil se midio en pitches lanzados en Extreme, asi que el movimiento (IVB, HB) se compara con el valor del pitcher en Harp Helu, no con su baseline; comparar el baseline contra una zona medida en altitud mezclaria estados. Velocidad, spin y release no cambian con el parque y se muestran una sola vez.</w:t>
+      </w:r>
+    </w:p>
+    <w:p>
+      <w:pPr/>
+      <w:r>
+        <w:t>Ejemplo, changeup del Pitcher 00964: baseline 5.7 in, en Harp Helu 2.9 in, zona objetivo de -1.8 a 3.0 in. Con el promedio mezclado (4.4) la tabla decia Explore; con el valor correcto esta dentro de la zona (Maintain). 2026: 1,154 targets Maintain y 1,009 Explore.</w:t>
+      </w:r>
+    </w:p>
+    <w:p>
+      <w:pPr>
+        <w:pStyle w:val="Heading2"/>
+      </w:pPr>
+      <w:r>
+        <w:t>40.4 Net effect con Neutral y Mixed (Player)</w:t>
+      </w:r>
+    </w:p>
+    <w:p>
+      <w:pPr/>
+      <w:r>
+        <w:t>Regla: Neutral si |delta| &lt; 1 (el mismo umbral de relevancia practica de 21). Con |delta| &gt;= 1 es Mixed cuando hay señales en conflicto: (a) el modelo de arsenal (sensibilidad) da el signo contrario con al menos 1 punto, o (b) whiff o chase modelados se mueven &gt;= 0.5 pp en contra del Stuff+. Si no, Favorable (delta &gt; 0) o Unfavorable (delta &lt; 0). Antes: Favorable desde +0.5 y Unfavorable desde -2.</w:t>
+      </w:r>
+    </w:p>
+    <w:p>
+      <w:pPr/>
+      <w:r>
+        <w:t>Correccion de consistencia detectada al implementar la regla: whiff y chase por entorno se calculaban en 23 con la variante con arsenal, mientras el delta mostrado es el fisico. Por eso aparecian pitches con Stuff+ al alza y whiff y chase a la baja. No era un conflicto entre componentes (el Stuff+ oficial de 2026 pondera chase 0.68, whiff 0.31 y jonron dado contacto 0.01; si los dos primeros bajan, el Stuff+ baja), sino dos variantes mezcladas. Ahora whiff y chase usan el mismo esquema que el Stuff+ proyectado: nivel oficial a nivel del mar + efecto fisico. Con eso el conflicto real que queda es entre variantes. Resultado 2026 (887 celdas pitcher x tipo con &gt;= 50 pitches): Unfavorable 516, Neutral 334, Mixed 25, Favorable 12; con la regla anterior habia 86 'Favorable'. De las 37 celdas que ganan &gt;= 1 punto con el modelo fisico, en 24 el modelo de arsenal dice que pierden &gt;= 1 punto (10 changeups, 10 sliders, 3 splitters, 1 cutter): el pitch por si solo aguanta o mejora, pero su separacion contra la recta se encoge. Una celda mas es Mixed por componentes (whiff -0.8 pp, chase +0.9 pp).</w:t>
+      </w:r>
+    </w:p>
+    <w:p>
+      <w:pPr>
+        <w:pStyle w:val="Heading2"/>
+      </w:pPr>
+      <w:r>
+        <w:t>40.5 Documentacion</w:t>
+      </w:r>
+    </w:p>
+    <w:p>
+      <w:pPr/>
+      <w:r>
+        <w:t>Dashboard_Analisis_Factibilidad.md actualizado a las definiciones vigentes (Fit, semaforo, alerta, eje del mapa, Net effect, regla transversal). El manifiesto de 22 separa modelos_congelados (2026-09-26) de outputs_regenerados (fecha de la corrida).</w:t>
       </w:r>
     </w:p>
     <w:sectPr>

--- a/ISAC_Diablos_Rojos_Guia_Base_Modelado.docx
+++ b/ISAC_Diablos_Rojos_Guia_Base_Modelado.docx
@@ -23863,6 +23863,12 @@
       </w:tr>
     </w:tbl>
     <w:p>
+      <w:pPr/>
+      <w:r>
+        <w:t>NOTA (14/10/2026): las definiciones de Harp Helu Fit, semaforo y alertas de esta seccion son las originales. Las vigentes estan en la seccion 38 (Fit = calidad proyectada en Harp Helu; acciones y alertas por exceso) y en la 41.</w:t>
+      </w:r>
+    </w:p>
+    <w:p>
       <w:pPr>
         <w:pStyle w:val="Heading2"/>
       </w:pPr>
@@ -24260,6 +24266,216 @@
       <w:pPr/>
       <w:r>
         <w:t>Dashboard_Analisis_Factibilidad.md actualizado a las definiciones vigentes (Fit, semaforo, alerta, eje del mapa, Net effect, regla transversal). El manifiesto de 22 separa modelos_congelados (2026-09-26) de outputs_regenerados (fecha de la corrida).</w:t>
+      </w:r>
+    </w:p>
+    <w:p>
+      <w:pPr>
+        <w:pStyle w:val="Heading1"/>
+      </w:pPr>
+      <w:r>
+        <w:t>41. PR 6 (arreglos para el video) y ajustes posteriores</w:t>
+      </w:r>
+    </w:p>
+    <w:p>
+      <w:pPr/>
+      <w:r>
+        <w:t>Estado: CERRADO (14/10/2026). El PR 6 (rama arreglos-dashboard-video, fusionado en main) corrige lecturas del dashboard antes del video, el manejo de pitchers con datos incompletos y la ejecucion en macOS, Windows y Linux. No cambia modelos, features, targets ni pesos. Su revision critica previa al guion esta en Revision_Pre_Guion.md.</w:t>
+      </w:r>
+    </w:p>
+    <w:p>
+      <w:pPr>
+        <w:pStyle w:val="Heading2"/>
+      </w:pPr>
+      <w:r>
+        <w:t>41.1 Cambios del PR 6</w:t>
+      </w:r>
+    </w:p>
+    <w:p>
+      <w:pPr/>
+      <w:r>
+        <w:t>(1) Game: se quita el resaltado de 'los dos mejores' pitches; cada tarjeta muestra el Pitching+ maximo junto al costo del contacto en esa zona, porque Pitching+ no incluye el dano por contacto. (2) Roster: la columna principal, el KPI y el eje del mapa usan el Stuff+ a nivel del mar; el de temporada penalizaba a los locales en altitud (2026: 99.4 de temporada contra 100.9 de los locales a nivel del mar; llevado a nivel del mar, 101.5 contra 101.8). (3) Riesgo principal, pitch mas afectado y mas resiliente por exceso, no por delta bruto; mejor pitch por Stuff+ en Harp Helu. (4) Scouting &gt; Evaluar prospecto: selector 'Medido en'; el movimiento se divide por el factor del entorno antes de simular, para no descontar la altitud dos veces. (5) Datos incompletos: un valor faltante contaba como percentil 0 (Poor Fit, Adjust); ahora queda en NaN y el Fit en 'Sin muestra'. Los pitches sin movimiento medido (IVB o HB faltantes) recibian delta 0 en 22 e inflaban su Stuff+ en Harp Helu; quedan sin proyeccion. (6) correr_prototipo.py prepara y abre el prototipo con un comando; requirements.txt fija scikit-learn 1.6.x (los .pkl solo abren con esa version), pandas &lt; 3 y numpy &lt; 2.4; estado del dashboard en UTF-8.</w:t>
+      </w:r>
+    </w:p>
+    <w:p>
+      <w:pPr>
+        <w:pStyle w:val="Heading2"/>
+      </w:pPr>
+      <w:r>
+        <w:t>41.2 Ajustes posteriores (rama feature/ajustes-post-pr6)</w:t>
+      </w:r>
+    </w:p>
+    <w:p>
+      <w:pPr/>
+      <w:r>
+        <w:t>(a) Player: la tarjeta principal y la tabla del arsenal usan el Stuff+ a nivel del mar, con el de temporada como dato secundario, igual que el Roster. (b) 23: el exceso del pitcher promedia solo los tipos con valor; antes rellenaba con 0 los tipos sin exceso. (c) correr_prototipo.py guarda un sello por paso (hash del script con que se genero su salida, en prototipo_logs/sellos.json): vuelve a correr un paso si su script cambio y todos los que le siguen. Una salida sin sello se reutiliza con un aviso (--todo la regenera). No se usa la fecha de modificacion porque git la cambia al cambiar de rama. (d) Docstring de 23 y Dashboard_Analisis_Factibilidad.md al dia (oportunidades, targets, exceso, sin proyeccion, tendencia con &gt;= 10 pitches por semana).</w:t>
+      </w:r>
+    </w:p>
+    <w:p>
+      <w:pPr/>
+      <w:r>
+        <w:t>Cifras regeneradas en esta maquina (macOS, Python 3.9, scikit-learn 1.6.1), 2026: 369 pitchers con al menos 100 lanzamientos y proyeccion (371 con al menos 100; 2 sin proyeccion). Alertas: 38 rojas, 65 amarillas, 266 verdes (antes 39 / 65 / 267 sobre 371). Stuff+ medio a nivel del mar por Fit: Strong 106.8, Moderate 102.8, Low 99.8, Poor 96.3. Spearman percentil de exceso vs Stuff+ = 0.03. Pitch mas afectado: recta (Four-Seam o Sinker) en 47% de los pitchers (89% con el delta bruto). Arsenal: pendiente del delta por +10 pp de rectas -0.56 [-0.68, -0.45]; en Harp Helu -0.60 [-0.91, -0.28]; composiciones mas alta y mas baja sin cambio. Net effect y Mixed sin cambio (25 Mixed; 24 de 37). El motor reproduce los scores de 18 con diferencia maxima de 1.4e-14. La corrida del PR en Linux (Python 3.13) difiere en centesimas (Four-Seam -5.49 contra -5.43); las cifras del documento tecnico salen de esta maquina.</w:t>
+      </w:r>
+    </w:p>
+    <w:p>
+      <w:pPr>
+        <w:pStyle w:val="Heading1"/>
+      </w:pPr>
+      <w:r>
+        <w:t>42. Revision previa al guion: A2, A4, A5, A6 y A7</w:t>
+      </w:r>
+    </w:p>
+    <w:p>
+      <w:pPr/>
+      <w:r>
+        <w:t>Estado: CERRADO (14/10/2026). Puntos de Revision_Pre_Guion.md que salen en el video. Rama feature/ajustes-post-pr6. No cambian modelos, features, targets ni pesos.</w:t>
+      </w:r>
+    </w:p>
+    <w:p>
+      <w:pPr>
+        <w:pStyle w:val="Heading2"/>
+      </w:pPr>
+      <w:r>
+        <w:t>42.1 A2: Game y Simulator &gt; Ubicacion con el esquema hibrido</w:t>
+      </w:r>
+    </w:p>
+    <w:p>
+      <w:pPr/>
+      <w:r>
+        <w:t>Engine.game_grid y Engine.altitude_table calificaban Pitching+ (y Stuff+) por entorno con la variante con arsenal, que tambien castiga que la separacion contra la recta se encoja. Ahora usan el esquema de la guia 38: nivel = variante oficial a nivel del mar; efecto del entorno = variante fisica. Aplica a Pitching+, probabilidades y costo del contacto. Ejemplo, 0-2 contra derecho: slider del 00682 Pitching+ maximo 106.8 a nivel del mar y 107.2 en Harp Helu (antes perdia por la separacion); Four-Seam del 00776, 106.3 y 104.0. A3 (pitch promedio frente a poblacion en Game y Ubicacion) sigue abierto.</w:t>
+      </w:r>
+    </w:p>
+    <w:p>
+      <w:pPr>
+        <w:pStyle w:val="Heading2"/>
+      </w:pPr>
+      <w:r>
+        <w:t>42.2 A4: mapa de mas y menos efectivos con resultados reales</w:t>
+      </w:r>
+    </w:p>
+    <w:p>
+      <w:pPr/>
+      <w:r>
+        <w:t>Antes los grupos eran el quintil alto y bajo del propio Stuff+ proyectado: el mapa mostraba lo que el modelo premia (circular). Ahora el criterio por defecto es el whiff real por pitch de la temporada (todos los parques; correlacion de un año al siguiente 0.67 en 500 celdas pitcher x tipo), con opcion de chase real o Stuff+ proyectado (este ultimo rotulado como lectura del modelo). 23 agrega obs_whiff y obs_chase por pitcher x tipo. El Simulator usa el whiff real como fondo.</w:t>
+      </w:r>
+    </w:p>
+    <w:p>
+      <w:pPr/>
+      <w:r>
+        <w:t>Validacion no circular que aparece al cambiar el criterio (2026, quintiles de whiff real): el grupo con mas whiff tiene mas Stuff+ proyectado en Harp Helu en todos los tipos: Four-Seam 96.5 contra 91.3; Sinker 92.4 contra 89.9; Slider 108.9 contra 105.8; Changeup 110.1 contra 102.7; Curveball 101.6 contra 92.8; Cutter 106.7 contra 99.6.</w:t>
+      </w:r>
+    </w:p>
+    <w:p>
+      <w:pPr>
+        <w:pStyle w:val="Heading2"/>
+      </w:pPr>
+      <w:r>
+        <w:t>42.3 A5: piso de magnitud en las acciones</w:t>
+      </w:r>
+    </w:p>
+    <w:p>
+      <w:pPr/>
+      <w:r>
+        <w:t>Adjust y Review exigen ademas un exceso de al menos 1 punto de Stuff+ (EXCESO_MIN, el umbral de relevancia de 21); antes el cuantil siempre marcaba cerca de 10% y 25% de cada tipo. 2026: Adjust 42 (sin cambio; todas rectas, porque solo Four-Seam y Sinker son Robustos), Review 176 -&gt; 126. Alertas de pitchers (369): 38 rojas, 51 amarillas, 280 verdes (antes 38 / 65 / 266). Spearman percentil de exceso vs Stuff+ = 0.03. El verbo 'Adjust' se conserva por el wireframe; su nota dice que es prioridad de revision.</w:t>
+      </w:r>
+    </w:p>
+    <w:p>
+      <w:pPr>
+        <w:pStyle w:val="Heading2"/>
+      </w:pPr>
+      <w:r>
+        <w:t>42.4 A6: oportunidades y mejor pitch por percentil dentro del tipo</w:t>
+      </w:r>
+    </w:p>
+    <w:p>
+      <w:pPr/>
+      <w:r>
+        <w:t>La escala de Stuff+ no se recentra por tipo, asi que un umbral absoluto (Stuff+ en Harp Helu &gt;= 105) excluia a las rectas. Ahora oportunidad = pitch en el 20% superior de su tipo en Harp Helu (OPP_PCT) que no pierde mas de lo esperado; mejor pitch = mayor percentil dentro de su tipo (harp_pct). 2026: 111 oportunidades (31 Four-Seam, 29 Slider, 25 Sinker, 15 Changeup, 7 Curveball, 4 Cutter; antes 1 Four-Seam de 144). Mejor pitch = recta en 113 de 369 pitchers (antes 1 de 371).</w:t>
+      </w:r>
+    </w:p>
+    <w:p>
+      <w:pPr>
+        <w:pStyle w:val="Heading2"/>
+      </w:pPr>
+      <w:r>
+        <w:t>42.5 A7: arsenal ideal contrastado con resultados reales</w:t>
+      </w:r>
+    </w:p>
+    <w:p>
+      <w:pPr/>
+      <w:r>
+        <w:t>La pendiente de 'dependencia de la recta' en Stuff+ es casi aritmetica (las rectas pierden mas en altitud y el resto casi nada) y el Stuff+ pondera chase 0.68 y whiff 0.31, casi nada el roletazo. Se contrasto con resultados reales (24_arsenal_contraste): pendiente del valor realizado por 100 pitches lanzados en Extreme sobre el % de rectas, ponderada por esos pitches: 0.00 [-0.17, 0.15] en 2025 (233 pitchers con &gt;= 100 pitches en Extreme) y -0.15 [-0.43, 0.12] en 2026 (130). En resultados reales no se detecta el costo de las rectas. Tasa de roletazos: pitchers con sinker &gt;= 30% del arsenal 41% [39, 43] contra 35-36% del resto en ambas temporadas.</w:t>
+      </w:r>
+    </w:p>
+    <w:p>
+      <w:pPr/>
+      <w:r>
+        <w:t>Decision: la seccion se presenta como lectura de swing-and-miss, no como recomendacion de roster; no descartar sinkerballers por ella. La pestana Arsenal ideal muestra el contraste y la tasa real de roletazos por cuartil. Con los datos regenerados, el orden de composiciones entre temporadas tiene Spearman 0.59 (antes 0.53).</w:t>
+      </w:r>
+    </w:p>
+    <w:p>
+      <w:pPr>
+        <w:pStyle w:val="Heading2"/>
+      </w:pPr>
+      <w:r>
+        <w:t>42.6 A3: Game y Simulator &gt; Ubicacion con la poblacion de pitches</w:t>
+      </w:r>
+    </w:p>
+    <w:p>
+      <w:pPr/>
+      <w:r>
+        <w:t>Game y Simulator &gt; Ubicacion calificaban un 'pitch promedio' (medias del pitcher), mientras What-if y Player promedian los pitches reales; por la no linealidad del modelo los numeros no cuadraban (guia 37.5: el mismo Four-Seam daba 100 como pitch promedio y 107 como poblacion). Ahora Engine.population_pitching repite cada pitch real (llevado a nivel del mar) en cada ubicacion con el count y el bateador, califica con el esquema hibrido (guia 38) y promedia. Game usa una muestra fija de hasta 150 pitches por tipo (MAX_GRID_ROWS, semilla 0) por velocidad: contra todos los pitches, la diferencia maxima en la rejilla es 0.3 puntos de Pitching+ y 0.08 runs/100 de costo del contacto (00776 Four-Seam, 1-1 contra zurdo, Harp Helu). Simulator &gt; Ubicacion usa los mismos pitches del escenario del What-if (desplazados por los cambios de fisica) en la ubicacion y count elegidos. Location+ sigue con el pitch del escenario porque no usa la fisica. Tiempo: 1-2 s por tipo de pitch para los dos entornos, con cache. Con esto todos los puntos del bloque A que salen en el video quedan resueltos.</w:t>
+      </w:r>
+    </w:p>
+    <w:p>
+      <w:pPr>
+        <w:pStyle w:val="Heading2"/>
+      </w:pPr>
+      <w:r>
+        <w:t>42.7 A8, A9 y A10: confianza, probabilidades y documentos</w:t>
+      </w:r>
+    </w:p>
+    <w:p>
+      <w:pPr/>
+      <w:r>
+        <w:t>A8: la 'confianza' del pitcher mide la evidencia del efecto de altitud de sus tipos de pitch y su muestra (un pitcher de rompientes nunca es Robust porque solo Four-Seam y Sinker lo son), no la del Stuff+. Se etiqueta como 'Confianza · altitud' en Roster, Player, Scouting y el comparador, y las barras dicen '· altitud' en lugar de 'evidence'. Las notas de Roster y Player lo explican.</w:t>
+      </w:r>
+    </w:p>
+    <w:p>
+      <w:pPr/>
+      <w:r>
+        <w:t>A9: whiff, chase y strike cantado se muestran como niveles aproximados (≈ en Game, 'aprox.' en Scouting) con una nota en Game y en el Simulator: la tasa base cambia entre temporadas y la recalibracion aprendida no ayuda (guia 35.4), asi que los cambios entre entornos son mas confiables que los niveles. Player ya mostraba diferencias en puntos porcentuales.</w:t>
+      </w:r>
+    </w:p>
+    <w:p>
+      <w:pPr/>
+      <w:r>
+        <w:t>A10: Design_Thinking_Dashboard_Diablos_Rojos.md queda marcado como historico al inicio, con lo que cambio (sin local/visitante, Game en V1, partes no construidas, definiciones vigentes). La seccion 37.2 de esta guia ya avisa que sus definiciones son las originales y Dashboard_Analisis_Factibilidad.md esta al dia (tendencia con &gt;= 10 pitches por semana). La tabla history_by_type se genera pero ninguna vista la usa; se deja porque no afecta. Con esto el bloque A de Revision_Pre_Guion.md queda resuelto salvo A11 (partes no construidas, fuera del relato del video).</w:t>
+      </w:r>
+    </w:p>
+    <w:p>
+      <w:pPr>
+        <w:pStyle w:val="Heading2"/>
+      </w:pPr>
+      <w:r>
+        <w:t>42.8 B1, B2 y B3: respuestas para la entrevista y el documento tecnico</w:t>
+      </w:r>
+    </w:p>
+    <w:p>
+      <w:pPr/>
+      <w:r>
+        <w:t>B1: el chase pesa 68% del Stuff+ (pesos oficiales 2026: chase 0.678, whiff 0.307, HR|contacto 0.015) con AUC fisico de 0.547 por pitch (whiff 0.628). Defensa verificada: estabilidad 0.99 (split-half) y 0.77-0.78 (año a año); en Extreme el quintil alto de Stuff+ genera de 5.9 a 12.1 pp mas chase real; con pesos iguales la correlacion con el valor de la temporada siguiente es 0.12 [-0.02, 0.26] contra 0.15 [0.04, 0.27] (18_pitcher_level_check.csv; la revision citaba 0.144 contra 0.152). En el documento tecnico, seccion 3.5.</w:t>
+      </w:r>
+    </w:p>
+    <w:p>
+      <w:pPr/>
+      <w:r>
+        <w:t>B2: la variante fisica se eligio despues de ver el contraste observado, y Robusto exige esa confirmacion: es circular. Se declara como decision a posteriori con argumento fisico y H2 se reporta con ambas variantes: +2.30 [+1.99, +2.72] (fisica) y +0.76 (arsenal), calculado sobre 21_delta_rows.parquet 2026. En el documento tecnico, seccion 6.2 y tabla de hipotesis.</w:t>
+      </w:r>
+    </w:p>
+    <w:p>
+      <w:pPr/>
+      <w:r>
+        <w:t>B3: los limites (Extreme agrupa parques, sin corredores, sin barrel ni xBA/xSLG, tunneling aproximado, sin SHAP, deriva de calibracion) estan en la seccion 8 del documento tecnico; se agrego barrel. Las respuestas de entrevista quedan en Revision_Pre_Guion.md, bloque B.</w:t>
       </w:r>
     </w:p>
     <w:sectPr>

--- a/ISAC_Diablos_Rojos_Guia_Base_Modelado.docx
+++ b/ISAC_Diablos_Rojos_Guia_Base_Modelado.docx
@@ -24476,6 +24476,20 @@
       <w:pPr/>
       <w:r>
         <w:t>B3: los limites (Extreme agrupa parques, sin corredores, sin barrel ni xBA/xSLG, tunneling aproximado, sin SHAP, deriva de calibracion) estan en la seccion 8 del documento tecnico; se agrego barrel. Las respuestas de entrevista quedan en Revision_Pre_Guion.md, bloque B.</w:t>
+      </w:r>
+    </w:p>
+    <w:p>
+      <w:pPr>
+        <w:pStyle w:val="Heading2"/>
+      </w:pPr>
+      <w:r>
+        <w:t>42.9 What-if con el esquema hibrido (bug encontrado al preparar el guion)</w:t>
+      </w:r>
+    </w:p>
+    <w:p>
+      <w:pPr/>
+      <w:r>
+        <w:t>Al calcular las cifras del video, subir 2 in de IVB al Four-Seam del 00964 subia el Stuff+ a nivel del mar (92.9 -&gt; 94.5) pero dejaba Medium y Harp Helu exactamente igual. Causa: con cambios what-if, el esquema hibrido sumaba el cambio del modelo oficial a nivel del mar y restaba el de la variante fisica, cuya sensibilidad al IVB es otra (+4.0 contra +1.6 a nivel del mar); las dos se cancelaban. Correccion: el pitch actual se proyecta como antes (nivel oficial + efecto fisico) y el EFECTO DEL CAMBIO se mide con la variante oficial en cada entorno. A nivel del mar el escenario es exactamente el Stuff+ oficial. 00964 Four-Seam: +2 in de IVB = +1.6 a nivel del mar y +1.1 en Harp Helu; +1 mph = +4.1 y +3.7. Se aplico igual al Pitching+ de Simulator &gt; Ubicacion. Se probo y se descarto no mover la diferencia contra la recta cuando el pitch es la propia recta: la recta de referencia es historica (temporadas anteriores), asi que un cambio en la recta actual si cambia esa diferencia. La proyeccion sin cambios (22, Player, Roster) no cambia; el motor sigue en 1.4e-14.</w:t>
       </w:r>
     </w:p>
     <w:sectPr>

--- a/ISAC_Diablos_Rojos_Guia_Base_Modelado.docx
+++ b/ISAC_Diablos_Rojos_Guia_Base_Modelado.docx
@@ -24403,7 +24403,7 @@
     <w:p>
       <w:pPr/>
       <w:r>
-        <w:t>La pendiente de 'dependencia de la recta' en Stuff+ es casi aritmetica (las rectas pierden mas en altitud y el resto casi nada) y el Stuff+ pondera chase 0.68 y whiff 0.31, casi nada el roletazo. Se contrasto con resultados reales (24_arsenal_contraste): pendiente del valor realizado por 100 pitches lanzados en Extreme sobre el % de rectas, ponderada por esos pitches: 0.00 [-0.17, 0.15] en 2025 (233 pitchers con &gt;= 100 pitches en Extreme) y -0.15 [-0.43, 0.12] en 2026 (130). En resultados reales no se detecta el costo de las rectas. Tasa de roletazos: pitchers con sinker &gt;= 30% del arsenal 41% [39, 43] contra 35-36% del resto en ambas temporadas.</w:t>
+        <w:t>La pendiente de 'dependencia de la recta' en Stuff+ es casi aritmetica (las rectas pierden mas en altitud y el resto casi nada) y el Stuff+ pondera chase 0.68 y whiff 0.31, casi nada el roletazo. Se contrasto con resultados reales (24_arsenal_contraste): pendiente del valor realizado por 100 pitches lanzados en Extreme sobre el % de rectas, ponderada por esos pitches: 0.00 [-0.17, 0.15] en 2025 (233 pitchers con &gt;= 100 pitches en Extreme) y -0.15 [-0.43, 0.12] en 2026 (130). En resultados reales no se detecta el costo de las rectas. Tasa de roletazos (roletazos entre bolas en juego sin toques, promedio por pitcher, definicion de la seccion 22): pitchers con sinker &gt;= 30% del arsenal 51.9% [50.2, 53.6] en 2025 (112 pitchers) y 51.2% [49.2, 53.1] en 2026 (98), contra 46.2% [45.3, 47.1] (363) y 46.4% [45.3, 47.5] (271) del resto. La brecha es de +5.7 y +4.8 pp, con IC que no se traslapan; la liga completa da 45.8% en bolas en juego (seccion 22, tres temporadas juntas; 47.7% en 2025 y 48.0% en 2026). Correccion (14/10/2026): la version anterior (41% [39, 43] contra 35-36%) contaba tambien los fouls, que traen hit_type pero no son bolas en juego (74,638 filas); la brecha casi no cambia (+5.6 y +5.0 pp), pero por cuartil de % de rectas la tasa deja de bajar y queda plana (2025: 46.7%, 47.7%, 47.2%, 48.6%; 2026: 48.3%, 47.9%, 46.3%, 48.2%).</w:t>
       </w:r>
     </w:p>
     <w:p>
@@ -24490,6 +24490,20 @@
       <w:pPr/>
       <w:r>
         <w:t>Al calcular las cifras del video, subir 2 in de IVB al Four-Seam del 00964 subia el Stuff+ a nivel del mar (92.9 -&gt; 94.5) pero dejaba Medium y Harp Helu exactamente igual. Causa: con cambios what-if, el esquema hibrido sumaba el cambio del modelo oficial a nivel del mar y restaba el de la variante fisica, cuya sensibilidad al IVB es otra (+4.0 contra +1.6 a nivel del mar); las dos se cancelaban. Correccion: el pitch actual se proyecta como antes (nivel oficial + efecto fisico) y el EFECTO DEL CAMBIO se mide con la variante oficial en cada entorno. A nivel del mar el escenario es exactamente el Stuff+ oficial. 00964 Four-Seam: +2 in de IVB = +1.6 a nivel del mar y +1.1 en Harp Helu; +1 mph = +4.1 y +3.7. Se aplico igual al Pitching+ de Simulator &gt; Ubicacion. Se probo y se descarto no mover la diferencia contra la recta cuando el pitch es la propia recta: la recta de referencia es historica (temporadas anteriores), asi que un cambio en la recta actual si cambia esa diferencia. La proyeccion sin cambios (22, Player, Roster) no cambia; el motor sigue en 1.4e-14.</w:t>
+      </w:r>
+    </w:p>
+    <w:p>
+      <w:pPr>
+        <w:pStyle w:val="Heading2"/>
+      </w:pPr>
+      <w:r>
+        <w:t>42.10 Tasa de roletazos solo con bolas en juego</w:t>
+      </w:r>
+    </w:p>
+    <w:p>
+      <w:pPr/>
+      <w:r>
+        <w:t>23 calculaba la tasa de roletazos por pitcher (gb_rate, usada en Scouting &gt; Arsenal ideal y en 24_arsenal_contraste) sobre todas las filas con hit_type conocido, que incluyen 74,638 que no son bolas en juego (72,818 fouls). Ahora filtra is_ball_in_play == 1 con hit_type GroundBall, FlyBall, LineDrive o Popup, que es la definicion del target de la seccion 22 (107,118 bolas en juego, 45.84% de roletazos, igual al decimal). Los bunts ya quedaban fuera por el filtro de hit_type. Las demas tasas de roletazos del proyecto (05, 07, 13, 17) ya usaban bolas en juego. Cambian solo 24_arsenal_contraste (filas de roletazos) y la columna gb_rate de 24_arsenal_rectas; las pendientes del valor realizado (0.00 y -0.15) y el Spearman de composiciones (0.59) no cambian. Cifras en 42.5. Tambien se corrige una cifra que circulo en la descripcion del PR 6: con la correccion del What-if (42.9), el Four-Seam del 00776 con +2 in de IVB pasa de 107.0 a 110.5 a nivel del mar y de 99.0 a 102.3 en Harp Helu (no 100.7).</w:t>
       </w:r>
     </w:p>
     <w:sectPr>

--- a/ISAC_Diablos_Rojos_Guia_Base_Modelado.docx
+++ b/ISAC_Diablos_Rojos_Guia_Base_Modelado.docx
@@ -24504,6 +24504,34 @@
       <w:pPr/>
       <w:r>
         <w:t>23 calculaba la tasa de roletazos por pitcher (gb_rate, usada en Scouting &gt; Arsenal ideal y en 24_arsenal_contraste) sobre todas las filas con hit_type conocido, que incluyen 74,638 que no son bolas en juego (72,818 fouls). Ahora filtra is_ball_in_play == 1 con hit_type GroundBall, FlyBall, LineDrive o Popup, que es la definicion del target de la seccion 22 (107,118 bolas en juego, 45.84% de roletazos, igual al decimal). Los bunts ya quedaban fuera por el filtro de hit_type. Las demas tasas de roletazos del proyecto (05, 07, 13, 17) ya usaban bolas en juego. Cambian solo 24_arsenal_contraste (filas de roletazos) y la columna gb_rate de 24_arsenal_rectas; las pendientes del valor realizado (0.00 y -0.15) y el Spearman de composiciones (0.59) no cambian. Cifras en 42.5. Tambien se corrige una cifra que circulo en la descripcion del PR 6: con la correccion del What-if (42.9), el Four-Seam del 00776 con +2 in de IVB pasa de 107.0 a 110.5 a nivel del mar y de 99.0 a 102.3 en Harp Helu (no 100.7).</w:t>
+      </w:r>
+    </w:p>
+    <w:p>
+      <w:pPr>
+        <w:pStyle w:val="Heading1"/>
+      </w:pPr>
+      <w:r>
+        <w:t>43. Video del entregable 4 (grabacion automatizada)</w:t>
+      </w:r>
+    </w:p>
+    <w:p>
+      <w:r>
+        <w:t>El video se graba recorriendo el dashboard con Playwright (video/grabar_video.py) siguiendo el guion corto (propuestas/Guion_propuesta.md), partido en 20 segmentos en video/narracion.json. Cada segmento define las acciones previas (clics, sliders, desplazamientos), el texto narrado y los resaltados que se muestran mientras se escucha. El grabador espera a que termine cada audio antes de la siguiente accion, asi que el video se ajusta al ritmo de la voz.</w:t>
+      </w:r>
+    </w:p>
+    <w:p>
+      <w:r>
+        <w:t>Voz: la narracion final se genero en ElevenLabs como un solo archivo. video/partir_voz.py la parte en los 20 segmentos eligiendo, entre las pausas del audio, los cortes que hacen cada segmento proporcional a una referencia (la misma frase leida con la voz del sistema); en la toma final los cocientes quedaron entre 0.91 y 1.10. Las pausas internas se acortan a 0.45 s.</w:t>
+      </w:r>
+    </w:p>
+    <w:p>
+      <w:r>
+        <w:t>Montaje: los huecos sin voz de mas de 3.2 s (el dashboard recalculando, sobre todo en el Simulator) se recortan conservando el inicio de la accion y el resultado ya cargado. Los subtitulos usan el texto con ortografia normal, se queman en el video y se exportan tambien como .srt. Resultado: 4:12 a 1080p.</w:t>
+      </w:r>
+    </w:p>
+    <w:p>
+      <w:r>
+        <w:t>Cifras: antes de grabar se corrio propuestas/verificar_cifras_guion.py en la Mac de grabacion; todas coinciden con el guion (102.2/99.5; 7.2 y 3.3; 93 a 86; 92.9/87.4/85.6; +1 mph a 89.3; 109.5/101.4; 15.2 contra 4.1 y 96.5 contra 91.3; 4.2 contra 2.1).</w:t>
       </w:r>
     </w:p>
     <w:sectPr>

--- a/ISAC_Diablos_Rojos_Guia_Base_Modelado.docx
+++ b/ISAC_Diablos_Rojos_Guia_Base_Modelado.docx
@@ -24532,6 +24532,38 @@
     <w:p>
       <w:r>
         <w:t>Cifras: antes de grabar se corrio propuestas/verificar_cifras_guion.py en la Mac de grabacion; todas coinciden con el guion (102.2/99.5; 7.2 y 3.3; 93 a 86; 92.9/87.4/85.6; +1 mph a 89.3; 109.5/101.4; 15.2 contra 4.1 y 96.5 contra 91.3; 4.2 contra 2.1).</w:t>
+      </w:r>
+    </w:p>
+    <w:p>
+      <w:pPr>
+        <w:pStyle w:val="Heading1"/>
+      </w:pPr>
+      <w:r>
+        <w:t>44. Version ligera del dashboard para el jurado (25_dashboard_lite.py)</w:t>
+      </w:r>
+    </w:p>
+    <w:p>
+      <w:pPr/>
+      <w:r>
+        <w:t>Motivo: el formulario de entrega aclara que el jurado no ejecuta codigo; solo ve paginas web, videos y tableros. El dashboard tiene que estar hosteado. El bundle de 18 pesa ~400 MB porque guarda todos los lanzamientos (132,243 de la ventana 2026 con 114 columnas, mas la ventana 2024 -&gt; 2025 que el dashboard no usa); los modelos de 2026 son solo 39 MB. Subir el bundle completo publicaria los datos crudos.</w:t>
+      </w:r>
+    </w:p>
+    <w:p>
+      <w:pPr/>
+      <w:r>
+        <w:t>Que hace 25: arma dashboard/lite/engine_lite.pkl (15 MB) con los modelos de 2026 (solo los componentes que el dashboard evalua; ContactValueModel se guarda como sus dos modelos para no depender de 16), una muestra de hasta 50 lanzamientos por pitcher y tipo (1,439 combinaciones seleccionables, 62,446 filas), 500 lanzamientos de la liga por tipo y mano (6,553 filas), las 27 columnas que usa el modelo (sin resultados, PitchUID ni IDs de juego, bateador o catcher), y con TODOS los datos: el punto de partida de cada pitcher (medias a nivel del mar), su tabla de Stuff+ por entorno, el promedio del modo Pitch manual, la referencia de la liga sin arsenal (reference_base) y los rangos observados. engine.py usa el paquete ligero automaticamente cuando no existe el bundle completo; con el bundle se comporta igual que antes (verify 1.4e-14).</w:t>
+      </w:r>
+    </w:p>
+    <w:p>
+      <w:pPr/>
+      <w:r>
+        <w:t>Resultado contra la version completa (25_dashboard_lite_check.csv): scores oficiales reproducidos (1.4e-14); punto de partida del Simulator exacto; escenarios del Simulator +1 mph y +1 in de IVB: 0.11 puntos de Stuff+ en promedio, maximo 0.74 (40 pitchers); prospectos de Scouting 0.22, maximo 0.40 (5 tipos); rejilla de Game 0.02 puntos de Pitching+ en promedio (10 pitchers). Con la muestra de 150 que ya usaba Game el paquete hubiera guardado 82% de los lanzamientos, por eso se bajo a 50. Las cinco pantallas corren sin errores en modo ligero (Streamlit AppTest).</w:t>
+      </w:r>
+    </w:p>
+    <w:p>
+      <w:pPr/>
+      <w:r>
+        <w:t>Decision del equipo (22/10/2026): la muestra sigue siendo de lanzamientos reales (anonimos, sin resultados), asi que no va en el repositorio publico de trabajo. La app se hostea en Streamlit Community Cloud desde un repositorio privado aparte que solo contiene dashboard/, sus tablas agregadas y el paquete ligero; el repositorio publico conserva el codigo (incluido 25) para la revision de integridad. El documento tecnico (seccion 7.4 y nueva seccion 9, Con mas tiempo) describe la version en linea.</w:t>
       </w:r>
     </w:p>
     <w:sectPr>
